--- a/RestAssuredNotesIsha.docx
+++ b/RestAssuredNotesIsha.docx
@@ -5,21 +5,72 @@
     <w:p>
       <w:pPr>
         <w:jc w:val="center"/>
-      </w:pPr>
-      <w:r>
-        <w:rPr>
+        <w:rPr>
+          <w:rFonts w:ascii="Calibri" w:hAnsi="Calibri" w:cs="Calibri"/>
           <w:b/>
           <w:bCs/>
           <w:sz w:val="28"/>
           <w:szCs w:val="28"/>
         </w:rPr>
+      </w:pPr>
+      <w:r>
+        <w:rPr>
+          <w:rFonts w:ascii="Calibri" w:hAnsi="Calibri" w:cs="Calibri"/>
+          <w:b/>
+          <w:bCs/>
+          <w:sz w:val="28"/>
+          <w:szCs w:val="28"/>
+        </w:rPr>
         <w:t>REST ASSURED AUTOMATION</w:t>
       </w:r>
-      <w:r>
+    </w:p>
+    <w:p>
+      <w:pPr>
+        <w:rPr>
+          <w:rFonts w:ascii="Calibri" w:hAnsi="Calibri" w:cs="Calibri"/>
+          <w:b/>
+          <w:bCs/>
+          <w:sz w:val="28"/>
+          <w:szCs w:val="28"/>
+        </w:rPr>
+      </w:pPr>
+    </w:p>
+    <w:p>
+      <w:pPr>
+        <w:rPr>
+          <w:rFonts w:ascii="Calibri" w:hAnsi="Calibri" w:cs="Calibri"/>
+          <w:b/>
+          <w:bCs/>
+        </w:rPr>
+      </w:pPr>
+      <w:r>
+        <w:rPr>
+          <w:rFonts w:ascii="Calibri" w:hAnsi="Calibri" w:cs="Calibri"/>
+          <w:b/>
+          <w:bCs/>
+        </w:rPr>
+        <w:t>COURSE CONTENTS:</w:t>
+      </w:r>
+    </w:p>
+    <w:p>
+      <w:pPr>
+        <w:rPr>
+          <w:rFonts w:ascii="Calibri" w:hAnsi="Calibri" w:cs="Calibri"/>
+          <w:b/>
+          <w:bCs/>
+        </w:rPr>
+      </w:pPr>
+      <w:r>
+        <w:rPr>
+          <w:rFonts w:ascii="Calibri" w:hAnsi="Calibri" w:cs="Calibri"/>
+          <w:b/>
+          <w:bCs/>
+          <w:noProof/>
+        </w:rPr>
         <w:drawing>
-          <wp:inline distT="0" distB="0" distL="0" distR="0" wp14:anchorId="1D51F31F" wp14:editId="6B9C062F">
-            <wp:extent cx="5731510" cy="3974465"/>
-            <wp:effectExtent l="0" t="0" r="2540" b="6985"/>
+          <wp:inline distT="0" distB="0" distL="0" distR="0" wp14:anchorId="1D51F31F" wp14:editId="73860AD3">
+            <wp:extent cx="2353901" cy="1632293"/>
+            <wp:effectExtent l="0" t="0" r="8890" b="6350"/>
             <wp:docPr id="266248582" name="Picture 1"/>
             <wp:cNvGraphicFramePr>
               <a:graphicFrameLocks xmlns:a="http://schemas.openxmlformats.org/drawingml/2006/main" noChangeAspect="1"/>
@@ -40,7 +91,7 @@
                   <pic:spPr>
                     <a:xfrm>
                       <a:off x="0" y="0"/>
-                      <a:ext cx="5731510" cy="3974465"/>
+                      <a:ext cx="2382198" cy="1651915"/>
                     </a:xfrm>
                     <a:prstGeom prst="rect">
                       <a:avLst/>
@@ -52,13 +103,25 @@
           </wp:inline>
         </w:drawing>
       </w:r>
-    </w:p>
-    <w:p>
-      <w:r>
+      <w:r>
+        <w:rPr>
+          <w:rFonts w:ascii="Calibri" w:hAnsi="Calibri" w:cs="Calibri"/>
+          <w:b/>
+          <w:bCs/>
+        </w:rPr>
+        <w:t xml:space="preserve"> </w:t>
+      </w:r>
+      <w:r>
+        <w:rPr>
+          <w:rFonts w:ascii="Calibri" w:hAnsi="Calibri" w:cs="Calibri"/>
+          <w:b/>
+          <w:bCs/>
+          <w:noProof/>
+        </w:rPr>
         <w:drawing>
-          <wp:inline distT="0" distB="0" distL="0" distR="0" wp14:anchorId="2C5B5C1B" wp14:editId="7F322CF1">
-            <wp:extent cx="5731510" cy="4087495"/>
-            <wp:effectExtent l="0" t="0" r="2540" b="8255"/>
+          <wp:inline distT="0" distB="0" distL="0" distR="0" wp14:anchorId="1969D9E2" wp14:editId="0CD8677B">
+            <wp:extent cx="2267893" cy="1617375"/>
+            <wp:effectExtent l="0" t="0" r="0" b="1905"/>
             <wp:docPr id="1860044553" name="Picture 1" descr="A blue rectangular box with white text&#10;&#10;AI-generated content may be incorrect."/>
             <wp:cNvGraphicFramePr>
               <a:graphicFrameLocks xmlns:a="http://schemas.openxmlformats.org/drawingml/2006/main" noChangeAspect="1"/>
@@ -79,7 +142,7 @@
                   <pic:spPr>
                     <a:xfrm>
                       <a:off x="0" y="0"/>
-                      <a:ext cx="5731510" cy="4087495"/>
+                      <a:ext cx="2278126" cy="1624673"/>
                     </a:xfrm>
                     <a:prstGeom prst="rect">
                       <a:avLst/>
@@ -93,12 +156,24 @@
       </w:r>
     </w:p>
     <w:p>
-      <w:r>
-        <w:lastRenderedPageBreak/>
+      <w:pPr>
+        <w:rPr>
+          <w:rFonts w:ascii="Calibri" w:hAnsi="Calibri" w:cs="Calibri"/>
+          <w:b/>
+          <w:bCs/>
+        </w:rPr>
+      </w:pPr>
+      <w:r>
+        <w:rPr>
+          <w:rFonts w:ascii="Calibri" w:hAnsi="Calibri" w:cs="Calibri"/>
+          <w:b/>
+          <w:bCs/>
+          <w:noProof/>
+        </w:rPr>
         <w:drawing>
-          <wp:inline distT="0" distB="0" distL="0" distR="0" wp14:anchorId="4227B249" wp14:editId="0E778CF9">
-            <wp:extent cx="5731510" cy="3800475"/>
-            <wp:effectExtent l="0" t="0" r="2540" b="9525"/>
+          <wp:inline distT="0" distB="0" distL="0" distR="0" wp14:anchorId="4227B249" wp14:editId="45F09A3E">
+            <wp:extent cx="2444436" cy="1620868"/>
+            <wp:effectExtent l="0" t="0" r="0" b="0"/>
             <wp:docPr id="1192801623" name="Picture 1" descr="A blue rectangular object with white text&#10;&#10;AI-generated content may be incorrect."/>
             <wp:cNvGraphicFramePr>
               <a:graphicFrameLocks xmlns:a="http://schemas.openxmlformats.org/drawingml/2006/main" noChangeAspect="1"/>
@@ -119,7 +194,7 @@
                   <pic:spPr>
                     <a:xfrm>
                       <a:off x="0" y="0"/>
-                      <a:ext cx="5731510" cy="3800475"/>
+                      <a:ext cx="2463214" cy="1633320"/>
                     </a:xfrm>
                     <a:prstGeom prst="rect">
                       <a:avLst/>
@@ -131,13 +206,17 @@
           </wp:inline>
         </w:drawing>
       </w:r>
-    </w:p>
-    <w:p>
-      <w:r>
+      <w:r>
+        <w:rPr>
+          <w:rFonts w:ascii="Calibri" w:hAnsi="Calibri" w:cs="Calibri"/>
+          <w:b/>
+          <w:bCs/>
+          <w:noProof/>
+        </w:rPr>
         <w:drawing>
-          <wp:inline distT="0" distB="0" distL="0" distR="0" wp14:anchorId="6DABECAF" wp14:editId="5A3649E8">
-            <wp:extent cx="5731510" cy="3656330"/>
-            <wp:effectExtent l="0" t="0" r="2540" b="1270"/>
+          <wp:inline distT="0" distB="0" distL="0" distR="0" wp14:anchorId="6DABECAF" wp14:editId="42AF4CCC">
+            <wp:extent cx="2326740" cy="1484309"/>
+            <wp:effectExtent l="0" t="0" r="0" b="1905"/>
             <wp:docPr id="441159697" name="Picture 1" descr="A blue rectangular box with white text&#10;&#10;AI-generated content may be incorrect."/>
             <wp:cNvGraphicFramePr>
               <a:graphicFrameLocks xmlns:a="http://schemas.openxmlformats.org/drawingml/2006/main" noChangeAspect="1"/>
@@ -158,7 +237,7 @@
                   <pic:spPr>
                     <a:xfrm>
                       <a:off x="0" y="0"/>
-                      <a:ext cx="5731510" cy="3656330"/>
+                      <a:ext cx="2347732" cy="1497701"/>
                     </a:xfrm>
                     <a:prstGeom prst="rect">
                       <a:avLst/>
@@ -172,12 +251,24 @@
       </w:r>
     </w:p>
     <w:p>
-      <w:r>
-        <w:lastRenderedPageBreak/>
+      <w:pPr>
+        <w:rPr>
+          <w:rFonts w:ascii="Calibri" w:hAnsi="Calibri" w:cs="Calibri"/>
+          <w:b/>
+          <w:bCs/>
+        </w:rPr>
+      </w:pPr>
+      <w:r>
+        <w:rPr>
+          <w:rFonts w:ascii="Calibri" w:hAnsi="Calibri" w:cs="Calibri"/>
+          <w:b/>
+          <w:bCs/>
+          <w:noProof/>
+        </w:rPr>
         <w:drawing>
-          <wp:inline distT="0" distB="0" distL="0" distR="0" wp14:anchorId="11B1AF3C" wp14:editId="7DF045E8">
-            <wp:extent cx="5731510" cy="4022725"/>
-            <wp:effectExtent l="0" t="0" r="2540" b="0"/>
+          <wp:inline distT="0" distB="0" distL="0" distR="0" wp14:anchorId="11B1AF3C" wp14:editId="1CA1F0FC">
+            <wp:extent cx="2467069" cy="1731540"/>
+            <wp:effectExtent l="0" t="0" r="0" b="2540"/>
             <wp:docPr id="1918238769" name="Picture 1" descr="A blue rectangular sign with white text&#10;&#10;AI-generated content may be incorrect."/>
             <wp:cNvGraphicFramePr>
               <a:graphicFrameLocks xmlns:a="http://schemas.openxmlformats.org/drawingml/2006/main" noChangeAspect="1"/>
@@ -198,7 +289,7 @@
                   <pic:spPr>
                     <a:xfrm>
                       <a:off x="0" y="0"/>
-                      <a:ext cx="5731510" cy="4022725"/>
+                      <a:ext cx="2483076" cy="1742774"/>
                     </a:xfrm>
                     <a:prstGeom prst="rect">
                       <a:avLst/>
@@ -210,13 +301,17 @@
           </wp:inline>
         </w:drawing>
       </w:r>
-    </w:p>
-    <w:p>
-      <w:r>
+      <w:r>
+        <w:rPr>
+          <w:rFonts w:ascii="Calibri" w:hAnsi="Calibri" w:cs="Calibri"/>
+          <w:b/>
+          <w:bCs/>
+          <w:noProof/>
+        </w:rPr>
         <w:drawing>
-          <wp:inline distT="0" distB="0" distL="0" distR="0" wp14:anchorId="0A76275A" wp14:editId="18C8C29D">
-            <wp:extent cx="5731510" cy="4053840"/>
-            <wp:effectExtent l="0" t="0" r="2540" b="3810"/>
+          <wp:inline distT="0" distB="0" distL="0" distR="0" wp14:anchorId="0A76275A" wp14:editId="198D0630">
+            <wp:extent cx="2290527" cy="1620066"/>
+            <wp:effectExtent l="0" t="0" r="0" b="0"/>
             <wp:docPr id="1835658198" name="Picture 1" descr="A blue rectangular sign with white text&#10;&#10;AI-generated content may be incorrect."/>
             <wp:cNvGraphicFramePr>
               <a:graphicFrameLocks xmlns:a="http://schemas.openxmlformats.org/drawingml/2006/main" noChangeAspect="1"/>
@@ -237,7 +332,7 @@
                   <pic:spPr>
                     <a:xfrm>
                       <a:off x="0" y="0"/>
-                      <a:ext cx="5731510" cy="4053840"/>
+                      <a:ext cx="2309550" cy="1633521"/>
                     </a:xfrm>
                     <a:prstGeom prst="rect">
                       <a:avLst/>
@@ -251,12 +346,24 @@
       </w:r>
     </w:p>
     <w:p>
-      <w:r>
-        <w:lastRenderedPageBreak/>
+      <w:pPr>
+        <w:rPr>
+          <w:rFonts w:ascii="Calibri" w:hAnsi="Calibri" w:cs="Calibri"/>
+          <w:b/>
+          <w:bCs/>
+        </w:rPr>
+      </w:pPr>
+      <w:r>
+        <w:rPr>
+          <w:rFonts w:ascii="Calibri" w:hAnsi="Calibri" w:cs="Calibri"/>
+          <w:b/>
+          <w:bCs/>
+          <w:noProof/>
+        </w:rPr>
         <w:drawing>
-          <wp:inline distT="0" distB="0" distL="0" distR="0" wp14:anchorId="019C879F" wp14:editId="6285E2F2">
-            <wp:extent cx="5731510" cy="3866515"/>
-            <wp:effectExtent l="0" t="0" r="2540" b="635"/>
+          <wp:inline distT="0" distB="0" distL="0" distR="0" wp14:anchorId="019C879F" wp14:editId="223C337E">
+            <wp:extent cx="2394642" cy="1615441"/>
+            <wp:effectExtent l="0" t="0" r="5715" b="3810"/>
             <wp:docPr id="1902797736" name="Picture 1" descr="A blue rectangular object with white text&#10;&#10;AI-generated content may be incorrect."/>
             <wp:cNvGraphicFramePr>
               <a:graphicFrameLocks xmlns:a="http://schemas.openxmlformats.org/drawingml/2006/main" noChangeAspect="1"/>
@@ -277,7 +384,7 @@
                   <pic:spPr>
                     <a:xfrm>
                       <a:off x="0" y="0"/>
-                      <a:ext cx="5731510" cy="3866515"/>
+                      <a:ext cx="2402494" cy="1620738"/>
                     </a:xfrm>
                     <a:prstGeom prst="rect">
                       <a:avLst/>
@@ -289,13 +396,17 @@
           </wp:inline>
         </w:drawing>
       </w:r>
-    </w:p>
-    <w:p>
-      <w:r>
+      <w:r>
+        <w:rPr>
+          <w:rFonts w:ascii="Calibri" w:hAnsi="Calibri" w:cs="Calibri"/>
+          <w:b/>
+          <w:bCs/>
+          <w:noProof/>
+        </w:rPr>
         <w:drawing>
-          <wp:inline distT="0" distB="0" distL="0" distR="0" wp14:anchorId="790D388C" wp14:editId="16F0C891">
-            <wp:extent cx="5731510" cy="3730625"/>
-            <wp:effectExtent l="0" t="0" r="2540" b="3175"/>
+          <wp:inline distT="0" distB="0" distL="0" distR="0" wp14:anchorId="790D388C" wp14:editId="05D09595">
+            <wp:extent cx="2788467" cy="1815006"/>
+            <wp:effectExtent l="0" t="0" r="0" b="0"/>
             <wp:docPr id="811110673" name="Picture 1" descr="A blue and white rectangular box with white text&#10;&#10;AI-generated content may be incorrect."/>
             <wp:cNvGraphicFramePr>
               <a:graphicFrameLocks xmlns:a="http://schemas.openxmlformats.org/drawingml/2006/main" noChangeAspect="1"/>
@@ -316,7 +427,7 @@
                   <pic:spPr>
                     <a:xfrm>
                       <a:off x="0" y="0"/>
-                      <a:ext cx="5731510" cy="3730625"/>
+                      <a:ext cx="2797459" cy="1820859"/>
                     </a:xfrm>
                     <a:prstGeom prst="rect">
                       <a:avLst/>
@@ -330,12 +441,25 @@
       </w:r>
     </w:p>
     <w:p>
-      <w:r>
+      <w:pPr>
+        <w:rPr>
+          <w:rFonts w:ascii="Calibri" w:hAnsi="Calibri" w:cs="Calibri"/>
+          <w:b/>
+          <w:bCs/>
+        </w:rPr>
+      </w:pPr>
+      <w:r>
+        <w:rPr>
+          <w:rFonts w:ascii="Calibri" w:hAnsi="Calibri" w:cs="Calibri"/>
+          <w:b/>
+          <w:bCs/>
+          <w:noProof/>
+        </w:rPr>
         <w:lastRenderedPageBreak/>
         <w:drawing>
-          <wp:inline distT="0" distB="0" distL="0" distR="0" wp14:anchorId="00FC0863" wp14:editId="03D84CDE">
-            <wp:extent cx="5731510" cy="3850640"/>
-            <wp:effectExtent l="0" t="0" r="2540" b="0"/>
+          <wp:inline distT="0" distB="0" distL="0" distR="0" wp14:anchorId="00FC0863" wp14:editId="79FF8A1F">
+            <wp:extent cx="2728828" cy="1833327"/>
+            <wp:effectExtent l="0" t="0" r="0" b="0"/>
             <wp:docPr id="1538494207" name="Picture 1" descr="A white card with blue text&#10;&#10;AI-generated content may be incorrect."/>
             <wp:cNvGraphicFramePr>
               <a:graphicFrameLocks xmlns:a="http://schemas.openxmlformats.org/drawingml/2006/main" noChangeAspect="1"/>
@@ -356,7 +480,7 @@
                   <pic:spPr>
                     <a:xfrm>
                       <a:off x="0" y="0"/>
-                      <a:ext cx="5731510" cy="3850640"/>
+                      <a:ext cx="2743903" cy="1843455"/>
                     </a:xfrm>
                     <a:prstGeom prst="rect">
                       <a:avLst/>
@@ -368,13 +492,26 @@
           </wp:inline>
         </w:drawing>
       </w:r>
-    </w:p>
-    <w:p>
-      <w:r>
+      <w:r>
+        <w:rPr>
+          <w:rFonts w:ascii="Calibri" w:hAnsi="Calibri" w:cs="Calibri"/>
+          <w:b/>
+          <w:bCs/>
+          <w:noProof/>
+        </w:rPr>
+        <w:t xml:space="preserve">      </w:t>
+      </w:r>
+      <w:r>
+        <w:rPr>
+          <w:rFonts w:ascii="Calibri" w:hAnsi="Calibri" w:cs="Calibri"/>
+          <w:b/>
+          <w:bCs/>
+          <w:noProof/>
+        </w:rPr>
         <w:drawing>
-          <wp:inline distT="0" distB="0" distL="0" distR="0" wp14:anchorId="4AF5AFDF" wp14:editId="574BE641">
-            <wp:extent cx="5601482" cy="4391638"/>
-            <wp:effectExtent l="0" t="0" r="0" b="9525"/>
+          <wp:inline distT="0" distB="0" distL="0" distR="0" wp14:anchorId="4AF5AFDF" wp14:editId="6631EA3C">
+            <wp:extent cx="2263366" cy="1774511"/>
+            <wp:effectExtent l="0" t="0" r="3810" b="0"/>
             <wp:docPr id="554489448" name="Picture 1" descr="A screenshot of a postman&#10;&#10;AI-generated content may be incorrect."/>
             <wp:cNvGraphicFramePr>
               <a:graphicFrameLocks xmlns:a="http://schemas.openxmlformats.org/drawingml/2006/main" noChangeAspect="1"/>
@@ -395,7 +532,7 @@
                   <pic:spPr>
                     <a:xfrm>
                       <a:off x="0" y="0"/>
-                      <a:ext cx="5601482" cy="4391638"/>
+                      <a:ext cx="2276826" cy="1785064"/>
                     </a:xfrm>
                     <a:prstGeom prst="rect">
                       <a:avLst/>
@@ -409,12 +546,24 @@
       </w:r>
     </w:p>
     <w:p>
-      <w:r>
-        <w:lastRenderedPageBreak/>
+      <w:pPr>
+        <w:rPr>
+          <w:rFonts w:ascii="Calibri" w:hAnsi="Calibri" w:cs="Calibri"/>
+          <w:b/>
+          <w:bCs/>
+        </w:rPr>
+      </w:pPr>
+      <w:r>
+        <w:rPr>
+          <w:rFonts w:ascii="Calibri" w:hAnsi="Calibri" w:cs="Calibri"/>
+          <w:b/>
+          <w:bCs/>
+          <w:noProof/>
+        </w:rPr>
         <w:drawing>
-          <wp:inline distT="0" distB="0" distL="0" distR="0" wp14:anchorId="6C0FB672" wp14:editId="203D18C6">
-            <wp:extent cx="5731510" cy="3580765"/>
-            <wp:effectExtent l="0" t="0" r="2540" b="635"/>
+          <wp:inline distT="0" distB="0" distL="0" distR="0" wp14:anchorId="6C0FB672" wp14:editId="0FB2AB9B">
+            <wp:extent cx="2231665" cy="1394234"/>
+            <wp:effectExtent l="0" t="0" r="0" b="0"/>
             <wp:docPr id="905014381" name="Picture 1" descr="A white box with text on it&#10;&#10;AI-generated content may be incorrect."/>
             <wp:cNvGraphicFramePr>
               <a:graphicFrameLocks xmlns:a="http://schemas.openxmlformats.org/drawingml/2006/main" noChangeAspect="1"/>
@@ -435,7 +584,7 @@
                   <pic:spPr>
                     <a:xfrm>
                       <a:off x="0" y="0"/>
-                      <a:ext cx="5731510" cy="3580765"/>
+                      <a:ext cx="2244997" cy="1402563"/>
                     </a:xfrm>
                     <a:prstGeom prst="rect">
                       <a:avLst/>
@@ -447,13 +596,26 @@
           </wp:inline>
         </w:drawing>
       </w:r>
-    </w:p>
-    <w:p>
-      <w:r>
+      <w:r>
+        <w:rPr>
+          <w:rFonts w:ascii="Calibri" w:hAnsi="Calibri" w:cs="Calibri"/>
+          <w:b/>
+          <w:bCs/>
+          <w:noProof/>
+        </w:rPr>
+        <w:t xml:space="preserve">                       </w:t>
+      </w:r>
+      <w:r>
+        <w:rPr>
+          <w:rFonts w:ascii="Calibri" w:hAnsi="Calibri" w:cs="Calibri"/>
+          <w:b/>
+          <w:bCs/>
+          <w:noProof/>
+        </w:rPr>
         <w:drawing>
-          <wp:inline distT="0" distB="0" distL="0" distR="0" wp14:anchorId="6022E39C" wp14:editId="126DA1EC">
-            <wp:extent cx="5401429" cy="4258269"/>
-            <wp:effectExtent l="0" t="0" r="8890" b="9525"/>
+          <wp:inline distT="0" distB="0" distL="0" distR="0" wp14:anchorId="6022E39C" wp14:editId="6A3319C1">
+            <wp:extent cx="2199172" cy="1733738"/>
+            <wp:effectExtent l="0" t="0" r="0" b="0"/>
             <wp:docPr id="1713341128" name="Picture 1" descr="A paper with text on it&#10;&#10;AI-generated content may be incorrect."/>
             <wp:cNvGraphicFramePr>
               <a:graphicFrameLocks xmlns:a="http://schemas.openxmlformats.org/drawingml/2006/main" noChangeAspect="1"/>
@@ -474,7 +636,7 @@
                   <pic:spPr>
                     <a:xfrm>
                       <a:off x="0" y="0"/>
-                      <a:ext cx="5401429" cy="4258269"/>
+                      <a:ext cx="2209687" cy="1742028"/>
                     </a:xfrm>
                     <a:prstGeom prst="rect">
                       <a:avLst/>
@@ -488,12 +650,24 @@
       </w:r>
     </w:p>
     <w:p>
-      <w:r>
-        <w:lastRenderedPageBreak/>
+      <w:pPr>
+        <w:rPr>
+          <w:rFonts w:ascii="Calibri" w:hAnsi="Calibri" w:cs="Calibri"/>
+          <w:b/>
+          <w:bCs/>
+        </w:rPr>
+      </w:pPr>
+      <w:r>
+        <w:rPr>
+          <w:rFonts w:ascii="Calibri" w:hAnsi="Calibri" w:cs="Calibri"/>
+          <w:b/>
+          <w:bCs/>
+          <w:noProof/>
+        </w:rPr>
         <w:drawing>
-          <wp:inline distT="0" distB="0" distL="0" distR="0" wp14:anchorId="6339C35D" wp14:editId="54344887">
-            <wp:extent cx="5515745" cy="4486901"/>
-            <wp:effectExtent l="0" t="0" r="8890" b="9525"/>
+          <wp:inline distT="0" distB="0" distL="0" distR="0" wp14:anchorId="6339C35D" wp14:editId="1AF6050C">
+            <wp:extent cx="2435382" cy="1981114"/>
+            <wp:effectExtent l="0" t="0" r="3175" b="635"/>
             <wp:docPr id="1167039452" name="Picture 1" descr="A close-up of a note&#10;&#10;AI-generated content may be incorrect."/>
             <wp:cNvGraphicFramePr>
               <a:graphicFrameLocks xmlns:a="http://schemas.openxmlformats.org/drawingml/2006/main" noChangeAspect="1"/>
@@ -514,7 +688,7 @@
                   <pic:spPr>
                     <a:xfrm>
                       <a:off x="0" y="0"/>
-                      <a:ext cx="5515745" cy="4486901"/>
+                      <a:ext cx="2447689" cy="1991126"/>
                     </a:xfrm>
                     <a:prstGeom prst="rect">
                       <a:avLst/>
@@ -526,13 +700,25 @@
           </wp:inline>
         </w:drawing>
       </w:r>
-    </w:p>
-    <w:p>
-      <w:r>
+      <w:r>
+        <w:rPr>
+          <w:rFonts w:ascii="Calibri" w:hAnsi="Calibri" w:cs="Calibri"/>
+          <w:b/>
+          <w:bCs/>
+        </w:rPr>
+        <w:t xml:space="preserve">       </w:t>
+      </w:r>
+      <w:r>
+        <w:rPr>
+          <w:rFonts w:ascii="Calibri" w:hAnsi="Calibri" w:cs="Calibri"/>
+          <w:b/>
+          <w:bCs/>
+          <w:noProof/>
+        </w:rPr>
         <w:drawing>
-          <wp:inline distT="0" distB="0" distL="0" distR="0" wp14:anchorId="1A2A4F6C" wp14:editId="7557F28E">
-            <wp:extent cx="5731510" cy="3291840"/>
-            <wp:effectExtent l="0" t="0" r="2540" b="3810"/>
+          <wp:inline distT="0" distB="0" distL="0" distR="0" wp14:anchorId="1A2A4F6C" wp14:editId="348C7BE1">
+            <wp:extent cx="2421802" cy="1390940"/>
+            <wp:effectExtent l="0" t="0" r="0" b="0"/>
             <wp:docPr id="1044350112" name="Picture 1" descr="A paper with writing on it&#10;&#10;AI-generated content may be incorrect."/>
             <wp:cNvGraphicFramePr>
               <a:graphicFrameLocks xmlns:a="http://schemas.openxmlformats.org/drawingml/2006/main" noChangeAspect="1"/>
@@ -553,7 +739,7 @@
                   <pic:spPr>
                     <a:xfrm>
                       <a:off x="0" y="0"/>
-                      <a:ext cx="5731510" cy="3291840"/>
+                      <a:ext cx="2433619" cy="1397727"/>
                     </a:xfrm>
                     <a:prstGeom prst="rect">
                       <a:avLst/>
@@ -566,15 +752,43 @@
         </w:drawing>
       </w:r>
     </w:p>
-    <w:p/>
-    <w:p/>
-    <w:p>
-      <w:r>
-        <w:lastRenderedPageBreak/>
+    <w:p>
+      <w:pPr>
+        <w:rPr>
+          <w:rFonts w:ascii="Calibri" w:hAnsi="Calibri" w:cs="Calibri"/>
+          <w:b/>
+          <w:bCs/>
+        </w:rPr>
+      </w:pPr>
+    </w:p>
+    <w:p>
+      <w:pPr>
+        <w:rPr>
+          <w:rFonts w:ascii="Calibri" w:hAnsi="Calibri" w:cs="Calibri"/>
+          <w:b/>
+          <w:bCs/>
+        </w:rPr>
+      </w:pPr>
+    </w:p>
+    <w:p>
+      <w:pPr>
+        <w:rPr>
+          <w:rFonts w:ascii="Calibri" w:hAnsi="Calibri" w:cs="Calibri"/>
+          <w:b/>
+          <w:bCs/>
+        </w:rPr>
+      </w:pPr>
+      <w:r>
+        <w:rPr>
+          <w:rFonts w:ascii="Calibri" w:hAnsi="Calibri" w:cs="Calibri"/>
+          <w:b/>
+          <w:bCs/>
+          <w:noProof/>
+        </w:rPr>
         <w:drawing>
-          <wp:inline distT="0" distB="0" distL="0" distR="0" wp14:anchorId="698993FC" wp14:editId="5A0764ED">
-            <wp:extent cx="5731510" cy="3113405"/>
-            <wp:effectExtent l="0" t="0" r="2540" b="0"/>
+          <wp:inline distT="0" distB="0" distL="0" distR="0" wp14:anchorId="698993FC" wp14:editId="1F430B90">
+            <wp:extent cx="2791662" cy="1516455"/>
+            <wp:effectExtent l="0" t="0" r="8890" b="7620"/>
             <wp:docPr id="1579152252" name="Picture 1" descr="A close up of a screen&#10;&#10;AI-generated content may be incorrect."/>
             <wp:cNvGraphicFramePr>
               <a:graphicFrameLocks xmlns:a="http://schemas.openxmlformats.org/drawingml/2006/main" noChangeAspect="1"/>
@@ -595,7 +809,7 @@
                   <pic:spPr>
                     <a:xfrm>
                       <a:off x="0" y="0"/>
-                      <a:ext cx="5731510" cy="3113405"/>
+                      <a:ext cx="2805357" cy="1523894"/>
                     </a:xfrm>
                     <a:prstGeom prst="rect">
                       <a:avLst/>
@@ -607,13 +821,17 @@
           </wp:inline>
         </w:drawing>
       </w:r>
-    </w:p>
-    <w:p>
-      <w:r>
+      <w:r>
+        <w:rPr>
+          <w:rFonts w:ascii="Calibri" w:hAnsi="Calibri" w:cs="Calibri"/>
+          <w:b/>
+          <w:bCs/>
+          <w:noProof/>
+        </w:rPr>
         <w:drawing>
-          <wp:inline distT="0" distB="0" distL="0" distR="0" wp14:anchorId="223F3D3B" wp14:editId="4B264B8E">
-            <wp:extent cx="5731510" cy="3490595"/>
-            <wp:effectExtent l="0" t="0" r="2540" b="0"/>
+          <wp:inline distT="0" distB="0" distL="0" distR="0" wp14:anchorId="223F3D3B" wp14:editId="5D1ED979">
+            <wp:extent cx="2772447" cy="1688471"/>
+            <wp:effectExtent l="0" t="0" r="8890" b="6985"/>
             <wp:docPr id="1924750246" name="Picture 1" descr="A screenshot of a video&#10;&#10;AI-generated content may be incorrect."/>
             <wp:cNvGraphicFramePr>
               <a:graphicFrameLocks xmlns:a="http://schemas.openxmlformats.org/drawingml/2006/main" noChangeAspect="1"/>
@@ -634,7 +852,7 @@
                   <pic:spPr>
                     <a:xfrm>
                       <a:off x="0" y="0"/>
-                      <a:ext cx="5731510" cy="3490595"/>
+                      <a:ext cx="2782989" cy="1694891"/>
                     </a:xfrm>
                     <a:prstGeom prst="rect">
                       <a:avLst/>
@@ -647,19 +865,53 @@
         </w:drawing>
       </w:r>
     </w:p>
-    <w:p/>
-    <w:p/>
-    <w:p/>
-    <w:p/>
-    <w:p/>
-    <w:p/>
-    <w:p>
-      <w:r>
+    <w:p>
+      <w:pPr>
+        <w:rPr>
+          <w:rFonts w:ascii="Calibri" w:hAnsi="Calibri" w:cs="Calibri"/>
+          <w:b/>
+          <w:bCs/>
+        </w:rPr>
+      </w:pPr>
+    </w:p>
+    <w:p>
+      <w:pPr>
+        <w:jc w:val="center"/>
+        <w:rPr>
+          <w:rFonts w:ascii="Calibri" w:hAnsi="Calibri" w:cs="Calibri"/>
+          <w:b/>
+          <w:bCs/>
+        </w:rPr>
+      </w:pPr>
+      <w:r>
+        <w:rPr>
+          <w:rFonts w:ascii="Calibri" w:hAnsi="Calibri" w:cs="Calibri"/>
+          <w:b/>
+          <w:bCs/>
+        </w:rPr>
         <w:lastRenderedPageBreak/>
+        <w:t>TOOLS</w:t>
+      </w:r>
+    </w:p>
+    <w:p>
+      <w:pPr>
+        <w:rPr>
+          <w:rFonts w:ascii="Calibri" w:hAnsi="Calibri" w:cs="Calibri"/>
+          <w:b/>
+          <w:bCs/>
+        </w:rPr>
+      </w:pPr>
+      <w:r>
+        <w:rPr>
+          <w:rFonts w:ascii="Calibri" w:hAnsi="Calibri" w:cs="Calibri"/>
+          <w:b/>
+          <w:bCs/>
+          <w:noProof/>
+        </w:rPr>
         <w:drawing>
-          <wp:inline distT="0" distB="0" distL="0" distR="0" wp14:anchorId="07AAFA48" wp14:editId="3BF71A41">
-            <wp:extent cx="5731510" cy="3900805"/>
-            <wp:effectExtent l="0" t="0" r="2540" b="4445"/>
+          <wp:inline distT="0" distB="0" distL="0" distR="0" wp14:anchorId="07AAFA48" wp14:editId="0DAC89DD">
+            <wp:extent cx="5867400" cy="2905076"/>
+            <wp:effectExtent l="0" t="0" r="0" b="0"/>
             <wp:docPr id="690970449" name="Picture 1"/>
             <wp:cNvGraphicFramePr>
               <a:graphicFrameLocks xmlns:a="http://schemas.openxmlformats.org/drawingml/2006/main" noChangeAspect="1"/>
@@ -680,7 +932,7 @@
                   <pic:spPr>
                     <a:xfrm>
                       <a:off x="0" y="0"/>
-                      <a:ext cx="5731510" cy="3900805"/>
+                      <a:ext cx="5881036" cy="2911827"/>
                     </a:xfrm>
                     <a:prstGeom prst="rect">
                       <a:avLst/>
@@ -693,8 +945,618 @@
         </w:drawing>
       </w:r>
     </w:p>
-    <w:p/>
-    <w:p/>
+    <w:p>
+      <w:pPr>
+        <w:rPr>
+          <w:rFonts w:ascii="Calibri" w:hAnsi="Calibri" w:cs="Calibri"/>
+          <w:b/>
+          <w:bCs/>
+        </w:rPr>
+      </w:pPr>
+    </w:p>
+    <w:p>
+      <w:pPr>
+        <w:rPr>
+          <w:rFonts w:ascii="Calibri" w:hAnsi="Calibri" w:cs="Calibri"/>
+          <w:b/>
+          <w:bCs/>
+        </w:rPr>
+      </w:pPr>
+    </w:p>
+    <w:p>
+      <w:pPr>
+        <w:rPr>
+          <w:rFonts w:ascii="Calibri" w:hAnsi="Calibri" w:cs="Calibri"/>
+          <w:b/>
+          <w:bCs/>
+        </w:rPr>
+      </w:pPr>
+    </w:p>
+    <w:p>
+      <w:pPr>
+        <w:rPr>
+          <w:rFonts w:ascii="Calibri" w:hAnsi="Calibri" w:cs="Calibri"/>
+          <w:b/>
+          <w:bCs/>
+        </w:rPr>
+      </w:pPr>
+    </w:p>
+    <w:p>
+      <w:pPr>
+        <w:rPr>
+          <w:rFonts w:ascii="Calibri" w:hAnsi="Calibri" w:cs="Calibri"/>
+          <w:b/>
+          <w:bCs/>
+        </w:rPr>
+      </w:pPr>
+    </w:p>
+    <w:p>
+      <w:pPr>
+        <w:rPr>
+          <w:rFonts w:ascii="Calibri" w:hAnsi="Calibri" w:cs="Calibri"/>
+          <w:b/>
+          <w:bCs/>
+        </w:rPr>
+      </w:pPr>
+    </w:p>
+    <w:p>
+      <w:pPr>
+        <w:rPr>
+          <w:rFonts w:ascii="Calibri" w:hAnsi="Calibri" w:cs="Calibri"/>
+          <w:b/>
+          <w:bCs/>
+        </w:rPr>
+      </w:pPr>
+    </w:p>
+    <w:p>
+      <w:pPr>
+        <w:rPr>
+          <w:rFonts w:ascii="Calibri" w:hAnsi="Calibri" w:cs="Calibri"/>
+          <w:b/>
+          <w:bCs/>
+        </w:rPr>
+      </w:pPr>
+    </w:p>
+    <w:p>
+      <w:pPr>
+        <w:rPr>
+          <w:rFonts w:ascii="Calibri" w:hAnsi="Calibri" w:cs="Calibri"/>
+          <w:b/>
+          <w:bCs/>
+        </w:rPr>
+      </w:pPr>
+    </w:p>
+    <w:p>
+      <w:pPr>
+        <w:rPr>
+          <w:rFonts w:ascii="Calibri" w:hAnsi="Calibri" w:cs="Calibri"/>
+          <w:b/>
+          <w:bCs/>
+        </w:rPr>
+      </w:pPr>
+    </w:p>
+    <w:p>
+      <w:pPr>
+        <w:rPr>
+          <w:rFonts w:ascii="Calibri" w:hAnsi="Calibri" w:cs="Calibri"/>
+          <w:b/>
+          <w:bCs/>
+        </w:rPr>
+      </w:pPr>
+    </w:p>
+    <w:p>
+      <w:pPr>
+        <w:rPr>
+          <w:rFonts w:ascii="Calibri" w:hAnsi="Calibri" w:cs="Calibri"/>
+          <w:b/>
+          <w:bCs/>
+        </w:rPr>
+      </w:pPr>
+    </w:p>
+    <w:p>
+      <w:pPr>
+        <w:rPr>
+          <w:rFonts w:ascii="Calibri" w:hAnsi="Calibri" w:cs="Calibri"/>
+          <w:b/>
+          <w:bCs/>
+        </w:rPr>
+      </w:pPr>
+    </w:p>
+    <w:p>
+      <w:pPr>
+        <w:rPr>
+          <w:rFonts w:ascii="Calibri" w:hAnsi="Calibri" w:cs="Calibri"/>
+          <w:b/>
+          <w:bCs/>
+        </w:rPr>
+      </w:pPr>
+    </w:p>
+    <w:p>
+      <w:pPr>
+        <w:rPr>
+          <w:rFonts w:ascii="Calibri" w:hAnsi="Calibri" w:cs="Calibri"/>
+          <w:b/>
+          <w:bCs/>
+        </w:rPr>
+      </w:pPr>
+    </w:p>
+    <w:p>
+      <w:pPr>
+        <w:rPr>
+          <w:rFonts w:ascii="Calibri" w:hAnsi="Calibri" w:cs="Calibri"/>
+          <w:b/>
+          <w:bCs/>
+        </w:rPr>
+      </w:pPr>
+    </w:p>
+    <w:p>
+      <w:pPr>
+        <w:rPr>
+          <w:rFonts w:ascii="Calibri" w:hAnsi="Calibri" w:cs="Calibri"/>
+          <w:b/>
+          <w:bCs/>
+        </w:rPr>
+      </w:pPr>
+    </w:p>
+    <w:p>
+      <w:pPr>
+        <w:jc w:val="center"/>
+        <w:rPr>
+          <w:rFonts w:ascii="Calibri" w:hAnsi="Calibri" w:cs="Calibri"/>
+          <w:b/>
+          <w:bCs/>
+        </w:rPr>
+      </w:pPr>
+      <w:r>
+        <w:rPr>
+          <w:rFonts w:ascii="Calibri" w:hAnsi="Calibri" w:cs="Calibri"/>
+          <w:b/>
+          <w:bCs/>
+        </w:rPr>
+        <w:lastRenderedPageBreak/>
+        <w:t>JAVA</w:t>
+      </w:r>
+    </w:p>
+    <w:p>
+      <w:pPr>
+        <w:rPr>
+          <w:rFonts w:ascii="Calibri" w:hAnsi="Calibri" w:cs="Calibri"/>
+          <w:b/>
+          <w:bCs/>
+          <w:sz w:val="28"/>
+          <w:szCs w:val="28"/>
+        </w:rPr>
+      </w:pPr>
+      <w:r>
+        <w:rPr>
+          <w:rFonts w:ascii="Calibri" w:hAnsi="Calibri" w:cs="Calibri"/>
+          <w:b/>
+          <w:bCs/>
+          <w:sz w:val="28"/>
+          <w:szCs w:val="28"/>
+        </w:rPr>
+        <w:drawing>
+          <wp:inline distT="0" distB="0" distL="0" distR="0" wp14:anchorId="096EC97C" wp14:editId="26975AAB">
+            <wp:extent cx="5731510" cy="3177540"/>
+            <wp:effectExtent l="0" t="0" r="2540" b="3810"/>
+            <wp:docPr id="923287899" name="Picture 1"/>
+            <wp:cNvGraphicFramePr>
+              <a:graphicFrameLocks xmlns:a="http://schemas.openxmlformats.org/drawingml/2006/main" noChangeAspect="1"/>
+            </wp:cNvGraphicFramePr>
+            <a:graphic xmlns:a="http://schemas.openxmlformats.org/drawingml/2006/main">
+              <a:graphicData uri="http://schemas.openxmlformats.org/drawingml/2006/picture">
+                <pic:pic xmlns:pic="http://schemas.openxmlformats.org/drawingml/2006/picture">
+                  <pic:nvPicPr>
+                    <pic:cNvPr id="923287899" name=""/>
+                    <pic:cNvPicPr/>
+                  </pic:nvPicPr>
+                  <pic:blipFill>
+                    <a:blip r:embed="rId21"/>
+                    <a:stretch>
+                      <a:fillRect/>
+                    </a:stretch>
+                  </pic:blipFill>
+                  <pic:spPr>
+                    <a:xfrm>
+                      <a:off x="0" y="0"/>
+                      <a:ext cx="5731510" cy="3177540"/>
+                    </a:xfrm>
+                    <a:prstGeom prst="rect">
+                      <a:avLst/>
+                    </a:prstGeom>
+                  </pic:spPr>
+                </pic:pic>
+              </a:graphicData>
+            </a:graphic>
+          </wp:inline>
+        </w:drawing>
+      </w:r>
+    </w:p>
+    <w:p>
+      <w:pPr>
+        <w:rPr>
+          <w:rFonts w:ascii="Calibri" w:hAnsi="Calibri" w:cs="Calibri"/>
+          <w:b/>
+          <w:bCs/>
+          <w:sz w:val="20"/>
+          <w:szCs w:val="20"/>
+        </w:rPr>
+      </w:pPr>
+      <w:r>
+        <w:rPr>
+          <w:rFonts w:ascii="Calibri" w:hAnsi="Calibri" w:cs="Calibri"/>
+          <w:b/>
+          <w:bCs/>
+          <w:sz w:val="20"/>
+          <w:szCs w:val="20"/>
+        </w:rPr>
+        <w:t>Ex</w:t>
+      </w:r>
+      <w:r>
+        <w:rPr>
+          <w:rFonts w:ascii="Calibri" w:hAnsi="Calibri" w:cs="Calibri"/>
+          <w:b/>
+          <w:bCs/>
+          <w:sz w:val="20"/>
+          <w:szCs w:val="20"/>
+        </w:rPr>
+        <w:t>ample:</w:t>
+      </w:r>
+    </w:p>
+    <w:p>
+      <w:pPr>
+        <w:rPr>
+          <w:rFonts w:ascii="Calibri" w:hAnsi="Calibri" w:cs="Calibri"/>
+          <w:sz w:val="18"/>
+          <w:szCs w:val="18"/>
+        </w:rPr>
+      </w:pPr>
+      <w:r>
+        <w:rPr>
+          <w:rFonts w:ascii="Calibri" w:hAnsi="Calibri" w:cs="Calibri"/>
+          <w:sz w:val="18"/>
+          <w:szCs w:val="18"/>
+        </w:rPr>
+        <w:t>public static void main(String[] args) {</w:t>
+      </w:r>
+      <w:r>
+        <w:rPr>
+          <w:rFonts w:ascii="Calibri" w:hAnsi="Calibri" w:cs="Calibri"/>
+          <w:sz w:val="18"/>
+          <w:szCs w:val="18"/>
+        </w:rPr>
+        <w:br/>
+      </w:r>
+      <w:r>
+        <w:rPr>
+          <w:rFonts w:ascii="Calibri" w:hAnsi="Calibri" w:cs="Calibri"/>
+          <w:sz w:val="18"/>
+          <w:szCs w:val="18"/>
+        </w:rPr>
+        <w:br/>
+        <w:t xml:space="preserve">    System.</w:t>
+      </w:r>
+      <w:r>
+        <w:rPr>
+          <w:rFonts w:ascii="Calibri" w:hAnsi="Calibri" w:cs="Calibri"/>
+          <w:i/>
+          <w:iCs/>
+          <w:sz w:val="18"/>
+          <w:szCs w:val="18"/>
+        </w:rPr>
+        <w:t>out</w:t>
+      </w:r>
+      <w:r>
+        <w:rPr>
+          <w:rFonts w:ascii="Calibri" w:hAnsi="Calibri" w:cs="Calibri"/>
+          <w:sz w:val="18"/>
+          <w:szCs w:val="18"/>
+        </w:rPr>
+        <w:t>.println("Hello World !!");</w:t>
+      </w:r>
+      <w:r>
+        <w:rPr>
+          <w:rFonts w:ascii="Calibri" w:hAnsi="Calibri" w:cs="Calibri"/>
+          <w:sz w:val="18"/>
+          <w:szCs w:val="18"/>
+        </w:rPr>
+        <w:br/>
+        <w:t xml:space="preserve">    System.</w:t>
+      </w:r>
+      <w:r>
+        <w:rPr>
+          <w:rFonts w:ascii="Calibri" w:hAnsi="Calibri" w:cs="Calibri"/>
+          <w:i/>
+          <w:iCs/>
+          <w:sz w:val="18"/>
+          <w:szCs w:val="18"/>
+        </w:rPr>
+        <w:t>out</w:t>
+      </w:r>
+      <w:r>
+        <w:rPr>
+          <w:rFonts w:ascii="Calibri" w:hAnsi="Calibri" w:cs="Calibri"/>
+          <w:sz w:val="18"/>
+          <w:szCs w:val="18"/>
+        </w:rPr>
+        <w:t>.println(555 + 888 - 222 * 6666);</w:t>
+      </w:r>
+      <w:r>
+        <w:rPr>
+          <w:rFonts w:ascii="Calibri" w:hAnsi="Calibri" w:cs="Calibri"/>
+          <w:sz w:val="18"/>
+          <w:szCs w:val="18"/>
+        </w:rPr>
+        <w:br/>
+      </w:r>
+      <w:r>
+        <w:rPr>
+          <w:rFonts w:ascii="Calibri" w:hAnsi="Calibri" w:cs="Calibri"/>
+          <w:sz w:val="18"/>
+          <w:szCs w:val="18"/>
+        </w:rPr>
+        <w:br/>
+        <w:t xml:space="preserve">    </w:t>
+      </w:r>
+      <w:r>
+        <w:rPr>
+          <w:rFonts w:ascii="Calibri" w:hAnsi="Calibri" w:cs="Calibri"/>
+          <w:i/>
+          <w:iCs/>
+          <w:sz w:val="18"/>
+          <w:szCs w:val="18"/>
+        </w:rPr>
+        <w:t>//Left to Right Execution: BODMAS Rule</w:t>
+      </w:r>
+      <w:r>
+        <w:rPr>
+          <w:rFonts w:ascii="Calibri" w:hAnsi="Calibri" w:cs="Calibri"/>
+          <w:i/>
+          <w:iCs/>
+          <w:sz w:val="18"/>
+          <w:szCs w:val="18"/>
+        </w:rPr>
+        <w:br/>
+        <w:t xml:space="preserve">    </w:t>
+      </w:r>
+      <w:r>
+        <w:rPr>
+          <w:rFonts w:ascii="Calibri" w:hAnsi="Calibri" w:cs="Calibri"/>
+          <w:sz w:val="18"/>
+          <w:szCs w:val="18"/>
+        </w:rPr>
+        <w:t>System.</w:t>
+      </w:r>
+      <w:r>
+        <w:rPr>
+          <w:rFonts w:ascii="Calibri" w:hAnsi="Calibri" w:cs="Calibri"/>
+          <w:i/>
+          <w:iCs/>
+          <w:sz w:val="18"/>
+          <w:szCs w:val="18"/>
+        </w:rPr>
+        <w:t>out</w:t>
+      </w:r>
+      <w:r>
+        <w:rPr>
+          <w:rFonts w:ascii="Calibri" w:hAnsi="Calibri" w:cs="Calibri"/>
+          <w:sz w:val="18"/>
+          <w:szCs w:val="18"/>
+        </w:rPr>
+        <w:t xml:space="preserve">.println("Sum of " + 555 + 555);  </w:t>
+      </w:r>
+      <w:r>
+        <w:rPr>
+          <w:rFonts w:ascii="Calibri" w:hAnsi="Calibri" w:cs="Calibri"/>
+          <w:i/>
+          <w:iCs/>
+          <w:sz w:val="18"/>
+          <w:szCs w:val="18"/>
+        </w:rPr>
+        <w:t>//Sum of 555555 -&gt; Left to Right execution so Concatenation</w:t>
+      </w:r>
+      <w:r>
+        <w:rPr>
+          <w:rFonts w:ascii="Calibri" w:hAnsi="Calibri" w:cs="Calibri"/>
+          <w:i/>
+          <w:iCs/>
+          <w:sz w:val="18"/>
+          <w:szCs w:val="18"/>
+        </w:rPr>
+        <w:br/>
+        <w:t xml:space="preserve">    </w:t>
+      </w:r>
+      <w:r>
+        <w:rPr>
+          <w:rFonts w:ascii="Calibri" w:hAnsi="Calibri" w:cs="Calibri"/>
+          <w:sz w:val="18"/>
+          <w:szCs w:val="18"/>
+        </w:rPr>
+        <w:t>System.</w:t>
+      </w:r>
+      <w:r>
+        <w:rPr>
+          <w:rFonts w:ascii="Calibri" w:hAnsi="Calibri" w:cs="Calibri"/>
+          <w:i/>
+          <w:iCs/>
+          <w:sz w:val="18"/>
+          <w:szCs w:val="18"/>
+        </w:rPr>
+        <w:t>out</w:t>
+      </w:r>
+      <w:r>
+        <w:rPr>
+          <w:rFonts w:ascii="Calibri" w:hAnsi="Calibri" w:cs="Calibri"/>
+          <w:sz w:val="18"/>
+          <w:szCs w:val="18"/>
+        </w:rPr>
+        <w:t xml:space="preserve">.println(555 + 555+" Sum is"); </w:t>
+      </w:r>
+      <w:r>
+        <w:rPr>
+          <w:rFonts w:ascii="Calibri" w:hAnsi="Calibri" w:cs="Calibri"/>
+          <w:i/>
+          <w:iCs/>
+          <w:sz w:val="18"/>
+          <w:szCs w:val="18"/>
+        </w:rPr>
+        <w:t>//1110 Sum is</w:t>
+      </w:r>
+      <w:r>
+        <w:rPr>
+          <w:rFonts w:ascii="Calibri" w:hAnsi="Calibri" w:cs="Calibri"/>
+          <w:i/>
+          <w:iCs/>
+          <w:sz w:val="18"/>
+          <w:szCs w:val="18"/>
+        </w:rPr>
+        <w:br/>
+        <w:t xml:space="preserve">    </w:t>
+      </w:r>
+      <w:r>
+        <w:rPr>
+          <w:rFonts w:ascii="Calibri" w:hAnsi="Calibri" w:cs="Calibri"/>
+          <w:sz w:val="18"/>
+          <w:szCs w:val="18"/>
+        </w:rPr>
+        <w:t>System.</w:t>
+      </w:r>
+      <w:r>
+        <w:rPr>
+          <w:rFonts w:ascii="Calibri" w:hAnsi="Calibri" w:cs="Calibri"/>
+          <w:i/>
+          <w:iCs/>
+          <w:sz w:val="18"/>
+          <w:szCs w:val="18"/>
+        </w:rPr>
+        <w:t>out</w:t>
+      </w:r>
+      <w:r>
+        <w:rPr>
+          <w:rFonts w:ascii="Calibri" w:hAnsi="Calibri" w:cs="Calibri"/>
+          <w:sz w:val="18"/>
+          <w:szCs w:val="18"/>
+        </w:rPr>
+        <w:t xml:space="preserve">.println(555 + 555+" Sum is"+6666+666); </w:t>
+      </w:r>
+      <w:r>
+        <w:rPr>
+          <w:rFonts w:ascii="Calibri" w:hAnsi="Calibri" w:cs="Calibri"/>
+          <w:i/>
+          <w:iCs/>
+          <w:sz w:val="18"/>
+          <w:szCs w:val="18"/>
+        </w:rPr>
+        <w:t>//1110 Sum is6666666</w:t>
+      </w:r>
+      <w:r>
+        <w:rPr>
+          <w:rFonts w:ascii="Calibri" w:hAnsi="Calibri" w:cs="Calibri"/>
+          <w:i/>
+          <w:iCs/>
+          <w:sz w:val="18"/>
+          <w:szCs w:val="18"/>
+        </w:rPr>
+        <w:br/>
+      </w:r>
+      <w:r>
+        <w:rPr>
+          <w:rFonts w:ascii="Calibri" w:hAnsi="Calibri" w:cs="Calibri"/>
+          <w:i/>
+          <w:iCs/>
+          <w:sz w:val="18"/>
+          <w:szCs w:val="18"/>
+        </w:rPr>
+        <w:br/>
+        <w:t xml:space="preserve">    </w:t>
+      </w:r>
+      <w:r>
+        <w:rPr>
+          <w:rFonts w:ascii="Calibri" w:hAnsi="Calibri" w:cs="Calibri"/>
+          <w:sz w:val="18"/>
+          <w:szCs w:val="18"/>
+        </w:rPr>
+        <w:t>System.</w:t>
+      </w:r>
+      <w:r>
+        <w:rPr>
+          <w:rFonts w:ascii="Calibri" w:hAnsi="Calibri" w:cs="Calibri"/>
+          <w:i/>
+          <w:iCs/>
+          <w:sz w:val="18"/>
+          <w:szCs w:val="18"/>
+        </w:rPr>
+        <w:t>out</w:t>
+      </w:r>
+      <w:r>
+        <w:rPr>
+          <w:rFonts w:ascii="Calibri" w:hAnsi="Calibri" w:cs="Calibri"/>
+          <w:sz w:val="18"/>
+          <w:szCs w:val="18"/>
+        </w:rPr>
+        <w:t xml:space="preserve">.println((555 + 555)+" Sum is"+(6666+666)); </w:t>
+      </w:r>
+      <w:r>
+        <w:rPr>
+          <w:rFonts w:ascii="Calibri" w:hAnsi="Calibri" w:cs="Calibri"/>
+          <w:i/>
+          <w:iCs/>
+          <w:sz w:val="18"/>
+          <w:szCs w:val="18"/>
+        </w:rPr>
+        <w:t>//1110 Sum is7332</w:t>
+      </w:r>
+      <w:r>
+        <w:rPr>
+          <w:rFonts w:ascii="Calibri" w:hAnsi="Calibri" w:cs="Calibri"/>
+          <w:i/>
+          <w:iCs/>
+          <w:sz w:val="18"/>
+          <w:szCs w:val="18"/>
+        </w:rPr>
+        <w:br/>
+      </w:r>
+      <w:r>
+        <w:rPr>
+          <w:rFonts w:ascii="Calibri" w:hAnsi="Calibri" w:cs="Calibri"/>
+          <w:i/>
+          <w:iCs/>
+          <w:sz w:val="18"/>
+          <w:szCs w:val="18"/>
+        </w:rPr>
+        <w:br/>
+      </w:r>
+      <w:r>
+        <w:rPr>
+          <w:rFonts w:ascii="Calibri" w:hAnsi="Calibri" w:cs="Calibri"/>
+          <w:sz w:val="18"/>
+          <w:szCs w:val="18"/>
+        </w:rPr>
+        <w:t>}</w:t>
+      </w:r>
+    </w:p>
+    <w:p>
+      <w:pPr>
+        <w:rPr>
+          <w:rFonts w:ascii="Calibri" w:hAnsi="Calibri" w:cs="Calibri"/>
+          <w:b/>
+          <w:bCs/>
+          <w:sz w:val="28"/>
+          <w:szCs w:val="28"/>
+        </w:rPr>
+      </w:pPr>
+    </w:p>
+    <w:p>
+      <w:pPr>
+        <w:rPr>
+          <w:rFonts w:ascii="Calibri" w:hAnsi="Calibri" w:cs="Calibri"/>
+          <w:b/>
+          <w:bCs/>
+          <w:sz w:val="28"/>
+          <w:szCs w:val="28"/>
+        </w:rPr>
+      </w:pPr>
+    </w:p>
     <w:sectPr>
       <w:pgSz w:w="11906" w:h="16838"/>
       <w:pgMar w:top="1440" w:right="1440" w:bottom="1440" w:left="1440" w:header="708" w:footer="708" w:gutter="0"/>
@@ -1308,7 +2170,6 @@
   <w:style w:type="character" w:default="1" w:styleId="DefaultParagraphFont">
     <w:name w:val="Default Paragraph Font"/>
     <w:uiPriority w:val="1"/>
-    <w:semiHidden/>
     <w:unhideWhenUsed/>
   </w:style>
   <w:style w:type="table" w:default="1" w:styleId="TableNormal">

--- a/RestAssuredNotesIsha.docx
+++ b/RestAssuredNotesIsha.docx
@@ -83,7 +83,7 @@
                     <pic:cNvPicPr/>
                   </pic:nvPicPr>
                   <pic:blipFill>
-                    <a:blip r:embed="rId4"/>
+                    <a:blip r:embed="rId5"/>
                     <a:stretch>
                       <a:fillRect/>
                     </a:stretch>
@@ -134,7 +134,7 @@
                     <pic:cNvPicPr/>
                   </pic:nvPicPr>
                   <pic:blipFill>
-                    <a:blip r:embed="rId5"/>
+                    <a:blip r:embed="rId6"/>
                     <a:stretch>
                       <a:fillRect/>
                     </a:stretch>
@@ -186,7 +186,7 @@
                     <pic:cNvPicPr/>
                   </pic:nvPicPr>
                   <pic:blipFill>
-                    <a:blip r:embed="rId6"/>
+                    <a:blip r:embed="rId7"/>
                     <a:stretch>
                       <a:fillRect/>
                     </a:stretch>
@@ -229,7 +229,7 @@
                     <pic:cNvPicPr/>
                   </pic:nvPicPr>
                   <pic:blipFill>
-                    <a:blip r:embed="rId7"/>
+                    <a:blip r:embed="rId8"/>
                     <a:stretch>
                       <a:fillRect/>
                     </a:stretch>
@@ -281,7 +281,7 @@
                     <pic:cNvPicPr/>
                   </pic:nvPicPr>
                   <pic:blipFill>
-                    <a:blip r:embed="rId8"/>
+                    <a:blip r:embed="rId9"/>
                     <a:stretch>
                       <a:fillRect/>
                     </a:stretch>
@@ -324,7 +324,7 @@
                     <pic:cNvPicPr/>
                   </pic:nvPicPr>
                   <pic:blipFill>
-                    <a:blip r:embed="rId9"/>
+                    <a:blip r:embed="rId10"/>
                     <a:stretch>
                       <a:fillRect/>
                     </a:stretch>
@@ -376,7 +376,7 @@
                     <pic:cNvPicPr/>
                   </pic:nvPicPr>
                   <pic:blipFill>
-                    <a:blip r:embed="rId10"/>
+                    <a:blip r:embed="rId11"/>
                     <a:stretch>
                       <a:fillRect/>
                     </a:stretch>
@@ -419,7 +419,7 @@
                     <pic:cNvPicPr/>
                   </pic:nvPicPr>
                   <pic:blipFill>
-                    <a:blip r:embed="rId11"/>
+                    <a:blip r:embed="rId12"/>
                     <a:stretch>
                       <a:fillRect/>
                     </a:stretch>
@@ -472,7 +472,7 @@
                     <pic:cNvPicPr/>
                   </pic:nvPicPr>
                   <pic:blipFill>
-                    <a:blip r:embed="rId12"/>
+                    <a:blip r:embed="rId13"/>
                     <a:stretch>
                       <a:fillRect/>
                     </a:stretch>
@@ -524,7 +524,7 @@
                     <pic:cNvPicPr/>
                   </pic:nvPicPr>
                   <pic:blipFill>
-                    <a:blip r:embed="rId13"/>
+                    <a:blip r:embed="rId14"/>
                     <a:stretch>
                       <a:fillRect/>
                     </a:stretch>
@@ -576,7 +576,7 @@
                     <pic:cNvPicPr/>
                   </pic:nvPicPr>
                   <pic:blipFill>
-                    <a:blip r:embed="rId14"/>
+                    <a:blip r:embed="rId15"/>
                     <a:stretch>
                       <a:fillRect/>
                     </a:stretch>
@@ -628,7 +628,7 @@
                     <pic:cNvPicPr/>
                   </pic:nvPicPr>
                   <pic:blipFill>
-                    <a:blip r:embed="rId15"/>
+                    <a:blip r:embed="rId16"/>
                     <a:stretch>
                       <a:fillRect/>
                     </a:stretch>
@@ -680,7 +680,7 @@
                     <pic:cNvPicPr/>
                   </pic:nvPicPr>
                   <pic:blipFill>
-                    <a:blip r:embed="rId16"/>
+                    <a:blip r:embed="rId17"/>
                     <a:stretch>
                       <a:fillRect/>
                     </a:stretch>
@@ -731,7 +731,7 @@
                     <pic:cNvPicPr/>
                   </pic:nvPicPr>
                   <pic:blipFill>
-                    <a:blip r:embed="rId17"/>
+                    <a:blip r:embed="rId18"/>
                     <a:stretch>
                       <a:fillRect/>
                     </a:stretch>
@@ -801,7 +801,7 @@
                     <pic:cNvPicPr/>
                   </pic:nvPicPr>
                   <pic:blipFill>
-                    <a:blip r:embed="rId18"/>
+                    <a:blip r:embed="rId19"/>
                     <a:stretch>
                       <a:fillRect/>
                     </a:stretch>
@@ -844,7 +844,7 @@
                     <pic:cNvPicPr/>
                   </pic:nvPicPr>
                   <pic:blipFill>
-                    <a:blip r:embed="rId19"/>
+                    <a:blip r:embed="rId20"/>
                     <a:stretch>
                       <a:fillRect/>
                     </a:stretch>
@@ -924,7 +924,7 @@
                     <pic:cNvPicPr/>
                   </pic:nvPicPr>
                   <pic:blipFill>
-                    <a:blip r:embed="rId20"/>
+                    <a:blip r:embed="rId21"/>
                     <a:stretch>
                       <a:fillRect/>
                     </a:stretch>
@@ -958,6 +958,119 @@
       <w:pPr>
         <w:rPr>
           <w:rFonts w:ascii="Calibri" w:hAnsi="Calibri" w:cs="Calibri"/>
+          <w:sz w:val="20"/>
+          <w:szCs w:val="20"/>
+        </w:rPr>
+      </w:pPr>
+      <w:r>
+        <w:rPr>
+          <w:rFonts w:ascii="Calibri" w:hAnsi="Calibri" w:cs="Calibri"/>
+          <w:b/>
+          <w:bCs/>
+          <w:sz w:val="20"/>
+          <w:szCs w:val="20"/>
+        </w:rPr>
+        <w:t>Repo URL:</w:t>
+      </w:r>
+      <w:r>
+        <w:rPr>
+          <w:rFonts w:ascii="Calibri" w:hAnsi="Calibri" w:cs="Calibri"/>
+          <w:sz w:val="20"/>
+          <w:szCs w:val="20"/>
+        </w:rPr>
+        <w:t xml:space="preserve"> </w:t>
+      </w:r>
+    </w:p>
+    <w:p>
+      <w:pPr>
+        <w:rPr>
+          <w:rFonts w:ascii="Calibri" w:hAnsi="Calibri" w:cs="Calibri"/>
+          <w:sz w:val="20"/>
+          <w:szCs w:val="20"/>
+        </w:rPr>
+      </w:pPr>
+      <w:hyperlink r:id="rId22" w:history="1">
+        <w:r>
+          <w:rPr>
+            <w:rStyle w:val="Hyperlink"/>
+            <w:rFonts w:ascii="Calibri" w:hAnsi="Calibri" w:cs="Calibri"/>
+            <w:sz w:val="20"/>
+            <w:szCs w:val="20"/>
+          </w:rPr>
+          <w:t>https://github.com/nandeeshclmysore/Selenium-with-Java-Notes-Isha</w:t>
+        </w:r>
+      </w:hyperlink>
+    </w:p>
+    <w:p>
+      <w:pPr>
+        <w:rPr>
+          <w:rFonts w:ascii="Calibri" w:hAnsi="Calibri" w:cs="Calibri"/>
+          <w:sz w:val="20"/>
+          <w:szCs w:val="20"/>
+        </w:rPr>
+      </w:pPr>
+      <w:proofErr w:type="spellStart"/>
+      <w:r>
+        <w:rPr>
+          <w:rFonts w:ascii="Calibri" w:hAnsi="Calibri" w:cs="Calibri"/>
+          <w:sz w:val="20"/>
+          <w:szCs w:val="20"/>
+        </w:rPr>
+        <w:t>N</w:t>
+      </w:r>
+      <w:r>
+        <w:rPr>
+          <w:rFonts w:ascii="Calibri" w:hAnsi="Calibri" w:cs="Calibri"/>
+          <w:sz w:val="20"/>
+          <w:szCs w:val="20"/>
+        </w:rPr>
+        <w:t>andeeshclmysore</w:t>
+      </w:r>
+      <w:proofErr w:type="spellEnd"/>
+    </w:p>
+    <w:p>
+      <w:pPr>
+        <w:rPr>
+          <w:rFonts w:ascii="Calibri" w:hAnsi="Calibri" w:cs="Calibri"/>
+          <w:sz w:val="20"/>
+          <w:szCs w:val="20"/>
+        </w:rPr>
+      </w:pPr>
+      <w:r>
+        <w:rPr>
+          <w:rFonts w:ascii="Calibri" w:hAnsi="Calibri" w:cs="Calibri"/>
+          <w:b/>
+          <w:bCs/>
+          <w:sz w:val="20"/>
+          <w:szCs w:val="20"/>
+        </w:rPr>
+        <w:t xml:space="preserve">Class Link: </w:t>
+      </w:r>
+      <w:hyperlink r:id="rId23" w:history="1">
+        <w:r>
+          <w:rPr>
+            <w:rStyle w:val="Hyperlink"/>
+            <w:rFonts w:ascii="Calibri" w:hAnsi="Calibri" w:cs="Calibri"/>
+            <w:sz w:val="20"/>
+            <w:szCs w:val="20"/>
+          </w:rPr>
+          <w:t>https://www.youtube.com/watch?v=6k7f_6_onBQ&amp;list=PLpVPFODLvNXPVxfmzqmIwVr5q1AB3by1q&amp;index=1</w:t>
+        </w:r>
+      </w:hyperlink>
+    </w:p>
+    <w:p>
+      <w:pPr>
+        <w:rPr>
+          <w:rFonts w:ascii="Calibri" w:hAnsi="Calibri" w:cs="Calibri"/>
+          <w:sz w:val="20"/>
+          <w:szCs w:val="20"/>
+        </w:rPr>
+      </w:pPr>
+    </w:p>
+    <w:p>
+      <w:pPr>
+        <w:rPr>
+          <w:rFonts w:ascii="Calibri" w:hAnsi="Calibri" w:cs="Calibri"/>
           <w:b/>
           <w:bCs/>
         </w:rPr>
@@ -1113,8 +1226,33 @@
           <w:b/>
           <w:bCs/>
         </w:rPr>
-        <w:lastRenderedPageBreak/>
         <w:t>JAVA</w:t>
+      </w:r>
+    </w:p>
+    <w:p>
+      <w:pPr>
+        <w:pStyle w:val="ListParagraph"/>
+        <w:numPr>
+          <w:ilvl w:val="0"/>
+          <w:numId w:val="1"/>
+        </w:numPr>
+        <w:rPr>
+          <w:rFonts w:ascii="Calibri" w:hAnsi="Calibri" w:cs="Calibri"/>
+          <w:b/>
+          <w:bCs/>
+          <w:sz w:val="20"/>
+          <w:szCs w:val="20"/>
+        </w:rPr>
+      </w:pPr>
+      <w:r>
+        <w:rPr>
+          <w:rFonts w:ascii="Calibri" w:hAnsi="Calibri" w:cs="Calibri"/>
+          <w:b/>
+          <w:bCs/>
+          <w:sz w:val="20"/>
+          <w:szCs w:val="20"/>
+        </w:rPr>
+        <w:t>Print statements:</w:t>
       </w:r>
     </w:p>
     <w:p>
@@ -1151,7 +1289,7 @@
                     <pic:cNvPicPr/>
                   </pic:nvPicPr>
                   <pic:blipFill>
-                    <a:blip r:embed="rId21"/>
+                    <a:blip r:embed="rId24"/>
                     <a:stretch>
                       <a:fillRect/>
                     </a:stretch>
@@ -1217,7 +1355,25 @@
           <w:sz w:val="18"/>
           <w:szCs w:val="18"/>
         </w:rPr>
-        <w:t>public static void main(String[] args) {</w:t>
+        <w:t xml:space="preserve">public static void main(String[] </w:t>
+      </w:r>
+      <w:proofErr w:type="spellStart"/>
+      <w:r>
+        <w:rPr>
+          <w:rFonts w:ascii="Calibri" w:hAnsi="Calibri" w:cs="Calibri"/>
+          <w:sz w:val="18"/>
+          <w:szCs w:val="18"/>
+        </w:rPr>
+        <w:t>args</w:t>
+      </w:r>
+      <w:proofErr w:type="spellEnd"/>
+      <w:r>
+        <w:rPr>
+          <w:rFonts w:ascii="Calibri" w:hAnsi="Calibri" w:cs="Calibri"/>
+          <w:sz w:val="18"/>
+          <w:szCs w:val="18"/>
+        </w:rPr>
+        <w:t>) {</w:t>
       </w:r>
       <w:r>
         <w:rPr>
@@ -1234,7 +1390,16 @@
           <w:szCs w:val="18"/>
         </w:rPr>
         <w:br/>
-        <w:t xml:space="preserve">    System.</w:t>
+        <w:t xml:space="preserve">    </w:t>
+      </w:r>
+      <w:proofErr w:type="spellStart"/>
+      <w:r>
+        <w:rPr>
+          <w:rFonts w:ascii="Calibri" w:hAnsi="Calibri" w:cs="Calibri"/>
+          <w:sz w:val="18"/>
+          <w:szCs w:val="18"/>
+        </w:rPr>
+        <w:t>System.</w:t>
       </w:r>
       <w:r>
         <w:rPr>
@@ -1252,7 +1417,16 @@
           <w:sz w:val="18"/>
           <w:szCs w:val="18"/>
         </w:rPr>
-        <w:t>.println("Hello World !!");</w:t>
+        <w:t>.println</w:t>
+      </w:r>
+      <w:proofErr w:type="spellEnd"/>
+      <w:r>
+        <w:rPr>
+          <w:rFonts w:ascii="Calibri" w:hAnsi="Calibri" w:cs="Calibri"/>
+          <w:sz w:val="18"/>
+          <w:szCs w:val="18"/>
+        </w:rPr>
+        <w:t>("Hello World !!");</w:t>
       </w:r>
       <w:r>
         <w:rPr>
@@ -1261,7 +1435,16 @@
           <w:szCs w:val="18"/>
         </w:rPr>
         <w:br/>
-        <w:t xml:space="preserve">    System.</w:t>
+        <w:t xml:space="preserve">    </w:t>
+      </w:r>
+      <w:proofErr w:type="spellStart"/>
+      <w:r>
+        <w:rPr>
+          <w:rFonts w:ascii="Calibri" w:hAnsi="Calibri" w:cs="Calibri"/>
+          <w:sz w:val="18"/>
+          <w:szCs w:val="18"/>
+        </w:rPr>
+        <w:t>System.</w:t>
       </w:r>
       <w:r>
         <w:rPr>
@@ -1279,7 +1462,16 @@
           <w:sz w:val="18"/>
           <w:szCs w:val="18"/>
         </w:rPr>
-        <w:t>.println(555 + 888 - 222 * 6666);</w:t>
+        <w:t>.println</w:t>
+      </w:r>
+      <w:proofErr w:type="spellEnd"/>
+      <w:r>
+        <w:rPr>
+          <w:rFonts w:ascii="Calibri" w:hAnsi="Calibri" w:cs="Calibri"/>
+          <w:sz w:val="18"/>
+          <w:szCs w:val="18"/>
+        </w:rPr>
+        <w:t>(555 + 888 - 222 * 6666);</w:t>
       </w:r>
       <w:r>
         <w:rPr>
@@ -1306,7 +1498,7 @@
           <w:sz w:val="18"/>
           <w:szCs w:val="18"/>
         </w:rPr>
-        <w:t>//Left to Right Execution: BODMAS Rule</w:t>
+        <w:t>//BODMAS Rule else default execution is Left to Right Execution</w:t>
       </w:r>
       <w:r>
         <w:rPr>
@@ -1319,6 +1511,7 @@
         <w:br/>
         <w:t xml:space="preserve">    </w:t>
       </w:r>
+      <w:proofErr w:type="spellStart"/>
       <w:r>
         <w:rPr>
           <w:rFonts w:ascii="Calibri" w:hAnsi="Calibri" w:cs="Calibri"/>
@@ -1343,7 +1536,16 @@
           <w:sz w:val="18"/>
           <w:szCs w:val="18"/>
         </w:rPr>
-        <w:t xml:space="preserve">.println("Sum of " + 555 + 555);  </w:t>
+        <w:t>.println</w:t>
+      </w:r>
+      <w:proofErr w:type="spellEnd"/>
+      <w:r>
+        <w:rPr>
+          <w:rFonts w:ascii="Calibri" w:hAnsi="Calibri" w:cs="Calibri"/>
+          <w:sz w:val="18"/>
+          <w:szCs w:val="18"/>
+        </w:rPr>
+        <w:t xml:space="preserve">("Sum of " + 555 + 555);  </w:t>
       </w:r>
       <w:r>
         <w:rPr>
@@ -1366,6 +1568,7 @@
         <w:br/>
         <w:t xml:space="preserve">    </w:t>
       </w:r>
+      <w:proofErr w:type="spellStart"/>
       <w:r>
         <w:rPr>
           <w:rFonts w:ascii="Calibri" w:hAnsi="Calibri" w:cs="Calibri"/>
@@ -1390,7 +1593,16 @@
           <w:sz w:val="18"/>
           <w:szCs w:val="18"/>
         </w:rPr>
-        <w:t xml:space="preserve">.println(555 + 555+" Sum is"); </w:t>
+        <w:t>.println</w:t>
+      </w:r>
+      <w:proofErr w:type="spellEnd"/>
+      <w:r>
+        <w:rPr>
+          <w:rFonts w:ascii="Calibri" w:hAnsi="Calibri" w:cs="Calibri"/>
+          <w:sz w:val="18"/>
+          <w:szCs w:val="18"/>
+        </w:rPr>
+        <w:t xml:space="preserve">(555 + 555+" Sum is"); </w:t>
       </w:r>
       <w:r>
         <w:rPr>
@@ -1413,6 +1625,7 @@
         <w:br/>
         <w:t xml:space="preserve">    </w:t>
       </w:r>
+      <w:proofErr w:type="spellStart"/>
       <w:r>
         <w:rPr>
           <w:rFonts w:ascii="Calibri" w:hAnsi="Calibri" w:cs="Calibri"/>
@@ -1437,7 +1650,16 @@
           <w:sz w:val="18"/>
           <w:szCs w:val="18"/>
         </w:rPr>
-        <w:t xml:space="preserve">.println(555 + 555+" Sum is"+6666+666); </w:t>
+        <w:t>.println</w:t>
+      </w:r>
+      <w:proofErr w:type="spellEnd"/>
+      <w:r>
+        <w:rPr>
+          <w:rFonts w:ascii="Calibri" w:hAnsi="Calibri" w:cs="Calibri"/>
+          <w:sz w:val="18"/>
+          <w:szCs w:val="18"/>
+        </w:rPr>
+        <w:t xml:space="preserve">(555 + 555+" Sum is"+6666+666); </w:t>
       </w:r>
       <w:r>
         <w:rPr>
@@ -1470,6 +1692,7 @@
         <w:br/>
         <w:t xml:space="preserve">    </w:t>
       </w:r>
+      <w:proofErr w:type="spellStart"/>
       <w:r>
         <w:rPr>
           <w:rFonts w:ascii="Calibri" w:hAnsi="Calibri" w:cs="Calibri"/>
@@ -1494,7 +1717,16 @@
           <w:sz w:val="18"/>
           <w:szCs w:val="18"/>
         </w:rPr>
-        <w:t xml:space="preserve">.println((555 + 555)+" Sum is"+(6666+666)); </w:t>
+        <w:t>.println</w:t>
+      </w:r>
+      <w:proofErr w:type="spellEnd"/>
+      <w:r>
+        <w:rPr>
+          <w:rFonts w:ascii="Calibri" w:hAnsi="Calibri" w:cs="Calibri"/>
+          <w:sz w:val="18"/>
+          <w:szCs w:val="18"/>
+        </w:rPr>
+        <w:t xml:space="preserve">((555 + 555)+" Sum is"+(6666+666)); </w:t>
       </w:r>
       <w:r>
         <w:rPr>
@@ -1565,6 +1797,105 @@
     </w:sectPr>
   </w:body>
 </w:document>
+</file>
+
+<file path=word/numbering.xml><?xml version="1.0" encoding="utf-8"?>
+<w:numbering xmlns:wpc="http://schemas.microsoft.com/office/word/2010/wordprocessingCanvas" xmlns:cx="http://schemas.microsoft.com/office/drawing/2014/chartex" xmlns:cx1="http://schemas.microsoft.com/office/drawing/2015/9/8/chartex" xmlns:cx2="http://schemas.microsoft.com/office/drawing/2015/10/21/chartex" xmlns:cx3="http://schemas.microsoft.com/office/drawing/2016/5/9/chartex" xmlns:cx4="http://schemas.microsoft.com/office/drawing/2016/5/10/chartex" xmlns:cx5="http://schemas.microsoft.com/office/drawing/2016/5/11/chartex" xmlns:cx6="http://schemas.microsoft.com/office/drawing/2016/5/12/chartex" xmlns:cx7="http://schemas.microsoft.com/office/drawing/2016/5/13/chartex" xmlns:cx8="http://schemas.microsoft.com/office/drawing/2016/5/14/chartex" xmlns:mc="http://schemas.openxmlformats.org/markup-compatibility/2006" xmlns:aink="http://schemas.microsoft.com/office/drawing/2016/ink" xmlns:am3d="http://schemas.microsoft.com/office/drawing/2017/model3d" xmlns:o="urn:schemas-microsoft-com:office:office" xmlns:oel="http://schemas.microsoft.com/office/2019/extlst" xmlns:r="http://schemas.openxmlformats.org/officeDocument/2006/relationships" xmlns:m="http://schemas.openxmlformats.org/officeDocument/2006/math" xmlns:v="urn:schemas-microsoft-com:vml" xmlns:wp14="http://schemas.microsoft.com/office/word/2010/wordprocessingDrawing" xmlns:wp="http://schemas.openxmlformats.org/drawingml/2006/wordprocessingDrawing" xmlns:w10="urn:schemas-microsoft-com:office:word" xmlns:w="http://schemas.openxmlformats.org/wordprocessingml/2006/main" xmlns:w14="http://schemas.microsoft.com/office/word/2010/wordml" xmlns:w15="http://schemas.microsoft.com/office/word/2012/wordml" xmlns:w16cex="http://schemas.microsoft.com/office/word/2018/wordml/cex" xmlns:w16cid="http://schemas.microsoft.com/office/word/2016/wordml/cid" xmlns:w16="http://schemas.microsoft.com/office/word/2018/wordml" xmlns:w16du="http://schemas.microsoft.com/office/word/2023/wordml/word16du" xmlns:w16sdtdh="http://schemas.microsoft.com/office/word/2020/wordml/sdtdatahash" xmlns:w16sdtfl="http://schemas.microsoft.com/office/word/2024/wordml/sdtformatlock" xmlns:w16se="http://schemas.microsoft.com/office/word/2015/wordml/symex" xmlns:wpg="http://schemas.microsoft.com/office/word/2010/wordprocessingGroup" xmlns:wpi="http://schemas.microsoft.com/office/word/2010/wordprocessingInk" xmlns:wne="http://schemas.microsoft.com/office/word/2006/wordml" xmlns:wps="http://schemas.microsoft.com/office/word/2010/wordprocessingShape" mc:Ignorable="w14 w15 w16se w16cid w16 w16cex w16sdtdh w16sdtfl w16du wp14">
+  <w:abstractNum w:abstractNumId="0" w15:restartNumberingAfterBreak="0">
+    <w:nsid w:val="0F31040F"/>
+    <w:multiLevelType w:val="hybridMultilevel"/>
+    <w:tmpl w:val="F6583294"/>
+    <w:lvl w:ilvl="0" w:tplc="D61225F8">
+      <w:start w:val="1"/>
+      <w:numFmt w:val="decimal"/>
+      <w:lvlText w:val="%1."/>
+      <w:lvlJc w:val="left"/>
+      <w:pPr>
+        <w:ind w:left="360" w:hanging="360"/>
+      </w:pPr>
+      <w:rPr>
+        <w:rFonts w:hint="default"/>
+        <w:sz w:val="18"/>
+        <w:szCs w:val="18"/>
+      </w:rPr>
+    </w:lvl>
+    <w:lvl w:ilvl="1" w:tplc="40090019" w:tentative="1">
+      <w:start w:val="1"/>
+      <w:numFmt w:val="lowerLetter"/>
+      <w:lvlText w:val="%2."/>
+      <w:lvlJc w:val="left"/>
+      <w:pPr>
+        <w:ind w:left="1080" w:hanging="360"/>
+      </w:pPr>
+    </w:lvl>
+    <w:lvl w:ilvl="2" w:tplc="4009001B" w:tentative="1">
+      <w:start w:val="1"/>
+      <w:numFmt w:val="lowerRoman"/>
+      <w:lvlText w:val="%3."/>
+      <w:lvlJc w:val="right"/>
+      <w:pPr>
+        <w:ind w:left="1800" w:hanging="180"/>
+      </w:pPr>
+    </w:lvl>
+    <w:lvl w:ilvl="3" w:tplc="4009000F" w:tentative="1">
+      <w:start w:val="1"/>
+      <w:numFmt w:val="decimal"/>
+      <w:lvlText w:val="%4."/>
+      <w:lvlJc w:val="left"/>
+      <w:pPr>
+        <w:ind w:left="2520" w:hanging="360"/>
+      </w:pPr>
+    </w:lvl>
+    <w:lvl w:ilvl="4" w:tplc="40090019" w:tentative="1">
+      <w:start w:val="1"/>
+      <w:numFmt w:val="lowerLetter"/>
+      <w:lvlText w:val="%5."/>
+      <w:lvlJc w:val="left"/>
+      <w:pPr>
+        <w:ind w:left="3240" w:hanging="360"/>
+      </w:pPr>
+    </w:lvl>
+    <w:lvl w:ilvl="5" w:tplc="4009001B" w:tentative="1">
+      <w:start w:val="1"/>
+      <w:numFmt w:val="lowerRoman"/>
+      <w:lvlText w:val="%6."/>
+      <w:lvlJc w:val="right"/>
+      <w:pPr>
+        <w:ind w:left="3960" w:hanging="180"/>
+      </w:pPr>
+    </w:lvl>
+    <w:lvl w:ilvl="6" w:tplc="4009000F" w:tentative="1">
+      <w:start w:val="1"/>
+      <w:numFmt w:val="decimal"/>
+      <w:lvlText w:val="%7."/>
+      <w:lvlJc w:val="left"/>
+      <w:pPr>
+        <w:ind w:left="4680" w:hanging="360"/>
+      </w:pPr>
+    </w:lvl>
+    <w:lvl w:ilvl="7" w:tplc="40090019" w:tentative="1">
+      <w:start w:val="1"/>
+      <w:numFmt w:val="lowerLetter"/>
+      <w:lvlText w:val="%8."/>
+      <w:lvlJc w:val="left"/>
+      <w:pPr>
+        <w:ind w:left="5400" w:hanging="360"/>
+      </w:pPr>
+    </w:lvl>
+    <w:lvl w:ilvl="8" w:tplc="4009001B" w:tentative="1">
+      <w:start w:val="1"/>
+      <w:numFmt w:val="lowerRoman"/>
+      <w:lvlText w:val="%9."/>
+      <w:lvlJc w:val="right"/>
+      <w:pPr>
+        <w:ind w:left="6120" w:hanging="180"/>
+      </w:pPr>
+    </w:lvl>
+  </w:abstractNum>
+  <w:num w:numId="1" w16cid:durableId="147862515">
+    <w:abstractNumId w:val="0"/>
+  </w:num>
+</w:numbering>
 </file>
 
 <file path=word/styles.xml><?xml version="1.0" encoding="utf-8"?>
@@ -2483,6 +2814,29 @@
       <w:spacing w:val="5"/>
     </w:rPr>
   </w:style>
+  <w:style w:type="character" w:styleId="Hyperlink">
+    <w:name w:val="Hyperlink"/>
+    <w:basedOn w:val="DefaultParagraphFont"/>
+    <w:uiPriority w:val="99"/>
+    <w:unhideWhenUsed/>
+    <w:rsid w:val="00045C4E"/>
+    <w:rPr>
+      <w:color w:val="467886" w:themeColor="hyperlink"/>
+      <w:u w:val="single"/>
+    </w:rPr>
+  </w:style>
+  <w:style w:type="character" w:styleId="UnresolvedMention">
+    <w:name w:val="Unresolved Mention"/>
+    <w:basedOn w:val="DefaultParagraphFont"/>
+    <w:uiPriority w:val="99"/>
+    <w:semiHidden/>
+    <w:unhideWhenUsed/>
+    <w:rsid w:val="00045C4E"/>
+    <w:rPr>
+      <w:color w:val="605E5C"/>
+      <w:shd w:val="clear" w:color="auto" w:fill="E1DFDD"/>
+    </w:rPr>
+  </w:style>
 </w:styles>
 </file>
 

--- a/RestAssuredNotesIsha.docx
+++ b/RestAssuredNotesIsha.docx
@@ -9,6 +9,7 @@
           <w:rFonts w:ascii="Calibri" w:hAnsi="Calibri" w:cs="Calibri"/>
           <w:b/>
           <w:bCs/>
+          <w:color w:val="156082" w:themeColor="accent1"/>
           <w:sz w:val="28"/>
           <w:szCs w:val="28"/>
         </w:rPr>
@@ -18,6 +19,7 @@
           <w:rFonts w:ascii="Calibri" w:hAnsi="Calibri" w:cs="Calibri"/>
           <w:b/>
           <w:bCs/>
+          <w:color w:val="156082" w:themeColor="accent1"/>
           <w:sz w:val="28"/>
           <w:szCs w:val="28"/>
         </w:rPr>
@@ -41,13 +43,15 @@
           <w:rFonts w:ascii="Calibri" w:hAnsi="Calibri" w:cs="Calibri"/>
           <w:b/>
           <w:bCs/>
-        </w:rPr>
-      </w:pPr>
-      <w:r>
-        <w:rPr>
-          <w:rFonts w:ascii="Calibri" w:hAnsi="Calibri" w:cs="Calibri"/>
-          <w:b/>
-          <w:bCs/>
+          <w:color w:val="156082" w:themeColor="accent1"/>
+        </w:rPr>
+      </w:pPr>
+      <w:r>
+        <w:rPr>
+          <w:rFonts w:ascii="Calibri" w:hAnsi="Calibri" w:cs="Calibri"/>
+          <w:b/>
+          <w:bCs/>
+          <w:color w:val="156082" w:themeColor="accent1"/>
         </w:rPr>
         <w:t>COURSE CONTENTS:</w:t>
       </w:r>
@@ -881,13 +885,15 @@
           <w:rFonts w:ascii="Calibri" w:hAnsi="Calibri" w:cs="Calibri"/>
           <w:b/>
           <w:bCs/>
-        </w:rPr>
-      </w:pPr>
-      <w:r>
-        <w:rPr>
-          <w:rFonts w:ascii="Calibri" w:hAnsi="Calibri" w:cs="Calibri"/>
-          <w:b/>
-          <w:bCs/>
+          <w:color w:val="156082" w:themeColor="accent1"/>
+        </w:rPr>
+      </w:pPr>
+      <w:r>
+        <w:rPr>
+          <w:rFonts w:ascii="Calibri" w:hAnsi="Calibri" w:cs="Calibri"/>
+          <w:b/>
+          <w:bCs/>
+          <w:color w:val="156082" w:themeColor="accent1"/>
         </w:rPr>
         <w:lastRenderedPageBreak/>
         <w:t>TOOLS</w:t>
@@ -958,6 +964,7 @@
       <w:pPr>
         <w:rPr>
           <w:rFonts w:ascii="Calibri" w:hAnsi="Calibri" w:cs="Calibri"/>
+          <w:color w:val="156082" w:themeColor="accent1"/>
           <w:sz w:val="20"/>
           <w:szCs w:val="20"/>
         </w:rPr>
@@ -967,6 +974,7 @@
           <w:rFonts w:ascii="Calibri" w:hAnsi="Calibri" w:cs="Calibri"/>
           <w:b/>
           <w:bCs/>
+          <w:color w:val="156082" w:themeColor="accent1"/>
           <w:sz w:val="20"/>
           <w:szCs w:val="20"/>
         </w:rPr>
@@ -975,6 +983,7 @@
       <w:r>
         <w:rPr>
           <w:rFonts w:ascii="Calibri" w:hAnsi="Calibri" w:cs="Calibri"/>
+          <w:color w:val="156082" w:themeColor="accent1"/>
           <w:sz w:val="20"/>
           <w:szCs w:val="20"/>
         </w:rPr>
@@ -1009,7 +1018,6 @@
           <w:szCs w:val="20"/>
         </w:rPr>
       </w:pPr>
-      <w:proofErr w:type="spellStart"/>
       <w:r>
         <w:rPr>
           <w:rFonts w:ascii="Calibri" w:hAnsi="Calibri" w:cs="Calibri"/>
@@ -1026,12 +1034,14 @@
         </w:rPr>
         <w:t>andeeshclmysore</w:t>
       </w:r>
-      <w:proofErr w:type="spellEnd"/>
-    </w:p>
-    <w:p>
-      <w:pPr>
-        <w:rPr>
-          <w:rFonts w:ascii="Calibri" w:hAnsi="Calibri" w:cs="Calibri"/>
+    </w:p>
+    <w:p>
+      <w:pPr>
+        <w:rPr>
+          <w:rFonts w:ascii="Calibri" w:hAnsi="Calibri" w:cs="Calibri"/>
+          <w:b/>
+          <w:bCs/>
+          <w:color w:val="156082" w:themeColor="accent1"/>
           <w:sz w:val="20"/>
           <w:szCs w:val="20"/>
         </w:rPr>
@@ -1041,26 +1051,88 @@
           <w:rFonts w:ascii="Calibri" w:hAnsi="Calibri" w:cs="Calibri"/>
           <w:b/>
           <w:bCs/>
+          <w:color w:val="156082" w:themeColor="accent1"/>
           <w:sz w:val="20"/>
           <w:szCs w:val="20"/>
         </w:rPr>
         <w:t xml:space="preserve">Class Link: </w:t>
       </w:r>
+    </w:p>
+    <w:p>
+      <w:pPr>
+        <w:rPr>
+          <w:sz w:val="18"/>
+          <w:szCs w:val="18"/>
+        </w:rPr>
+      </w:pPr>
       <w:hyperlink r:id="rId23" w:history="1">
         <w:r>
           <w:rPr>
             <w:rStyle w:val="Hyperlink"/>
-            <w:rFonts w:ascii="Calibri" w:hAnsi="Calibri" w:cs="Calibri"/>
-            <w:sz w:val="20"/>
-            <w:szCs w:val="20"/>
+            <w:sz w:val="18"/>
+            <w:szCs w:val="18"/>
           </w:rPr>
-          <w:t>https://www.youtube.com/watch?v=6k7f_6_onBQ&amp;list=PLpVPFODLvNXPVxfmzqmIwVr5q1AB3by1q&amp;index=1</w:t>
+          <w:t>API Testing, Demo on 4th Aug Batch 2025 @9 PM  Pls contact or whatsapp us on +91-9133190573</w:t>
         </w:r>
       </w:hyperlink>
     </w:p>
     <w:p>
       <w:pPr>
         <w:rPr>
+          <w:sz w:val="18"/>
+          <w:szCs w:val="18"/>
+        </w:rPr>
+      </w:pPr>
+      <w:hyperlink r:id="rId24" w:history="1">
+        <w:r>
+          <w:rPr>
+            <w:rStyle w:val="Hyperlink"/>
+            <w:sz w:val="18"/>
+            <w:szCs w:val="18"/>
+          </w:rPr>
+          <w:t>2025-Rest Assured API Aug @9 PM (IST) by Rahul sir</w:t>
+        </w:r>
+      </w:hyperlink>
+    </w:p>
+    <w:p>
+      <w:pPr>
+        <w:rPr>
+          <w:sz w:val="18"/>
+          <w:szCs w:val="18"/>
+        </w:rPr>
+      </w:pPr>
+      <w:hyperlink r:id="rId25" w:history="1">
+        <w:r>
+          <w:rPr>
+            <w:rStyle w:val="Hyperlink"/>
+            <w:sz w:val="18"/>
+            <w:szCs w:val="18"/>
+          </w:rPr>
+          <w:t>https://drive.google.com/drive/folders/1Fvjb52XEi12GYj64xvhgH1FOnzgOTshR</w:t>
+        </w:r>
+      </w:hyperlink>
+    </w:p>
+    <w:p>
+      <w:pPr>
+        <w:rPr>
+          <w:sz w:val="18"/>
+          <w:szCs w:val="18"/>
+        </w:rPr>
+      </w:pPr>
+      <w:hyperlink r:id="rId26" w:history="1">
+        <w:r>
+          <w:rPr>
+            <w:rStyle w:val="Hyperlink"/>
+            <w:sz w:val="18"/>
+            <w:szCs w:val="18"/>
+          </w:rPr>
+          <w:t>https://drive.google.com/drive/folders/1GDPZvfFyENvYIPVDYac9xoEMZP4TIyOa</w:t>
+        </w:r>
+      </w:hyperlink>
+    </w:p>
+    <w:p>
+      <w:pPr>
+        <w:rPr>
           <w:rFonts w:ascii="Calibri" w:hAnsi="Calibri" w:cs="Calibri"/>
           <w:sz w:val="20"/>
           <w:szCs w:val="20"/>
@@ -1071,71 +1143,8 @@
       <w:pPr>
         <w:rPr>
           <w:rFonts w:ascii="Calibri" w:hAnsi="Calibri" w:cs="Calibri"/>
-          <w:b/>
-          <w:bCs/>
-        </w:rPr>
-      </w:pPr>
-    </w:p>
-    <w:p>
-      <w:pPr>
-        <w:rPr>
-          <w:rFonts w:ascii="Calibri" w:hAnsi="Calibri" w:cs="Calibri"/>
-          <w:b/>
-          <w:bCs/>
-        </w:rPr>
-      </w:pPr>
-    </w:p>
-    <w:p>
-      <w:pPr>
-        <w:rPr>
-          <w:rFonts w:ascii="Calibri" w:hAnsi="Calibri" w:cs="Calibri"/>
-          <w:b/>
-          <w:bCs/>
-        </w:rPr>
-      </w:pPr>
-    </w:p>
-    <w:p>
-      <w:pPr>
-        <w:rPr>
-          <w:rFonts w:ascii="Calibri" w:hAnsi="Calibri" w:cs="Calibri"/>
-          <w:b/>
-          <w:bCs/>
-        </w:rPr>
-      </w:pPr>
-    </w:p>
-    <w:p>
-      <w:pPr>
-        <w:rPr>
-          <w:rFonts w:ascii="Calibri" w:hAnsi="Calibri" w:cs="Calibri"/>
-          <w:b/>
-          <w:bCs/>
-        </w:rPr>
-      </w:pPr>
-    </w:p>
-    <w:p>
-      <w:pPr>
-        <w:rPr>
-          <w:rFonts w:ascii="Calibri" w:hAnsi="Calibri" w:cs="Calibri"/>
-          <w:b/>
-          <w:bCs/>
-        </w:rPr>
-      </w:pPr>
-    </w:p>
-    <w:p>
-      <w:pPr>
-        <w:rPr>
-          <w:rFonts w:ascii="Calibri" w:hAnsi="Calibri" w:cs="Calibri"/>
-          <w:b/>
-          <w:bCs/>
-        </w:rPr>
-      </w:pPr>
-    </w:p>
-    <w:p>
-      <w:pPr>
-        <w:rPr>
-          <w:rFonts w:ascii="Calibri" w:hAnsi="Calibri" w:cs="Calibri"/>
-          <w:b/>
-          <w:bCs/>
+          <w:sz w:val="20"/>
+          <w:szCs w:val="20"/>
         </w:rPr>
       </w:pPr>
     </w:p>
@@ -1218,14 +1227,21 @@
           <w:rFonts w:ascii="Calibri" w:hAnsi="Calibri" w:cs="Calibri"/>
           <w:b/>
           <w:bCs/>
-        </w:rPr>
-      </w:pPr>
-      <w:r>
-        <w:rPr>
-          <w:rFonts w:ascii="Calibri" w:hAnsi="Calibri" w:cs="Calibri"/>
-          <w:b/>
-          <w:bCs/>
-        </w:rPr>
+          <w:color w:val="156082" w:themeColor="accent1"/>
+          <w:sz w:val="28"/>
+          <w:szCs w:val="28"/>
+        </w:rPr>
+      </w:pPr>
+      <w:r>
+        <w:rPr>
+          <w:rFonts w:ascii="Calibri" w:hAnsi="Calibri" w:cs="Calibri"/>
+          <w:b/>
+          <w:bCs/>
+          <w:color w:val="156082" w:themeColor="accent1"/>
+          <w:sz w:val="28"/>
+          <w:szCs w:val="28"/>
+        </w:rPr>
+        <w:lastRenderedPageBreak/>
         <w:t>JAVA</w:t>
       </w:r>
     </w:p>
@@ -1240,6 +1256,25 @@
           <w:rFonts w:ascii="Calibri" w:hAnsi="Calibri" w:cs="Calibri"/>
           <w:b/>
           <w:bCs/>
+          <w:color w:val="156082" w:themeColor="accent1"/>
+        </w:rPr>
+      </w:pPr>
+      <w:r>
+        <w:rPr>
+          <w:rFonts w:ascii="Calibri" w:hAnsi="Calibri" w:cs="Calibri"/>
+          <w:b/>
+          <w:bCs/>
+          <w:color w:val="156082" w:themeColor="accent1"/>
+        </w:rPr>
+        <w:t>PRINT STATEMENTS</w:t>
+      </w:r>
+    </w:p>
+    <w:p>
+      <w:pPr>
+        <w:rPr>
+          <w:rFonts w:ascii="Calibri" w:hAnsi="Calibri" w:cs="Calibri"/>
+          <w:b/>
+          <w:bCs/>
           <w:sz w:val="20"/>
           <w:szCs w:val="20"/>
         </w:rPr>
@@ -1252,66 +1287,9 @@
           <w:sz w:val="20"/>
           <w:szCs w:val="20"/>
         </w:rPr>
-        <w:t>Print statements:</w:t>
-      </w:r>
-    </w:p>
-    <w:p>
-      <w:pPr>
-        <w:rPr>
-          <w:rFonts w:ascii="Calibri" w:hAnsi="Calibri" w:cs="Calibri"/>
-          <w:b/>
-          <w:bCs/>
-          <w:sz w:val="28"/>
-          <w:szCs w:val="28"/>
-        </w:rPr>
-      </w:pPr>
-      <w:r>
-        <w:rPr>
-          <w:rFonts w:ascii="Calibri" w:hAnsi="Calibri" w:cs="Calibri"/>
-          <w:b/>
-          <w:bCs/>
-          <w:sz w:val="28"/>
-          <w:szCs w:val="28"/>
-        </w:rPr>
-        <w:drawing>
-          <wp:inline distT="0" distB="0" distL="0" distR="0" wp14:anchorId="096EC97C" wp14:editId="26975AAB">
-            <wp:extent cx="5731510" cy="3177540"/>
-            <wp:effectExtent l="0" t="0" r="2540" b="3810"/>
-            <wp:docPr id="923287899" name="Picture 1"/>
-            <wp:cNvGraphicFramePr>
-              <a:graphicFrameLocks xmlns:a="http://schemas.openxmlformats.org/drawingml/2006/main" noChangeAspect="1"/>
-            </wp:cNvGraphicFramePr>
-            <a:graphic xmlns:a="http://schemas.openxmlformats.org/drawingml/2006/main">
-              <a:graphicData uri="http://schemas.openxmlformats.org/drawingml/2006/picture">
-                <pic:pic xmlns:pic="http://schemas.openxmlformats.org/drawingml/2006/picture">
-                  <pic:nvPicPr>
-                    <pic:cNvPr id="923287899" name=""/>
-                    <pic:cNvPicPr/>
-                  </pic:nvPicPr>
-                  <pic:blipFill>
-                    <a:blip r:embed="rId24"/>
-                    <a:stretch>
-                      <a:fillRect/>
-                    </a:stretch>
-                  </pic:blipFill>
-                  <pic:spPr>
-                    <a:xfrm>
-                      <a:off x="0" y="0"/>
-                      <a:ext cx="5731510" cy="3177540"/>
-                    </a:xfrm>
-                    <a:prstGeom prst="rect">
-                      <a:avLst/>
-                    </a:prstGeom>
-                  </pic:spPr>
-                </pic:pic>
-              </a:graphicData>
-            </a:graphic>
-          </wp:inline>
-        </w:drawing>
-      </w:r>
-    </w:p>
-    <w:p>
-      <w:pPr>
+        <w:t>Ex</w:t>
+      </w:r>
+      <w:r>
         <w:rPr>
           <w:rFonts w:ascii="Calibri" w:hAnsi="Calibri" w:cs="Calibri"/>
           <w:b/>
@@ -1319,25 +1297,6 @@
           <w:sz w:val="20"/>
           <w:szCs w:val="20"/>
         </w:rPr>
-      </w:pPr>
-      <w:r>
-        <w:rPr>
-          <w:rFonts w:ascii="Calibri" w:hAnsi="Calibri" w:cs="Calibri"/>
-          <w:b/>
-          <w:bCs/>
-          <w:sz w:val="20"/>
-          <w:szCs w:val="20"/>
-        </w:rPr>
-        <w:t>Ex</w:t>
-      </w:r>
-      <w:r>
-        <w:rPr>
-          <w:rFonts w:ascii="Calibri" w:hAnsi="Calibri" w:cs="Calibri"/>
-          <w:b/>
-          <w:bCs/>
-          <w:sz w:val="20"/>
-          <w:szCs w:val="20"/>
-        </w:rPr>
         <w:t>ample:</w:t>
       </w:r>
     </w:p>
@@ -1355,25 +1314,7 @@
           <w:sz w:val="18"/>
           <w:szCs w:val="18"/>
         </w:rPr>
-        <w:t xml:space="preserve">public static void main(String[] </w:t>
-      </w:r>
-      <w:proofErr w:type="spellStart"/>
-      <w:r>
-        <w:rPr>
-          <w:rFonts w:ascii="Calibri" w:hAnsi="Calibri" w:cs="Calibri"/>
-          <w:sz w:val="18"/>
-          <w:szCs w:val="18"/>
-        </w:rPr>
-        <w:t>args</w:t>
-      </w:r>
-      <w:proofErr w:type="spellEnd"/>
-      <w:r>
-        <w:rPr>
-          <w:rFonts w:ascii="Calibri" w:hAnsi="Calibri" w:cs="Calibri"/>
-          <w:sz w:val="18"/>
-          <w:szCs w:val="18"/>
-        </w:rPr>
-        <w:t>) {</w:t>
+        <w:t>package JavaForRestassured;</w:t>
       </w:r>
       <w:r>
         <w:rPr>
@@ -1390,16 +1331,33 @@
           <w:szCs w:val="18"/>
         </w:rPr>
         <w:br/>
-        <w:t xml:space="preserve">    </w:t>
-      </w:r>
-      <w:proofErr w:type="spellStart"/>
-      <w:r>
-        <w:rPr>
-          <w:rFonts w:ascii="Calibri" w:hAnsi="Calibri" w:cs="Calibri"/>
-          <w:sz w:val="18"/>
-          <w:szCs w:val="18"/>
-        </w:rPr>
-        <w:t>System.</w:t>
+        <w:t>public class PrintStatement {</w:t>
+      </w:r>
+      <w:r>
+        <w:rPr>
+          <w:rFonts w:ascii="Calibri" w:hAnsi="Calibri" w:cs="Calibri"/>
+          <w:sz w:val="18"/>
+          <w:szCs w:val="18"/>
+        </w:rPr>
+        <w:br/>
+        <w:t xml:space="preserve">    public static void main(String[] args) {</w:t>
+      </w:r>
+      <w:r>
+        <w:rPr>
+          <w:rFonts w:ascii="Calibri" w:hAnsi="Calibri" w:cs="Calibri"/>
+          <w:sz w:val="18"/>
+          <w:szCs w:val="18"/>
+        </w:rPr>
+        <w:br/>
+      </w:r>
+      <w:r>
+        <w:rPr>
+          <w:rFonts w:ascii="Calibri" w:hAnsi="Calibri" w:cs="Calibri"/>
+          <w:sz w:val="18"/>
+          <w:szCs w:val="18"/>
+        </w:rPr>
+        <w:br/>
+        <w:t xml:space="preserve">        System.</w:t>
       </w:r>
       <w:r>
         <w:rPr>
@@ -1417,16 +1375,7 @@
           <w:sz w:val="18"/>
           <w:szCs w:val="18"/>
         </w:rPr>
-        <w:t>.println</w:t>
-      </w:r>
-      <w:proofErr w:type="spellEnd"/>
-      <w:r>
-        <w:rPr>
-          <w:rFonts w:ascii="Calibri" w:hAnsi="Calibri" w:cs="Calibri"/>
-          <w:sz w:val="18"/>
-          <w:szCs w:val="18"/>
-        </w:rPr>
-        <w:t>("Hello World !!");</w:t>
+        <w:t>.println("Hello World !!");</w:t>
       </w:r>
       <w:r>
         <w:rPr>
@@ -1435,16 +1384,7 @@
           <w:szCs w:val="18"/>
         </w:rPr>
         <w:br/>
-        <w:t xml:space="preserve">    </w:t>
-      </w:r>
-      <w:proofErr w:type="spellStart"/>
-      <w:r>
-        <w:rPr>
-          <w:rFonts w:ascii="Calibri" w:hAnsi="Calibri" w:cs="Calibri"/>
-          <w:sz w:val="18"/>
-          <w:szCs w:val="18"/>
-        </w:rPr>
-        <w:t>System.</w:t>
+        <w:t xml:space="preserve">        System.</w:t>
       </w:r>
       <w:r>
         <w:rPr>
@@ -1462,16 +1402,7 @@
           <w:sz w:val="18"/>
           <w:szCs w:val="18"/>
         </w:rPr>
-        <w:t>.println</w:t>
-      </w:r>
-      <w:proofErr w:type="spellEnd"/>
-      <w:r>
-        <w:rPr>
-          <w:rFonts w:ascii="Calibri" w:hAnsi="Calibri" w:cs="Calibri"/>
-          <w:sz w:val="18"/>
-          <w:szCs w:val="18"/>
-        </w:rPr>
-        <w:t>(555 + 888 - 222 * 6666);</w:t>
+        <w:t>.println(555 + 888 - 222 * 6666);</w:t>
       </w:r>
       <w:r>
         <w:rPr>
@@ -1488,7 +1419,7 @@
           <w:szCs w:val="18"/>
         </w:rPr>
         <w:br/>
-        <w:t xml:space="preserve">    </w:t>
+        <w:t xml:space="preserve">        </w:t>
       </w:r>
       <w:r>
         <w:rPr>
@@ -1509,9 +1440,8 @@
           <w:szCs w:val="18"/>
         </w:rPr>
         <w:br/>
-        <w:t xml:space="preserve">    </w:t>
-      </w:r>
-      <w:proofErr w:type="spellStart"/>
+        <w:t xml:space="preserve">        </w:t>
+      </w:r>
       <w:r>
         <w:rPr>
           <w:rFonts w:ascii="Calibri" w:hAnsi="Calibri" w:cs="Calibri"/>
@@ -1536,16 +1466,7 @@
           <w:sz w:val="18"/>
           <w:szCs w:val="18"/>
         </w:rPr>
-        <w:t>.println</w:t>
-      </w:r>
-      <w:proofErr w:type="spellEnd"/>
-      <w:r>
-        <w:rPr>
-          <w:rFonts w:ascii="Calibri" w:hAnsi="Calibri" w:cs="Calibri"/>
-          <w:sz w:val="18"/>
-          <w:szCs w:val="18"/>
-        </w:rPr>
-        <w:t xml:space="preserve">("Sum of " + 555 + 555);  </w:t>
+        <w:t xml:space="preserve">.println("Sum of " + 555 + 555);  </w:t>
       </w:r>
       <w:r>
         <w:rPr>
@@ -1566,9 +1487,8 @@
           <w:szCs w:val="18"/>
         </w:rPr>
         <w:br/>
-        <w:t xml:space="preserve">    </w:t>
-      </w:r>
-      <w:proofErr w:type="spellStart"/>
+        <w:t xml:space="preserve">        </w:t>
+      </w:r>
       <w:r>
         <w:rPr>
           <w:rFonts w:ascii="Calibri" w:hAnsi="Calibri" w:cs="Calibri"/>
@@ -1593,16 +1513,7 @@
           <w:sz w:val="18"/>
           <w:szCs w:val="18"/>
         </w:rPr>
-        <w:t>.println</w:t>
-      </w:r>
-      <w:proofErr w:type="spellEnd"/>
-      <w:r>
-        <w:rPr>
-          <w:rFonts w:ascii="Calibri" w:hAnsi="Calibri" w:cs="Calibri"/>
-          <w:sz w:val="18"/>
-          <w:szCs w:val="18"/>
-        </w:rPr>
-        <w:t xml:space="preserve">(555 + 555+" Sum is"); </w:t>
+        <w:t xml:space="preserve">.println(555 + 555+" Sum is"); </w:t>
       </w:r>
       <w:r>
         <w:rPr>
@@ -1623,9 +1534,8 @@
           <w:szCs w:val="18"/>
         </w:rPr>
         <w:br/>
-        <w:t xml:space="preserve">    </w:t>
-      </w:r>
-      <w:proofErr w:type="spellStart"/>
+        <w:t xml:space="preserve">        </w:t>
+      </w:r>
       <w:r>
         <w:rPr>
           <w:rFonts w:ascii="Calibri" w:hAnsi="Calibri" w:cs="Calibri"/>
@@ -1650,16 +1560,7 @@
           <w:sz w:val="18"/>
           <w:szCs w:val="18"/>
         </w:rPr>
-        <w:t>.println</w:t>
-      </w:r>
-      <w:proofErr w:type="spellEnd"/>
-      <w:r>
-        <w:rPr>
-          <w:rFonts w:ascii="Calibri" w:hAnsi="Calibri" w:cs="Calibri"/>
-          <w:sz w:val="18"/>
-          <w:szCs w:val="18"/>
-        </w:rPr>
-        <w:t xml:space="preserve">(555 + 555+" Sum is"+6666+666); </w:t>
+        <w:t xml:space="preserve">.println(555 + 555+" Sum is"+6666+666); </w:t>
       </w:r>
       <w:r>
         <w:rPr>
@@ -1690,9 +1591,8 @@
           <w:szCs w:val="18"/>
         </w:rPr>
         <w:br/>
-        <w:t xml:space="preserve">    </w:t>
-      </w:r>
-      <w:proofErr w:type="spellStart"/>
+        <w:t xml:space="preserve">        </w:t>
+      </w:r>
       <w:r>
         <w:rPr>
           <w:rFonts w:ascii="Calibri" w:hAnsi="Calibri" w:cs="Calibri"/>
@@ -1717,16 +1617,7 @@
           <w:sz w:val="18"/>
           <w:szCs w:val="18"/>
         </w:rPr>
-        <w:t>.println</w:t>
-      </w:r>
-      <w:proofErr w:type="spellEnd"/>
-      <w:r>
-        <w:rPr>
-          <w:rFonts w:ascii="Calibri" w:hAnsi="Calibri" w:cs="Calibri"/>
-          <w:sz w:val="18"/>
-          <w:szCs w:val="18"/>
-        </w:rPr>
-        <w:t xml:space="preserve">((555 + 555)+" Sum is"+(6666+666)); </w:t>
+        <w:t xml:space="preserve">.println((555 + 555)+" Sum is"+(6666+666)); </w:t>
       </w:r>
       <w:r>
         <w:rPr>
@@ -1757,13 +1648,248 @@
           <w:szCs w:val="18"/>
         </w:rPr>
         <w:br/>
-      </w:r>
-      <w:r>
-        <w:rPr>
-          <w:rFonts w:ascii="Calibri" w:hAnsi="Calibri" w:cs="Calibri"/>
-          <w:sz w:val="18"/>
-          <w:szCs w:val="18"/>
-        </w:rPr>
+        <w:t xml:space="preserve">        </w:t>
+      </w:r>
+      <w:r>
+        <w:rPr>
+          <w:rFonts w:ascii="Calibri" w:hAnsi="Calibri" w:cs="Calibri"/>
+          <w:sz w:val="18"/>
+          <w:szCs w:val="18"/>
+        </w:rPr>
+        <w:t>System.</w:t>
+      </w:r>
+      <w:r>
+        <w:rPr>
+          <w:rFonts w:ascii="Calibri" w:hAnsi="Calibri" w:cs="Calibri"/>
+          <w:i/>
+          <w:iCs/>
+          <w:sz w:val="18"/>
+          <w:szCs w:val="18"/>
+        </w:rPr>
+        <w:t>out</w:t>
+      </w:r>
+      <w:r>
+        <w:rPr>
+          <w:rFonts w:ascii="Calibri" w:hAnsi="Calibri" w:cs="Calibri"/>
+          <w:sz w:val="18"/>
+          <w:szCs w:val="18"/>
+        </w:rPr>
+        <w:t>.println('A'+10);</w:t>
+      </w:r>
+      <w:r>
+        <w:rPr>
+          <w:rFonts w:ascii="Calibri" w:hAnsi="Calibri" w:cs="Calibri"/>
+          <w:sz w:val="18"/>
+          <w:szCs w:val="18"/>
+        </w:rPr>
+        <w:br/>
+        <w:t xml:space="preserve">        System.</w:t>
+      </w:r>
+      <w:r>
+        <w:rPr>
+          <w:rFonts w:ascii="Calibri" w:hAnsi="Calibri" w:cs="Calibri"/>
+          <w:i/>
+          <w:iCs/>
+          <w:sz w:val="18"/>
+          <w:szCs w:val="18"/>
+        </w:rPr>
+        <w:t>out</w:t>
+      </w:r>
+      <w:r>
+        <w:rPr>
+          <w:rFonts w:ascii="Calibri" w:hAnsi="Calibri" w:cs="Calibri"/>
+          <w:sz w:val="18"/>
+          <w:szCs w:val="18"/>
+        </w:rPr>
+        <w:t>.println('A');</w:t>
+      </w:r>
+      <w:r>
+        <w:rPr>
+          <w:rFonts w:ascii="Calibri" w:hAnsi="Calibri" w:cs="Calibri"/>
+          <w:sz w:val="18"/>
+          <w:szCs w:val="18"/>
+        </w:rPr>
+        <w:br/>
+      </w:r>
+      <w:r>
+        <w:rPr>
+          <w:rFonts w:ascii="Calibri" w:hAnsi="Calibri" w:cs="Calibri"/>
+          <w:sz w:val="18"/>
+          <w:szCs w:val="18"/>
+        </w:rPr>
+        <w:br/>
+        <w:t xml:space="preserve">        </w:t>
+      </w:r>
+      <w:r>
+        <w:rPr>
+          <w:rFonts w:ascii="Calibri" w:hAnsi="Calibri" w:cs="Calibri"/>
+          <w:i/>
+          <w:iCs/>
+          <w:sz w:val="18"/>
+          <w:szCs w:val="18"/>
+        </w:rPr>
+        <w:t>//Char is converted to Ascii value and do operation and then concatenate with String</w:t>
+      </w:r>
+      <w:r>
+        <w:rPr>
+          <w:rFonts w:ascii="Calibri" w:hAnsi="Calibri" w:cs="Calibri"/>
+          <w:i/>
+          <w:iCs/>
+          <w:sz w:val="18"/>
+          <w:szCs w:val="18"/>
+        </w:rPr>
+        <w:br/>
+        <w:t xml:space="preserve">        </w:t>
+      </w:r>
+      <w:r>
+        <w:rPr>
+          <w:rFonts w:ascii="Calibri" w:hAnsi="Calibri" w:cs="Calibri"/>
+          <w:sz w:val="18"/>
+          <w:szCs w:val="18"/>
+        </w:rPr>
+        <w:t>System.</w:t>
+      </w:r>
+      <w:r>
+        <w:rPr>
+          <w:rFonts w:ascii="Calibri" w:hAnsi="Calibri" w:cs="Calibri"/>
+          <w:i/>
+          <w:iCs/>
+          <w:sz w:val="18"/>
+          <w:szCs w:val="18"/>
+        </w:rPr>
+        <w:t>out</w:t>
+      </w:r>
+      <w:r>
+        <w:rPr>
+          <w:rFonts w:ascii="Calibri" w:hAnsi="Calibri" w:cs="Calibri"/>
+          <w:sz w:val="18"/>
+          <w:szCs w:val="18"/>
+        </w:rPr>
+        <w:t>.println('A'+'B'+33+" Sum");</w:t>
+      </w:r>
+      <w:r>
+        <w:rPr>
+          <w:rFonts w:ascii="Calibri" w:hAnsi="Calibri" w:cs="Calibri"/>
+          <w:sz w:val="18"/>
+          <w:szCs w:val="18"/>
+        </w:rPr>
+        <w:br/>
+      </w:r>
+      <w:r>
+        <w:rPr>
+          <w:rFonts w:ascii="Calibri" w:hAnsi="Calibri" w:cs="Calibri"/>
+          <w:sz w:val="18"/>
+          <w:szCs w:val="18"/>
+        </w:rPr>
+        <w:br/>
+        <w:t xml:space="preserve">        </w:t>
+      </w:r>
+      <w:r>
+        <w:rPr>
+          <w:rFonts w:ascii="Calibri" w:hAnsi="Calibri" w:cs="Calibri"/>
+          <w:i/>
+          <w:iCs/>
+          <w:sz w:val="18"/>
+          <w:szCs w:val="18"/>
+        </w:rPr>
+        <w:t>//Executed as last statement</w:t>
+      </w:r>
+      <w:r>
+        <w:rPr>
+          <w:rFonts w:ascii="Calibri" w:hAnsi="Calibri" w:cs="Calibri"/>
+          <w:i/>
+          <w:iCs/>
+          <w:sz w:val="18"/>
+          <w:szCs w:val="18"/>
+        </w:rPr>
+        <w:br/>
+        <w:t xml:space="preserve">        </w:t>
+      </w:r>
+      <w:r>
+        <w:rPr>
+          <w:rFonts w:ascii="Calibri" w:hAnsi="Calibri" w:cs="Calibri"/>
+          <w:sz w:val="18"/>
+          <w:szCs w:val="18"/>
+        </w:rPr>
+        <w:t>System.</w:t>
+      </w:r>
+      <w:r>
+        <w:rPr>
+          <w:rFonts w:ascii="Calibri" w:hAnsi="Calibri" w:cs="Calibri"/>
+          <w:i/>
+          <w:iCs/>
+          <w:sz w:val="18"/>
+          <w:szCs w:val="18"/>
+        </w:rPr>
+        <w:t>err</w:t>
+      </w:r>
+      <w:r>
+        <w:rPr>
+          <w:rFonts w:ascii="Calibri" w:hAnsi="Calibri" w:cs="Calibri"/>
+          <w:sz w:val="18"/>
+          <w:szCs w:val="18"/>
+        </w:rPr>
+        <w:t>.println("Error Message");</w:t>
+      </w:r>
+      <w:r>
+        <w:rPr>
+          <w:rFonts w:ascii="Calibri" w:hAnsi="Calibri" w:cs="Calibri"/>
+          <w:sz w:val="18"/>
+          <w:szCs w:val="18"/>
+        </w:rPr>
+        <w:br/>
+      </w:r>
+      <w:r>
+        <w:rPr>
+          <w:rFonts w:ascii="Calibri" w:hAnsi="Calibri" w:cs="Calibri"/>
+          <w:sz w:val="18"/>
+          <w:szCs w:val="18"/>
+        </w:rPr>
+        <w:br/>
+        <w:t xml:space="preserve">        System.</w:t>
+      </w:r>
+      <w:r>
+        <w:rPr>
+          <w:rFonts w:ascii="Calibri" w:hAnsi="Calibri" w:cs="Calibri"/>
+          <w:i/>
+          <w:iCs/>
+          <w:sz w:val="18"/>
+          <w:szCs w:val="18"/>
+        </w:rPr>
+        <w:t>out</w:t>
+      </w:r>
+      <w:r>
+        <w:rPr>
+          <w:rFonts w:ascii="Calibri" w:hAnsi="Calibri" w:cs="Calibri"/>
+          <w:sz w:val="18"/>
+          <w:szCs w:val="18"/>
+        </w:rPr>
+        <w:t>.println("Hello Worlds");</w:t>
+      </w:r>
+      <w:r>
+        <w:rPr>
+          <w:rFonts w:ascii="Calibri" w:hAnsi="Calibri" w:cs="Calibri"/>
+          <w:sz w:val="18"/>
+          <w:szCs w:val="18"/>
+        </w:rPr>
+        <w:br/>
+      </w:r>
+      <w:r>
+        <w:rPr>
+          <w:rFonts w:ascii="Calibri" w:hAnsi="Calibri" w:cs="Calibri"/>
+          <w:sz w:val="18"/>
+          <w:szCs w:val="18"/>
+        </w:rPr>
+        <w:br/>
+        <w:t xml:space="preserve">    }</w:t>
+      </w:r>
+      <w:r>
+        <w:rPr>
+          <w:rFonts w:ascii="Calibri" w:hAnsi="Calibri" w:cs="Calibri"/>
+          <w:sz w:val="18"/>
+          <w:szCs w:val="18"/>
+        </w:rPr>
+        <w:br/>
         <w:t>}</w:t>
       </w:r>
     </w:p>
@@ -1771,12 +1897,262 @@
       <w:pPr>
         <w:rPr>
           <w:rFonts w:ascii="Calibri" w:hAnsi="Calibri" w:cs="Calibri"/>
-          <w:b/>
-          <w:bCs/>
-          <w:sz w:val="28"/>
-          <w:szCs w:val="28"/>
-        </w:rPr>
-      </w:pPr>
+          <w:sz w:val="18"/>
+          <w:szCs w:val="18"/>
+        </w:rPr>
+      </w:pPr>
+      <w:r>
+        <w:rPr>
+          <w:rFonts w:ascii="Calibri" w:hAnsi="Calibri" w:cs="Calibri"/>
+          <w:sz w:val="18"/>
+          <w:szCs w:val="18"/>
+        </w:rPr>
+        <w:t>OUTPUT:</w:t>
+      </w:r>
+    </w:p>
+    <w:p>
+      <w:pPr>
+        <w:rPr>
+          <w:rFonts w:ascii="Calibri" w:hAnsi="Calibri" w:cs="Calibri"/>
+          <w:sz w:val="18"/>
+          <w:szCs w:val="18"/>
+        </w:rPr>
+      </w:pPr>
+      <w:r>
+        <w:rPr>
+          <w:rFonts w:ascii="Calibri" w:hAnsi="Calibri" w:cs="Calibri"/>
+          <w:sz w:val="18"/>
+          <w:szCs w:val="18"/>
+        </w:rPr>
+        <w:t>Hello World !!</w:t>
+      </w:r>
+    </w:p>
+    <w:p>
+      <w:pPr>
+        <w:rPr>
+          <w:rFonts w:ascii="Calibri" w:hAnsi="Calibri" w:cs="Calibri"/>
+          <w:sz w:val="18"/>
+          <w:szCs w:val="18"/>
+        </w:rPr>
+      </w:pPr>
+      <w:r>
+        <w:rPr>
+          <w:rFonts w:ascii="Calibri" w:hAnsi="Calibri" w:cs="Calibri"/>
+          <w:sz w:val="18"/>
+          <w:szCs w:val="18"/>
+        </w:rPr>
+        <w:t>-1478409</w:t>
+      </w:r>
+    </w:p>
+    <w:p>
+      <w:pPr>
+        <w:rPr>
+          <w:rFonts w:ascii="Calibri" w:hAnsi="Calibri" w:cs="Calibri"/>
+          <w:sz w:val="18"/>
+          <w:szCs w:val="18"/>
+        </w:rPr>
+      </w:pPr>
+      <w:r>
+        <w:rPr>
+          <w:rFonts w:ascii="Calibri" w:hAnsi="Calibri" w:cs="Calibri"/>
+          <w:sz w:val="18"/>
+          <w:szCs w:val="18"/>
+        </w:rPr>
+        <w:t>Sum of 555555</w:t>
+      </w:r>
+    </w:p>
+    <w:p>
+      <w:pPr>
+        <w:rPr>
+          <w:rFonts w:ascii="Calibri" w:hAnsi="Calibri" w:cs="Calibri"/>
+          <w:sz w:val="18"/>
+          <w:szCs w:val="18"/>
+        </w:rPr>
+      </w:pPr>
+      <w:r>
+        <w:rPr>
+          <w:rFonts w:ascii="Calibri" w:hAnsi="Calibri" w:cs="Calibri"/>
+          <w:sz w:val="18"/>
+          <w:szCs w:val="18"/>
+        </w:rPr>
+        <w:t>1110 Sum is</w:t>
+      </w:r>
+    </w:p>
+    <w:p>
+      <w:pPr>
+        <w:rPr>
+          <w:rFonts w:ascii="Calibri" w:hAnsi="Calibri" w:cs="Calibri"/>
+          <w:sz w:val="18"/>
+          <w:szCs w:val="18"/>
+        </w:rPr>
+      </w:pPr>
+      <w:r>
+        <w:rPr>
+          <w:rFonts w:ascii="Calibri" w:hAnsi="Calibri" w:cs="Calibri"/>
+          <w:sz w:val="18"/>
+          <w:szCs w:val="18"/>
+        </w:rPr>
+        <w:t>1110 Sum is6666666</w:t>
+      </w:r>
+    </w:p>
+    <w:p>
+      <w:pPr>
+        <w:rPr>
+          <w:rFonts w:ascii="Calibri" w:hAnsi="Calibri" w:cs="Calibri"/>
+          <w:sz w:val="18"/>
+          <w:szCs w:val="18"/>
+        </w:rPr>
+      </w:pPr>
+      <w:r>
+        <w:rPr>
+          <w:rFonts w:ascii="Calibri" w:hAnsi="Calibri" w:cs="Calibri"/>
+          <w:sz w:val="18"/>
+          <w:szCs w:val="18"/>
+        </w:rPr>
+        <w:t>1110 Sum is7332</w:t>
+      </w:r>
+    </w:p>
+    <w:p>
+      <w:pPr>
+        <w:rPr>
+          <w:rFonts w:ascii="Calibri" w:hAnsi="Calibri" w:cs="Calibri"/>
+          <w:sz w:val="18"/>
+          <w:szCs w:val="18"/>
+        </w:rPr>
+      </w:pPr>
+      <w:r>
+        <w:rPr>
+          <w:rFonts w:ascii="Calibri" w:hAnsi="Calibri" w:cs="Calibri"/>
+          <w:sz w:val="18"/>
+          <w:szCs w:val="18"/>
+        </w:rPr>
+        <w:t>75</w:t>
+      </w:r>
+    </w:p>
+    <w:p>
+      <w:pPr>
+        <w:rPr>
+          <w:rFonts w:ascii="Calibri" w:hAnsi="Calibri" w:cs="Calibri"/>
+          <w:sz w:val="18"/>
+          <w:szCs w:val="18"/>
+        </w:rPr>
+      </w:pPr>
+      <w:r>
+        <w:rPr>
+          <w:rFonts w:ascii="Calibri" w:hAnsi="Calibri" w:cs="Calibri"/>
+          <w:sz w:val="18"/>
+          <w:szCs w:val="18"/>
+        </w:rPr>
+        <w:t>A</w:t>
+      </w:r>
+    </w:p>
+    <w:p>
+      <w:pPr>
+        <w:rPr>
+          <w:rFonts w:ascii="Calibri" w:hAnsi="Calibri" w:cs="Calibri"/>
+          <w:sz w:val="18"/>
+          <w:szCs w:val="18"/>
+        </w:rPr>
+      </w:pPr>
+      <w:r>
+        <w:rPr>
+          <w:rFonts w:ascii="Calibri" w:hAnsi="Calibri" w:cs="Calibri"/>
+          <w:sz w:val="18"/>
+          <w:szCs w:val="18"/>
+        </w:rPr>
+        <w:t>164 Sum</w:t>
+      </w:r>
+    </w:p>
+    <w:p>
+      <w:pPr>
+        <w:rPr>
+          <w:rFonts w:ascii="Calibri" w:hAnsi="Calibri" w:cs="Calibri"/>
+          <w:sz w:val="18"/>
+          <w:szCs w:val="18"/>
+        </w:rPr>
+      </w:pPr>
+      <w:r>
+        <w:rPr>
+          <w:rFonts w:ascii="Calibri" w:hAnsi="Calibri" w:cs="Calibri"/>
+          <w:sz w:val="18"/>
+          <w:szCs w:val="18"/>
+        </w:rPr>
+        <w:t>Hello Worlds</w:t>
+      </w:r>
+    </w:p>
+    <w:p>
+      <w:pPr>
+        <w:rPr>
+          <w:rFonts w:ascii="Calibri" w:hAnsi="Calibri" w:cs="Calibri"/>
+          <w:sz w:val="18"/>
+          <w:szCs w:val="18"/>
+        </w:rPr>
+      </w:pPr>
+      <w:r>
+        <w:rPr>
+          <w:rFonts w:ascii="Calibri" w:hAnsi="Calibri" w:cs="Calibri"/>
+          <w:sz w:val="18"/>
+          <w:szCs w:val="18"/>
+        </w:rPr>
+        <w:t>Error Message</w:t>
+      </w:r>
+    </w:p>
+    <w:p>
+      <w:pPr>
+        <w:rPr>
+          <w:rFonts w:ascii="Calibri" w:hAnsi="Calibri" w:cs="Calibri"/>
+          <w:sz w:val="18"/>
+          <w:szCs w:val="18"/>
+        </w:rPr>
+      </w:pPr>
+    </w:p>
+    <w:p>
+      <w:pPr>
+        <w:pStyle w:val="ListParagraph"/>
+        <w:numPr>
+          <w:ilvl w:val="0"/>
+          <w:numId w:val="1"/>
+        </w:numPr>
+        <w:rPr>
+          <w:rFonts w:ascii="Calibri" w:hAnsi="Calibri" w:cs="Calibri"/>
+          <w:b/>
+          <w:bCs/>
+          <w:color w:val="156082" w:themeColor="accent1"/>
+        </w:rPr>
+      </w:pPr>
+      <w:r>
+        <w:rPr>
+          <w:rFonts w:ascii="Calibri" w:hAnsi="Calibri" w:cs="Calibri"/>
+          <w:b/>
+          <w:bCs/>
+          <w:color w:val="156082" w:themeColor="accent1"/>
+        </w:rPr>
+        <w:t>VARIABLES AND DATA TYPES</w:t>
+      </w:r>
+    </w:p>
+    <w:p>
+      <w:pPr>
+        <w:pStyle w:val="ListParagraph"/>
+        <w:numPr>
+          <w:ilvl w:val="0"/>
+          <w:numId w:val="1"/>
+        </w:numPr>
+        <w:rPr>
+          <w:rFonts w:ascii="Calibri" w:hAnsi="Calibri" w:cs="Calibri"/>
+          <w:b/>
+          <w:bCs/>
+          <w:color w:val="156082" w:themeColor="accent1"/>
+        </w:rPr>
+      </w:pPr>
+      <w:r>
+        <w:rPr>
+          <w:rFonts w:ascii="Calibri" w:hAnsi="Calibri" w:cs="Calibri"/>
+          <w:b/>
+          <w:bCs/>
+          <w:color w:val="156082" w:themeColor="accent1"/>
+        </w:rPr>
+        <w:t>STRINGS</w:t>
+      </w:r>
     </w:p>
     <w:p>
       <w:pPr>
@@ -1804,8 +2180,8 @@
   <w:abstractNum w:abstractNumId="0" w15:restartNumberingAfterBreak="0">
     <w:nsid w:val="0F31040F"/>
     <w:multiLevelType w:val="hybridMultilevel"/>
-    <w:tmpl w:val="F6583294"/>
-    <w:lvl w:ilvl="0" w:tplc="D61225F8">
+    <w:tmpl w:val="6164AA4E"/>
+    <w:lvl w:ilvl="0" w:tplc="04184898">
       <w:start w:val="1"/>
       <w:numFmt w:val="decimal"/>
       <w:lvlText w:val="%1."/>
@@ -1815,8 +2191,8 @@
       </w:pPr>
       <w:rPr>
         <w:rFonts w:hint="default"/>
-        <w:sz w:val="18"/>
-        <w:szCs w:val="18"/>
+        <w:sz w:val="24"/>
+        <w:szCs w:val="24"/>
       </w:rPr>
     </w:lvl>
     <w:lvl w:ilvl="1" w:tplc="40090019" w:tentative="1">
@@ -2837,6 +3213,17 @@
       <w:shd w:val="clear" w:color="auto" w:fill="E1DFDD"/>
     </w:rPr>
   </w:style>
+  <w:style w:type="paragraph" w:styleId="NormalWeb">
+    <w:name w:val="Normal (Web)"/>
+    <w:basedOn w:val="Normal"/>
+    <w:uiPriority w:val="99"/>
+    <w:semiHidden/>
+    <w:unhideWhenUsed/>
+    <w:rsid w:val="005F162E"/>
+    <w:rPr>
+      <w:rFonts w:ascii="Times New Roman" w:hAnsi="Times New Roman" w:cs="Times New Roman"/>
+    </w:rPr>
+  </w:style>
 </w:styles>
 </file>
 

--- a/RestAssuredNotesIsha.docx
+++ b/RestAssuredNotesIsha.docx
@@ -4,6 +4,7 @@
   <w:body>
     <w:p>
       <w:pPr>
+        <w:spacing w:line="360" w:lineRule="auto"/>
         <w:jc w:val="center"/>
         <w:rPr>
           <w:rFonts w:ascii="Calibri" w:hAnsi="Calibri" w:cs="Calibri"/>
@@ -28,6 +29,7 @@
     </w:p>
     <w:p>
       <w:pPr>
+        <w:spacing w:line="360" w:lineRule="auto"/>
         <w:rPr>
           <w:rFonts w:ascii="Calibri" w:hAnsi="Calibri" w:cs="Calibri"/>
           <w:b/>
@@ -39,6 +41,7 @@
     </w:p>
     <w:p>
       <w:pPr>
+        <w:spacing w:line="360" w:lineRule="auto"/>
         <w:rPr>
           <w:rFonts w:ascii="Calibri" w:hAnsi="Calibri" w:cs="Calibri"/>
           <w:b/>
@@ -58,6 +61,7 @@
     </w:p>
     <w:p>
       <w:pPr>
+        <w:spacing w:line="360" w:lineRule="auto"/>
         <w:rPr>
           <w:rFonts w:ascii="Calibri" w:hAnsi="Calibri" w:cs="Calibri"/>
           <w:b/>
@@ -161,6 +165,7 @@
     </w:p>
     <w:p>
       <w:pPr>
+        <w:spacing w:line="360" w:lineRule="auto"/>
         <w:rPr>
           <w:rFonts w:ascii="Calibri" w:hAnsi="Calibri" w:cs="Calibri"/>
           <w:b/>
@@ -256,6 +261,7 @@
     </w:p>
     <w:p>
       <w:pPr>
+        <w:spacing w:line="360" w:lineRule="auto"/>
         <w:rPr>
           <w:rFonts w:ascii="Calibri" w:hAnsi="Calibri" w:cs="Calibri"/>
           <w:b/>
@@ -351,6 +357,7 @@
     </w:p>
     <w:p>
       <w:pPr>
+        <w:spacing w:line="360" w:lineRule="auto"/>
         <w:rPr>
           <w:rFonts w:ascii="Calibri" w:hAnsi="Calibri" w:cs="Calibri"/>
           <w:b/>
@@ -446,6 +453,7 @@
     </w:p>
     <w:p>
       <w:pPr>
+        <w:spacing w:line="360" w:lineRule="auto"/>
         <w:rPr>
           <w:rFonts w:ascii="Calibri" w:hAnsi="Calibri" w:cs="Calibri"/>
           <w:b/>
@@ -551,6 +559,7 @@
     </w:p>
     <w:p>
       <w:pPr>
+        <w:spacing w:line="360" w:lineRule="auto"/>
         <w:rPr>
           <w:rFonts w:ascii="Calibri" w:hAnsi="Calibri" w:cs="Calibri"/>
           <w:b/>
@@ -655,6 +664,7 @@
     </w:p>
     <w:p>
       <w:pPr>
+        <w:spacing w:line="360" w:lineRule="auto"/>
         <w:rPr>
           <w:rFonts w:ascii="Calibri" w:hAnsi="Calibri" w:cs="Calibri"/>
           <w:b/>
@@ -758,6 +768,7 @@
     </w:p>
     <w:p>
       <w:pPr>
+        <w:spacing w:line="360" w:lineRule="auto"/>
         <w:rPr>
           <w:rFonts w:ascii="Calibri" w:hAnsi="Calibri" w:cs="Calibri"/>
           <w:b/>
@@ -767,6 +778,7 @@
     </w:p>
     <w:p>
       <w:pPr>
+        <w:spacing w:line="360" w:lineRule="auto"/>
         <w:rPr>
           <w:rFonts w:ascii="Calibri" w:hAnsi="Calibri" w:cs="Calibri"/>
           <w:b/>
@@ -776,6 +788,7 @@
     </w:p>
     <w:p>
       <w:pPr>
+        <w:spacing w:line="360" w:lineRule="auto"/>
         <w:rPr>
           <w:rFonts w:ascii="Calibri" w:hAnsi="Calibri" w:cs="Calibri"/>
           <w:b/>
@@ -871,6 +884,7 @@
     </w:p>
     <w:p>
       <w:pPr>
+        <w:spacing w:line="360" w:lineRule="auto"/>
         <w:rPr>
           <w:rFonts w:ascii="Calibri" w:hAnsi="Calibri" w:cs="Calibri"/>
           <w:b/>
@@ -880,6 +894,7 @@
     </w:p>
     <w:p>
       <w:pPr>
+        <w:spacing w:line="360" w:lineRule="auto"/>
         <w:jc w:val="center"/>
         <w:rPr>
           <w:rFonts w:ascii="Calibri" w:hAnsi="Calibri" w:cs="Calibri"/>
@@ -895,12 +910,12 @@
           <w:bCs/>
           <w:color w:val="156082" w:themeColor="accent1"/>
         </w:rPr>
-        <w:lastRenderedPageBreak/>
         <w:t>TOOLS</w:t>
       </w:r>
     </w:p>
     <w:p>
       <w:pPr>
+        <w:spacing w:line="360" w:lineRule="auto"/>
         <w:rPr>
           <w:rFonts w:ascii="Calibri" w:hAnsi="Calibri" w:cs="Calibri"/>
           <w:b/>
@@ -953,6 +968,7 @@
     </w:p>
     <w:p>
       <w:pPr>
+        <w:spacing w:line="360" w:lineRule="auto"/>
         <w:rPr>
           <w:rFonts w:ascii="Calibri" w:hAnsi="Calibri" w:cs="Calibri"/>
           <w:b/>
@@ -962,6 +978,7 @@
     </w:p>
     <w:p>
       <w:pPr>
+        <w:spacing w:line="360" w:lineRule="auto"/>
         <w:rPr>
           <w:rFonts w:ascii="Calibri" w:hAnsi="Calibri" w:cs="Calibri"/>
           <w:color w:val="156082" w:themeColor="accent1"/>
@@ -992,6 +1009,7 @@
     </w:p>
     <w:p>
       <w:pPr>
+        <w:spacing w:line="360" w:lineRule="auto"/>
         <w:rPr>
           <w:rFonts w:ascii="Calibri" w:hAnsi="Calibri" w:cs="Calibri"/>
           <w:sz w:val="20"/>
@@ -1012,12 +1030,14 @@
     </w:p>
     <w:p>
       <w:pPr>
-        <w:rPr>
-          <w:rFonts w:ascii="Calibri" w:hAnsi="Calibri" w:cs="Calibri"/>
-          <w:sz w:val="20"/>
-          <w:szCs w:val="20"/>
-        </w:rPr>
-      </w:pPr>
+        <w:spacing w:line="360" w:lineRule="auto"/>
+        <w:rPr>
+          <w:rFonts w:ascii="Calibri" w:hAnsi="Calibri" w:cs="Calibri"/>
+          <w:sz w:val="20"/>
+          <w:szCs w:val="20"/>
+        </w:rPr>
+      </w:pPr>
+      <w:proofErr w:type="spellStart"/>
       <w:r>
         <w:rPr>
           <w:rFonts w:ascii="Calibri" w:hAnsi="Calibri" w:cs="Calibri"/>
@@ -1034,9 +1054,11 @@
         </w:rPr>
         <w:t>andeeshclmysore</w:t>
       </w:r>
-    </w:p>
-    <w:p>
-      <w:pPr>
+      <w:proofErr w:type="spellEnd"/>
+    </w:p>
+    <w:p>
+      <w:pPr>
+        <w:spacing w:line="360" w:lineRule="auto"/>
         <w:rPr>
           <w:rFonts w:ascii="Calibri" w:hAnsi="Calibri" w:cs="Calibri"/>
           <w:b/>
@@ -1055,11 +1077,54 @@
           <w:sz w:val="20"/>
           <w:szCs w:val="20"/>
         </w:rPr>
+        <w:t>Notes:</w:t>
+      </w:r>
+    </w:p>
+    <w:p>
+      <w:pPr>
+        <w:spacing w:line="360" w:lineRule="auto"/>
+        <w:rPr>
+          <w:rFonts w:ascii="Calibri" w:hAnsi="Calibri" w:cs="Calibri"/>
+          <w:sz w:val="20"/>
+          <w:szCs w:val="20"/>
+        </w:rPr>
+      </w:pPr>
+      <w:r>
+        <w:rPr>
+          <w:rFonts w:ascii="Calibri" w:hAnsi="Calibri" w:cs="Calibri"/>
+          <w:sz w:val="20"/>
+          <w:szCs w:val="20"/>
+        </w:rPr>
+        <w:t>https://gist.github.com/sprahul333/f523dea10ab1bf70e8d0f045a302df06</w:t>
+      </w:r>
+    </w:p>
+    <w:p>
+      <w:pPr>
+        <w:spacing w:line="360" w:lineRule="auto"/>
+        <w:rPr>
+          <w:rFonts w:ascii="Calibri" w:hAnsi="Calibri" w:cs="Calibri"/>
+          <w:b/>
+          <w:bCs/>
+          <w:color w:val="156082" w:themeColor="accent1"/>
+          <w:sz w:val="20"/>
+          <w:szCs w:val="20"/>
+        </w:rPr>
+      </w:pPr>
+      <w:r>
+        <w:rPr>
+          <w:rFonts w:ascii="Calibri" w:hAnsi="Calibri" w:cs="Calibri"/>
+          <w:b/>
+          <w:bCs/>
+          <w:color w:val="156082" w:themeColor="accent1"/>
+          <w:sz w:val="20"/>
+          <w:szCs w:val="20"/>
+        </w:rPr>
         <w:t xml:space="preserve">Class Link: </w:t>
       </w:r>
     </w:p>
     <w:p>
       <w:pPr>
+        <w:spacing w:line="360" w:lineRule="auto"/>
         <w:rPr>
           <w:sz w:val="18"/>
           <w:szCs w:val="18"/>
@@ -1072,12 +1137,49 @@
             <w:sz w:val="18"/>
             <w:szCs w:val="18"/>
           </w:rPr>
-          <w:t>API Testing, Demo on 4th Aug Batch 2025 @9 PM  Pls contact or whatsapp us on +91-9133190573</w:t>
+          <w:t xml:space="preserve">API Testing, Demo on 4th Aug Batch 2025 @9 </w:t>
+        </w:r>
+        <w:proofErr w:type="gramStart"/>
+        <w:r>
+          <w:rPr>
+            <w:rStyle w:val="Hyperlink"/>
+            <w:sz w:val="18"/>
+            <w:szCs w:val="18"/>
+          </w:rPr>
+          <w:t>PM  Pls</w:t>
+        </w:r>
+        <w:proofErr w:type="gramEnd"/>
+        <w:r>
+          <w:rPr>
+            <w:rStyle w:val="Hyperlink"/>
+            <w:sz w:val="18"/>
+            <w:szCs w:val="18"/>
+          </w:rPr>
+          <w:t xml:space="preserve"> contact or </w:t>
+        </w:r>
+        <w:proofErr w:type="spellStart"/>
+        <w:r>
+          <w:rPr>
+            <w:rStyle w:val="Hyperlink"/>
+            <w:sz w:val="18"/>
+            <w:szCs w:val="18"/>
+          </w:rPr>
+          <w:t>whatsapp</w:t>
+        </w:r>
+        <w:proofErr w:type="spellEnd"/>
+        <w:r>
+          <w:rPr>
+            <w:rStyle w:val="Hyperlink"/>
+            <w:sz w:val="18"/>
+            <w:szCs w:val="18"/>
+          </w:rPr>
+          <w:t xml:space="preserve"> us on +91-9133190573</w:t>
         </w:r>
       </w:hyperlink>
     </w:p>
     <w:p>
       <w:pPr>
+        <w:spacing w:line="360" w:lineRule="auto"/>
         <w:rPr>
           <w:sz w:val="18"/>
           <w:szCs w:val="18"/>
@@ -1096,6 +1198,7 @@
     </w:p>
     <w:p>
       <w:pPr>
+        <w:spacing w:line="360" w:lineRule="auto"/>
         <w:rPr>
           <w:sz w:val="18"/>
           <w:szCs w:val="18"/>
@@ -1114,6 +1217,7 @@
     </w:p>
     <w:p>
       <w:pPr>
+        <w:spacing w:line="360" w:lineRule="auto"/>
         <w:rPr>
           <w:sz w:val="18"/>
           <w:szCs w:val="18"/>
@@ -1132,24 +1236,17 @@
     </w:p>
     <w:p>
       <w:pPr>
-        <w:rPr>
-          <w:rFonts w:ascii="Calibri" w:hAnsi="Calibri" w:cs="Calibri"/>
-          <w:sz w:val="20"/>
-          <w:szCs w:val="20"/>
-        </w:rPr>
-      </w:pPr>
-    </w:p>
-    <w:p>
-      <w:pPr>
-        <w:rPr>
-          <w:rFonts w:ascii="Calibri" w:hAnsi="Calibri" w:cs="Calibri"/>
-          <w:sz w:val="20"/>
-          <w:szCs w:val="20"/>
-        </w:rPr>
-      </w:pPr>
-    </w:p>
-    <w:p>
-      <w:pPr>
+        <w:spacing w:line="360" w:lineRule="auto"/>
+        <w:rPr>
+          <w:rFonts w:ascii="Calibri" w:hAnsi="Calibri" w:cs="Calibri"/>
+          <w:sz w:val="20"/>
+          <w:szCs w:val="20"/>
+        </w:rPr>
+      </w:pPr>
+    </w:p>
+    <w:p>
+      <w:pPr>
+        <w:spacing w:line="360" w:lineRule="auto"/>
         <w:rPr>
           <w:rFonts w:ascii="Calibri" w:hAnsi="Calibri" w:cs="Calibri"/>
           <w:b/>
@@ -1159,6 +1256,7 @@
     </w:p>
     <w:p>
       <w:pPr>
+        <w:spacing w:line="360" w:lineRule="auto"/>
         <w:rPr>
           <w:rFonts w:ascii="Calibri" w:hAnsi="Calibri" w:cs="Calibri"/>
           <w:b/>
@@ -1168,6 +1266,7 @@
     </w:p>
     <w:p>
       <w:pPr>
+        <w:spacing w:line="360" w:lineRule="auto"/>
         <w:rPr>
           <w:rFonts w:ascii="Calibri" w:hAnsi="Calibri" w:cs="Calibri"/>
           <w:b/>
@@ -1177,51 +1276,7 @@
     </w:p>
     <w:p>
       <w:pPr>
-        <w:rPr>
-          <w:rFonts w:ascii="Calibri" w:hAnsi="Calibri" w:cs="Calibri"/>
-          <w:b/>
-          <w:bCs/>
-        </w:rPr>
-      </w:pPr>
-    </w:p>
-    <w:p>
-      <w:pPr>
-        <w:rPr>
-          <w:rFonts w:ascii="Calibri" w:hAnsi="Calibri" w:cs="Calibri"/>
-          <w:b/>
-          <w:bCs/>
-        </w:rPr>
-      </w:pPr>
-    </w:p>
-    <w:p>
-      <w:pPr>
-        <w:rPr>
-          <w:rFonts w:ascii="Calibri" w:hAnsi="Calibri" w:cs="Calibri"/>
-          <w:b/>
-          <w:bCs/>
-        </w:rPr>
-      </w:pPr>
-    </w:p>
-    <w:p>
-      <w:pPr>
-        <w:rPr>
-          <w:rFonts w:ascii="Calibri" w:hAnsi="Calibri" w:cs="Calibri"/>
-          <w:b/>
-          <w:bCs/>
-        </w:rPr>
-      </w:pPr>
-    </w:p>
-    <w:p>
-      <w:pPr>
-        <w:rPr>
-          <w:rFonts w:ascii="Calibri" w:hAnsi="Calibri" w:cs="Calibri"/>
-          <w:b/>
-          <w:bCs/>
-        </w:rPr>
-      </w:pPr>
-    </w:p>
-    <w:p>
-      <w:pPr>
+        <w:spacing w:line="360" w:lineRule="auto"/>
         <w:jc w:val="center"/>
         <w:rPr>
           <w:rFonts w:ascii="Calibri" w:hAnsi="Calibri" w:cs="Calibri"/>
@@ -1252,6 +1307,7 @@
           <w:ilvl w:val="0"/>
           <w:numId w:val="1"/>
         </w:numPr>
+        <w:spacing w:line="360" w:lineRule="auto"/>
         <w:rPr>
           <w:rFonts w:ascii="Calibri" w:hAnsi="Calibri" w:cs="Calibri"/>
           <w:b/>
@@ -1271,834 +1327,807 @@
     </w:p>
     <w:p>
       <w:pPr>
-        <w:rPr>
-          <w:rFonts w:ascii="Calibri" w:hAnsi="Calibri" w:cs="Calibri"/>
-          <w:b/>
-          <w:bCs/>
-          <w:sz w:val="20"/>
-          <w:szCs w:val="20"/>
-        </w:rPr>
-      </w:pPr>
-      <w:r>
-        <w:rPr>
-          <w:rFonts w:ascii="Calibri" w:hAnsi="Calibri" w:cs="Calibri"/>
-          <w:b/>
-          <w:bCs/>
-          <w:sz w:val="20"/>
-          <w:szCs w:val="20"/>
-        </w:rPr>
-        <w:t>Ex</w:t>
-      </w:r>
-      <w:r>
-        <w:rPr>
-          <w:rFonts w:ascii="Calibri" w:hAnsi="Calibri" w:cs="Calibri"/>
-          <w:b/>
-          <w:bCs/>
-          <w:sz w:val="20"/>
-          <w:szCs w:val="20"/>
-        </w:rPr>
-        <w:t>ample:</w:t>
-      </w:r>
-    </w:p>
-    <w:p>
-      <w:pPr>
+        <w:pStyle w:val="ListParagraph"/>
+        <w:numPr>
+          <w:ilvl w:val="0"/>
+          <w:numId w:val="5"/>
+        </w:numPr>
+        <w:spacing w:line="360" w:lineRule="auto"/>
+        <w:rPr>
+          <w:rFonts w:ascii="Calibri" w:hAnsi="Calibri" w:cs="Calibri"/>
+          <w:sz w:val="20"/>
+          <w:szCs w:val="20"/>
+        </w:rPr>
+      </w:pPr>
+      <w:r>
+        <w:rPr>
+          <w:rFonts w:ascii="Calibri" w:hAnsi="Calibri" w:cs="Calibri"/>
+          <w:sz w:val="20"/>
+          <w:szCs w:val="20"/>
+        </w:rPr>
+        <w:t xml:space="preserve">Shortcut for </w:t>
+      </w:r>
+      <w:proofErr w:type="spellStart"/>
+      <w:r>
+        <w:rPr>
+          <w:rFonts w:ascii="Calibri" w:hAnsi="Calibri" w:cs="Calibri"/>
+          <w:sz w:val="20"/>
+          <w:szCs w:val="20"/>
+        </w:rPr>
+        <w:t>System.out.println</w:t>
+      </w:r>
+      <w:proofErr w:type="spellEnd"/>
+      <w:r>
+        <w:rPr>
+          <w:rFonts w:ascii="Calibri" w:hAnsi="Calibri" w:cs="Calibri"/>
+          <w:sz w:val="20"/>
+          <w:szCs w:val="20"/>
+        </w:rPr>
+        <w:t>():</w:t>
+      </w:r>
+    </w:p>
+    <w:p>
+      <w:pPr>
+        <w:pStyle w:val="ListParagraph"/>
+        <w:numPr>
+          <w:ilvl w:val="1"/>
+          <w:numId w:val="5"/>
+        </w:numPr>
+        <w:spacing w:line="360" w:lineRule="auto"/>
+        <w:rPr>
+          <w:rFonts w:ascii="Calibri" w:hAnsi="Calibri" w:cs="Calibri"/>
+          <w:sz w:val="20"/>
+          <w:szCs w:val="20"/>
+        </w:rPr>
+      </w:pPr>
+      <w:r>
+        <w:rPr>
+          <w:rFonts w:ascii="Calibri" w:hAnsi="Calibri" w:cs="Calibri"/>
+          <w:sz w:val="20"/>
+          <w:szCs w:val="20"/>
+        </w:rPr>
+        <w:t xml:space="preserve">In </w:t>
+      </w:r>
+      <w:proofErr w:type="spellStart"/>
+      <w:r>
+        <w:rPr>
+          <w:rFonts w:ascii="Calibri" w:hAnsi="Calibri" w:cs="Calibri"/>
+          <w:sz w:val="20"/>
+          <w:szCs w:val="20"/>
+        </w:rPr>
+        <w:t>Intellij</w:t>
+      </w:r>
+      <w:proofErr w:type="spellEnd"/>
+      <w:r>
+        <w:rPr>
+          <w:rFonts w:ascii="Calibri" w:hAnsi="Calibri" w:cs="Calibri"/>
+          <w:sz w:val="20"/>
+          <w:szCs w:val="20"/>
+        </w:rPr>
+        <w:t xml:space="preserve"> type </w:t>
+      </w:r>
+      <w:proofErr w:type="spellStart"/>
+      <w:r>
+        <w:rPr>
+          <w:rFonts w:ascii="Calibri" w:hAnsi="Calibri" w:cs="Calibri"/>
+          <w:sz w:val="20"/>
+          <w:szCs w:val="20"/>
+        </w:rPr>
+        <w:t>sout</w:t>
+      </w:r>
+      <w:proofErr w:type="spellEnd"/>
+      <w:r>
+        <w:rPr>
+          <w:rFonts w:ascii="Calibri" w:hAnsi="Calibri" w:cs="Calibri"/>
+          <w:sz w:val="20"/>
+          <w:szCs w:val="20"/>
+        </w:rPr>
+        <w:t xml:space="preserve"> followed by enter key</w:t>
+      </w:r>
+    </w:p>
+    <w:p>
+      <w:pPr>
+        <w:pStyle w:val="ListParagraph"/>
+        <w:numPr>
+          <w:ilvl w:val="1"/>
+          <w:numId w:val="5"/>
+        </w:numPr>
+        <w:spacing w:line="360" w:lineRule="auto"/>
+        <w:rPr>
+          <w:rFonts w:ascii="Calibri" w:hAnsi="Calibri" w:cs="Calibri"/>
+          <w:sz w:val="20"/>
+          <w:szCs w:val="20"/>
+        </w:rPr>
+      </w:pPr>
+      <w:r>
+        <w:rPr>
+          <w:rFonts w:ascii="Calibri" w:hAnsi="Calibri" w:cs="Calibri"/>
+          <w:sz w:val="20"/>
+          <w:szCs w:val="20"/>
+        </w:rPr>
+        <w:t xml:space="preserve">In Eclipse type </w:t>
+      </w:r>
+      <w:proofErr w:type="spellStart"/>
+      <w:r>
+        <w:rPr>
+          <w:rFonts w:ascii="Calibri" w:hAnsi="Calibri" w:cs="Calibri"/>
+          <w:sz w:val="20"/>
+          <w:szCs w:val="20"/>
+        </w:rPr>
+        <w:t>sysout</w:t>
+      </w:r>
+      <w:proofErr w:type="spellEnd"/>
+      <w:r>
+        <w:rPr>
+          <w:rFonts w:ascii="Calibri" w:hAnsi="Calibri" w:cs="Calibri"/>
+          <w:sz w:val="20"/>
+          <w:szCs w:val="20"/>
+        </w:rPr>
+        <w:t xml:space="preserve"> followed by </w:t>
+      </w:r>
+      <w:proofErr w:type="spellStart"/>
+      <w:r>
+        <w:rPr>
+          <w:rFonts w:ascii="Calibri" w:hAnsi="Calibri" w:cs="Calibri"/>
+          <w:sz w:val="20"/>
+          <w:szCs w:val="20"/>
+        </w:rPr>
+        <w:t>ctrl+space</w:t>
+      </w:r>
+      <w:proofErr w:type="spellEnd"/>
+    </w:p>
+    <w:p>
+      <w:pPr>
+        <w:pStyle w:val="ListParagraph"/>
+        <w:numPr>
+          <w:ilvl w:val="1"/>
+          <w:numId w:val="5"/>
+        </w:numPr>
+        <w:spacing w:line="360" w:lineRule="auto"/>
+        <w:rPr>
+          <w:rFonts w:ascii="Calibri" w:hAnsi="Calibri" w:cs="Calibri"/>
+          <w:sz w:val="20"/>
+          <w:szCs w:val="20"/>
+        </w:rPr>
+      </w:pPr>
+      <w:r>
+        <w:rPr>
+          <w:rFonts w:ascii="Calibri" w:hAnsi="Calibri" w:cs="Calibri"/>
+          <w:sz w:val="20"/>
+          <w:szCs w:val="20"/>
+        </w:rPr>
+        <w:t xml:space="preserve">In VS Code type </w:t>
+      </w:r>
+      <w:proofErr w:type="spellStart"/>
+      <w:r>
+        <w:rPr>
+          <w:rFonts w:ascii="Calibri" w:hAnsi="Calibri" w:cs="Calibri"/>
+          <w:sz w:val="20"/>
+          <w:szCs w:val="20"/>
+        </w:rPr>
+        <w:t>sout</w:t>
+      </w:r>
+      <w:proofErr w:type="spellEnd"/>
+      <w:r>
+        <w:rPr>
+          <w:rFonts w:ascii="Calibri" w:hAnsi="Calibri" w:cs="Calibri"/>
+          <w:sz w:val="20"/>
+          <w:szCs w:val="20"/>
+        </w:rPr>
+        <w:t xml:space="preserve"> followed by enter key</w:t>
+      </w:r>
+    </w:p>
+    <w:p>
+      <w:pPr>
+        <w:pStyle w:val="ListParagraph"/>
+        <w:numPr>
+          <w:ilvl w:val="0"/>
+          <w:numId w:val="6"/>
+        </w:numPr>
+        <w:spacing w:line="360" w:lineRule="auto"/>
+        <w:rPr>
+          <w:rFonts w:ascii="Calibri" w:hAnsi="Calibri" w:cs="Calibri"/>
+          <w:sz w:val="20"/>
+          <w:szCs w:val="20"/>
+        </w:rPr>
+      </w:pPr>
+      <w:r>
+        <w:rPr>
+          <w:rFonts w:ascii="Calibri" w:hAnsi="Calibri" w:cs="Calibri"/>
+          <w:sz w:val="20"/>
+          <w:szCs w:val="20"/>
+        </w:rPr>
+        <w:t>Whenever we are including any characters for any arithmetic operations</w:t>
+      </w:r>
+    </w:p>
+    <w:p>
+      <w:pPr>
+        <w:pStyle w:val="ListParagraph"/>
+        <w:numPr>
+          <w:ilvl w:val="0"/>
+          <w:numId w:val="7"/>
+        </w:numPr>
+        <w:spacing w:line="360" w:lineRule="auto"/>
+        <w:rPr>
+          <w:rFonts w:ascii="Calibri" w:hAnsi="Calibri" w:cs="Calibri"/>
+          <w:sz w:val="20"/>
+          <w:szCs w:val="20"/>
+        </w:rPr>
+      </w:pPr>
+      <w:r>
+        <w:rPr>
+          <w:rFonts w:ascii="Calibri" w:hAnsi="Calibri" w:cs="Calibri"/>
+          <w:sz w:val="20"/>
+          <w:szCs w:val="20"/>
+        </w:rPr>
+        <w:t>We will take the ASCII Value of the character</w:t>
+      </w:r>
+    </w:p>
+    <w:p>
+      <w:pPr>
+        <w:pStyle w:val="ListParagraph"/>
+        <w:numPr>
+          <w:ilvl w:val="0"/>
+          <w:numId w:val="7"/>
+        </w:numPr>
+        <w:spacing w:line="360" w:lineRule="auto"/>
+        <w:rPr>
+          <w:rFonts w:ascii="Calibri" w:hAnsi="Calibri" w:cs="Calibri"/>
+          <w:sz w:val="20"/>
+          <w:szCs w:val="20"/>
+        </w:rPr>
+      </w:pPr>
+      <w:proofErr w:type="spellStart"/>
+      <w:r>
+        <w:rPr>
+          <w:rFonts w:ascii="Calibri" w:hAnsi="Calibri" w:cs="Calibri"/>
+          <w:sz w:val="20"/>
+          <w:szCs w:val="20"/>
+        </w:rPr>
+        <w:t>System.out.println</w:t>
+      </w:r>
+      <w:proofErr w:type="spellEnd"/>
+      <w:r>
+        <w:rPr>
+          <w:rFonts w:ascii="Calibri" w:hAnsi="Calibri" w:cs="Calibri"/>
+          <w:sz w:val="20"/>
+          <w:szCs w:val="20"/>
+        </w:rPr>
+        <w:t>('y'+600-400);</w:t>
+      </w:r>
+      <w:r>
+        <w:rPr>
+          <w:rFonts w:ascii="Calibri" w:hAnsi="Calibri" w:cs="Calibri"/>
+          <w:sz w:val="20"/>
+          <w:szCs w:val="20"/>
+        </w:rPr>
+        <w:t xml:space="preserve"> //</w:t>
+      </w:r>
+      <w:r>
+        <w:rPr>
+          <w:rFonts w:ascii="Calibri" w:hAnsi="Calibri" w:cs="Calibri"/>
+          <w:sz w:val="20"/>
+          <w:szCs w:val="20"/>
+        </w:rPr>
+        <w:t>321</w:t>
+      </w:r>
+    </w:p>
+    <w:p>
+      <w:pPr>
+        <w:pStyle w:val="ListParagraph"/>
+        <w:numPr>
+          <w:ilvl w:val="0"/>
+          <w:numId w:val="6"/>
+        </w:numPr>
+        <w:spacing w:line="360" w:lineRule="auto"/>
+        <w:rPr>
+          <w:rFonts w:ascii="Calibri" w:hAnsi="Calibri" w:cs="Calibri"/>
+          <w:sz w:val="20"/>
+          <w:szCs w:val="20"/>
+        </w:rPr>
+      </w:pPr>
+      <w:r>
+        <w:rPr>
+          <w:rFonts w:ascii="Calibri" w:hAnsi="Calibri" w:cs="Calibri"/>
+          <w:sz w:val="20"/>
+          <w:szCs w:val="20"/>
+        </w:rPr>
+        <w:t xml:space="preserve">This is mainly used when we want to print any error </w:t>
+      </w:r>
+      <w:r>
+        <w:rPr>
+          <w:rFonts w:ascii="Calibri" w:hAnsi="Calibri" w:cs="Calibri"/>
+          <w:sz w:val="20"/>
+          <w:szCs w:val="20"/>
+        </w:rPr>
+        <w:t>message</w:t>
+      </w:r>
+    </w:p>
+    <w:p>
+      <w:pPr>
+        <w:pStyle w:val="ListParagraph"/>
+        <w:numPr>
+          <w:ilvl w:val="1"/>
+          <w:numId w:val="4"/>
+        </w:numPr>
+        <w:spacing w:line="360" w:lineRule="auto"/>
+        <w:rPr>
+          <w:rFonts w:ascii="Calibri" w:hAnsi="Calibri" w:cs="Calibri"/>
+          <w:sz w:val="20"/>
+          <w:szCs w:val="20"/>
+        </w:rPr>
+      </w:pPr>
+      <w:proofErr w:type="spellStart"/>
+      <w:r>
+        <w:rPr>
+          <w:rFonts w:ascii="Calibri" w:hAnsi="Calibri" w:cs="Calibri"/>
+          <w:sz w:val="20"/>
+          <w:szCs w:val="20"/>
+        </w:rPr>
+        <w:t>System.err.println</w:t>
+      </w:r>
+      <w:proofErr w:type="spellEnd"/>
+      <w:r>
+        <w:rPr>
+          <w:rFonts w:ascii="Calibri" w:hAnsi="Calibri" w:cs="Calibri"/>
+          <w:sz w:val="20"/>
+          <w:szCs w:val="20"/>
+        </w:rPr>
+        <w:t xml:space="preserve">("Exception </w:t>
+      </w:r>
+      <w:proofErr w:type="spellStart"/>
+      <w:r>
+        <w:rPr>
+          <w:rFonts w:ascii="Calibri" w:hAnsi="Calibri" w:cs="Calibri"/>
+          <w:sz w:val="20"/>
+          <w:szCs w:val="20"/>
+        </w:rPr>
+        <w:t>Occured</w:t>
+      </w:r>
+      <w:proofErr w:type="spellEnd"/>
+      <w:r>
+        <w:rPr>
+          <w:rFonts w:ascii="Calibri" w:hAnsi="Calibri" w:cs="Calibri"/>
+          <w:sz w:val="20"/>
+          <w:szCs w:val="20"/>
+        </w:rPr>
+        <w:t>"</w:t>
+      </w:r>
+      <w:proofErr w:type="gramStart"/>
+      <w:r>
+        <w:rPr>
+          <w:rFonts w:ascii="Calibri" w:hAnsi="Calibri" w:cs="Calibri"/>
+          <w:sz w:val="20"/>
+          <w:szCs w:val="20"/>
+        </w:rPr>
+        <w:t>);</w:t>
+      </w:r>
+      <w:proofErr w:type="gramEnd"/>
+    </w:p>
+    <w:p>
+      <w:pPr>
+        <w:pStyle w:val="ListParagraph"/>
+        <w:numPr>
+          <w:ilvl w:val="0"/>
+          <w:numId w:val="6"/>
+        </w:numPr>
+        <w:spacing w:line="360" w:lineRule="auto"/>
+        <w:rPr>
+          <w:rFonts w:ascii="Calibri" w:hAnsi="Calibri" w:cs="Calibri"/>
+          <w:sz w:val="20"/>
+          <w:szCs w:val="20"/>
+        </w:rPr>
+      </w:pPr>
+      <w:r>
+        <w:rPr>
+          <w:rFonts w:ascii="Calibri" w:hAnsi="Calibri" w:cs="Calibri"/>
+          <w:sz w:val="20"/>
+          <w:szCs w:val="20"/>
+        </w:rPr>
+        <w:t>Within the print statements, if we perform any arithmetic operations, it will perform those operations and print the updated value onto the console</w:t>
+      </w:r>
+    </w:p>
+    <w:p>
+      <w:pPr>
+        <w:pStyle w:val="ListParagraph"/>
+        <w:numPr>
+          <w:ilvl w:val="1"/>
+          <w:numId w:val="3"/>
+        </w:numPr>
+        <w:spacing w:line="360" w:lineRule="auto"/>
+        <w:rPr>
+          <w:rFonts w:ascii="Calibri" w:hAnsi="Calibri" w:cs="Calibri"/>
+          <w:sz w:val="20"/>
+          <w:szCs w:val="20"/>
+        </w:rPr>
+      </w:pPr>
+      <w:proofErr w:type="spellStart"/>
+      <w:r>
+        <w:rPr>
+          <w:rFonts w:ascii="Calibri" w:hAnsi="Calibri" w:cs="Calibri"/>
+          <w:sz w:val="20"/>
+          <w:szCs w:val="20"/>
+        </w:rPr>
+        <w:t>System.out.println</w:t>
+      </w:r>
+      <w:proofErr w:type="spellEnd"/>
+      <w:r>
+        <w:rPr>
+          <w:rFonts w:ascii="Calibri" w:hAnsi="Calibri" w:cs="Calibri"/>
+          <w:sz w:val="20"/>
+          <w:szCs w:val="20"/>
+        </w:rPr>
+        <w:t>(500-400*200-100/10);</w:t>
+      </w:r>
+      <w:r>
+        <w:rPr>
+          <w:rFonts w:ascii="Calibri" w:hAnsi="Calibri" w:cs="Calibri"/>
+          <w:sz w:val="20"/>
+          <w:szCs w:val="20"/>
+        </w:rPr>
+        <w:t xml:space="preserve"> //</w:t>
+      </w:r>
+      <w:r>
+        <w:rPr>
+          <w:rFonts w:ascii="Calibri" w:hAnsi="Calibri" w:cs="Calibri"/>
+          <w:sz w:val="20"/>
+          <w:szCs w:val="20"/>
+        </w:rPr>
+        <w:t>-240635</w:t>
+      </w:r>
+    </w:p>
+    <w:p>
+      <w:pPr>
+        <w:pStyle w:val="ListParagraph"/>
+        <w:numPr>
+          <w:ilvl w:val="0"/>
+          <w:numId w:val="6"/>
+        </w:numPr>
+        <w:spacing w:line="360" w:lineRule="auto"/>
+        <w:rPr>
+          <w:rFonts w:ascii="Calibri" w:hAnsi="Calibri" w:cs="Calibri"/>
+          <w:sz w:val="20"/>
+          <w:szCs w:val="20"/>
+        </w:rPr>
+      </w:pPr>
+      <w:r>
+        <w:rPr>
+          <w:rFonts w:ascii="Calibri" w:hAnsi="Calibri" w:cs="Calibri"/>
+          <w:sz w:val="20"/>
+          <w:szCs w:val="20"/>
+        </w:rPr>
+        <w:t>'+' has two types of operations:</w:t>
+      </w:r>
+    </w:p>
+    <w:p>
+      <w:pPr>
+        <w:pStyle w:val="ListParagraph"/>
+        <w:numPr>
+          <w:ilvl w:val="0"/>
+          <w:numId w:val="8"/>
+        </w:numPr>
+        <w:spacing w:line="360" w:lineRule="auto"/>
+        <w:rPr>
+          <w:rFonts w:ascii="Calibri" w:hAnsi="Calibri" w:cs="Calibri"/>
+          <w:sz w:val="20"/>
+          <w:szCs w:val="20"/>
+        </w:rPr>
+      </w:pPr>
+      <w:r>
+        <w:rPr>
+          <w:rFonts w:ascii="Calibri" w:hAnsi="Calibri" w:cs="Calibri"/>
+          <w:sz w:val="20"/>
+          <w:szCs w:val="20"/>
+        </w:rPr>
+        <w:t>performing the addition of values</w:t>
+      </w:r>
+    </w:p>
+    <w:p>
+      <w:pPr>
+        <w:pStyle w:val="ListParagraph"/>
+        <w:numPr>
+          <w:ilvl w:val="0"/>
+          <w:numId w:val="8"/>
+        </w:numPr>
+        <w:spacing w:line="360" w:lineRule="auto"/>
+        <w:rPr>
+          <w:rFonts w:ascii="Calibri" w:hAnsi="Calibri" w:cs="Calibri"/>
+          <w:sz w:val="20"/>
+          <w:szCs w:val="20"/>
+        </w:rPr>
+      </w:pPr>
+      <w:r>
+        <w:rPr>
+          <w:rFonts w:ascii="Calibri" w:hAnsi="Calibri" w:cs="Calibri"/>
+          <w:sz w:val="20"/>
+          <w:szCs w:val="20"/>
+        </w:rPr>
+        <w:t>Joining the data</w:t>
+      </w:r>
+    </w:p>
+    <w:p>
+      <w:pPr>
+        <w:pStyle w:val="ListParagraph"/>
+        <w:numPr>
+          <w:ilvl w:val="0"/>
+          <w:numId w:val="6"/>
+        </w:numPr>
+        <w:spacing w:line="360" w:lineRule="auto"/>
+        <w:rPr>
+          <w:rFonts w:ascii="Calibri" w:hAnsi="Calibri" w:cs="Calibri"/>
+          <w:sz w:val="20"/>
+          <w:szCs w:val="20"/>
+        </w:rPr>
+      </w:pPr>
+      <w:r>
+        <w:rPr>
+          <w:rFonts w:ascii="Calibri" w:hAnsi="Calibri" w:cs="Calibri"/>
+          <w:sz w:val="20"/>
+          <w:szCs w:val="20"/>
+        </w:rPr>
+        <w:t xml:space="preserve">Always remember that the executions </w:t>
+      </w:r>
+      <w:proofErr w:type="gramStart"/>
+      <w:r>
+        <w:rPr>
+          <w:rFonts w:ascii="Calibri" w:hAnsi="Calibri" w:cs="Calibri"/>
+          <w:sz w:val="20"/>
+          <w:szCs w:val="20"/>
+        </w:rPr>
+        <w:t>happens</w:t>
+      </w:r>
+      <w:proofErr w:type="gramEnd"/>
+      <w:r>
+        <w:rPr>
+          <w:rFonts w:ascii="Calibri" w:hAnsi="Calibri" w:cs="Calibri"/>
+          <w:sz w:val="20"/>
+          <w:szCs w:val="20"/>
+        </w:rPr>
+        <w:t xml:space="preserve"> from left to right</w:t>
+      </w:r>
+    </w:p>
+    <w:p>
+      <w:pPr>
+        <w:pStyle w:val="ListParagraph"/>
+        <w:numPr>
+          <w:ilvl w:val="1"/>
+          <w:numId w:val="9"/>
+        </w:numPr>
+        <w:spacing w:line="360" w:lineRule="auto"/>
+        <w:rPr>
+          <w:rFonts w:ascii="Calibri" w:hAnsi="Calibri" w:cs="Calibri"/>
+          <w:sz w:val="20"/>
+          <w:szCs w:val="20"/>
+        </w:rPr>
+      </w:pPr>
+      <w:proofErr w:type="spellStart"/>
+      <w:r>
+        <w:rPr>
+          <w:rFonts w:ascii="Calibri" w:hAnsi="Calibri" w:cs="Calibri"/>
+          <w:sz w:val="20"/>
+          <w:szCs w:val="20"/>
+        </w:rPr>
+        <w:t>System.out.println</w:t>
+      </w:r>
+      <w:proofErr w:type="spellEnd"/>
+      <w:r>
+        <w:rPr>
+          <w:rFonts w:ascii="Calibri" w:hAnsi="Calibri" w:cs="Calibri"/>
+          <w:sz w:val="20"/>
+          <w:szCs w:val="20"/>
+        </w:rPr>
+        <w:t>("This is my Second Java Program "+500+400+200</w:t>
+      </w:r>
+      <w:proofErr w:type="gramStart"/>
+      <w:r>
+        <w:rPr>
+          <w:rFonts w:ascii="Calibri" w:hAnsi="Calibri" w:cs="Calibri"/>
+          <w:sz w:val="20"/>
+          <w:szCs w:val="20"/>
+        </w:rPr>
+        <w:t>);</w:t>
+      </w:r>
+      <w:proofErr w:type="gramEnd"/>
+    </w:p>
+    <w:p>
+      <w:pPr>
+        <w:pStyle w:val="ListParagraph"/>
+        <w:numPr>
+          <w:ilvl w:val="1"/>
+          <w:numId w:val="9"/>
+        </w:numPr>
+        <w:spacing w:line="360" w:lineRule="auto"/>
+        <w:rPr>
+          <w:rFonts w:ascii="Calibri" w:hAnsi="Calibri" w:cs="Calibri"/>
+          <w:sz w:val="20"/>
+          <w:szCs w:val="20"/>
+        </w:rPr>
+      </w:pPr>
+      <w:proofErr w:type="spellStart"/>
+      <w:r>
+        <w:rPr>
+          <w:rFonts w:ascii="Calibri" w:hAnsi="Calibri" w:cs="Calibri"/>
+          <w:sz w:val="20"/>
+          <w:szCs w:val="20"/>
+        </w:rPr>
+        <w:t>System.out.println</w:t>
+      </w:r>
+      <w:proofErr w:type="spellEnd"/>
+      <w:r>
+        <w:rPr>
+          <w:rFonts w:ascii="Calibri" w:hAnsi="Calibri" w:cs="Calibri"/>
+          <w:sz w:val="20"/>
+          <w:szCs w:val="20"/>
+        </w:rPr>
+        <w:t>(500-300+200-400+" Arithmetic Operations "+ 1000+200+999</w:t>
+      </w:r>
+      <w:proofErr w:type="gramStart"/>
+      <w:r>
+        <w:rPr>
+          <w:rFonts w:ascii="Calibri" w:hAnsi="Calibri" w:cs="Calibri"/>
+          <w:sz w:val="20"/>
+          <w:szCs w:val="20"/>
+        </w:rPr>
+        <w:t>);</w:t>
+      </w:r>
+      <w:proofErr w:type="gramEnd"/>
+    </w:p>
+    <w:p>
+      <w:pPr>
+        <w:pStyle w:val="ListParagraph"/>
+        <w:numPr>
+          <w:ilvl w:val="1"/>
+          <w:numId w:val="9"/>
+        </w:numPr>
+        <w:spacing w:line="360" w:lineRule="auto"/>
+        <w:rPr>
+          <w:rFonts w:ascii="Calibri" w:hAnsi="Calibri" w:cs="Calibri"/>
+          <w:sz w:val="20"/>
+          <w:szCs w:val="20"/>
+        </w:rPr>
+      </w:pPr>
+      <w:proofErr w:type="spellStart"/>
+      <w:r>
+        <w:rPr>
+          <w:rFonts w:ascii="Calibri" w:hAnsi="Calibri" w:cs="Calibri"/>
+          <w:sz w:val="20"/>
+          <w:szCs w:val="20"/>
+        </w:rPr>
+        <w:t>System.out.println</w:t>
+      </w:r>
+      <w:proofErr w:type="spellEnd"/>
+      <w:r>
+        <w:rPr>
+          <w:rFonts w:ascii="Calibri" w:hAnsi="Calibri" w:cs="Calibri"/>
+          <w:sz w:val="20"/>
+          <w:szCs w:val="20"/>
+        </w:rPr>
+        <w:t>(500-300+200-400+" Arithmetic Operations 500+300 "+ (1000+200+999)</w:t>
+      </w:r>
+      <w:proofErr w:type="gramStart"/>
+      <w:r>
+        <w:rPr>
+          <w:rFonts w:ascii="Calibri" w:hAnsi="Calibri" w:cs="Calibri"/>
+          <w:sz w:val="20"/>
+          <w:szCs w:val="20"/>
+        </w:rPr>
+        <w:t>);</w:t>
+      </w:r>
+      <w:proofErr w:type="gramEnd"/>
+    </w:p>
+    <w:p>
+      <w:pPr>
+        <w:spacing w:line="360" w:lineRule="auto"/>
         <w:rPr>
           <w:rFonts w:ascii="Calibri" w:hAnsi="Calibri" w:cs="Calibri"/>
           <w:sz w:val="18"/>
           <w:szCs w:val="18"/>
         </w:rPr>
       </w:pPr>
-      <w:r>
+    </w:p>
+    <w:p>
+      <w:pPr>
+        <w:spacing w:line="360" w:lineRule="auto"/>
         <w:rPr>
           <w:rFonts w:ascii="Calibri" w:hAnsi="Calibri" w:cs="Calibri"/>
           <w:sz w:val="18"/>
           <w:szCs w:val="18"/>
         </w:rPr>
-        <w:t>package JavaForRestassured;</w:t>
-      </w:r>
-      <w:r>
+      </w:pPr>
+    </w:p>
+    <w:p>
+      <w:pPr>
+        <w:spacing w:line="360" w:lineRule="auto"/>
         <w:rPr>
           <w:rFonts w:ascii="Calibri" w:hAnsi="Calibri" w:cs="Calibri"/>
           <w:sz w:val="18"/>
           <w:szCs w:val="18"/>
         </w:rPr>
-        <w:br/>
-      </w:r>
-      <w:r>
+      </w:pPr>
+    </w:p>
+    <w:p>
+      <w:pPr>
+        <w:spacing w:line="360" w:lineRule="auto"/>
         <w:rPr>
           <w:rFonts w:ascii="Calibri" w:hAnsi="Calibri" w:cs="Calibri"/>
           <w:sz w:val="18"/>
           <w:szCs w:val="18"/>
         </w:rPr>
-        <w:br/>
-        <w:t>public class PrintStatement {</w:t>
-      </w:r>
-      <w:r>
+      </w:pPr>
+    </w:p>
+    <w:p>
+      <w:pPr>
+        <w:spacing w:line="360" w:lineRule="auto"/>
         <w:rPr>
           <w:rFonts w:ascii="Calibri" w:hAnsi="Calibri" w:cs="Calibri"/>
           <w:sz w:val="18"/>
           <w:szCs w:val="18"/>
         </w:rPr>
-        <w:br/>
-        <w:t xml:space="preserve">    public static void main(String[] args) {</w:t>
-      </w:r>
-      <w:r>
+      </w:pPr>
+    </w:p>
+    <w:p>
+      <w:pPr>
+        <w:spacing w:line="360" w:lineRule="auto"/>
         <w:rPr>
           <w:rFonts w:ascii="Calibri" w:hAnsi="Calibri" w:cs="Calibri"/>
           <w:sz w:val="18"/>
           <w:szCs w:val="18"/>
         </w:rPr>
-        <w:br/>
-      </w:r>
-      <w:r>
+      </w:pPr>
+    </w:p>
+    <w:p>
+      <w:pPr>
+        <w:spacing w:line="360" w:lineRule="auto"/>
         <w:rPr>
           <w:rFonts w:ascii="Calibri" w:hAnsi="Calibri" w:cs="Calibri"/>
           <w:sz w:val="18"/>
           <w:szCs w:val="18"/>
         </w:rPr>
-        <w:br/>
-        <w:t xml:space="preserve">        System.</w:t>
-      </w:r>
-      <w:r>
-        <w:rPr>
-          <w:rFonts w:ascii="Calibri" w:hAnsi="Calibri" w:cs="Calibri"/>
-          <w:i/>
-          <w:iCs/>
+      </w:pPr>
+    </w:p>
+    <w:p>
+      <w:pPr>
+        <w:spacing w:line="360" w:lineRule="auto"/>
+        <w:rPr>
+          <w:rFonts w:ascii="Calibri" w:hAnsi="Calibri" w:cs="Calibri"/>
           <w:sz w:val="18"/>
           <w:szCs w:val="18"/>
         </w:rPr>
-        <w:t>out</w:t>
-      </w:r>
-      <w:r>
+      </w:pPr>
+    </w:p>
+    <w:p>
+      <w:pPr>
+        <w:spacing w:line="360" w:lineRule="auto"/>
         <w:rPr>
           <w:rFonts w:ascii="Calibri" w:hAnsi="Calibri" w:cs="Calibri"/>
           <w:sz w:val="18"/>
           <w:szCs w:val="18"/>
         </w:rPr>
-        <w:t>.println("Hello World !!");</w:t>
-      </w:r>
-      <w:r>
+      </w:pPr>
+    </w:p>
+    <w:p>
+      <w:pPr>
+        <w:spacing w:line="360" w:lineRule="auto"/>
         <w:rPr>
           <w:rFonts w:ascii="Calibri" w:hAnsi="Calibri" w:cs="Calibri"/>
           <w:sz w:val="18"/>
           <w:szCs w:val="18"/>
         </w:rPr>
-        <w:br/>
-        <w:t xml:space="preserve">        System.</w:t>
-      </w:r>
-      <w:r>
-        <w:rPr>
-          <w:rFonts w:ascii="Calibri" w:hAnsi="Calibri" w:cs="Calibri"/>
-          <w:i/>
-          <w:iCs/>
+      </w:pPr>
+    </w:p>
+    <w:p>
+      <w:pPr>
+        <w:spacing w:line="360" w:lineRule="auto"/>
+        <w:rPr>
+          <w:rFonts w:ascii="Calibri" w:hAnsi="Calibri" w:cs="Calibri"/>
           <w:sz w:val="18"/>
           <w:szCs w:val="18"/>
         </w:rPr>
-        <w:t>out</w:t>
-      </w:r>
-      <w:r>
-        <w:rPr>
-          <w:rFonts w:ascii="Calibri" w:hAnsi="Calibri" w:cs="Calibri"/>
-          <w:sz w:val="18"/>
-          <w:szCs w:val="18"/>
-        </w:rPr>
-        <w:t>.println(555 + 888 - 222 * 6666);</w:t>
-      </w:r>
-      <w:r>
-        <w:rPr>
-          <w:rFonts w:ascii="Calibri" w:hAnsi="Calibri" w:cs="Calibri"/>
-          <w:sz w:val="18"/>
-          <w:szCs w:val="18"/>
-        </w:rPr>
-        <w:br/>
-      </w:r>
-      <w:r>
-        <w:rPr>
-          <w:rFonts w:ascii="Calibri" w:hAnsi="Calibri" w:cs="Calibri"/>
-          <w:sz w:val="18"/>
-          <w:szCs w:val="18"/>
-        </w:rPr>
-        <w:br/>
-        <w:t xml:space="preserve">        </w:t>
-      </w:r>
-      <w:r>
-        <w:rPr>
-          <w:rFonts w:ascii="Calibri" w:hAnsi="Calibri" w:cs="Calibri"/>
-          <w:i/>
-          <w:iCs/>
-          <w:sz w:val="18"/>
-          <w:szCs w:val="18"/>
-        </w:rPr>
-        <w:t>//BODMAS Rule else default execution is Left to Right Execution</w:t>
-      </w:r>
-      <w:r>
-        <w:rPr>
-          <w:rFonts w:ascii="Calibri" w:hAnsi="Calibri" w:cs="Calibri"/>
-          <w:i/>
-          <w:iCs/>
-          <w:sz w:val="18"/>
-          <w:szCs w:val="18"/>
-        </w:rPr>
-        <w:br/>
-        <w:t xml:space="preserve">        </w:t>
-      </w:r>
-      <w:r>
-        <w:rPr>
-          <w:rFonts w:ascii="Calibri" w:hAnsi="Calibri" w:cs="Calibri"/>
-          <w:sz w:val="18"/>
-          <w:szCs w:val="18"/>
-        </w:rPr>
-        <w:t>System.</w:t>
-      </w:r>
-      <w:r>
-        <w:rPr>
-          <w:rFonts w:ascii="Calibri" w:hAnsi="Calibri" w:cs="Calibri"/>
-          <w:i/>
-          <w:iCs/>
-          <w:sz w:val="18"/>
-          <w:szCs w:val="18"/>
-        </w:rPr>
-        <w:t>out</w:t>
-      </w:r>
-      <w:r>
-        <w:rPr>
-          <w:rFonts w:ascii="Calibri" w:hAnsi="Calibri" w:cs="Calibri"/>
-          <w:sz w:val="18"/>
-          <w:szCs w:val="18"/>
-        </w:rPr>
-        <w:t xml:space="preserve">.println("Sum of " + 555 + 555);  </w:t>
-      </w:r>
-      <w:r>
-        <w:rPr>
-          <w:rFonts w:ascii="Calibri" w:hAnsi="Calibri" w:cs="Calibri"/>
-          <w:i/>
-          <w:iCs/>
-          <w:sz w:val="18"/>
-          <w:szCs w:val="18"/>
-        </w:rPr>
-        <w:t>//Sum of 555555 -&gt; Left to Right execution so Concatenation</w:t>
-      </w:r>
-      <w:r>
-        <w:rPr>
-          <w:rFonts w:ascii="Calibri" w:hAnsi="Calibri" w:cs="Calibri"/>
-          <w:i/>
-          <w:iCs/>
-          <w:sz w:val="18"/>
-          <w:szCs w:val="18"/>
-        </w:rPr>
-        <w:br/>
-        <w:t xml:space="preserve">        </w:t>
-      </w:r>
-      <w:r>
-        <w:rPr>
-          <w:rFonts w:ascii="Calibri" w:hAnsi="Calibri" w:cs="Calibri"/>
-          <w:sz w:val="18"/>
-          <w:szCs w:val="18"/>
-        </w:rPr>
-        <w:t>System.</w:t>
-      </w:r>
-      <w:r>
-        <w:rPr>
-          <w:rFonts w:ascii="Calibri" w:hAnsi="Calibri" w:cs="Calibri"/>
-          <w:i/>
-          <w:iCs/>
-          <w:sz w:val="18"/>
-          <w:szCs w:val="18"/>
-        </w:rPr>
-        <w:t>out</w:t>
-      </w:r>
-      <w:r>
-        <w:rPr>
-          <w:rFonts w:ascii="Calibri" w:hAnsi="Calibri" w:cs="Calibri"/>
-          <w:sz w:val="18"/>
-          <w:szCs w:val="18"/>
-        </w:rPr>
-        <w:t xml:space="preserve">.println(555 + 555+" Sum is"); </w:t>
-      </w:r>
-      <w:r>
-        <w:rPr>
-          <w:rFonts w:ascii="Calibri" w:hAnsi="Calibri" w:cs="Calibri"/>
-          <w:i/>
-          <w:iCs/>
-          <w:sz w:val="18"/>
-          <w:szCs w:val="18"/>
-        </w:rPr>
-        <w:t>//1110 Sum is</w:t>
-      </w:r>
-      <w:r>
-        <w:rPr>
-          <w:rFonts w:ascii="Calibri" w:hAnsi="Calibri" w:cs="Calibri"/>
-          <w:i/>
-          <w:iCs/>
-          <w:sz w:val="18"/>
-          <w:szCs w:val="18"/>
-        </w:rPr>
-        <w:br/>
-        <w:t xml:space="preserve">        </w:t>
-      </w:r>
-      <w:r>
-        <w:rPr>
-          <w:rFonts w:ascii="Calibri" w:hAnsi="Calibri" w:cs="Calibri"/>
-          <w:sz w:val="18"/>
-          <w:szCs w:val="18"/>
-        </w:rPr>
-        <w:t>System.</w:t>
-      </w:r>
-      <w:r>
-        <w:rPr>
-          <w:rFonts w:ascii="Calibri" w:hAnsi="Calibri" w:cs="Calibri"/>
-          <w:i/>
-          <w:iCs/>
-          <w:sz w:val="18"/>
-          <w:szCs w:val="18"/>
-        </w:rPr>
-        <w:t>out</w:t>
-      </w:r>
-      <w:r>
-        <w:rPr>
-          <w:rFonts w:ascii="Calibri" w:hAnsi="Calibri" w:cs="Calibri"/>
-          <w:sz w:val="18"/>
-          <w:szCs w:val="18"/>
-        </w:rPr>
-        <w:t xml:space="preserve">.println(555 + 555+" Sum is"+6666+666); </w:t>
-      </w:r>
-      <w:r>
-        <w:rPr>
-          <w:rFonts w:ascii="Calibri" w:hAnsi="Calibri" w:cs="Calibri"/>
-          <w:i/>
-          <w:iCs/>
-          <w:sz w:val="18"/>
-          <w:szCs w:val="18"/>
-        </w:rPr>
-        <w:t>//1110 Sum is6666666</w:t>
-      </w:r>
-      <w:r>
-        <w:rPr>
-          <w:rFonts w:ascii="Calibri" w:hAnsi="Calibri" w:cs="Calibri"/>
-          <w:i/>
-          <w:iCs/>
-          <w:sz w:val="18"/>
-          <w:szCs w:val="18"/>
-        </w:rPr>
-        <w:br/>
-      </w:r>
-      <w:r>
-        <w:rPr>
-          <w:rFonts w:ascii="Calibri" w:hAnsi="Calibri" w:cs="Calibri"/>
-          <w:i/>
-          <w:iCs/>
-          <w:sz w:val="18"/>
-          <w:szCs w:val="18"/>
-        </w:rPr>
-        <w:br/>
-        <w:t xml:space="preserve">        </w:t>
-      </w:r>
-      <w:r>
-        <w:rPr>
-          <w:rFonts w:ascii="Calibri" w:hAnsi="Calibri" w:cs="Calibri"/>
-          <w:sz w:val="18"/>
-          <w:szCs w:val="18"/>
-        </w:rPr>
-        <w:t>System.</w:t>
-      </w:r>
-      <w:r>
-        <w:rPr>
-          <w:rFonts w:ascii="Calibri" w:hAnsi="Calibri" w:cs="Calibri"/>
-          <w:i/>
-          <w:iCs/>
-          <w:sz w:val="18"/>
-          <w:szCs w:val="18"/>
-        </w:rPr>
-        <w:t>out</w:t>
-      </w:r>
-      <w:r>
-        <w:rPr>
-          <w:rFonts w:ascii="Calibri" w:hAnsi="Calibri" w:cs="Calibri"/>
-          <w:sz w:val="18"/>
-          <w:szCs w:val="18"/>
-        </w:rPr>
-        <w:t xml:space="preserve">.println((555 + 555)+" Sum is"+(6666+666)); </w:t>
-      </w:r>
-      <w:r>
-        <w:rPr>
-          <w:rFonts w:ascii="Calibri" w:hAnsi="Calibri" w:cs="Calibri"/>
-          <w:i/>
-          <w:iCs/>
-          <w:sz w:val="18"/>
-          <w:szCs w:val="18"/>
-        </w:rPr>
-        <w:t>//1110 Sum is7332</w:t>
-      </w:r>
-      <w:r>
-        <w:rPr>
-          <w:rFonts w:ascii="Calibri" w:hAnsi="Calibri" w:cs="Calibri"/>
-          <w:i/>
-          <w:iCs/>
-          <w:sz w:val="18"/>
-          <w:szCs w:val="18"/>
-        </w:rPr>
-        <w:br/>
-      </w:r>
-      <w:r>
-        <w:rPr>
-          <w:rFonts w:ascii="Calibri" w:hAnsi="Calibri" w:cs="Calibri"/>
-          <w:i/>
-          <w:iCs/>
-          <w:sz w:val="18"/>
-          <w:szCs w:val="18"/>
-        </w:rPr>
-        <w:br/>
-        <w:t xml:space="preserve">        </w:t>
-      </w:r>
-      <w:r>
-        <w:rPr>
-          <w:rFonts w:ascii="Calibri" w:hAnsi="Calibri" w:cs="Calibri"/>
-          <w:sz w:val="18"/>
-          <w:szCs w:val="18"/>
-        </w:rPr>
-        <w:t>System.</w:t>
-      </w:r>
-      <w:r>
-        <w:rPr>
-          <w:rFonts w:ascii="Calibri" w:hAnsi="Calibri" w:cs="Calibri"/>
-          <w:i/>
-          <w:iCs/>
-          <w:sz w:val="18"/>
-          <w:szCs w:val="18"/>
-        </w:rPr>
-        <w:t>out</w:t>
-      </w:r>
-      <w:r>
-        <w:rPr>
-          <w:rFonts w:ascii="Calibri" w:hAnsi="Calibri" w:cs="Calibri"/>
-          <w:sz w:val="18"/>
-          <w:szCs w:val="18"/>
-        </w:rPr>
-        <w:t>.println('A'+10);</w:t>
-      </w:r>
-      <w:r>
-        <w:rPr>
-          <w:rFonts w:ascii="Calibri" w:hAnsi="Calibri" w:cs="Calibri"/>
-          <w:sz w:val="18"/>
-          <w:szCs w:val="18"/>
-        </w:rPr>
-        <w:br/>
-        <w:t xml:space="preserve">        System.</w:t>
-      </w:r>
-      <w:r>
-        <w:rPr>
-          <w:rFonts w:ascii="Calibri" w:hAnsi="Calibri" w:cs="Calibri"/>
-          <w:i/>
-          <w:iCs/>
-          <w:sz w:val="18"/>
-          <w:szCs w:val="18"/>
-        </w:rPr>
-        <w:t>out</w:t>
-      </w:r>
-      <w:r>
-        <w:rPr>
-          <w:rFonts w:ascii="Calibri" w:hAnsi="Calibri" w:cs="Calibri"/>
-          <w:sz w:val="18"/>
-          <w:szCs w:val="18"/>
-        </w:rPr>
-        <w:t>.println('A');</w:t>
-      </w:r>
-      <w:r>
-        <w:rPr>
-          <w:rFonts w:ascii="Calibri" w:hAnsi="Calibri" w:cs="Calibri"/>
-          <w:sz w:val="18"/>
-          <w:szCs w:val="18"/>
-        </w:rPr>
-        <w:br/>
-      </w:r>
-      <w:r>
-        <w:rPr>
-          <w:rFonts w:ascii="Calibri" w:hAnsi="Calibri" w:cs="Calibri"/>
-          <w:sz w:val="18"/>
-          <w:szCs w:val="18"/>
-        </w:rPr>
-        <w:br/>
-        <w:t xml:space="preserve">        </w:t>
-      </w:r>
-      <w:r>
-        <w:rPr>
-          <w:rFonts w:ascii="Calibri" w:hAnsi="Calibri" w:cs="Calibri"/>
-          <w:i/>
-          <w:iCs/>
-          <w:sz w:val="18"/>
-          <w:szCs w:val="18"/>
-        </w:rPr>
-        <w:t>//Char is converted to Ascii value and do operation and then concatenate with String</w:t>
-      </w:r>
-      <w:r>
-        <w:rPr>
-          <w:rFonts w:ascii="Calibri" w:hAnsi="Calibri" w:cs="Calibri"/>
-          <w:i/>
-          <w:iCs/>
-          <w:sz w:val="18"/>
-          <w:szCs w:val="18"/>
-        </w:rPr>
-        <w:br/>
-        <w:t xml:space="preserve">        </w:t>
-      </w:r>
-      <w:r>
-        <w:rPr>
-          <w:rFonts w:ascii="Calibri" w:hAnsi="Calibri" w:cs="Calibri"/>
-          <w:sz w:val="18"/>
-          <w:szCs w:val="18"/>
-        </w:rPr>
-        <w:t>System.</w:t>
-      </w:r>
-      <w:r>
-        <w:rPr>
-          <w:rFonts w:ascii="Calibri" w:hAnsi="Calibri" w:cs="Calibri"/>
-          <w:i/>
-          <w:iCs/>
-          <w:sz w:val="18"/>
-          <w:szCs w:val="18"/>
-        </w:rPr>
-        <w:t>out</w:t>
-      </w:r>
-      <w:r>
-        <w:rPr>
-          <w:rFonts w:ascii="Calibri" w:hAnsi="Calibri" w:cs="Calibri"/>
-          <w:sz w:val="18"/>
-          <w:szCs w:val="18"/>
-        </w:rPr>
-        <w:t>.println('A'+'B'+33+" Sum");</w:t>
-      </w:r>
-      <w:r>
-        <w:rPr>
-          <w:rFonts w:ascii="Calibri" w:hAnsi="Calibri" w:cs="Calibri"/>
-          <w:sz w:val="18"/>
-          <w:szCs w:val="18"/>
-        </w:rPr>
-        <w:br/>
-      </w:r>
-      <w:r>
-        <w:rPr>
-          <w:rFonts w:ascii="Calibri" w:hAnsi="Calibri" w:cs="Calibri"/>
-          <w:sz w:val="18"/>
-          <w:szCs w:val="18"/>
-        </w:rPr>
-        <w:br/>
-        <w:t xml:space="preserve">        </w:t>
-      </w:r>
-      <w:r>
-        <w:rPr>
-          <w:rFonts w:ascii="Calibri" w:hAnsi="Calibri" w:cs="Calibri"/>
-          <w:i/>
-          <w:iCs/>
-          <w:sz w:val="18"/>
-          <w:szCs w:val="18"/>
-        </w:rPr>
-        <w:t>//Executed as last statement</w:t>
-      </w:r>
-      <w:r>
-        <w:rPr>
-          <w:rFonts w:ascii="Calibri" w:hAnsi="Calibri" w:cs="Calibri"/>
-          <w:i/>
-          <w:iCs/>
-          <w:sz w:val="18"/>
-          <w:szCs w:val="18"/>
-        </w:rPr>
-        <w:br/>
-        <w:t xml:space="preserve">        </w:t>
-      </w:r>
-      <w:r>
-        <w:rPr>
-          <w:rFonts w:ascii="Calibri" w:hAnsi="Calibri" w:cs="Calibri"/>
-          <w:sz w:val="18"/>
-          <w:szCs w:val="18"/>
-        </w:rPr>
-        <w:t>System.</w:t>
-      </w:r>
-      <w:r>
-        <w:rPr>
-          <w:rFonts w:ascii="Calibri" w:hAnsi="Calibri" w:cs="Calibri"/>
-          <w:i/>
-          <w:iCs/>
-          <w:sz w:val="18"/>
-          <w:szCs w:val="18"/>
-        </w:rPr>
-        <w:t>err</w:t>
-      </w:r>
-      <w:r>
-        <w:rPr>
-          <w:rFonts w:ascii="Calibri" w:hAnsi="Calibri" w:cs="Calibri"/>
-          <w:sz w:val="18"/>
-          <w:szCs w:val="18"/>
-        </w:rPr>
-        <w:t>.println("Error Message");</w:t>
-      </w:r>
-      <w:r>
-        <w:rPr>
-          <w:rFonts w:ascii="Calibri" w:hAnsi="Calibri" w:cs="Calibri"/>
-          <w:sz w:val="18"/>
-          <w:szCs w:val="18"/>
-        </w:rPr>
-        <w:br/>
-      </w:r>
-      <w:r>
-        <w:rPr>
-          <w:rFonts w:ascii="Calibri" w:hAnsi="Calibri" w:cs="Calibri"/>
-          <w:sz w:val="18"/>
-          <w:szCs w:val="18"/>
-        </w:rPr>
-        <w:br/>
-        <w:t xml:space="preserve">        System.</w:t>
-      </w:r>
-      <w:r>
-        <w:rPr>
-          <w:rFonts w:ascii="Calibri" w:hAnsi="Calibri" w:cs="Calibri"/>
-          <w:i/>
-          <w:iCs/>
-          <w:sz w:val="18"/>
-          <w:szCs w:val="18"/>
-        </w:rPr>
-        <w:t>out</w:t>
-      </w:r>
-      <w:r>
-        <w:rPr>
-          <w:rFonts w:ascii="Calibri" w:hAnsi="Calibri" w:cs="Calibri"/>
-          <w:sz w:val="18"/>
-          <w:szCs w:val="18"/>
-        </w:rPr>
-        <w:t>.println("Hello Worlds");</w:t>
-      </w:r>
-      <w:r>
-        <w:rPr>
-          <w:rFonts w:ascii="Calibri" w:hAnsi="Calibri" w:cs="Calibri"/>
-          <w:sz w:val="18"/>
-          <w:szCs w:val="18"/>
-        </w:rPr>
-        <w:br/>
-      </w:r>
-      <w:r>
-        <w:rPr>
-          <w:rFonts w:ascii="Calibri" w:hAnsi="Calibri" w:cs="Calibri"/>
-          <w:sz w:val="18"/>
-          <w:szCs w:val="18"/>
-        </w:rPr>
-        <w:br/>
-        <w:t xml:space="preserve">    }</w:t>
-      </w:r>
-      <w:r>
-        <w:rPr>
-          <w:rFonts w:ascii="Calibri" w:hAnsi="Calibri" w:cs="Calibri"/>
-          <w:sz w:val="18"/>
-          <w:szCs w:val="18"/>
-        </w:rPr>
-        <w:br/>
-        <w:t>}</w:t>
-      </w:r>
-    </w:p>
-    <w:p>
-      <w:pPr>
-        <w:rPr>
-          <w:rFonts w:ascii="Calibri" w:hAnsi="Calibri" w:cs="Calibri"/>
-          <w:sz w:val="18"/>
-          <w:szCs w:val="18"/>
-        </w:rPr>
-      </w:pPr>
-      <w:r>
-        <w:rPr>
-          <w:rFonts w:ascii="Calibri" w:hAnsi="Calibri" w:cs="Calibri"/>
-          <w:sz w:val="18"/>
-          <w:szCs w:val="18"/>
-        </w:rPr>
-        <w:t>OUTPUT:</w:t>
-      </w:r>
-    </w:p>
-    <w:p>
-      <w:pPr>
-        <w:rPr>
-          <w:rFonts w:ascii="Calibri" w:hAnsi="Calibri" w:cs="Calibri"/>
-          <w:sz w:val="18"/>
-          <w:szCs w:val="18"/>
-        </w:rPr>
-      </w:pPr>
-      <w:r>
-        <w:rPr>
-          <w:rFonts w:ascii="Calibri" w:hAnsi="Calibri" w:cs="Calibri"/>
-          <w:sz w:val="18"/>
-          <w:szCs w:val="18"/>
-        </w:rPr>
-        <w:t>Hello World !!</w:t>
-      </w:r>
-    </w:p>
-    <w:p>
-      <w:pPr>
-        <w:rPr>
-          <w:rFonts w:ascii="Calibri" w:hAnsi="Calibri" w:cs="Calibri"/>
-          <w:sz w:val="18"/>
-          <w:szCs w:val="18"/>
-        </w:rPr>
-      </w:pPr>
-      <w:r>
-        <w:rPr>
-          <w:rFonts w:ascii="Calibri" w:hAnsi="Calibri" w:cs="Calibri"/>
-          <w:sz w:val="18"/>
-          <w:szCs w:val="18"/>
-        </w:rPr>
-        <w:t>-1478409</w:t>
-      </w:r>
-    </w:p>
-    <w:p>
-      <w:pPr>
-        <w:rPr>
-          <w:rFonts w:ascii="Calibri" w:hAnsi="Calibri" w:cs="Calibri"/>
-          <w:sz w:val="18"/>
-          <w:szCs w:val="18"/>
-        </w:rPr>
-      </w:pPr>
-      <w:r>
-        <w:rPr>
-          <w:rFonts w:ascii="Calibri" w:hAnsi="Calibri" w:cs="Calibri"/>
-          <w:sz w:val="18"/>
-          <w:szCs w:val="18"/>
-        </w:rPr>
-        <w:t>Sum of 555555</w:t>
-      </w:r>
-    </w:p>
-    <w:p>
-      <w:pPr>
-        <w:rPr>
-          <w:rFonts w:ascii="Calibri" w:hAnsi="Calibri" w:cs="Calibri"/>
-          <w:sz w:val="18"/>
-          <w:szCs w:val="18"/>
-        </w:rPr>
-      </w:pPr>
-      <w:r>
-        <w:rPr>
-          <w:rFonts w:ascii="Calibri" w:hAnsi="Calibri" w:cs="Calibri"/>
-          <w:sz w:val="18"/>
-          <w:szCs w:val="18"/>
-        </w:rPr>
-        <w:t>1110 Sum is</w:t>
-      </w:r>
-    </w:p>
-    <w:p>
-      <w:pPr>
-        <w:rPr>
-          <w:rFonts w:ascii="Calibri" w:hAnsi="Calibri" w:cs="Calibri"/>
-          <w:sz w:val="18"/>
-          <w:szCs w:val="18"/>
-        </w:rPr>
-      </w:pPr>
-      <w:r>
-        <w:rPr>
-          <w:rFonts w:ascii="Calibri" w:hAnsi="Calibri" w:cs="Calibri"/>
-          <w:sz w:val="18"/>
-          <w:szCs w:val="18"/>
-        </w:rPr>
-        <w:t>1110 Sum is6666666</w:t>
-      </w:r>
-    </w:p>
-    <w:p>
-      <w:pPr>
-        <w:rPr>
-          <w:rFonts w:ascii="Calibri" w:hAnsi="Calibri" w:cs="Calibri"/>
-          <w:sz w:val="18"/>
-          <w:szCs w:val="18"/>
-        </w:rPr>
-      </w:pPr>
-      <w:r>
-        <w:rPr>
-          <w:rFonts w:ascii="Calibri" w:hAnsi="Calibri" w:cs="Calibri"/>
-          <w:sz w:val="18"/>
-          <w:szCs w:val="18"/>
-        </w:rPr>
-        <w:t>1110 Sum is7332</w:t>
-      </w:r>
-    </w:p>
-    <w:p>
-      <w:pPr>
-        <w:rPr>
-          <w:rFonts w:ascii="Calibri" w:hAnsi="Calibri" w:cs="Calibri"/>
-          <w:sz w:val="18"/>
-          <w:szCs w:val="18"/>
-        </w:rPr>
-      </w:pPr>
-      <w:r>
-        <w:rPr>
-          <w:rFonts w:ascii="Calibri" w:hAnsi="Calibri" w:cs="Calibri"/>
-          <w:sz w:val="18"/>
-          <w:szCs w:val="18"/>
-        </w:rPr>
-        <w:t>75</w:t>
-      </w:r>
-    </w:p>
-    <w:p>
-      <w:pPr>
-        <w:rPr>
-          <w:rFonts w:ascii="Calibri" w:hAnsi="Calibri" w:cs="Calibri"/>
-          <w:sz w:val="18"/>
-          <w:szCs w:val="18"/>
-        </w:rPr>
-      </w:pPr>
-      <w:r>
-        <w:rPr>
-          <w:rFonts w:ascii="Calibri" w:hAnsi="Calibri" w:cs="Calibri"/>
-          <w:sz w:val="18"/>
-          <w:szCs w:val="18"/>
-        </w:rPr>
-        <w:t>A</w:t>
-      </w:r>
-    </w:p>
-    <w:p>
-      <w:pPr>
-        <w:rPr>
-          <w:rFonts w:ascii="Calibri" w:hAnsi="Calibri" w:cs="Calibri"/>
-          <w:sz w:val="18"/>
-          <w:szCs w:val="18"/>
-        </w:rPr>
-      </w:pPr>
-      <w:r>
-        <w:rPr>
-          <w:rFonts w:ascii="Calibri" w:hAnsi="Calibri" w:cs="Calibri"/>
-          <w:sz w:val="18"/>
-          <w:szCs w:val="18"/>
-        </w:rPr>
-        <w:t>164 Sum</w:t>
-      </w:r>
-    </w:p>
-    <w:p>
-      <w:pPr>
-        <w:rPr>
-          <w:rFonts w:ascii="Calibri" w:hAnsi="Calibri" w:cs="Calibri"/>
-          <w:sz w:val="18"/>
-          <w:szCs w:val="18"/>
-        </w:rPr>
-      </w:pPr>
-      <w:r>
-        <w:rPr>
-          <w:rFonts w:ascii="Calibri" w:hAnsi="Calibri" w:cs="Calibri"/>
-          <w:sz w:val="18"/>
-          <w:szCs w:val="18"/>
-        </w:rPr>
-        <w:t>Hello Worlds</w:t>
-      </w:r>
-    </w:p>
-    <w:p>
-      <w:pPr>
-        <w:rPr>
-          <w:rFonts w:ascii="Calibri" w:hAnsi="Calibri" w:cs="Calibri"/>
-          <w:sz w:val="18"/>
-          <w:szCs w:val="18"/>
-        </w:rPr>
-      </w:pPr>
-      <w:r>
-        <w:rPr>
-          <w:rFonts w:ascii="Calibri" w:hAnsi="Calibri" w:cs="Calibri"/>
-          <w:sz w:val="18"/>
-          <w:szCs w:val="18"/>
-        </w:rPr>
-        <w:t>Error Message</w:t>
-      </w:r>
-    </w:p>
-    <w:p>
-      <w:pPr>
+      </w:pPr>
+    </w:p>
+    <w:p>
+      <w:pPr>
+        <w:spacing w:line="360" w:lineRule="auto"/>
         <w:rPr>
           <w:rFonts w:ascii="Calibri" w:hAnsi="Calibri" w:cs="Calibri"/>
           <w:sz w:val="18"/>
@@ -2113,6 +2142,7 @@
           <w:ilvl w:val="0"/>
           <w:numId w:val="1"/>
         </w:numPr>
+        <w:spacing w:line="360" w:lineRule="auto"/>
         <w:rPr>
           <w:rFonts w:ascii="Calibri" w:hAnsi="Calibri" w:cs="Calibri"/>
           <w:b/>
@@ -2127,8 +2157,849 @@
           <w:bCs/>
           <w:color w:val="156082" w:themeColor="accent1"/>
         </w:rPr>
+        <w:lastRenderedPageBreak/>
         <w:t>VARIABLES AND DATA TYPES</w:t>
       </w:r>
+    </w:p>
+    <w:p>
+      <w:pPr>
+        <w:pStyle w:val="ListParagraph"/>
+        <w:numPr>
+          <w:ilvl w:val="0"/>
+          <w:numId w:val="11"/>
+        </w:numPr>
+        <w:spacing w:line="360" w:lineRule="auto"/>
+        <w:rPr>
+          <w:rFonts w:ascii="Calibri" w:hAnsi="Calibri" w:cs="Calibri"/>
+          <w:color w:val="000000" w:themeColor="text1"/>
+          <w:sz w:val="20"/>
+          <w:szCs w:val="20"/>
+        </w:rPr>
+      </w:pPr>
+      <w:r>
+        <w:rPr>
+          <w:rFonts w:ascii="Calibri" w:hAnsi="Calibri" w:cs="Calibri"/>
+          <w:color w:val="000000" w:themeColor="text1"/>
+          <w:sz w:val="20"/>
+          <w:szCs w:val="20"/>
+        </w:rPr>
+        <w:t>Variable --&gt; Temporary Storage of data</w:t>
+      </w:r>
+    </w:p>
+    <w:p>
+      <w:pPr>
+        <w:pStyle w:val="ListParagraph"/>
+        <w:numPr>
+          <w:ilvl w:val="0"/>
+          <w:numId w:val="11"/>
+        </w:numPr>
+        <w:spacing w:line="360" w:lineRule="auto"/>
+        <w:rPr>
+          <w:rFonts w:ascii="Calibri" w:hAnsi="Calibri" w:cs="Calibri"/>
+          <w:color w:val="000000" w:themeColor="text1"/>
+          <w:sz w:val="20"/>
+          <w:szCs w:val="20"/>
+        </w:rPr>
+      </w:pPr>
+      <w:r>
+        <w:rPr>
+          <w:rFonts w:ascii="Calibri" w:hAnsi="Calibri" w:cs="Calibri"/>
+          <w:color w:val="000000" w:themeColor="text1"/>
+          <w:sz w:val="20"/>
+          <w:szCs w:val="20"/>
+        </w:rPr>
+        <w:t>Scope of the variable is during the execution of the program</w:t>
+      </w:r>
+    </w:p>
+    <w:p>
+      <w:pPr>
+        <w:pStyle w:val="ListParagraph"/>
+        <w:numPr>
+          <w:ilvl w:val="0"/>
+          <w:numId w:val="11"/>
+        </w:numPr>
+        <w:spacing w:line="360" w:lineRule="auto"/>
+        <w:rPr>
+          <w:rFonts w:ascii="Calibri" w:hAnsi="Calibri" w:cs="Calibri"/>
+          <w:color w:val="000000" w:themeColor="text1"/>
+          <w:sz w:val="20"/>
+          <w:szCs w:val="20"/>
+        </w:rPr>
+      </w:pPr>
+      <w:r>
+        <w:rPr>
+          <w:rFonts w:ascii="Calibri" w:hAnsi="Calibri" w:cs="Calibri"/>
+          <w:color w:val="000000" w:themeColor="text1"/>
+          <w:sz w:val="20"/>
+          <w:szCs w:val="20"/>
+        </w:rPr>
+        <w:t xml:space="preserve">Variables will be created during the run </w:t>
+      </w:r>
+      <w:proofErr w:type="gramStart"/>
+      <w:r>
+        <w:rPr>
+          <w:rFonts w:ascii="Calibri" w:hAnsi="Calibri" w:cs="Calibri"/>
+          <w:color w:val="000000" w:themeColor="text1"/>
+          <w:sz w:val="20"/>
+          <w:szCs w:val="20"/>
+        </w:rPr>
+        <w:t>time</w:t>
+      </w:r>
+      <w:proofErr w:type="gramEnd"/>
+      <w:r>
+        <w:rPr>
+          <w:rFonts w:ascii="Calibri" w:hAnsi="Calibri" w:cs="Calibri"/>
+          <w:color w:val="000000" w:themeColor="text1"/>
+          <w:sz w:val="20"/>
+          <w:szCs w:val="20"/>
+        </w:rPr>
+        <w:t xml:space="preserve"> and it will be destroyed once the execution is completed</w:t>
+      </w:r>
+    </w:p>
+    <w:p>
+      <w:pPr>
+        <w:pStyle w:val="ListParagraph"/>
+        <w:numPr>
+          <w:ilvl w:val="0"/>
+          <w:numId w:val="11"/>
+        </w:numPr>
+        <w:spacing w:line="360" w:lineRule="auto"/>
+        <w:rPr>
+          <w:rFonts w:ascii="Calibri" w:hAnsi="Calibri" w:cs="Calibri"/>
+          <w:color w:val="000000" w:themeColor="text1"/>
+          <w:sz w:val="20"/>
+          <w:szCs w:val="20"/>
+        </w:rPr>
+      </w:pPr>
+      <w:r>
+        <w:rPr>
+          <w:rFonts w:ascii="Calibri" w:hAnsi="Calibri" w:cs="Calibri"/>
+          <w:color w:val="000000" w:themeColor="text1"/>
+          <w:sz w:val="20"/>
+          <w:szCs w:val="20"/>
+        </w:rPr>
+        <w:t>Rules to be followed while declaring the variable name:</w:t>
+      </w:r>
+    </w:p>
+    <w:p>
+      <w:pPr>
+        <w:pStyle w:val="ListParagraph"/>
+        <w:numPr>
+          <w:ilvl w:val="1"/>
+          <w:numId w:val="11"/>
+        </w:numPr>
+        <w:spacing w:line="360" w:lineRule="auto"/>
+        <w:rPr>
+          <w:rFonts w:ascii="Calibri" w:hAnsi="Calibri" w:cs="Calibri"/>
+          <w:color w:val="000000" w:themeColor="text1"/>
+          <w:sz w:val="20"/>
+          <w:szCs w:val="20"/>
+        </w:rPr>
+      </w:pPr>
+      <w:r>
+        <w:rPr>
+          <w:rFonts w:ascii="Calibri" w:hAnsi="Calibri" w:cs="Calibri"/>
+          <w:color w:val="000000" w:themeColor="text1"/>
+          <w:sz w:val="20"/>
+          <w:szCs w:val="20"/>
+        </w:rPr>
+        <w:t>It should start with a small letter</w:t>
+      </w:r>
+    </w:p>
+    <w:p>
+      <w:pPr>
+        <w:pStyle w:val="ListParagraph"/>
+        <w:numPr>
+          <w:ilvl w:val="1"/>
+          <w:numId w:val="11"/>
+        </w:numPr>
+        <w:spacing w:line="360" w:lineRule="auto"/>
+        <w:rPr>
+          <w:rFonts w:ascii="Calibri" w:hAnsi="Calibri" w:cs="Calibri"/>
+          <w:color w:val="000000" w:themeColor="text1"/>
+          <w:sz w:val="20"/>
+          <w:szCs w:val="20"/>
+        </w:rPr>
+      </w:pPr>
+      <w:r>
+        <w:rPr>
+          <w:rFonts w:ascii="Calibri" w:hAnsi="Calibri" w:cs="Calibri"/>
+          <w:color w:val="000000" w:themeColor="text1"/>
+          <w:sz w:val="20"/>
+          <w:szCs w:val="20"/>
+        </w:rPr>
+        <w:t>It should not start with a number or a special character</w:t>
+      </w:r>
+    </w:p>
+    <w:p>
+      <w:pPr>
+        <w:pStyle w:val="ListParagraph"/>
+        <w:numPr>
+          <w:ilvl w:val="1"/>
+          <w:numId w:val="11"/>
+        </w:numPr>
+        <w:spacing w:line="360" w:lineRule="auto"/>
+        <w:rPr>
+          <w:rFonts w:ascii="Calibri" w:hAnsi="Calibri" w:cs="Calibri"/>
+          <w:color w:val="000000" w:themeColor="text1"/>
+          <w:sz w:val="20"/>
+          <w:szCs w:val="20"/>
+        </w:rPr>
+      </w:pPr>
+      <w:r>
+        <w:rPr>
+          <w:rFonts w:ascii="Calibri" w:hAnsi="Calibri" w:cs="Calibri"/>
+          <w:color w:val="000000" w:themeColor="text1"/>
+          <w:sz w:val="20"/>
+          <w:szCs w:val="20"/>
+        </w:rPr>
+        <w:t>It should not contain any whitespaces in between. Use (_) symbol instead of whitespaces</w:t>
+      </w:r>
+    </w:p>
+    <w:p>
+      <w:pPr>
+        <w:pStyle w:val="ListParagraph"/>
+        <w:numPr>
+          <w:ilvl w:val="1"/>
+          <w:numId w:val="11"/>
+        </w:numPr>
+        <w:spacing w:line="360" w:lineRule="auto"/>
+        <w:rPr>
+          <w:rFonts w:ascii="Calibri" w:hAnsi="Calibri" w:cs="Calibri"/>
+          <w:color w:val="000000" w:themeColor="text1"/>
+          <w:sz w:val="20"/>
+          <w:szCs w:val="20"/>
+        </w:rPr>
+      </w:pPr>
+      <w:r>
+        <w:rPr>
+          <w:rFonts w:ascii="Calibri" w:hAnsi="Calibri" w:cs="Calibri"/>
+          <w:color w:val="000000" w:themeColor="text1"/>
+          <w:sz w:val="20"/>
+          <w:szCs w:val="20"/>
+        </w:rPr>
+        <w:t>It should not have any JAVA keywords</w:t>
+      </w:r>
+    </w:p>
+    <w:p>
+      <w:pPr>
+        <w:pStyle w:val="ListParagraph"/>
+        <w:numPr>
+          <w:ilvl w:val="0"/>
+          <w:numId w:val="11"/>
+        </w:numPr>
+        <w:spacing w:line="360" w:lineRule="auto"/>
+        <w:rPr>
+          <w:rFonts w:ascii="Calibri" w:hAnsi="Calibri" w:cs="Calibri"/>
+          <w:color w:val="000000" w:themeColor="text1"/>
+          <w:sz w:val="20"/>
+          <w:szCs w:val="20"/>
+        </w:rPr>
+      </w:pPr>
+      <w:r>
+        <w:rPr>
+          <w:rFonts w:ascii="Calibri" w:hAnsi="Calibri" w:cs="Calibri"/>
+          <w:color w:val="000000" w:themeColor="text1"/>
+          <w:sz w:val="20"/>
+          <w:szCs w:val="20"/>
+        </w:rPr>
+        <w:t>Different Data Types in JAVA:</w:t>
+      </w:r>
+    </w:p>
+    <w:p>
+      <w:pPr>
+        <w:pStyle w:val="ListParagraph"/>
+        <w:numPr>
+          <w:ilvl w:val="0"/>
+          <w:numId w:val="11"/>
+        </w:numPr>
+        <w:spacing w:line="360" w:lineRule="auto"/>
+        <w:rPr>
+          <w:rFonts w:ascii="Calibri" w:hAnsi="Calibri" w:cs="Calibri"/>
+          <w:color w:val="000000" w:themeColor="text1"/>
+          <w:sz w:val="20"/>
+          <w:szCs w:val="20"/>
+        </w:rPr>
+      </w:pPr>
+      <w:r>
+        <w:rPr>
+          <w:rFonts w:ascii="Calibri" w:hAnsi="Calibri" w:cs="Calibri"/>
+          <w:color w:val="000000" w:themeColor="text1"/>
+          <w:sz w:val="20"/>
+          <w:szCs w:val="20"/>
+        </w:rPr>
+        <w:t xml:space="preserve">Primitive Data Types: int, char, </w:t>
+      </w:r>
+      <w:proofErr w:type="spellStart"/>
+      <w:r>
+        <w:rPr>
+          <w:rFonts w:ascii="Calibri" w:hAnsi="Calibri" w:cs="Calibri"/>
+          <w:color w:val="000000" w:themeColor="text1"/>
+          <w:sz w:val="20"/>
+          <w:szCs w:val="20"/>
+        </w:rPr>
+        <w:t>boolean</w:t>
+      </w:r>
+      <w:proofErr w:type="spellEnd"/>
+      <w:r>
+        <w:rPr>
+          <w:rFonts w:ascii="Calibri" w:hAnsi="Calibri" w:cs="Calibri"/>
+          <w:color w:val="000000" w:themeColor="text1"/>
+          <w:sz w:val="20"/>
+          <w:szCs w:val="20"/>
+        </w:rPr>
+        <w:t>, float, long, double, byte, short</w:t>
+      </w:r>
+    </w:p>
+    <w:p>
+      <w:pPr>
+        <w:pStyle w:val="ListParagraph"/>
+        <w:numPr>
+          <w:ilvl w:val="1"/>
+          <w:numId w:val="11"/>
+        </w:numPr>
+        <w:spacing w:line="360" w:lineRule="auto"/>
+        <w:rPr>
+          <w:rFonts w:ascii="Calibri" w:hAnsi="Calibri" w:cs="Calibri"/>
+          <w:color w:val="000000" w:themeColor="text1"/>
+          <w:sz w:val="20"/>
+          <w:szCs w:val="20"/>
+        </w:rPr>
+      </w:pPr>
+      <w:r>
+        <w:rPr>
+          <w:rFonts w:ascii="Calibri" w:hAnsi="Calibri" w:cs="Calibri"/>
+          <w:color w:val="000000" w:themeColor="text1"/>
+          <w:sz w:val="20"/>
+          <w:szCs w:val="20"/>
+        </w:rPr>
+        <w:t>int a1; //Accepts a range of values from -2^31 to 2^31-1 and occupies 4 bytes of memory</w:t>
+      </w:r>
+    </w:p>
+    <w:p>
+      <w:pPr>
+        <w:pStyle w:val="ListParagraph"/>
+        <w:numPr>
+          <w:ilvl w:val="1"/>
+          <w:numId w:val="11"/>
+        </w:numPr>
+        <w:spacing w:line="360" w:lineRule="auto"/>
+        <w:rPr>
+          <w:rFonts w:ascii="Calibri" w:hAnsi="Calibri" w:cs="Calibri"/>
+          <w:color w:val="000000" w:themeColor="text1"/>
+          <w:sz w:val="20"/>
+          <w:szCs w:val="20"/>
+        </w:rPr>
+      </w:pPr>
+      <w:r>
+        <w:rPr>
+          <w:rFonts w:ascii="Calibri" w:hAnsi="Calibri" w:cs="Calibri"/>
+          <w:color w:val="000000" w:themeColor="text1"/>
+          <w:sz w:val="20"/>
+          <w:szCs w:val="20"/>
+        </w:rPr>
+        <w:t>char b2; //Accepts a single value like 'h', 'I', '5', '$', etc................. and occupies 2 bytes of memory</w:t>
+      </w:r>
+    </w:p>
+    <w:p>
+      <w:pPr>
+        <w:pStyle w:val="ListParagraph"/>
+        <w:numPr>
+          <w:ilvl w:val="1"/>
+          <w:numId w:val="11"/>
+        </w:numPr>
+        <w:spacing w:line="360" w:lineRule="auto"/>
+        <w:rPr>
+          <w:rFonts w:ascii="Calibri" w:hAnsi="Calibri" w:cs="Calibri"/>
+          <w:color w:val="000000" w:themeColor="text1"/>
+          <w:sz w:val="20"/>
+          <w:szCs w:val="20"/>
+        </w:rPr>
+      </w:pPr>
+      <w:r>
+        <w:rPr>
+          <w:rFonts w:ascii="Calibri" w:hAnsi="Calibri" w:cs="Calibri"/>
+          <w:color w:val="000000" w:themeColor="text1"/>
+          <w:sz w:val="20"/>
+          <w:szCs w:val="20"/>
+        </w:rPr>
+        <w:t xml:space="preserve">double c3; //Accepts </w:t>
+      </w:r>
+      <w:proofErr w:type="spellStart"/>
+      <w:r>
+        <w:rPr>
+          <w:rFonts w:ascii="Calibri" w:hAnsi="Calibri" w:cs="Calibri"/>
+          <w:color w:val="000000" w:themeColor="text1"/>
+          <w:sz w:val="20"/>
+          <w:szCs w:val="20"/>
+        </w:rPr>
+        <w:t>upto</w:t>
+      </w:r>
+      <w:proofErr w:type="spellEnd"/>
+      <w:r>
+        <w:rPr>
+          <w:rFonts w:ascii="Calibri" w:hAnsi="Calibri" w:cs="Calibri"/>
+          <w:color w:val="000000" w:themeColor="text1"/>
+          <w:sz w:val="20"/>
+          <w:szCs w:val="20"/>
+        </w:rPr>
+        <w:t xml:space="preserve"> 16 significant digits (after the decimal point it will accept 16 digits --&gt; 45.82948247) and occupies 8 bytes of memory</w:t>
+      </w:r>
+    </w:p>
+    <w:p>
+      <w:pPr>
+        <w:pStyle w:val="ListParagraph"/>
+        <w:numPr>
+          <w:ilvl w:val="1"/>
+          <w:numId w:val="11"/>
+        </w:numPr>
+        <w:spacing w:line="360" w:lineRule="auto"/>
+        <w:rPr>
+          <w:rFonts w:ascii="Calibri" w:hAnsi="Calibri" w:cs="Calibri"/>
+          <w:color w:val="000000" w:themeColor="text1"/>
+          <w:sz w:val="20"/>
+          <w:szCs w:val="20"/>
+        </w:rPr>
+      </w:pPr>
+      <w:r>
+        <w:rPr>
+          <w:rFonts w:ascii="Calibri" w:hAnsi="Calibri" w:cs="Calibri"/>
+          <w:color w:val="000000" w:themeColor="text1"/>
+          <w:sz w:val="20"/>
+          <w:szCs w:val="20"/>
+        </w:rPr>
+        <w:t xml:space="preserve">float f4; //Accepts </w:t>
+      </w:r>
+      <w:proofErr w:type="spellStart"/>
+      <w:r>
+        <w:rPr>
+          <w:rFonts w:ascii="Calibri" w:hAnsi="Calibri" w:cs="Calibri"/>
+          <w:color w:val="000000" w:themeColor="text1"/>
+          <w:sz w:val="20"/>
+          <w:szCs w:val="20"/>
+        </w:rPr>
+        <w:t>upto</w:t>
+      </w:r>
+      <w:proofErr w:type="spellEnd"/>
+      <w:r>
+        <w:rPr>
+          <w:rFonts w:ascii="Calibri" w:hAnsi="Calibri" w:cs="Calibri"/>
+          <w:color w:val="000000" w:themeColor="text1"/>
+          <w:sz w:val="20"/>
+          <w:szCs w:val="20"/>
+        </w:rPr>
+        <w:t xml:space="preserve"> 6 significant digits (after the decimal point it will accept 6 digits --&gt; 45.235235) and occupies 4 bytes of memory</w:t>
+      </w:r>
+    </w:p>
+    <w:p>
+      <w:pPr>
+        <w:pStyle w:val="ListParagraph"/>
+        <w:numPr>
+          <w:ilvl w:val="1"/>
+          <w:numId w:val="11"/>
+        </w:numPr>
+        <w:spacing w:line="360" w:lineRule="auto"/>
+        <w:rPr>
+          <w:rFonts w:ascii="Calibri" w:hAnsi="Calibri" w:cs="Calibri"/>
+          <w:color w:val="000000" w:themeColor="text1"/>
+          <w:sz w:val="20"/>
+          <w:szCs w:val="20"/>
+        </w:rPr>
+      </w:pPr>
+      <w:r>
+        <w:rPr>
+          <w:rFonts w:ascii="Calibri" w:hAnsi="Calibri" w:cs="Calibri"/>
+          <w:color w:val="000000" w:themeColor="text1"/>
+          <w:sz w:val="20"/>
+          <w:szCs w:val="20"/>
+        </w:rPr>
+        <w:t>long d5; //Accepts a range of values from -2^63 to 2^63-1 and occupies 8 bytes of memory</w:t>
+      </w:r>
+    </w:p>
+    <w:p>
+      <w:pPr>
+        <w:pStyle w:val="ListParagraph"/>
+        <w:numPr>
+          <w:ilvl w:val="1"/>
+          <w:numId w:val="11"/>
+        </w:numPr>
+        <w:spacing w:line="360" w:lineRule="auto"/>
+        <w:rPr>
+          <w:rFonts w:ascii="Calibri" w:hAnsi="Calibri" w:cs="Calibri"/>
+          <w:color w:val="000000" w:themeColor="text1"/>
+          <w:sz w:val="20"/>
+          <w:szCs w:val="20"/>
+        </w:rPr>
+      </w:pPr>
+      <w:proofErr w:type="spellStart"/>
+      <w:r>
+        <w:rPr>
+          <w:rFonts w:ascii="Calibri" w:hAnsi="Calibri" w:cs="Calibri"/>
+          <w:color w:val="000000" w:themeColor="text1"/>
+          <w:sz w:val="20"/>
+          <w:szCs w:val="20"/>
+        </w:rPr>
+        <w:t>boolean</w:t>
+      </w:r>
+      <w:proofErr w:type="spellEnd"/>
+      <w:r>
+        <w:rPr>
+          <w:rFonts w:ascii="Calibri" w:hAnsi="Calibri" w:cs="Calibri"/>
+          <w:color w:val="000000" w:themeColor="text1"/>
+          <w:sz w:val="20"/>
+          <w:szCs w:val="20"/>
+        </w:rPr>
+        <w:t xml:space="preserve"> e6; //Accepts true or false and occupies 1 bit of memory</w:t>
+      </w:r>
+    </w:p>
+    <w:p>
+      <w:pPr>
+        <w:pStyle w:val="ListParagraph"/>
+        <w:numPr>
+          <w:ilvl w:val="1"/>
+          <w:numId w:val="11"/>
+        </w:numPr>
+        <w:spacing w:line="360" w:lineRule="auto"/>
+        <w:rPr>
+          <w:rFonts w:ascii="Calibri" w:hAnsi="Calibri" w:cs="Calibri"/>
+          <w:color w:val="000000" w:themeColor="text1"/>
+          <w:sz w:val="20"/>
+          <w:szCs w:val="20"/>
+        </w:rPr>
+      </w:pPr>
+      <w:r>
+        <w:rPr>
+          <w:rFonts w:ascii="Calibri" w:hAnsi="Calibri" w:cs="Calibri"/>
+          <w:color w:val="000000" w:themeColor="text1"/>
+          <w:sz w:val="20"/>
+          <w:szCs w:val="20"/>
+        </w:rPr>
+        <w:t>byte f7; //Accepts a range of values from -128 to 127 and occupies 1 byte of memory</w:t>
+      </w:r>
+    </w:p>
+    <w:p>
+      <w:pPr>
+        <w:pStyle w:val="ListParagraph"/>
+        <w:numPr>
+          <w:ilvl w:val="1"/>
+          <w:numId w:val="11"/>
+        </w:numPr>
+        <w:spacing w:line="360" w:lineRule="auto"/>
+        <w:rPr>
+          <w:rFonts w:ascii="Calibri" w:hAnsi="Calibri" w:cs="Calibri"/>
+          <w:color w:val="000000" w:themeColor="text1"/>
+          <w:sz w:val="20"/>
+          <w:szCs w:val="20"/>
+        </w:rPr>
+      </w:pPr>
+      <w:r>
+        <w:rPr>
+          <w:rFonts w:ascii="Calibri" w:hAnsi="Calibri" w:cs="Calibri"/>
+          <w:color w:val="000000" w:themeColor="text1"/>
+          <w:sz w:val="20"/>
+          <w:szCs w:val="20"/>
+        </w:rPr>
+        <w:t>short g8; //Accepts a range of values from -32768 to 32767 and occupies 2 bytes of memory</w:t>
+      </w:r>
+    </w:p>
+    <w:p>
+      <w:pPr>
+        <w:pStyle w:val="ListParagraph"/>
+        <w:numPr>
+          <w:ilvl w:val="0"/>
+          <w:numId w:val="11"/>
+        </w:numPr>
+        <w:spacing w:line="360" w:lineRule="auto"/>
+        <w:rPr>
+          <w:rFonts w:ascii="Calibri" w:hAnsi="Calibri" w:cs="Calibri"/>
+          <w:color w:val="000000" w:themeColor="text1"/>
+          <w:sz w:val="20"/>
+          <w:szCs w:val="20"/>
+        </w:rPr>
+      </w:pPr>
+      <w:r>
+        <w:rPr>
+          <w:rFonts w:ascii="Calibri" w:hAnsi="Calibri" w:cs="Calibri"/>
+          <w:color w:val="000000" w:themeColor="text1"/>
+          <w:sz w:val="20"/>
+          <w:szCs w:val="20"/>
+        </w:rPr>
+        <w:t>Non-Primitive</w:t>
+      </w:r>
+      <w:r>
+        <w:rPr>
+          <w:rFonts w:ascii="Calibri" w:hAnsi="Calibri" w:cs="Calibri"/>
+          <w:color w:val="000000" w:themeColor="text1"/>
+          <w:sz w:val="20"/>
+          <w:szCs w:val="20"/>
+        </w:rPr>
+        <w:t xml:space="preserve"> Data Types: Arrays, Strings, Lists, etc</w:t>
+      </w:r>
+    </w:p>
+    <w:p>
+      <w:pPr>
+        <w:pStyle w:val="ListParagraph"/>
+        <w:numPr>
+          <w:ilvl w:val="0"/>
+          <w:numId w:val="11"/>
+        </w:numPr>
+        <w:spacing w:line="360" w:lineRule="auto"/>
+        <w:rPr>
+          <w:rFonts w:ascii="Calibri" w:hAnsi="Calibri" w:cs="Calibri"/>
+          <w:color w:val="000000" w:themeColor="text1"/>
+          <w:sz w:val="20"/>
+          <w:szCs w:val="20"/>
+        </w:rPr>
+      </w:pPr>
+      <w:r>
+        <w:rPr>
+          <w:rFonts w:ascii="Calibri" w:hAnsi="Calibri" w:cs="Calibri"/>
+          <w:color w:val="000000" w:themeColor="text1"/>
+          <w:sz w:val="20"/>
+          <w:szCs w:val="20"/>
+        </w:rPr>
+        <w:t>Syntax of declaring a variable</w:t>
+      </w:r>
+    </w:p>
+    <w:p>
+      <w:pPr>
+        <w:pStyle w:val="ListParagraph"/>
+        <w:numPr>
+          <w:ilvl w:val="1"/>
+          <w:numId w:val="11"/>
+        </w:numPr>
+        <w:spacing w:line="360" w:lineRule="auto"/>
+        <w:rPr>
+          <w:rFonts w:ascii="Calibri" w:hAnsi="Calibri" w:cs="Calibri"/>
+          <w:color w:val="000000" w:themeColor="text1"/>
+          <w:sz w:val="20"/>
+          <w:szCs w:val="20"/>
+        </w:rPr>
+      </w:pPr>
+      <w:proofErr w:type="spellStart"/>
+      <w:r>
+        <w:rPr>
+          <w:rFonts w:ascii="Calibri" w:hAnsi="Calibri" w:cs="Calibri"/>
+          <w:color w:val="000000" w:themeColor="text1"/>
+          <w:sz w:val="20"/>
+          <w:szCs w:val="20"/>
+        </w:rPr>
+        <w:t>dataType</w:t>
+      </w:r>
+      <w:proofErr w:type="spellEnd"/>
+      <w:r>
+        <w:rPr>
+          <w:rFonts w:ascii="Calibri" w:hAnsi="Calibri" w:cs="Calibri"/>
+          <w:color w:val="000000" w:themeColor="text1"/>
+          <w:sz w:val="20"/>
+          <w:szCs w:val="20"/>
+        </w:rPr>
+        <w:t xml:space="preserve"> </w:t>
+      </w:r>
+      <w:proofErr w:type="spellStart"/>
+      <w:proofErr w:type="gramStart"/>
+      <w:r>
+        <w:rPr>
+          <w:rFonts w:ascii="Calibri" w:hAnsi="Calibri" w:cs="Calibri"/>
+          <w:color w:val="000000" w:themeColor="text1"/>
+          <w:sz w:val="20"/>
+          <w:szCs w:val="20"/>
+        </w:rPr>
+        <w:t>variableName;</w:t>
+      </w:r>
+      <w:proofErr w:type="spellEnd"/>
+      <w:proofErr w:type="gramEnd"/>
+    </w:p>
+    <w:p>
+      <w:pPr>
+        <w:pStyle w:val="ListParagraph"/>
+        <w:numPr>
+          <w:ilvl w:val="0"/>
+          <w:numId w:val="11"/>
+        </w:numPr>
+        <w:spacing w:line="360" w:lineRule="auto"/>
+        <w:rPr>
+          <w:rFonts w:ascii="Calibri" w:hAnsi="Calibri" w:cs="Calibri"/>
+          <w:color w:val="000000" w:themeColor="text1"/>
+          <w:sz w:val="20"/>
+          <w:szCs w:val="20"/>
+        </w:rPr>
+      </w:pPr>
+      <w:r>
+        <w:rPr>
+          <w:rFonts w:ascii="Calibri" w:hAnsi="Calibri" w:cs="Calibri"/>
+          <w:color w:val="000000" w:themeColor="text1"/>
+          <w:sz w:val="20"/>
+          <w:szCs w:val="20"/>
+        </w:rPr>
+        <w:t>Syntax of initializing the variable</w:t>
+      </w:r>
+    </w:p>
+    <w:p>
+      <w:pPr>
+        <w:pStyle w:val="ListParagraph"/>
+        <w:numPr>
+          <w:ilvl w:val="1"/>
+          <w:numId w:val="11"/>
+        </w:numPr>
+        <w:spacing w:line="360" w:lineRule="auto"/>
+        <w:rPr>
+          <w:rFonts w:ascii="Calibri" w:hAnsi="Calibri" w:cs="Calibri"/>
+          <w:color w:val="000000" w:themeColor="text1"/>
+          <w:sz w:val="20"/>
+          <w:szCs w:val="20"/>
+        </w:rPr>
+      </w:pPr>
+      <w:r>
+        <w:rPr>
+          <w:rFonts w:ascii="Calibri" w:hAnsi="Calibri" w:cs="Calibri"/>
+          <w:color w:val="000000" w:themeColor="text1"/>
+          <w:sz w:val="20"/>
+          <w:szCs w:val="20"/>
+        </w:rPr>
+        <w:t>a1=-</w:t>
+      </w:r>
+      <w:proofErr w:type="gramStart"/>
+      <w:r>
+        <w:rPr>
+          <w:rFonts w:ascii="Calibri" w:hAnsi="Calibri" w:cs="Calibri"/>
+          <w:color w:val="000000" w:themeColor="text1"/>
+          <w:sz w:val="20"/>
+          <w:szCs w:val="20"/>
+        </w:rPr>
+        <w:t>2349;</w:t>
+      </w:r>
+      <w:proofErr w:type="gramEnd"/>
+    </w:p>
+    <w:p>
+      <w:pPr>
+        <w:pStyle w:val="ListParagraph"/>
+        <w:numPr>
+          <w:ilvl w:val="0"/>
+          <w:numId w:val="11"/>
+        </w:numPr>
+        <w:spacing w:line="360" w:lineRule="auto"/>
+        <w:rPr>
+          <w:rFonts w:ascii="Calibri" w:hAnsi="Calibri" w:cs="Calibri"/>
+          <w:color w:val="000000" w:themeColor="text1"/>
+          <w:sz w:val="20"/>
+          <w:szCs w:val="20"/>
+        </w:rPr>
+      </w:pPr>
+      <w:r>
+        <w:rPr>
+          <w:rFonts w:ascii="Calibri" w:hAnsi="Calibri" w:cs="Calibri"/>
+          <w:color w:val="000000" w:themeColor="text1"/>
+          <w:sz w:val="20"/>
+          <w:szCs w:val="20"/>
+        </w:rPr>
+        <w:t>var keyword which is introduced in JDK 10 onwards</w:t>
+      </w:r>
+    </w:p>
+    <w:p>
+      <w:pPr>
+        <w:pStyle w:val="ListParagraph"/>
+        <w:numPr>
+          <w:ilvl w:val="0"/>
+          <w:numId w:val="11"/>
+        </w:numPr>
+        <w:spacing w:line="360" w:lineRule="auto"/>
+        <w:rPr>
+          <w:rFonts w:ascii="Calibri" w:hAnsi="Calibri" w:cs="Calibri"/>
+          <w:color w:val="000000" w:themeColor="text1"/>
+          <w:sz w:val="20"/>
+          <w:szCs w:val="20"/>
+        </w:rPr>
+      </w:pPr>
+      <w:r>
+        <w:rPr>
+          <w:rFonts w:ascii="Calibri" w:hAnsi="Calibri" w:cs="Calibri"/>
+          <w:color w:val="000000" w:themeColor="text1"/>
+          <w:sz w:val="20"/>
+          <w:szCs w:val="20"/>
+        </w:rPr>
+        <w:t>It is mainly used when we do not remember the exact data type that we need to store for the given data</w:t>
+      </w:r>
+    </w:p>
+    <w:p>
+      <w:pPr>
+        <w:pStyle w:val="ListParagraph"/>
+        <w:numPr>
+          <w:ilvl w:val="1"/>
+          <w:numId w:val="11"/>
+        </w:numPr>
+        <w:spacing w:line="360" w:lineRule="auto"/>
+        <w:rPr>
+          <w:rFonts w:ascii="Calibri" w:hAnsi="Calibri" w:cs="Calibri"/>
+          <w:color w:val="000000" w:themeColor="text1"/>
+          <w:sz w:val="20"/>
+          <w:szCs w:val="20"/>
+        </w:rPr>
+      </w:pPr>
+      <w:r>
+        <w:rPr>
+          <w:rFonts w:ascii="Calibri" w:hAnsi="Calibri" w:cs="Calibri"/>
+          <w:color w:val="000000" w:themeColor="text1"/>
+          <w:sz w:val="20"/>
+          <w:szCs w:val="20"/>
+        </w:rPr>
+        <w:t>var k=</w:t>
+      </w:r>
+      <w:proofErr w:type="gramStart"/>
+      <w:r>
+        <w:rPr>
+          <w:rFonts w:ascii="Calibri" w:hAnsi="Calibri" w:cs="Calibri"/>
+          <w:color w:val="000000" w:themeColor="text1"/>
+          <w:sz w:val="20"/>
+          <w:szCs w:val="20"/>
+        </w:rPr>
+        <w:t>89.32;</w:t>
+      </w:r>
+      <w:proofErr w:type="gramEnd"/>
+    </w:p>
+    <w:p>
+      <w:pPr>
+        <w:spacing w:line="360" w:lineRule="auto"/>
+        <w:rPr>
+          <w:rFonts w:ascii="Calibri" w:hAnsi="Calibri" w:cs="Calibri"/>
+          <w:color w:val="000000" w:themeColor="text1"/>
+          <w:sz w:val="20"/>
+          <w:szCs w:val="20"/>
+        </w:rPr>
+      </w:pPr>
+    </w:p>
+    <w:p>
+      <w:pPr>
+        <w:spacing w:line="360" w:lineRule="auto"/>
+        <w:rPr>
+          <w:rFonts w:ascii="Calibri" w:hAnsi="Calibri" w:cs="Calibri"/>
+          <w:b/>
+          <w:bCs/>
+          <w:color w:val="156082" w:themeColor="accent1"/>
+        </w:rPr>
+      </w:pPr>
+    </w:p>
+    <w:p>
+      <w:pPr>
+        <w:spacing w:line="360" w:lineRule="auto"/>
+        <w:rPr>
+          <w:rFonts w:ascii="Calibri" w:hAnsi="Calibri" w:cs="Calibri"/>
+          <w:b/>
+          <w:bCs/>
+          <w:color w:val="156082" w:themeColor="accent1"/>
+        </w:rPr>
+      </w:pPr>
+    </w:p>
+    <w:p>
+      <w:pPr>
+        <w:spacing w:line="360" w:lineRule="auto"/>
+        <w:rPr>
+          <w:rFonts w:ascii="Calibri" w:hAnsi="Calibri" w:cs="Calibri"/>
+          <w:b/>
+          <w:bCs/>
+          <w:color w:val="156082" w:themeColor="accent1"/>
+        </w:rPr>
+      </w:pPr>
     </w:p>
     <w:p>
       <w:pPr>
@@ -2137,6 +3008,7 @@
           <w:ilvl w:val="0"/>
           <w:numId w:val="1"/>
         </w:numPr>
+        <w:spacing w:line="360" w:lineRule="auto"/>
         <w:rPr>
           <w:rFonts w:ascii="Calibri" w:hAnsi="Calibri" w:cs="Calibri"/>
           <w:b/>
@@ -2151,17 +3023,2355 @@
           <w:bCs/>
           <w:color w:val="156082" w:themeColor="accent1"/>
         </w:rPr>
-        <w:t>STRINGS</w:t>
-      </w:r>
-    </w:p>
-    <w:p>
-      <w:pPr>
+        <w:lastRenderedPageBreak/>
+        <w:t>STRING</w:t>
+      </w:r>
+    </w:p>
+    <w:p>
+      <w:pPr>
+        <w:pStyle w:val="ListParagraph"/>
+        <w:numPr>
+          <w:ilvl w:val="0"/>
+          <w:numId w:val="12"/>
+        </w:numPr>
+        <w:spacing w:line="360" w:lineRule="auto"/>
+        <w:rPr>
+          <w:rFonts w:ascii="Calibri" w:hAnsi="Calibri" w:cs="Calibri"/>
+          <w:color w:val="000000" w:themeColor="text1"/>
+          <w:sz w:val="20"/>
+          <w:szCs w:val="20"/>
+        </w:rPr>
+      </w:pPr>
+      <w:r>
+        <w:rPr>
+          <w:rFonts w:ascii="Calibri" w:hAnsi="Calibri" w:cs="Calibri"/>
+          <w:color w:val="000000" w:themeColor="text1"/>
+          <w:sz w:val="20"/>
+          <w:szCs w:val="20"/>
+        </w:rPr>
+        <w:t>String is nothing but a combination of characters</w:t>
+      </w:r>
+    </w:p>
+    <w:p>
+      <w:pPr>
+        <w:pStyle w:val="ListParagraph"/>
+        <w:numPr>
+          <w:ilvl w:val="0"/>
+          <w:numId w:val="12"/>
+        </w:numPr>
+        <w:spacing w:line="360" w:lineRule="auto"/>
+        <w:rPr>
+          <w:rFonts w:ascii="Calibri" w:hAnsi="Calibri" w:cs="Calibri"/>
+          <w:color w:val="000000" w:themeColor="text1"/>
+          <w:sz w:val="20"/>
+          <w:szCs w:val="20"/>
+        </w:rPr>
+      </w:pPr>
+      <w:r>
+        <w:rPr>
+          <w:rFonts w:ascii="Calibri" w:hAnsi="Calibri" w:cs="Calibri"/>
+          <w:color w:val="000000" w:themeColor="text1"/>
+          <w:sz w:val="20"/>
+          <w:szCs w:val="20"/>
+        </w:rPr>
+        <w:t>String s3="Hello World</w:t>
+      </w:r>
+      <w:proofErr w:type="gramStart"/>
+      <w:r>
+        <w:rPr>
+          <w:rFonts w:ascii="Calibri" w:hAnsi="Calibri" w:cs="Calibri"/>
+          <w:color w:val="000000" w:themeColor="text1"/>
+          <w:sz w:val="20"/>
+          <w:szCs w:val="20"/>
+        </w:rPr>
+        <w:t>";</w:t>
+      </w:r>
+      <w:proofErr w:type="gramEnd"/>
+    </w:p>
+    <w:p>
+      <w:pPr>
+        <w:spacing w:line="276" w:lineRule="auto"/>
+        <w:ind w:left="720"/>
+        <w:rPr>
+          <w:rFonts w:ascii="Calibri" w:hAnsi="Calibri" w:cs="Calibri"/>
+          <w:color w:val="000000" w:themeColor="text1"/>
+          <w:sz w:val="20"/>
+          <w:szCs w:val="20"/>
+        </w:rPr>
+      </w:pPr>
+      <w:r>
+        <w:rPr>
+          <w:rFonts w:ascii="Calibri" w:hAnsi="Calibri" w:cs="Calibri"/>
+          <w:color w:val="000000" w:themeColor="text1"/>
+          <w:sz w:val="20"/>
+          <w:szCs w:val="20"/>
+        </w:rPr>
+        <w:t xml:space="preserve">package </w:t>
+      </w:r>
+      <w:proofErr w:type="spellStart"/>
+      <w:r>
+        <w:rPr>
+          <w:rFonts w:ascii="Calibri" w:hAnsi="Calibri" w:cs="Calibri"/>
+          <w:color w:val="000000" w:themeColor="text1"/>
+          <w:sz w:val="20"/>
+          <w:szCs w:val="20"/>
+        </w:rPr>
+        <w:t>JavaForRestassured</w:t>
+      </w:r>
+      <w:proofErr w:type="spellEnd"/>
+      <w:r>
+        <w:rPr>
+          <w:rFonts w:ascii="Calibri" w:hAnsi="Calibri" w:cs="Calibri"/>
+          <w:color w:val="000000" w:themeColor="text1"/>
+          <w:sz w:val="20"/>
+          <w:szCs w:val="20"/>
+        </w:rPr>
+        <w:t>;</w:t>
+      </w:r>
+      <w:r>
+        <w:rPr>
+          <w:rFonts w:ascii="Calibri" w:hAnsi="Calibri" w:cs="Calibri"/>
+          <w:color w:val="000000" w:themeColor="text1"/>
+          <w:sz w:val="20"/>
+          <w:szCs w:val="20"/>
+        </w:rPr>
+        <w:br/>
+      </w:r>
+      <w:r>
+        <w:rPr>
+          <w:rFonts w:ascii="Calibri" w:hAnsi="Calibri" w:cs="Calibri"/>
+          <w:color w:val="000000" w:themeColor="text1"/>
+          <w:sz w:val="20"/>
+          <w:szCs w:val="20"/>
+        </w:rPr>
+        <w:br/>
+        <w:t xml:space="preserve">public class </w:t>
+      </w:r>
+      <w:proofErr w:type="spellStart"/>
+      <w:r>
+        <w:rPr>
+          <w:rFonts w:ascii="Calibri" w:hAnsi="Calibri" w:cs="Calibri"/>
+          <w:color w:val="000000" w:themeColor="text1"/>
+          <w:sz w:val="20"/>
+          <w:szCs w:val="20"/>
+        </w:rPr>
+        <w:t>StringDemo</w:t>
+      </w:r>
+      <w:proofErr w:type="spellEnd"/>
+      <w:r>
+        <w:rPr>
+          <w:rFonts w:ascii="Calibri" w:hAnsi="Calibri" w:cs="Calibri"/>
+          <w:color w:val="000000" w:themeColor="text1"/>
+          <w:sz w:val="20"/>
+          <w:szCs w:val="20"/>
+        </w:rPr>
+        <w:t xml:space="preserve"> {</w:t>
+      </w:r>
+      <w:r>
+        <w:rPr>
+          <w:rFonts w:ascii="Calibri" w:hAnsi="Calibri" w:cs="Calibri"/>
+          <w:color w:val="000000" w:themeColor="text1"/>
+          <w:sz w:val="20"/>
+          <w:szCs w:val="20"/>
+        </w:rPr>
+        <w:br/>
+        <w:t xml:space="preserve">    public static void main(String[] </w:t>
+      </w:r>
+      <w:proofErr w:type="spellStart"/>
+      <w:r>
+        <w:rPr>
+          <w:rFonts w:ascii="Calibri" w:hAnsi="Calibri" w:cs="Calibri"/>
+          <w:color w:val="000000" w:themeColor="text1"/>
+          <w:sz w:val="20"/>
+          <w:szCs w:val="20"/>
+        </w:rPr>
+        <w:t>args</w:t>
+      </w:r>
+      <w:proofErr w:type="spellEnd"/>
+      <w:r>
+        <w:rPr>
+          <w:rFonts w:ascii="Calibri" w:hAnsi="Calibri" w:cs="Calibri"/>
+          <w:color w:val="000000" w:themeColor="text1"/>
+          <w:sz w:val="20"/>
+          <w:szCs w:val="20"/>
+        </w:rPr>
+        <w:t>) {</w:t>
+      </w:r>
+      <w:r>
+        <w:rPr>
+          <w:rFonts w:ascii="Calibri" w:hAnsi="Calibri" w:cs="Calibri"/>
+          <w:color w:val="000000" w:themeColor="text1"/>
+          <w:sz w:val="20"/>
+          <w:szCs w:val="20"/>
+        </w:rPr>
+        <w:br/>
+      </w:r>
+      <w:r>
+        <w:rPr>
+          <w:rFonts w:ascii="Calibri" w:hAnsi="Calibri" w:cs="Calibri"/>
+          <w:color w:val="000000" w:themeColor="text1"/>
+          <w:sz w:val="20"/>
+          <w:szCs w:val="20"/>
+        </w:rPr>
+        <w:br/>
+        <w:t xml:space="preserve">        String s1 = "Appu is BOSS !";</w:t>
+      </w:r>
+      <w:r>
+        <w:rPr>
+          <w:rFonts w:ascii="Calibri" w:hAnsi="Calibri" w:cs="Calibri"/>
+          <w:color w:val="000000" w:themeColor="text1"/>
+          <w:sz w:val="20"/>
+          <w:szCs w:val="20"/>
+        </w:rPr>
+        <w:br/>
+        <w:t xml:space="preserve">        </w:t>
+      </w:r>
+      <w:proofErr w:type="spellStart"/>
+      <w:r>
+        <w:rPr>
+          <w:rFonts w:ascii="Calibri" w:hAnsi="Calibri" w:cs="Calibri"/>
+          <w:color w:val="000000" w:themeColor="text1"/>
+          <w:sz w:val="20"/>
+          <w:szCs w:val="20"/>
+        </w:rPr>
+        <w:t>System.</w:t>
+      </w:r>
+      <w:r>
+        <w:rPr>
+          <w:rFonts w:ascii="Calibri" w:hAnsi="Calibri" w:cs="Calibri"/>
+          <w:i/>
+          <w:iCs/>
+          <w:color w:val="000000" w:themeColor="text1"/>
+          <w:sz w:val="20"/>
+          <w:szCs w:val="20"/>
+        </w:rPr>
+        <w:t>out</w:t>
+      </w:r>
+      <w:r>
+        <w:rPr>
+          <w:rFonts w:ascii="Calibri" w:hAnsi="Calibri" w:cs="Calibri"/>
+          <w:color w:val="000000" w:themeColor="text1"/>
+          <w:sz w:val="20"/>
+          <w:szCs w:val="20"/>
+        </w:rPr>
+        <w:t>.println</w:t>
+      </w:r>
+      <w:proofErr w:type="spellEnd"/>
+      <w:r>
+        <w:rPr>
+          <w:rFonts w:ascii="Calibri" w:hAnsi="Calibri" w:cs="Calibri"/>
+          <w:color w:val="000000" w:themeColor="text1"/>
+          <w:sz w:val="20"/>
+          <w:szCs w:val="20"/>
+        </w:rPr>
+        <w:t>(s1);</w:t>
+      </w:r>
+      <w:r>
+        <w:rPr>
+          <w:rFonts w:ascii="Calibri" w:hAnsi="Calibri" w:cs="Calibri"/>
+          <w:color w:val="000000" w:themeColor="text1"/>
+          <w:sz w:val="20"/>
+          <w:szCs w:val="20"/>
+        </w:rPr>
+        <w:br/>
+        <w:t xml:space="preserve">        </w:t>
+      </w:r>
+      <w:proofErr w:type="spellStart"/>
+      <w:r>
+        <w:rPr>
+          <w:rFonts w:ascii="Calibri" w:hAnsi="Calibri" w:cs="Calibri"/>
+          <w:color w:val="000000" w:themeColor="text1"/>
+          <w:sz w:val="20"/>
+          <w:szCs w:val="20"/>
+        </w:rPr>
+        <w:t>System.</w:t>
+      </w:r>
+      <w:r>
+        <w:rPr>
+          <w:rFonts w:ascii="Calibri" w:hAnsi="Calibri" w:cs="Calibri"/>
+          <w:i/>
+          <w:iCs/>
+          <w:color w:val="000000" w:themeColor="text1"/>
+          <w:sz w:val="20"/>
+          <w:szCs w:val="20"/>
+        </w:rPr>
+        <w:t>out</w:t>
+      </w:r>
+      <w:r>
+        <w:rPr>
+          <w:rFonts w:ascii="Calibri" w:hAnsi="Calibri" w:cs="Calibri"/>
+          <w:color w:val="000000" w:themeColor="text1"/>
+          <w:sz w:val="20"/>
+          <w:szCs w:val="20"/>
+        </w:rPr>
+        <w:t>.println</w:t>
+      </w:r>
+      <w:proofErr w:type="spellEnd"/>
+      <w:r>
+        <w:rPr>
+          <w:rFonts w:ascii="Calibri" w:hAnsi="Calibri" w:cs="Calibri"/>
+          <w:color w:val="000000" w:themeColor="text1"/>
+          <w:sz w:val="20"/>
+          <w:szCs w:val="20"/>
+        </w:rPr>
+        <w:t>(s1.length());</w:t>
+      </w:r>
+      <w:r>
+        <w:rPr>
+          <w:rFonts w:ascii="Calibri" w:hAnsi="Calibri" w:cs="Calibri"/>
+          <w:color w:val="000000" w:themeColor="text1"/>
+          <w:sz w:val="20"/>
+          <w:szCs w:val="20"/>
+        </w:rPr>
+        <w:br/>
+        <w:t xml:space="preserve">        </w:t>
+      </w:r>
+      <w:proofErr w:type="spellStart"/>
+      <w:r>
+        <w:rPr>
+          <w:rFonts w:ascii="Calibri" w:hAnsi="Calibri" w:cs="Calibri"/>
+          <w:color w:val="000000" w:themeColor="text1"/>
+          <w:sz w:val="20"/>
+          <w:szCs w:val="20"/>
+        </w:rPr>
+        <w:t>System.</w:t>
+      </w:r>
+      <w:r>
+        <w:rPr>
+          <w:rFonts w:ascii="Calibri" w:hAnsi="Calibri" w:cs="Calibri"/>
+          <w:i/>
+          <w:iCs/>
+          <w:color w:val="000000" w:themeColor="text1"/>
+          <w:sz w:val="20"/>
+          <w:szCs w:val="20"/>
+        </w:rPr>
+        <w:t>out</w:t>
+      </w:r>
+      <w:r>
+        <w:rPr>
+          <w:rFonts w:ascii="Calibri" w:hAnsi="Calibri" w:cs="Calibri"/>
+          <w:color w:val="000000" w:themeColor="text1"/>
+          <w:sz w:val="20"/>
+          <w:szCs w:val="20"/>
+        </w:rPr>
+        <w:t>.println</w:t>
+      </w:r>
+      <w:proofErr w:type="spellEnd"/>
+      <w:r>
+        <w:rPr>
+          <w:rFonts w:ascii="Calibri" w:hAnsi="Calibri" w:cs="Calibri"/>
+          <w:color w:val="000000" w:themeColor="text1"/>
+          <w:sz w:val="20"/>
+          <w:szCs w:val="20"/>
+        </w:rPr>
+        <w:t>(s1.isEmpty());</w:t>
+      </w:r>
+      <w:r>
+        <w:rPr>
+          <w:rFonts w:ascii="Calibri" w:hAnsi="Calibri" w:cs="Calibri"/>
+          <w:color w:val="000000" w:themeColor="text1"/>
+          <w:sz w:val="20"/>
+          <w:szCs w:val="20"/>
+        </w:rPr>
+        <w:br/>
+        <w:t xml:space="preserve">        </w:t>
+      </w:r>
+      <w:proofErr w:type="spellStart"/>
+      <w:r>
+        <w:rPr>
+          <w:rFonts w:ascii="Calibri" w:hAnsi="Calibri" w:cs="Calibri"/>
+          <w:color w:val="000000" w:themeColor="text1"/>
+          <w:sz w:val="20"/>
+          <w:szCs w:val="20"/>
+        </w:rPr>
+        <w:t>System.</w:t>
+      </w:r>
+      <w:r>
+        <w:rPr>
+          <w:rFonts w:ascii="Calibri" w:hAnsi="Calibri" w:cs="Calibri"/>
+          <w:i/>
+          <w:iCs/>
+          <w:color w:val="000000" w:themeColor="text1"/>
+          <w:sz w:val="20"/>
+          <w:szCs w:val="20"/>
+        </w:rPr>
+        <w:t>out</w:t>
+      </w:r>
+      <w:r>
+        <w:rPr>
+          <w:rFonts w:ascii="Calibri" w:hAnsi="Calibri" w:cs="Calibri"/>
+          <w:color w:val="000000" w:themeColor="text1"/>
+          <w:sz w:val="20"/>
+          <w:szCs w:val="20"/>
+        </w:rPr>
+        <w:t>.println</w:t>
+      </w:r>
+      <w:proofErr w:type="spellEnd"/>
+      <w:r>
+        <w:rPr>
+          <w:rFonts w:ascii="Calibri" w:hAnsi="Calibri" w:cs="Calibri"/>
+          <w:color w:val="000000" w:themeColor="text1"/>
+          <w:sz w:val="20"/>
+          <w:szCs w:val="20"/>
+        </w:rPr>
+        <w:t>(s1.toLowerCase());</w:t>
+      </w:r>
+      <w:r>
+        <w:rPr>
+          <w:rFonts w:ascii="Calibri" w:hAnsi="Calibri" w:cs="Calibri"/>
+          <w:color w:val="000000" w:themeColor="text1"/>
+          <w:sz w:val="20"/>
+          <w:szCs w:val="20"/>
+        </w:rPr>
+        <w:br/>
+        <w:t xml:space="preserve">        </w:t>
+      </w:r>
+      <w:proofErr w:type="spellStart"/>
+      <w:r>
+        <w:rPr>
+          <w:rFonts w:ascii="Calibri" w:hAnsi="Calibri" w:cs="Calibri"/>
+          <w:color w:val="000000" w:themeColor="text1"/>
+          <w:sz w:val="20"/>
+          <w:szCs w:val="20"/>
+        </w:rPr>
+        <w:t>System.</w:t>
+      </w:r>
+      <w:r>
+        <w:rPr>
+          <w:rFonts w:ascii="Calibri" w:hAnsi="Calibri" w:cs="Calibri"/>
+          <w:i/>
+          <w:iCs/>
+          <w:color w:val="000000" w:themeColor="text1"/>
+          <w:sz w:val="20"/>
+          <w:szCs w:val="20"/>
+        </w:rPr>
+        <w:t>out</w:t>
+      </w:r>
+      <w:r>
+        <w:rPr>
+          <w:rFonts w:ascii="Calibri" w:hAnsi="Calibri" w:cs="Calibri"/>
+          <w:color w:val="000000" w:themeColor="text1"/>
+          <w:sz w:val="20"/>
+          <w:szCs w:val="20"/>
+        </w:rPr>
+        <w:t>.println</w:t>
+      </w:r>
+      <w:proofErr w:type="spellEnd"/>
+      <w:r>
+        <w:rPr>
+          <w:rFonts w:ascii="Calibri" w:hAnsi="Calibri" w:cs="Calibri"/>
+          <w:color w:val="000000" w:themeColor="text1"/>
+          <w:sz w:val="20"/>
+          <w:szCs w:val="20"/>
+        </w:rPr>
+        <w:t>(s1.toUpperCase());</w:t>
+      </w:r>
+      <w:r>
+        <w:rPr>
+          <w:rFonts w:ascii="Calibri" w:hAnsi="Calibri" w:cs="Calibri"/>
+          <w:color w:val="000000" w:themeColor="text1"/>
+          <w:sz w:val="20"/>
+          <w:szCs w:val="20"/>
+        </w:rPr>
+        <w:br/>
+        <w:t xml:space="preserve">        </w:t>
+      </w:r>
+      <w:r>
+        <w:rPr>
+          <w:rFonts w:ascii="Calibri" w:hAnsi="Calibri" w:cs="Calibri"/>
+          <w:i/>
+          <w:iCs/>
+          <w:color w:val="000000" w:themeColor="text1"/>
+          <w:sz w:val="20"/>
+          <w:szCs w:val="20"/>
+        </w:rPr>
+        <w:t>//</w:t>
+      </w:r>
+      <w:proofErr w:type="spellStart"/>
+      <w:r>
+        <w:rPr>
+          <w:rFonts w:ascii="Calibri" w:hAnsi="Calibri" w:cs="Calibri"/>
+          <w:i/>
+          <w:iCs/>
+          <w:color w:val="000000" w:themeColor="text1"/>
+          <w:sz w:val="20"/>
+          <w:szCs w:val="20"/>
+        </w:rPr>
+        <w:t>System.out.println</w:t>
+      </w:r>
+      <w:proofErr w:type="spellEnd"/>
+      <w:r>
+        <w:rPr>
+          <w:rFonts w:ascii="Calibri" w:hAnsi="Calibri" w:cs="Calibri"/>
+          <w:i/>
+          <w:iCs/>
+          <w:color w:val="000000" w:themeColor="text1"/>
+          <w:sz w:val="20"/>
+          <w:szCs w:val="20"/>
+        </w:rPr>
+        <w:t>(s1.isBlank()); To check string contains only white spaces</w:t>
+      </w:r>
+      <w:r>
+        <w:rPr>
+          <w:rFonts w:ascii="Calibri" w:hAnsi="Calibri" w:cs="Calibri"/>
+          <w:i/>
+          <w:iCs/>
+          <w:color w:val="000000" w:themeColor="text1"/>
+          <w:sz w:val="20"/>
+          <w:szCs w:val="20"/>
+        </w:rPr>
+        <w:br/>
+        <w:t xml:space="preserve">        </w:t>
+      </w:r>
+      <w:proofErr w:type="spellStart"/>
+      <w:r>
+        <w:rPr>
+          <w:rFonts w:ascii="Calibri" w:hAnsi="Calibri" w:cs="Calibri"/>
+          <w:color w:val="000000" w:themeColor="text1"/>
+          <w:sz w:val="20"/>
+          <w:szCs w:val="20"/>
+        </w:rPr>
+        <w:t>System.</w:t>
+      </w:r>
+      <w:r>
+        <w:rPr>
+          <w:rFonts w:ascii="Calibri" w:hAnsi="Calibri" w:cs="Calibri"/>
+          <w:i/>
+          <w:iCs/>
+          <w:color w:val="000000" w:themeColor="text1"/>
+          <w:sz w:val="20"/>
+          <w:szCs w:val="20"/>
+        </w:rPr>
+        <w:t>out</w:t>
+      </w:r>
+      <w:r>
+        <w:rPr>
+          <w:rFonts w:ascii="Calibri" w:hAnsi="Calibri" w:cs="Calibri"/>
+          <w:color w:val="000000" w:themeColor="text1"/>
+          <w:sz w:val="20"/>
+          <w:szCs w:val="20"/>
+        </w:rPr>
+        <w:t>.println</w:t>
+      </w:r>
+      <w:proofErr w:type="spellEnd"/>
+      <w:r>
+        <w:rPr>
+          <w:rFonts w:ascii="Calibri" w:hAnsi="Calibri" w:cs="Calibri"/>
+          <w:color w:val="000000" w:themeColor="text1"/>
+          <w:sz w:val="20"/>
+          <w:szCs w:val="20"/>
+        </w:rPr>
+        <w:t>(s1.charAt(3));</w:t>
+      </w:r>
+      <w:r>
+        <w:rPr>
+          <w:rFonts w:ascii="Calibri" w:hAnsi="Calibri" w:cs="Calibri"/>
+          <w:color w:val="000000" w:themeColor="text1"/>
+          <w:sz w:val="20"/>
+          <w:szCs w:val="20"/>
+        </w:rPr>
+        <w:br/>
+        <w:t xml:space="preserve">        </w:t>
+      </w:r>
+      <w:proofErr w:type="spellStart"/>
+      <w:r>
+        <w:rPr>
+          <w:rFonts w:ascii="Calibri" w:hAnsi="Calibri" w:cs="Calibri"/>
+          <w:color w:val="000000" w:themeColor="text1"/>
+          <w:sz w:val="20"/>
+          <w:szCs w:val="20"/>
+        </w:rPr>
+        <w:t>System.</w:t>
+      </w:r>
+      <w:r>
+        <w:rPr>
+          <w:rFonts w:ascii="Calibri" w:hAnsi="Calibri" w:cs="Calibri"/>
+          <w:i/>
+          <w:iCs/>
+          <w:color w:val="000000" w:themeColor="text1"/>
+          <w:sz w:val="20"/>
+          <w:szCs w:val="20"/>
+        </w:rPr>
+        <w:t>out</w:t>
+      </w:r>
+      <w:r>
+        <w:rPr>
+          <w:rFonts w:ascii="Calibri" w:hAnsi="Calibri" w:cs="Calibri"/>
+          <w:color w:val="000000" w:themeColor="text1"/>
+          <w:sz w:val="20"/>
+          <w:szCs w:val="20"/>
+        </w:rPr>
+        <w:t>.println</w:t>
+      </w:r>
+      <w:proofErr w:type="spellEnd"/>
+      <w:r>
+        <w:rPr>
+          <w:rFonts w:ascii="Calibri" w:hAnsi="Calibri" w:cs="Calibri"/>
+          <w:color w:val="000000" w:themeColor="text1"/>
+          <w:sz w:val="20"/>
+          <w:szCs w:val="20"/>
+        </w:rPr>
+        <w:t>(s1.contains("is"));</w:t>
+      </w:r>
+      <w:r>
+        <w:rPr>
+          <w:rFonts w:ascii="Calibri" w:hAnsi="Calibri" w:cs="Calibri"/>
+          <w:color w:val="000000" w:themeColor="text1"/>
+          <w:sz w:val="20"/>
+          <w:szCs w:val="20"/>
+        </w:rPr>
+        <w:br/>
+        <w:t xml:space="preserve">        </w:t>
+      </w:r>
+      <w:proofErr w:type="spellStart"/>
+      <w:r>
+        <w:rPr>
+          <w:rFonts w:ascii="Calibri" w:hAnsi="Calibri" w:cs="Calibri"/>
+          <w:color w:val="000000" w:themeColor="text1"/>
+          <w:sz w:val="20"/>
+          <w:szCs w:val="20"/>
+        </w:rPr>
+        <w:t>System.</w:t>
+      </w:r>
+      <w:r>
+        <w:rPr>
+          <w:rFonts w:ascii="Calibri" w:hAnsi="Calibri" w:cs="Calibri"/>
+          <w:i/>
+          <w:iCs/>
+          <w:color w:val="000000" w:themeColor="text1"/>
+          <w:sz w:val="20"/>
+          <w:szCs w:val="20"/>
+        </w:rPr>
+        <w:t>out</w:t>
+      </w:r>
+      <w:r>
+        <w:rPr>
+          <w:rFonts w:ascii="Calibri" w:hAnsi="Calibri" w:cs="Calibri"/>
+          <w:color w:val="000000" w:themeColor="text1"/>
+          <w:sz w:val="20"/>
+          <w:szCs w:val="20"/>
+        </w:rPr>
+        <w:t>.println</w:t>
+      </w:r>
+      <w:proofErr w:type="spellEnd"/>
+      <w:r>
+        <w:rPr>
+          <w:rFonts w:ascii="Calibri" w:hAnsi="Calibri" w:cs="Calibri"/>
+          <w:color w:val="000000" w:themeColor="text1"/>
+          <w:sz w:val="20"/>
+          <w:szCs w:val="20"/>
+        </w:rPr>
+        <w:t>(s1.startsWith("Appu"));</w:t>
+      </w:r>
+      <w:r>
+        <w:rPr>
+          <w:rFonts w:ascii="Calibri" w:hAnsi="Calibri" w:cs="Calibri"/>
+          <w:color w:val="000000" w:themeColor="text1"/>
+          <w:sz w:val="20"/>
+          <w:szCs w:val="20"/>
+        </w:rPr>
+        <w:br/>
+        <w:t xml:space="preserve">        </w:t>
+      </w:r>
+      <w:proofErr w:type="spellStart"/>
+      <w:r>
+        <w:rPr>
+          <w:rFonts w:ascii="Calibri" w:hAnsi="Calibri" w:cs="Calibri"/>
+          <w:color w:val="000000" w:themeColor="text1"/>
+          <w:sz w:val="20"/>
+          <w:szCs w:val="20"/>
+        </w:rPr>
+        <w:t>System.</w:t>
+      </w:r>
+      <w:r>
+        <w:rPr>
+          <w:rFonts w:ascii="Calibri" w:hAnsi="Calibri" w:cs="Calibri"/>
+          <w:i/>
+          <w:iCs/>
+          <w:color w:val="000000" w:themeColor="text1"/>
+          <w:sz w:val="20"/>
+          <w:szCs w:val="20"/>
+        </w:rPr>
+        <w:t>out</w:t>
+      </w:r>
+      <w:r>
+        <w:rPr>
+          <w:rFonts w:ascii="Calibri" w:hAnsi="Calibri" w:cs="Calibri"/>
+          <w:color w:val="000000" w:themeColor="text1"/>
+          <w:sz w:val="20"/>
+          <w:szCs w:val="20"/>
+        </w:rPr>
+        <w:t>.println</w:t>
+      </w:r>
+      <w:proofErr w:type="spellEnd"/>
+      <w:r>
+        <w:rPr>
+          <w:rFonts w:ascii="Calibri" w:hAnsi="Calibri" w:cs="Calibri"/>
+          <w:color w:val="000000" w:themeColor="text1"/>
+          <w:sz w:val="20"/>
+          <w:szCs w:val="20"/>
+        </w:rPr>
+        <w:t>(s1.indexOf("BOSS"));</w:t>
+      </w:r>
+      <w:r>
+        <w:rPr>
+          <w:rFonts w:ascii="Calibri" w:hAnsi="Calibri" w:cs="Calibri"/>
+          <w:color w:val="000000" w:themeColor="text1"/>
+          <w:sz w:val="20"/>
+          <w:szCs w:val="20"/>
+        </w:rPr>
+        <w:br/>
+        <w:t xml:space="preserve">        </w:t>
+      </w:r>
+      <w:proofErr w:type="spellStart"/>
+      <w:r>
+        <w:rPr>
+          <w:rFonts w:ascii="Calibri" w:hAnsi="Calibri" w:cs="Calibri"/>
+          <w:color w:val="000000" w:themeColor="text1"/>
+          <w:sz w:val="20"/>
+          <w:szCs w:val="20"/>
+        </w:rPr>
+        <w:t>System.</w:t>
+      </w:r>
+      <w:r>
+        <w:rPr>
+          <w:rFonts w:ascii="Calibri" w:hAnsi="Calibri" w:cs="Calibri"/>
+          <w:i/>
+          <w:iCs/>
+          <w:color w:val="000000" w:themeColor="text1"/>
+          <w:sz w:val="20"/>
+          <w:szCs w:val="20"/>
+        </w:rPr>
+        <w:t>out</w:t>
+      </w:r>
+      <w:r>
+        <w:rPr>
+          <w:rFonts w:ascii="Calibri" w:hAnsi="Calibri" w:cs="Calibri"/>
+          <w:color w:val="000000" w:themeColor="text1"/>
+          <w:sz w:val="20"/>
+          <w:szCs w:val="20"/>
+        </w:rPr>
+        <w:t>.println</w:t>
+      </w:r>
+      <w:proofErr w:type="spellEnd"/>
+      <w:r>
+        <w:rPr>
+          <w:rFonts w:ascii="Calibri" w:hAnsi="Calibri" w:cs="Calibri"/>
+          <w:color w:val="000000" w:themeColor="text1"/>
+          <w:sz w:val="20"/>
+          <w:szCs w:val="20"/>
+        </w:rPr>
+        <w:t>(s1.replace("Appu", "Surya"));</w:t>
+      </w:r>
+      <w:r>
+        <w:rPr>
+          <w:rFonts w:ascii="Calibri" w:hAnsi="Calibri" w:cs="Calibri"/>
+          <w:color w:val="000000" w:themeColor="text1"/>
+          <w:sz w:val="20"/>
+          <w:szCs w:val="20"/>
+        </w:rPr>
+        <w:br/>
+        <w:t xml:space="preserve">        </w:t>
+      </w:r>
+      <w:proofErr w:type="spellStart"/>
+      <w:r>
+        <w:rPr>
+          <w:rFonts w:ascii="Calibri" w:hAnsi="Calibri" w:cs="Calibri"/>
+          <w:color w:val="000000" w:themeColor="text1"/>
+          <w:sz w:val="20"/>
+          <w:szCs w:val="20"/>
+        </w:rPr>
+        <w:t>System.</w:t>
+      </w:r>
+      <w:r>
+        <w:rPr>
+          <w:rFonts w:ascii="Calibri" w:hAnsi="Calibri" w:cs="Calibri"/>
+          <w:i/>
+          <w:iCs/>
+          <w:color w:val="000000" w:themeColor="text1"/>
+          <w:sz w:val="20"/>
+          <w:szCs w:val="20"/>
+        </w:rPr>
+        <w:t>out</w:t>
+      </w:r>
+      <w:r>
+        <w:rPr>
+          <w:rFonts w:ascii="Calibri" w:hAnsi="Calibri" w:cs="Calibri"/>
+          <w:color w:val="000000" w:themeColor="text1"/>
+          <w:sz w:val="20"/>
+          <w:szCs w:val="20"/>
+        </w:rPr>
+        <w:t>.println</w:t>
+      </w:r>
+      <w:proofErr w:type="spellEnd"/>
+      <w:r>
+        <w:rPr>
+          <w:rFonts w:ascii="Calibri" w:hAnsi="Calibri" w:cs="Calibri"/>
+          <w:color w:val="000000" w:themeColor="text1"/>
+          <w:sz w:val="20"/>
+          <w:szCs w:val="20"/>
+        </w:rPr>
+        <w:t>(s1.trim());</w:t>
+      </w:r>
+      <w:r>
+        <w:rPr>
+          <w:rFonts w:ascii="Calibri" w:hAnsi="Calibri" w:cs="Calibri"/>
+          <w:color w:val="000000" w:themeColor="text1"/>
+          <w:sz w:val="20"/>
+          <w:szCs w:val="20"/>
+        </w:rPr>
+        <w:br/>
+        <w:t xml:space="preserve">        String s[] = s1.split(" ");</w:t>
+      </w:r>
+      <w:r>
+        <w:rPr>
+          <w:rFonts w:ascii="Calibri" w:hAnsi="Calibri" w:cs="Calibri"/>
+          <w:color w:val="000000" w:themeColor="text1"/>
+          <w:sz w:val="20"/>
+          <w:szCs w:val="20"/>
+        </w:rPr>
+        <w:br/>
+        <w:t xml:space="preserve">        for (String x : s) {</w:t>
+      </w:r>
+      <w:r>
+        <w:rPr>
+          <w:rFonts w:ascii="Calibri" w:hAnsi="Calibri" w:cs="Calibri"/>
+          <w:color w:val="000000" w:themeColor="text1"/>
+          <w:sz w:val="20"/>
+          <w:szCs w:val="20"/>
+        </w:rPr>
+        <w:br/>
+        <w:t xml:space="preserve">            </w:t>
+      </w:r>
+      <w:proofErr w:type="spellStart"/>
+      <w:r>
+        <w:rPr>
+          <w:rFonts w:ascii="Calibri" w:hAnsi="Calibri" w:cs="Calibri"/>
+          <w:color w:val="000000" w:themeColor="text1"/>
+          <w:sz w:val="20"/>
+          <w:szCs w:val="20"/>
+        </w:rPr>
+        <w:t>System.</w:t>
+      </w:r>
+      <w:r>
+        <w:rPr>
+          <w:rFonts w:ascii="Calibri" w:hAnsi="Calibri" w:cs="Calibri"/>
+          <w:i/>
+          <w:iCs/>
+          <w:color w:val="000000" w:themeColor="text1"/>
+          <w:sz w:val="20"/>
+          <w:szCs w:val="20"/>
+        </w:rPr>
+        <w:t>out</w:t>
+      </w:r>
+      <w:r>
+        <w:rPr>
+          <w:rFonts w:ascii="Calibri" w:hAnsi="Calibri" w:cs="Calibri"/>
+          <w:color w:val="000000" w:themeColor="text1"/>
+          <w:sz w:val="20"/>
+          <w:szCs w:val="20"/>
+        </w:rPr>
+        <w:t>.println</w:t>
+      </w:r>
+      <w:proofErr w:type="spellEnd"/>
+      <w:r>
+        <w:rPr>
+          <w:rFonts w:ascii="Calibri" w:hAnsi="Calibri" w:cs="Calibri"/>
+          <w:color w:val="000000" w:themeColor="text1"/>
+          <w:sz w:val="20"/>
+          <w:szCs w:val="20"/>
+        </w:rPr>
+        <w:t>(x);</w:t>
+      </w:r>
+      <w:r>
+        <w:rPr>
+          <w:rFonts w:ascii="Calibri" w:hAnsi="Calibri" w:cs="Calibri"/>
+          <w:color w:val="000000" w:themeColor="text1"/>
+          <w:sz w:val="20"/>
+          <w:szCs w:val="20"/>
+        </w:rPr>
+        <w:br/>
+        <w:t xml:space="preserve">        }</w:t>
+      </w:r>
+      <w:r>
+        <w:rPr>
+          <w:rFonts w:ascii="Calibri" w:hAnsi="Calibri" w:cs="Calibri"/>
+          <w:color w:val="000000" w:themeColor="text1"/>
+          <w:sz w:val="20"/>
+          <w:szCs w:val="20"/>
+        </w:rPr>
+        <w:br/>
+      </w:r>
+      <w:r>
+        <w:rPr>
+          <w:rFonts w:ascii="Calibri" w:hAnsi="Calibri" w:cs="Calibri"/>
+          <w:color w:val="000000" w:themeColor="text1"/>
+          <w:sz w:val="20"/>
+          <w:szCs w:val="20"/>
+        </w:rPr>
+        <w:br/>
+        <w:t xml:space="preserve">        char c[] = s1.toCharArray();</w:t>
+      </w:r>
+      <w:r>
+        <w:rPr>
+          <w:rFonts w:ascii="Calibri" w:hAnsi="Calibri" w:cs="Calibri"/>
+          <w:color w:val="000000" w:themeColor="text1"/>
+          <w:sz w:val="20"/>
+          <w:szCs w:val="20"/>
+        </w:rPr>
+        <w:br/>
+        <w:t xml:space="preserve">        for (char y : c) {</w:t>
+      </w:r>
+      <w:r>
+        <w:rPr>
+          <w:rFonts w:ascii="Calibri" w:hAnsi="Calibri" w:cs="Calibri"/>
+          <w:color w:val="000000" w:themeColor="text1"/>
+          <w:sz w:val="20"/>
+          <w:szCs w:val="20"/>
+        </w:rPr>
+        <w:br/>
+        <w:t xml:space="preserve">            </w:t>
+      </w:r>
+      <w:proofErr w:type="spellStart"/>
+      <w:r>
+        <w:rPr>
+          <w:rFonts w:ascii="Calibri" w:hAnsi="Calibri" w:cs="Calibri"/>
+          <w:color w:val="000000" w:themeColor="text1"/>
+          <w:sz w:val="20"/>
+          <w:szCs w:val="20"/>
+        </w:rPr>
+        <w:t>System.</w:t>
+      </w:r>
+      <w:r>
+        <w:rPr>
+          <w:rFonts w:ascii="Calibri" w:hAnsi="Calibri" w:cs="Calibri"/>
+          <w:i/>
+          <w:iCs/>
+          <w:color w:val="000000" w:themeColor="text1"/>
+          <w:sz w:val="20"/>
+          <w:szCs w:val="20"/>
+        </w:rPr>
+        <w:t>out</w:t>
+      </w:r>
+      <w:r>
+        <w:rPr>
+          <w:rFonts w:ascii="Calibri" w:hAnsi="Calibri" w:cs="Calibri"/>
+          <w:color w:val="000000" w:themeColor="text1"/>
+          <w:sz w:val="20"/>
+          <w:szCs w:val="20"/>
+        </w:rPr>
+        <w:t>.println</w:t>
+      </w:r>
+      <w:proofErr w:type="spellEnd"/>
+      <w:r>
+        <w:rPr>
+          <w:rFonts w:ascii="Calibri" w:hAnsi="Calibri" w:cs="Calibri"/>
+          <w:color w:val="000000" w:themeColor="text1"/>
+          <w:sz w:val="20"/>
+          <w:szCs w:val="20"/>
+        </w:rPr>
+        <w:t>(y);</w:t>
+      </w:r>
+      <w:r>
+        <w:rPr>
+          <w:rFonts w:ascii="Calibri" w:hAnsi="Calibri" w:cs="Calibri"/>
+          <w:color w:val="000000" w:themeColor="text1"/>
+          <w:sz w:val="20"/>
+          <w:szCs w:val="20"/>
+        </w:rPr>
+        <w:br/>
+        <w:t xml:space="preserve">        }</w:t>
+      </w:r>
+      <w:r>
+        <w:rPr>
+          <w:rFonts w:ascii="Calibri" w:hAnsi="Calibri" w:cs="Calibri"/>
+          <w:color w:val="000000" w:themeColor="text1"/>
+          <w:sz w:val="20"/>
+          <w:szCs w:val="20"/>
+        </w:rPr>
+        <w:br/>
+      </w:r>
+      <w:r>
+        <w:rPr>
+          <w:rFonts w:ascii="Calibri" w:hAnsi="Calibri" w:cs="Calibri"/>
+          <w:color w:val="000000" w:themeColor="text1"/>
+          <w:sz w:val="20"/>
+          <w:szCs w:val="20"/>
+        </w:rPr>
+        <w:br/>
+        <w:t xml:space="preserve">        </w:t>
+      </w:r>
+      <w:proofErr w:type="spellStart"/>
+      <w:r>
+        <w:rPr>
+          <w:rFonts w:ascii="Calibri" w:hAnsi="Calibri" w:cs="Calibri"/>
+          <w:color w:val="000000" w:themeColor="text1"/>
+          <w:sz w:val="20"/>
+          <w:szCs w:val="20"/>
+        </w:rPr>
+        <w:t>System.</w:t>
+      </w:r>
+      <w:r>
+        <w:rPr>
+          <w:rFonts w:ascii="Calibri" w:hAnsi="Calibri" w:cs="Calibri"/>
+          <w:i/>
+          <w:iCs/>
+          <w:color w:val="000000" w:themeColor="text1"/>
+          <w:sz w:val="20"/>
+          <w:szCs w:val="20"/>
+        </w:rPr>
+        <w:t>out</w:t>
+      </w:r>
+      <w:r>
+        <w:rPr>
+          <w:rFonts w:ascii="Calibri" w:hAnsi="Calibri" w:cs="Calibri"/>
+          <w:color w:val="000000" w:themeColor="text1"/>
+          <w:sz w:val="20"/>
+          <w:szCs w:val="20"/>
+        </w:rPr>
+        <w:t>.println</w:t>
+      </w:r>
+      <w:proofErr w:type="spellEnd"/>
+      <w:r>
+        <w:rPr>
+          <w:rFonts w:ascii="Calibri" w:hAnsi="Calibri" w:cs="Calibri"/>
+          <w:color w:val="000000" w:themeColor="text1"/>
+          <w:sz w:val="20"/>
+          <w:szCs w:val="20"/>
+        </w:rPr>
+        <w:t>(s1.equals("Vishnu"));</w:t>
+      </w:r>
+      <w:r>
+        <w:rPr>
+          <w:rFonts w:ascii="Calibri" w:hAnsi="Calibri" w:cs="Calibri"/>
+          <w:color w:val="000000" w:themeColor="text1"/>
+          <w:sz w:val="20"/>
+          <w:szCs w:val="20"/>
+        </w:rPr>
+        <w:br/>
+        <w:t xml:space="preserve">        </w:t>
+      </w:r>
+      <w:proofErr w:type="spellStart"/>
+      <w:r>
+        <w:rPr>
+          <w:rFonts w:ascii="Calibri" w:hAnsi="Calibri" w:cs="Calibri"/>
+          <w:color w:val="000000" w:themeColor="text1"/>
+          <w:sz w:val="20"/>
+          <w:szCs w:val="20"/>
+        </w:rPr>
+        <w:t>System.</w:t>
+      </w:r>
+      <w:r>
+        <w:rPr>
+          <w:rFonts w:ascii="Calibri" w:hAnsi="Calibri" w:cs="Calibri"/>
+          <w:i/>
+          <w:iCs/>
+          <w:color w:val="000000" w:themeColor="text1"/>
+          <w:sz w:val="20"/>
+          <w:szCs w:val="20"/>
+        </w:rPr>
+        <w:t>out</w:t>
+      </w:r>
+      <w:r>
+        <w:rPr>
+          <w:rFonts w:ascii="Calibri" w:hAnsi="Calibri" w:cs="Calibri"/>
+          <w:color w:val="000000" w:themeColor="text1"/>
+          <w:sz w:val="20"/>
+          <w:szCs w:val="20"/>
+        </w:rPr>
+        <w:t>.println</w:t>
+      </w:r>
+      <w:proofErr w:type="spellEnd"/>
+      <w:r>
+        <w:rPr>
+          <w:rFonts w:ascii="Calibri" w:hAnsi="Calibri" w:cs="Calibri"/>
+          <w:color w:val="000000" w:themeColor="text1"/>
+          <w:sz w:val="20"/>
+          <w:szCs w:val="20"/>
+        </w:rPr>
+        <w:t>(s1.toUpperCase().contains("APPU"));</w:t>
+      </w:r>
+      <w:r>
+        <w:rPr>
+          <w:rFonts w:ascii="Calibri" w:hAnsi="Calibri" w:cs="Calibri"/>
+          <w:color w:val="000000" w:themeColor="text1"/>
+          <w:sz w:val="20"/>
+          <w:szCs w:val="20"/>
+        </w:rPr>
+        <w:br/>
+        <w:t xml:space="preserve">        </w:t>
+      </w:r>
+      <w:proofErr w:type="spellStart"/>
+      <w:r>
+        <w:rPr>
+          <w:rFonts w:ascii="Calibri" w:hAnsi="Calibri" w:cs="Calibri"/>
+          <w:color w:val="000000" w:themeColor="text1"/>
+          <w:sz w:val="20"/>
+          <w:szCs w:val="20"/>
+        </w:rPr>
+        <w:t>System.</w:t>
+      </w:r>
+      <w:r>
+        <w:rPr>
+          <w:rFonts w:ascii="Calibri" w:hAnsi="Calibri" w:cs="Calibri"/>
+          <w:i/>
+          <w:iCs/>
+          <w:color w:val="000000" w:themeColor="text1"/>
+          <w:sz w:val="20"/>
+          <w:szCs w:val="20"/>
+        </w:rPr>
+        <w:t>out</w:t>
+      </w:r>
+      <w:r>
+        <w:rPr>
+          <w:rFonts w:ascii="Calibri" w:hAnsi="Calibri" w:cs="Calibri"/>
+          <w:color w:val="000000" w:themeColor="text1"/>
+          <w:sz w:val="20"/>
+          <w:szCs w:val="20"/>
+        </w:rPr>
+        <w:t>.println</w:t>
+      </w:r>
+      <w:proofErr w:type="spellEnd"/>
+      <w:r>
+        <w:rPr>
+          <w:rFonts w:ascii="Calibri" w:hAnsi="Calibri" w:cs="Calibri"/>
+          <w:color w:val="000000" w:themeColor="text1"/>
+          <w:sz w:val="20"/>
+          <w:szCs w:val="20"/>
+        </w:rPr>
+        <w:t>(s1.toLowerCase().contains("APPU"));</w:t>
+      </w:r>
+      <w:r>
+        <w:rPr>
+          <w:rFonts w:ascii="Calibri" w:hAnsi="Calibri" w:cs="Calibri"/>
+          <w:color w:val="000000" w:themeColor="text1"/>
+          <w:sz w:val="20"/>
+          <w:szCs w:val="20"/>
+        </w:rPr>
+        <w:br/>
+        <w:t xml:space="preserve">        System.</w:t>
+      </w:r>
+      <w:r>
+        <w:rPr>
+          <w:rFonts w:ascii="Calibri" w:hAnsi="Calibri" w:cs="Calibri"/>
+          <w:i/>
+          <w:iCs/>
+          <w:color w:val="000000" w:themeColor="text1"/>
+          <w:sz w:val="20"/>
+          <w:szCs w:val="20"/>
+        </w:rPr>
+        <w:t>out</w:t>
+      </w:r>
+      <w:r>
+        <w:rPr>
+          <w:rFonts w:ascii="Calibri" w:hAnsi="Calibri" w:cs="Calibri"/>
+          <w:color w:val="000000" w:themeColor="text1"/>
+          <w:sz w:val="20"/>
+          <w:szCs w:val="20"/>
+        </w:rPr>
+        <w:t>.println(s1.toLowerCase().compareToIgnoreCase("APPU"));</w:t>
+      </w:r>
+      <w:r>
+        <w:rPr>
+          <w:rFonts w:ascii="Calibri" w:hAnsi="Calibri" w:cs="Calibri"/>
+          <w:color w:val="000000" w:themeColor="text1"/>
+          <w:sz w:val="20"/>
+          <w:szCs w:val="20"/>
+        </w:rPr>
+        <w:br/>
+        <w:t xml:space="preserve">        </w:t>
+      </w:r>
+      <w:proofErr w:type="spellStart"/>
+      <w:r>
+        <w:rPr>
+          <w:rFonts w:ascii="Calibri" w:hAnsi="Calibri" w:cs="Calibri"/>
+          <w:color w:val="000000" w:themeColor="text1"/>
+          <w:sz w:val="20"/>
+          <w:szCs w:val="20"/>
+        </w:rPr>
+        <w:t>System.</w:t>
+      </w:r>
+      <w:r>
+        <w:rPr>
+          <w:rFonts w:ascii="Calibri" w:hAnsi="Calibri" w:cs="Calibri"/>
+          <w:i/>
+          <w:iCs/>
+          <w:color w:val="000000" w:themeColor="text1"/>
+          <w:sz w:val="20"/>
+          <w:szCs w:val="20"/>
+        </w:rPr>
+        <w:t>out</w:t>
+      </w:r>
+      <w:r>
+        <w:rPr>
+          <w:rFonts w:ascii="Calibri" w:hAnsi="Calibri" w:cs="Calibri"/>
+          <w:color w:val="000000" w:themeColor="text1"/>
+          <w:sz w:val="20"/>
+          <w:szCs w:val="20"/>
+        </w:rPr>
+        <w:t>.println</w:t>
+      </w:r>
+      <w:proofErr w:type="spellEnd"/>
+      <w:r>
+        <w:rPr>
+          <w:rFonts w:ascii="Calibri" w:hAnsi="Calibri" w:cs="Calibri"/>
+          <w:color w:val="000000" w:themeColor="text1"/>
+          <w:sz w:val="20"/>
+          <w:szCs w:val="20"/>
+        </w:rPr>
+        <w:t>(s1.substring(3, 9));</w:t>
+      </w:r>
+      <w:r>
+        <w:rPr>
+          <w:rFonts w:ascii="Calibri" w:hAnsi="Calibri" w:cs="Calibri"/>
+          <w:color w:val="000000" w:themeColor="text1"/>
+          <w:sz w:val="20"/>
+          <w:szCs w:val="20"/>
+        </w:rPr>
+        <w:br/>
+      </w:r>
+      <w:r>
+        <w:rPr>
+          <w:rFonts w:ascii="Calibri" w:hAnsi="Calibri" w:cs="Calibri"/>
+          <w:color w:val="000000" w:themeColor="text1"/>
+          <w:sz w:val="20"/>
+          <w:szCs w:val="20"/>
+        </w:rPr>
+        <w:br/>
+        <w:t xml:space="preserve">        try {</w:t>
+      </w:r>
+      <w:r>
+        <w:rPr>
+          <w:rFonts w:ascii="Calibri" w:hAnsi="Calibri" w:cs="Calibri"/>
+          <w:color w:val="000000" w:themeColor="text1"/>
+          <w:sz w:val="20"/>
+          <w:szCs w:val="20"/>
+        </w:rPr>
+        <w:br/>
+        <w:t xml:space="preserve">            </w:t>
+      </w:r>
+      <w:proofErr w:type="spellStart"/>
+      <w:r>
+        <w:rPr>
+          <w:rFonts w:ascii="Calibri" w:hAnsi="Calibri" w:cs="Calibri"/>
+          <w:color w:val="000000" w:themeColor="text1"/>
+          <w:sz w:val="20"/>
+          <w:szCs w:val="20"/>
+        </w:rPr>
+        <w:t>System.</w:t>
+      </w:r>
+      <w:r>
+        <w:rPr>
+          <w:rFonts w:ascii="Calibri" w:hAnsi="Calibri" w:cs="Calibri"/>
+          <w:i/>
+          <w:iCs/>
+          <w:color w:val="000000" w:themeColor="text1"/>
+          <w:sz w:val="20"/>
+          <w:szCs w:val="20"/>
+        </w:rPr>
+        <w:t>out</w:t>
+      </w:r>
+      <w:r>
+        <w:rPr>
+          <w:rFonts w:ascii="Calibri" w:hAnsi="Calibri" w:cs="Calibri"/>
+          <w:color w:val="000000" w:themeColor="text1"/>
+          <w:sz w:val="20"/>
+          <w:szCs w:val="20"/>
+        </w:rPr>
+        <w:t>.println</w:t>
+      </w:r>
+      <w:proofErr w:type="spellEnd"/>
+      <w:r>
+        <w:rPr>
+          <w:rFonts w:ascii="Calibri" w:hAnsi="Calibri" w:cs="Calibri"/>
+          <w:color w:val="000000" w:themeColor="text1"/>
+          <w:sz w:val="20"/>
+          <w:szCs w:val="20"/>
+        </w:rPr>
+        <w:t>(s1.substring(39));</w:t>
+      </w:r>
+      <w:r>
+        <w:rPr>
+          <w:rFonts w:ascii="Calibri" w:hAnsi="Calibri" w:cs="Calibri"/>
+          <w:color w:val="000000" w:themeColor="text1"/>
+          <w:sz w:val="20"/>
+          <w:szCs w:val="20"/>
+        </w:rPr>
+        <w:br/>
+        <w:t xml:space="preserve">        } catch (Exception e) {</w:t>
+      </w:r>
+      <w:r>
+        <w:rPr>
+          <w:rFonts w:ascii="Calibri" w:hAnsi="Calibri" w:cs="Calibri"/>
+          <w:color w:val="000000" w:themeColor="text1"/>
+          <w:sz w:val="20"/>
+          <w:szCs w:val="20"/>
+        </w:rPr>
+        <w:br/>
+        <w:t xml:space="preserve">            </w:t>
+      </w:r>
+      <w:proofErr w:type="spellStart"/>
+      <w:r>
+        <w:rPr>
+          <w:rFonts w:ascii="Calibri" w:hAnsi="Calibri" w:cs="Calibri"/>
+          <w:color w:val="000000" w:themeColor="text1"/>
+          <w:sz w:val="20"/>
+          <w:szCs w:val="20"/>
+        </w:rPr>
+        <w:t>System.</w:t>
+      </w:r>
+      <w:r>
+        <w:rPr>
+          <w:rFonts w:ascii="Calibri" w:hAnsi="Calibri" w:cs="Calibri"/>
+          <w:i/>
+          <w:iCs/>
+          <w:color w:val="000000" w:themeColor="text1"/>
+          <w:sz w:val="20"/>
+          <w:szCs w:val="20"/>
+        </w:rPr>
+        <w:t>out</w:t>
+      </w:r>
+      <w:r>
+        <w:rPr>
+          <w:rFonts w:ascii="Calibri" w:hAnsi="Calibri" w:cs="Calibri"/>
+          <w:color w:val="000000" w:themeColor="text1"/>
+          <w:sz w:val="20"/>
+          <w:szCs w:val="20"/>
+        </w:rPr>
+        <w:t>.println</w:t>
+      </w:r>
+      <w:proofErr w:type="spellEnd"/>
+      <w:r>
+        <w:rPr>
+          <w:rFonts w:ascii="Calibri" w:hAnsi="Calibri" w:cs="Calibri"/>
+          <w:color w:val="000000" w:themeColor="text1"/>
+          <w:sz w:val="20"/>
+          <w:szCs w:val="20"/>
+        </w:rPr>
+        <w:t>("OH My God !");</w:t>
+      </w:r>
+      <w:r>
+        <w:rPr>
+          <w:rFonts w:ascii="Calibri" w:hAnsi="Calibri" w:cs="Calibri"/>
+          <w:color w:val="000000" w:themeColor="text1"/>
+          <w:sz w:val="20"/>
+          <w:szCs w:val="20"/>
+        </w:rPr>
+        <w:br/>
+        <w:t xml:space="preserve">        }</w:t>
+      </w:r>
+      <w:r>
+        <w:rPr>
+          <w:rFonts w:ascii="Calibri" w:hAnsi="Calibri" w:cs="Calibri"/>
+          <w:color w:val="000000" w:themeColor="text1"/>
+          <w:sz w:val="20"/>
+          <w:szCs w:val="20"/>
+        </w:rPr>
+        <w:br/>
+      </w:r>
+      <w:r>
+        <w:rPr>
+          <w:rFonts w:ascii="Calibri" w:hAnsi="Calibri" w:cs="Calibri"/>
+          <w:color w:val="000000" w:themeColor="text1"/>
+          <w:sz w:val="20"/>
+          <w:szCs w:val="20"/>
+        </w:rPr>
+        <w:br/>
+        <w:t xml:space="preserve">        </w:t>
+      </w:r>
+      <w:proofErr w:type="spellStart"/>
+      <w:r>
+        <w:rPr>
+          <w:rFonts w:ascii="Calibri" w:hAnsi="Calibri" w:cs="Calibri"/>
+          <w:color w:val="000000" w:themeColor="text1"/>
+          <w:sz w:val="20"/>
+          <w:szCs w:val="20"/>
+        </w:rPr>
+        <w:t>System.</w:t>
+      </w:r>
+      <w:r>
+        <w:rPr>
+          <w:rFonts w:ascii="Calibri" w:hAnsi="Calibri" w:cs="Calibri"/>
+          <w:i/>
+          <w:iCs/>
+          <w:color w:val="000000" w:themeColor="text1"/>
+          <w:sz w:val="20"/>
+          <w:szCs w:val="20"/>
+        </w:rPr>
+        <w:t>out</w:t>
+      </w:r>
+      <w:r>
+        <w:rPr>
+          <w:rFonts w:ascii="Calibri" w:hAnsi="Calibri" w:cs="Calibri"/>
+          <w:color w:val="000000" w:themeColor="text1"/>
+          <w:sz w:val="20"/>
+          <w:szCs w:val="20"/>
+        </w:rPr>
+        <w:t>.println</w:t>
+      </w:r>
+      <w:proofErr w:type="spellEnd"/>
+      <w:r>
+        <w:rPr>
+          <w:rFonts w:ascii="Calibri" w:hAnsi="Calibri" w:cs="Calibri"/>
+          <w:color w:val="000000" w:themeColor="text1"/>
+          <w:sz w:val="20"/>
+          <w:szCs w:val="20"/>
+        </w:rPr>
+        <w:t>("End of Apps");</w:t>
+      </w:r>
+      <w:r>
+        <w:rPr>
+          <w:rFonts w:ascii="Calibri" w:hAnsi="Calibri" w:cs="Calibri"/>
+          <w:color w:val="000000" w:themeColor="text1"/>
+          <w:sz w:val="20"/>
+          <w:szCs w:val="20"/>
+        </w:rPr>
+        <w:br/>
+      </w:r>
+      <w:r>
+        <w:rPr>
+          <w:rFonts w:ascii="Calibri" w:hAnsi="Calibri" w:cs="Calibri"/>
+          <w:color w:val="000000" w:themeColor="text1"/>
+          <w:sz w:val="20"/>
+          <w:szCs w:val="20"/>
+        </w:rPr>
+        <w:br/>
+      </w:r>
+      <w:r>
+        <w:rPr>
+          <w:rFonts w:ascii="Calibri" w:hAnsi="Calibri" w:cs="Calibri"/>
+          <w:color w:val="000000" w:themeColor="text1"/>
+          <w:sz w:val="20"/>
+          <w:szCs w:val="20"/>
+        </w:rPr>
+        <w:br/>
+        <w:t xml:space="preserve">    }</w:t>
+      </w:r>
+      <w:r>
+        <w:rPr>
+          <w:rFonts w:ascii="Calibri" w:hAnsi="Calibri" w:cs="Calibri"/>
+          <w:color w:val="000000" w:themeColor="text1"/>
+          <w:sz w:val="20"/>
+          <w:szCs w:val="20"/>
+        </w:rPr>
+        <w:br/>
+        <w:t>}</w:t>
+      </w:r>
+    </w:p>
+    <w:p>
+      <w:pPr>
+        <w:spacing w:line="360" w:lineRule="auto"/>
+        <w:rPr>
+          <w:rFonts w:ascii="Calibri" w:hAnsi="Calibri" w:cs="Calibri"/>
+          <w:b/>
+          <w:bCs/>
+          <w:color w:val="000000" w:themeColor="text1"/>
+          <w:sz w:val="20"/>
+          <w:szCs w:val="20"/>
+        </w:rPr>
+      </w:pPr>
+      <w:r>
+        <w:rPr>
+          <w:rFonts w:ascii="Calibri" w:hAnsi="Calibri" w:cs="Calibri"/>
+          <w:b/>
+          <w:bCs/>
+          <w:color w:val="000000" w:themeColor="text1"/>
+          <w:sz w:val="20"/>
+          <w:szCs w:val="20"/>
+        </w:rPr>
+        <w:lastRenderedPageBreak/>
+        <w:t>OUTPUT:</w:t>
+      </w:r>
+    </w:p>
+    <w:p>
+      <w:pPr>
+        <w:spacing w:after="0" w:line="240" w:lineRule="auto"/>
+        <w:rPr>
+          <w:rFonts w:ascii="Calibri" w:hAnsi="Calibri" w:cs="Calibri"/>
+          <w:color w:val="000000" w:themeColor="text1"/>
+          <w:sz w:val="20"/>
+          <w:szCs w:val="20"/>
+        </w:rPr>
+      </w:pPr>
+      <w:r>
+        <w:rPr>
+          <w:rFonts w:ascii="Calibri" w:hAnsi="Calibri" w:cs="Calibri"/>
+          <w:color w:val="000000" w:themeColor="text1"/>
+          <w:sz w:val="20"/>
+          <w:szCs w:val="20"/>
+        </w:rPr>
+        <w:t xml:space="preserve">Appu is </w:t>
+      </w:r>
+      <w:proofErr w:type="gramStart"/>
+      <w:r>
+        <w:rPr>
+          <w:rFonts w:ascii="Calibri" w:hAnsi="Calibri" w:cs="Calibri"/>
+          <w:color w:val="000000" w:themeColor="text1"/>
+          <w:sz w:val="20"/>
+          <w:szCs w:val="20"/>
+        </w:rPr>
+        <w:t>BOSS !</w:t>
+      </w:r>
+      <w:proofErr w:type="gramEnd"/>
+    </w:p>
+    <w:p>
+      <w:pPr>
+        <w:spacing w:after="0" w:line="240" w:lineRule="auto"/>
+        <w:rPr>
+          <w:rFonts w:ascii="Calibri" w:hAnsi="Calibri" w:cs="Calibri"/>
+          <w:color w:val="000000" w:themeColor="text1"/>
+          <w:sz w:val="20"/>
+          <w:szCs w:val="20"/>
+        </w:rPr>
+      </w:pPr>
+      <w:r>
+        <w:rPr>
+          <w:rFonts w:ascii="Calibri" w:hAnsi="Calibri" w:cs="Calibri"/>
+          <w:color w:val="000000" w:themeColor="text1"/>
+          <w:sz w:val="20"/>
+          <w:szCs w:val="20"/>
+        </w:rPr>
+        <w:t>14</w:t>
+      </w:r>
+    </w:p>
+    <w:p>
+      <w:pPr>
+        <w:spacing w:after="0" w:line="240" w:lineRule="auto"/>
+        <w:rPr>
+          <w:rFonts w:ascii="Calibri" w:hAnsi="Calibri" w:cs="Calibri"/>
+          <w:color w:val="000000" w:themeColor="text1"/>
+          <w:sz w:val="20"/>
+          <w:szCs w:val="20"/>
+        </w:rPr>
+      </w:pPr>
+      <w:r>
+        <w:rPr>
+          <w:rFonts w:ascii="Calibri" w:hAnsi="Calibri" w:cs="Calibri"/>
+          <w:color w:val="000000" w:themeColor="text1"/>
+          <w:sz w:val="20"/>
+          <w:szCs w:val="20"/>
+        </w:rPr>
+        <w:t>false</w:t>
+      </w:r>
+    </w:p>
+    <w:p>
+      <w:pPr>
+        <w:spacing w:after="0" w:line="240" w:lineRule="auto"/>
+        <w:rPr>
+          <w:rFonts w:ascii="Calibri" w:hAnsi="Calibri" w:cs="Calibri"/>
+          <w:color w:val="000000" w:themeColor="text1"/>
+          <w:sz w:val="20"/>
+          <w:szCs w:val="20"/>
+        </w:rPr>
+      </w:pPr>
+      <w:proofErr w:type="spellStart"/>
+      <w:r>
+        <w:rPr>
+          <w:rFonts w:ascii="Calibri" w:hAnsi="Calibri" w:cs="Calibri"/>
+          <w:color w:val="000000" w:themeColor="text1"/>
+          <w:sz w:val="20"/>
+          <w:szCs w:val="20"/>
+        </w:rPr>
+        <w:t>appu</w:t>
+      </w:r>
+      <w:proofErr w:type="spellEnd"/>
+      <w:r>
+        <w:rPr>
+          <w:rFonts w:ascii="Calibri" w:hAnsi="Calibri" w:cs="Calibri"/>
+          <w:color w:val="000000" w:themeColor="text1"/>
+          <w:sz w:val="20"/>
+          <w:szCs w:val="20"/>
+        </w:rPr>
+        <w:t xml:space="preserve"> is </w:t>
+      </w:r>
+      <w:proofErr w:type="gramStart"/>
+      <w:r>
+        <w:rPr>
+          <w:rFonts w:ascii="Calibri" w:hAnsi="Calibri" w:cs="Calibri"/>
+          <w:color w:val="000000" w:themeColor="text1"/>
+          <w:sz w:val="20"/>
+          <w:szCs w:val="20"/>
+        </w:rPr>
+        <w:t>boss !</w:t>
+      </w:r>
+      <w:proofErr w:type="gramEnd"/>
+    </w:p>
+    <w:p>
+      <w:pPr>
+        <w:spacing w:after="0" w:line="240" w:lineRule="auto"/>
+        <w:rPr>
+          <w:rFonts w:ascii="Calibri" w:hAnsi="Calibri" w:cs="Calibri"/>
+          <w:color w:val="000000" w:themeColor="text1"/>
+          <w:sz w:val="20"/>
+          <w:szCs w:val="20"/>
+        </w:rPr>
+      </w:pPr>
+      <w:r>
+        <w:rPr>
+          <w:rFonts w:ascii="Calibri" w:hAnsi="Calibri" w:cs="Calibri"/>
+          <w:color w:val="000000" w:themeColor="text1"/>
+          <w:sz w:val="20"/>
+          <w:szCs w:val="20"/>
+        </w:rPr>
+        <w:t xml:space="preserve">APPU IS </w:t>
+      </w:r>
+      <w:proofErr w:type="gramStart"/>
+      <w:r>
+        <w:rPr>
+          <w:rFonts w:ascii="Calibri" w:hAnsi="Calibri" w:cs="Calibri"/>
+          <w:color w:val="000000" w:themeColor="text1"/>
+          <w:sz w:val="20"/>
+          <w:szCs w:val="20"/>
+        </w:rPr>
+        <w:t>BOSS !</w:t>
+      </w:r>
+      <w:proofErr w:type="gramEnd"/>
+    </w:p>
+    <w:p>
+      <w:pPr>
+        <w:spacing w:after="0" w:line="240" w:lineRule="auto"/>
+        <w:rPr>
+          <w:rFonts w:ascii="Calibri" w:hAnsi="Calibri" w:cs="Calibri"/>
+          <w:color w:val="000000" w:themeColor="text1"/>
+          <w:sz w:val="20"/>
+          <w:szCs w:val="20"/>
+        </w:rPr>
+      </w:pPr>
+      <w:r>
+        <w:rPr>
+          <w:rFonts w:ascii="Calibri" w:hAnsi="Calibri" w:cs="Calibri"/>
+          <w:color w:val="000000" w:themeColor="text1"/>
+          <w:sz w:val="20"/>
+          <w:szCs w:val="20"/>
+        </w:rPr>
+        <w:t>u</w:t>
+      </w:r>
+    </w:p>
+    <w:p>
+      <w:pPr>
+        <w:spacing w:after="0" w:line="240" w:lineRule="auto"/>
+        <w:rPr>
+          <w:rFonts w:ascii="Calibri" w:hAnsi="Calibri" w:cs="Calibri"/>
+          <w:color w:val="000000" w:themeColor="text1"/>
+          <w:sz w:val="20"/>
+          <w:szCs w:val="20"/>
+        </w:rPr>
+      </w:pPr>
+      <w:r>
+        <w:rPr>
+          <w:rFonts w:ascii="Calibri" w:hAnsi="Calibri" w:cs="Calibri"/>
+          <w:color w:val="000000" w:themeColor="text1"/>
+          <w:sz w:val="20"/>
+          <w:szCs w:val="20"/>
+        </w:rPr>
+        <w:t>true</w:t>
+      </w:r>
+    </w:p>
+    <w:p>
+      <w:pPr>
+        <w:spacing w:after="0" w:line="240" w:lineRule="auto"/>
+        <w:rPr>
+          <w:rFonts w:ascii="Calibri" w:hAnsi="Calibri" w:cs="Calibri"/>
+          <w:color w:val="000000" w:themeColor="text1"/>
+          <w:sz w:val="20"/>
+          <w:szCs w:val="20"/>
+        </w:rPr>
+      </w:pPr>
+      <w:r>
+        <w:rPr>
+          <w:rFonts w:ascii="Calibri" w:hAnsi="Calibri" w:cs="Calibri"/>
+          <w:color w:val="000000" w:themeColor="text1"/>
+          <w:sz w:val="20"/>
+          <w:szCs w:val="20"/>
+        </w:rPr>
+        <w:t>true</w:t>
+      </w:r>
+    </w:p>
+    <w:p>
+      <w:pPr>
+        <w:spacing w:after="0" w:line="240" w:lineRule="auto"/>
+        <w:rPr>
+          <w:rFonts w:ascii="Calibri" w:hAnsi="Calibri" w:cs="Calibri"/>
+          <w:color w:val="000000" w:themeColor="text1"/>
+          <w:sz w:val="20"/>
+          <w:szCs w:val="20"/>
+        </w:rPr>
+      </w:pPr>
+      <w:r>
+        <w:rPr>
+          <w:rFonts w:ascii="Calibri" w:hAnsi="Calibri" w:cs="Calibri"/>
+          <w:color w:val="000000" w:themeColor="text1"/>
+          <w:sz w:val="20"/>
+          <w:szCs w:val="20"/>
+        </w:rPr>
+        <w:t>8</w:t>
+      </w:r>
+    </w:p>
+    <w:p>
+      <w:pPr>
+        <w:spacing w:after="0" w:line="240" w:lineRule="auto"/>
+        <w:rPr>
+          <w:rFonts w:ascii="Calibri" w:hAnsi="Calibri" w:cs="Calibri"/>
+          <w:color w:val="000000" w:themeColor="text1"/>
+          <w:sz w:val="20"/>
+          <w:szCs w:val="20"/>
+        </w:rPr>
+      </w:pPr>
+      <w:r>
+        <w:rPr>
+          <w:rFonts w:ascii="Calibri" w:hAnsi="Calibri" w:cs="Calibri"/>
+          <w:color w:val="000000" w:themeColor="text1"/>
+          <w:sz w:val="20"/>
+          <w:szCs w:val="20"/>
+        </w:rPr>
+        <w:t xml:space="preserve">Surya is </w:t>
+      </w:r>
+      <w:proofErr w:type="gramStart"/>
+      <w:r>
+        <w:rPr>
+          <w:rFonts w:ascii="Calibri" w:hAnsi="Calibri" w:cs="Calibri"/>
+          <w:color w:val="000000" w:themeColor="text1"/>
+          <w:sz w:val="20"/>
+          <w:szCs w:val="20"/>
+        </w:rPr>
+        <w:t>BOSS !</w:t>
+      </w:r>
+      <w:proofErr w:type="gramEnd"/>
+    </w:p>
+    <w:p>
+      <w:pPr>
+        <w:spacing w:after="0" w:line="240" w:lineRule="auto"/>
+        <w:rPr>
+          <w:rFonts w:ascii="Calibri" w:hAnsi="Calibri" w:cs="Calibri"/>
+          <w:color w:val="000000" w:themeColor="text1"/>
+          <w:sz w:val="20"/>
+          <w:szCs w:val="20"/>
+        </w:rPr>
+      </w:pPr>
+      <w:r>
+        <w:rPr>
+          <w:rFonts w:ascii="Calibri" w:hAnsi="Calibri" w:cs="Calibri"/>
+          <w:color w:val="000000" w:themeColor="text1"/>
+          <w:sz w:val="20"/>
+          <w:szCs w:val="20"/>
+        </w:rPr>
+        <w:t xml:space="preserve">Appu is </w:t>
+      </w:r>
+      <w:proofErr w:type="gramStart"/>
+      <w:r>
+        <w:rPr>
+          <w:rFonts w:ascii="Calibri" w:hAnsi="Calibri" w:cs="Calibri"/>
+          <w:color w:val="000000" w:themeColor="text1"/>
+          <w:sz w:val="20"/>
+          <w:szCs w:val="20"/>
+        </w:rPr>
+        <w:t>BOSS !</w:t>
+      </w:r>
+      <w:proofErr w:type="gramEnd"/>
+    </w:p>
+    <w:p>
+      <w:pPr>
+        <w:spacing w:after="0" w:line="240" w:lineRule="auto"/>
+        <w:rPr>
+          <w:rFonts w:ascii="Calibri" w:hAnsi="Calibri" w:cs="Calibri"/>
+          <w:color w:val="000000" w:themeColor="text1"/>
+          <w:sz w:val="20"/>
+          <w:szCs w:val="20"/>
+        </w:rPr>
+      </w:pPr>
+      <w:r>
+        <w:rPr>
+          <w:rFonts w:ascii="Calibri" w:hAnsi="Calibri" w:cs="Calibri"/>
+          <w:color w:val="000000" w:themeColor="text1"/>
+          <w:sz w:val="20"/>
+          <w:szCs w:val="20"/>
+        </w:rPr>
+        <w:t>Appu</w:t>
+      </w:r>
+    </w:p>
+    <w:p>
+      <w:pPr>
+        <w:spacing w:after="0" w:line="240" w:lineRule="auto"/>
+        <w:rPr>
+          <w:rFonts w:ascii="Calibri" w:hAnsi="Calibri" w:cs="Calibri"/>
+          <w:color w:val="000000" w:themeColor="text1"/>
+          <w:sz w:val="20"/>
+          <w:szCs w:val="20"/>
+        </w:rPr>
+      </w:pPr>
+      <w:r>
+        <w:rPr>
+          <w:rFonts w:ascii="Calibri" w:hAnsi="Calibri" w:cs="Calibri"/>
+          <w:color w:val="000000" w:themeColor="text1"/>
+          <w:sz w:val="20"/>
+          <w:szCs w:val="20"/>
+        </w:rPr>
+        <w:t>is</w:t>
+      </w:r>
+    </w:p>
+    <w:p>
+      <w:pPr>
+        <w:spacing w:after="0" w:line="240" w:lineRule="auto"/>
+        <w:rPr>
+          <w:rFonts w:ascii="Calibri" w:hAnsi="Calibri" w:cs="Calibri"/>
+          <w:color w:val="000000" w:themeColor="text1"/>
+          <w:sz w:val="20"/>
+          <w:szCs w:val="20"/>
+        </w:rPr>
+      </w:pPr>
+      <w:r>
+        <w:rPr>
+          <w:rFonts w:ascii="Calibri" w:hAnsi="Calibri" w:cs="Calibri"/>
+          <w:color w:val="000000" w:themeColor="text1"/>
+          <w:sz w:val="20"/>
+          <w:szCs w:val="20"/>
+        </w:rPr>
+        <w:t>BOSS</w:t>
+      </w:r>
+    </w:p>
+    <w:p>
+      <w:pPr>
+        <w:spacing w:after="0" w:line="240" w:lineRule="auto"/>
+        <w:rPr>
+          <w:rFonts w:ascii="Calibri" w:hAnsi="Calibri" w:cs="Calibri"/>
+          <w:color w:val="000000" w:themeColor="text1"/>
+          <w:sz w:val="20"/>
+          <w:szCs w:val="20"/>
+        </w:rPr>
+      </w:pPr>
+      <w:r>
+        <w:rPr>
+          <w:rFonts w:ascii="Calibri" w:hAnsi="Calibri" w:cs="Calibri"/>
+          <w:color w:val="000000" w:themeColor="text1"/>
+          <w:sz w:val="20"/>
+          <w:szCs w:val="20"/>
+        </w:rPr>
+        <w:t>!</w:t>
+      </w:r>
+    </w:p>
+    <w:p>
+      <w:pPr>
+        <w:spacing w:after="0" w:line="240" w:lineRule="auto"/>
+        <w:rPr>
+          <w:rFonts w:ascii="Calibri" w:hAnsi="Calibri" w:cs="Calibri"/>
+          <w:color w:val="000000" w:themeColor="text1"/>
+          <w:sz w:val="20"/>
+          <w:szCs w:val="20"/>
+        </w:rPr>
+      </w:pPr>
+      <w:r>
+        <w:rPr>
+          <w:rFonts w:ascii="Calibri" w:hAnsi="Calibri" w:cs="Calibri"/>
+          <w:color w:val="000000" w:themeColor="text1"/>
+          <w:sz w:val="20"/>
+          <w:szCs w:val="20"/>
+        </w:rPr>
+        <w:t>A</w:t>
+      </w:r>
+    </w:p>
+    <w:p>
+      <w:pPr>
+        <w:spacing w:after="0" w:line="240" w:lineRule="auto"/>
+        <w:rPr>
+          <w:rFonts w:ascii="Calibri" w:hAnsi="Calibri" w:cs="Calibri"/>
+          <w:color w:val="000000" w:themeColor="text1"/>
+          <w:sz w:val="20"/>
+          <w:szCs w:val="20"/>
+        </w:rPr>
+      </w:pPr>
+      <w:r>
+        <w:rPr>
+          <w:rFonts w:ascii="Calibri" w:hAnsi="Calibri" w:cs="Calibri"/>
+          <w:color w:val="000000" w:themeColor="text1"/>
+          <w:sz w:val="20"/>
+          <w:szCs w:val="20"/>
+        </w:rPr>
+        <w:t>p</w:t>
+      </w:r>
+    </w:p>
+    <w:p>
+      <w:pPr>
+        <w:spacing w:after="0" w:line="240" w:lineRule="auto"/>
+        <w:rPr>
+          <w:rFonts w:ascii="Calibri" w:hAnsi="Calibri" w:cs="Calibri"/>
+          <w:color w:val="000000" w:themeColor="text1"/>
+          <w:sz w:val="20"/>
+          <w:szCs w:val="20"/>
+        </w:rPr>
+      </w:pPr>
+      <w:r>
+        <w:rPr>
+          <w:rFonts w:ascii="Calibri" w:hAnsi="Calibri" w:cs="Calibri"/>
+          <w:color w:val="000000" w:themeColor="text1"/>
+          <w:sz w:val="20"/>
+          <w:szCs w:val="20"/>
+        </w:rPr>
+        <w:t>p</w:t>
+      </w:r>
+    </w:p>
+    <w:p>
+      <w:pPr>
+        <w:spacing w:after="0" w:line="240" w:lineRule="auto"/>
+        <w:rPr>
+          <w:rFonts w:ascii="Calibri" w:hAnsi="Calibri" w:cs="Calibri"/>
+          <w:color w:val="000000" w:themeColor="text1"/>
+          <w:sz w:val="20"/>
+          <w:szCs w:val="20"/>
+        </w:rPr>
+      </w:pPr>
+      <w:r>
+        <w:rPr>
+          <w:rFonts w:ascii="Calibri" w:hAnsi="Calibri" w:cs="Calibri"/>
+          <w:color w:val="000000" w:themeColor="text1"/>
+          <w:sz w:val="20"/>
+          <w:szCs w:val="20"/>
+        </w:rPr>
+        <w:t>u</w:t>
+      </w:r>
+    </w:p>
+    <w:p>
+      <w:pPr>
+        <w:spacing w:after="0" w:line="240" w:lineRule="auto"/>
+        <w:rPr>
+          <w:rFonts w:ascii="Calibri" w:hAnsi="Calibri" w:cs="Calibri"/>
+          <w:color w:val="000000" w:themeColor="text1"/>
+          <w:sz w:val="20"/>
+          <w:szCs w:val="20"/>
+        </w:rPr>
+      </w:pPr>
+      <w:r>
+        <w:rPr>
+          <w:rFonts w:ascii="Calibri" w:hAnsi="Calibri" w:cs="Calibri"/>
+          <w:color w:val="000000" w:themeColor="text1"/>
+          <w:sz w:val="20"/>
+          <w:szCs w:val="20"/>
+        </w:rPr>
+        <w:t xml:space="preserve"> </w:t>
+      </w:r>
+    </w:p>
+    <w:p>
+      <w:pPr>
+        <w:spacing w:after="0" w:line="240" w:lineRule="auto"/>
+        <w:rPr>
+          <w:rFonts w:ascii="Calibri" w:hAnsi="Calibri" w:cs="Calibri"/>
+          <w:color w:val="000000" w:themeColor="text1"/>
+          <w:sz w:val="20"/>
+          <w:szCs w:val="20"/>
+        </w:rPr>
+      </w:pPr>
+      <w:proofErr w:type="spellStart"/>
+      <w:r>
+        <w:rPr>
+          <w:rFonts w:ascii="Calibri" w:hAnsi="Calibri" w:cs="Calibri"/>
+          <w:color w:val="000000" w:themeColor="text1"/>
+          <w:sz w:val="20"/>
+          <w:szCs w:val="20"/>
+        </w:rPr>
+        <w:t>i</w:t>
+      </w:r>
+      <w:proofErr w:type="spellEnd"/>
+    </w:p>
+    <w:p>
+      <w:pPr>
+        <w:spacing w:after="0" w:line="240" w:lineRule="auto"/>
+        <w:rPr>
+          <w:rFonts w:ascii="Calibri" w:hAnsi="Calibri" w:cs="Calibri"/>
+          <w:color w:val="000000" w:themeColor="text1"/>
+          <w:sz w:val="20"/>
+          <w:szCs w:val="20"/>
+        </w:rPr>
+      </w:pPr>
+      <w:r>
+        <w:rPr>
+          <w:rFonts w:ascii="Calibri" w:hAnsi="Calibri" w:cs="Calibri"/>
+          <w:color w:val="000000" w:themeColor="text1"/>
+          <w:sz w:val="20"/>
+          <w:szCs w:val="20"/>
+        </w:rPr>
+        <w:t>s</w:t>
+      </w:r>
+    </w:p>
+    <w:p>
+      <w:pPr>
+        <w:spacing w:after="0" w:line="240" w:lineRule="auto"/>
+        <w:rPr>
+          <w:rFonts w:ascii="Calibri" w:hAnsi="Calibri" w:cs="Calibri"/>
+          <w:color w:val="000000" w:themeColor="text1"/>
+          <w:sz w:val="20"/>
+          <w:szCs w:val="20"/>
+        </w:rPr>
+      </w:pPr>
+      <w:r>
+        <w:rPr>
+          <w:rFonts w:ascii="Calibri" w:hAnsi="Calibri" w:cs="Calibri"/>
+          <w:color w:val="000000" w:themeColor="text1"/>
+          <w:sz w:val="20"/>
+          <w:szCs w:val="20"/>
+        </w:rPr>
+        <w:t xml:space="preserve"> </w:t>
+      </w:r>
+    </w:p>
+    <w:p>
+      <w:pPr>
+        <w:spacing w:after="0" w:line="240" w:lineRule="auto"/>
+        <w:rPr>
+          <w:rFonts w:ascii="Calibri" w:hAnsi="Calibri" w:cs="Calibri"/>
+          <w:color w:val="000000" w:themeColor="text1"/>
+          <w:sz w:val="20"/>
+          <w:szCs w:val="20"/>
+        </w:rPr>
+      </w:pPr>
+      <w:r>
+        <w:rPr>
+          <w:rFonts w:ascii="Calibri" w:hAnsi="Calibri" w:cs="Calibri"/>
+          <w:color w:val="000000" w:themeColor="text1"/>
+          <w:sz w:val="20"/>
+          <w:szCs w:val="20"/>
+        </w:rPr>
+        <w:t>B</w:t>
+      </w:r>
+    </w:p>
+    <w:p>
+      <w:pPr>
+        <w:spacing w:after="0" w:line="240" w:lineRule="auto"/>
+        <w:rPr>
+          <w:rFonts w:ascii="Calibri" w:hAnsi="Calibri" w:cs="Calibri"/>
+          <w:color w:val="000000" w:themeColor="text1"/>
+          <w:sz w:val="20"/>
+          <w:szCs w:val="20"/>
+        </w:rPr>
+      </w:pPr>
+      <w:r>
+        <w:rPr>
+          <w:rFonts w:ascii="Calibri" w:hAnsi="Calibri" w:cs="Calibri"/>
+          <w:color w:val="000000" w:themeColor="text1"/>
+          <w:sz w:val="20"/>
+          <w:szCs w:val="20"/>
+        </w:rPr>
+        <w:t>O</w:t>
+      </w:r>
+    </w:p>
+    <w:p>
+      <w:pPr>
+        <w:spacing w:after="0" w:line="240" w:lineRule="auto"/>
+        <w:rPr>
+          <w:rFonts w:ascii="Calibri" w:hAnsi="Calibri" w:cs="Calibri"/>
+          <w:color w:val="000000" w:themeColor="text1"/>
+          <w:sz w:val="20"/>
+          <w:szCs w:val="20"/>
+        </w:rPr>
+      </w:pPr>
+      <w:r>
+        <w:rPr>
+          <w:rFonts w:ascii="Calibri" w:hAnsi="Calibri" w:cs="Calibri"/>
+          <w:color w:val="000000" w:themeColor="text1"/>
+          <w:sz w:val="20"/>
+          <w:szCs w:val="20"/>
+        </w:rPr>
+        <w:t>S</w:t>
+      </w:r>
+    </w:p>
+    <w:p>
+      <w:pPr>
+        <w:spacing w:after="0" w:line="240" w:lineRule="auto"/>
+        <w:rPr>
+          <w:rFonts w:ascii="Calibri" w:hAnsi="Calibri" w:cs="Calibri"/>
+          <w:color w:val="000000" w:themeColor="text1"/>
+          <w:sz w:val="20"/>
+          <w:szCs w:val="20"/>
+        </w:rPr>
+      </w:pPr>
+      <w:r>
+        <w:rPr>
+          <w:rFonts w:ascii="Calibri" w:hAnsi="Calibri" w:cs="Calibri"/>
+          <w:color w:val="000000" w:themeColor="text1"/>
+          <w:sz w:val="20"/>
+          <w:szCs w:val="20"/>
+        </w:rPr>
+        <w:t>S</w:t>
+      </w:r>
+    </w:p>
+    <w:p>
+      <w:pPr>
+        <w:spacing w:after="0" w:line="240" w:lineRule="auto"/>
+        <w:rPr>
+          <w:rFonts w:ascii="Calibri" w:hAnsi="Calibri" w:cs="Calibri"/>
+          <w:color w:val="000000" w:themeColor="text1"/>
+          <w:sz w:val="20"/>
+          <w:szCs w:val="20"/>
+        </w:rPr>
+      </w:pPr>
+      <w:r>
+        <w:rPr>
+          <w:rFonts w:ascii="Calibri" w:hAnsi="Calibri" w:cs="Calibri"/>
+          <w:color w:val="000000" w:themeColor="text1"/>
+          <w:sz w:val="20"/>
+          <w:szCs w:val="20"/>
+        </w:rPr>
+        <w:t xml:space="preserve"> </w:t>
+      </w:r>
+    </w:p>
+    <w:p>
+      <w:pPr>
+        <w:spacing w:after="0" w:line="240" w:lineRule="auto"/>
+        <w:rPr>
+          <w:rFonts w:ascii="Calibri" w:hAnsi="Calibri" w:cs="Calibri"/>
+          <w:color w:val="000000" w:themeColor="text1"/>
+          <w:sz w:val="20"/>
+          <w:szCs w:val="20"/>
+        </w:rPr>
+      </w:pPr>
+      <w:r>
+        <w:rPr>
+          <w:rFonts w:ascii="Calibri" w:hAnsi="Calibri" w:cs="Calibri"/>
+          <w:color w:val="000000" w:themeColor="text1"/>
+          <w:sz w:val="20"/>
+          <w:szCs w:val="20"/>
+        </w:rPr>
+        <w:t>!</w:t>
+      </w:r>
+    </w:p>
+    <w:p>
+      <w:pPr>
+        <w:spacing w:after="0" w:line="240" w:lineRule="auto"/>
+        <w:rPr>
+          <w:rFonts w:ascii="Calibri" w:hAnsi="Calibri" w:cs="Calibri"/>
+          <w:color w:val="000000" w:themeColor="text1"/>
+          <w:sz w:val="20"/>
+          <w:szCs w:val="20"/>
+        </w:rPr>
+      </w:pPr>
+      <w:r>
+        <w:rPr>
+          <w:rFonts w:ascii="Calibri" w:hAnsi="Calibri" w:cs="Calibri"/>
+          <w:color w:val="000000" w:themeColor="text1"/>
+          <w:sz w:val="20"/>
+          <w:szCs w:val="20"/>
+        </w:rPr>
+        <w:t>false</w:t>
+      </w:r>
+    </w:p>
+    <w:p>
+      <w:pPr>
+        <w:spacing w:after="0" w:line="240" w:lineRule="auto"/>
+        <w:rPr>
+          <w:rFonts w:ascii="Calibri" w:hAnsi="Calibri" w:cs="Calibri"/>
+          <w:color w:val="000000" w:themeColor="text1"/>
+          <w:sz w:val="20"/>
+          <w:szCs w:val="20"/>
+        </w:rPr>
+      </w:pPr>
+      <w:r>
+        <w:rPr>
+          <w:rFonts w:ascii="Calibri" w:hAnsi="Calibri" w:cs="Calibri"/>
+          <w:color w:val="000000" w:themeColor="text1"/>
+          <w:sz w:val="20"/>
+          <w:szCs w:val="20"/>
+        </w:rPr>
+        <w:t>true</w:t>
+      </w:r>
+    </w:p>
+    <w:p>
+      <w:pPr>
+        <w:spacing w:after="0" w:line="240" w:lineRule="auto"/>
+        <w:rPr>
+          <w:rFonts w:ascii="Calibri" w:hAnsi="Calibri" w:cs="Calibri"/>
+          <w:color w:val="000000" w:themeColor="text1"/>
+          <w:sz w:val="20"/>
+          <w:szCs w:val="20"/>
+        </w:rPr>
+      </w:pPr>
+      <w:r>
+        <w:rPr>
+          <w:rFonts w:ascii="Calibri" w:hAnsi="Calibri" w:cs="Calibri"/>
+          <w:color w:val="000000" w:themeColor="text1"/>
+          <w:sz w:val="20"/>
+          <w:szCs w:val="20"/>
+        </w:rPr>
+        <w:t>false</w:t>
+      </w:r>
+    </w:p>
+    <w:p>
+      <w:pPr>
+        <w:spacing w:after="0" w:line="240" w:lineRule="auto"/>
+        <w:rPr>
+          <w:rFonts w:ascii="Calibri" w:hAnsi="Calibri" w:cs="Calibri"/>
+          <w:color w:val="000000" w:themeColor="text1"/>
+          <w:sz w:val="20"/>
+          <w:szCs w:val="20"/>
+        </w:rPr>
+      </w:pPr>
+      <w:r>
+        <w:rPr>
+          <w:rFonts w:ascii="Calibri" w:hAnsi="Calibri" w:cs="Calibri"/>
+          <w:color w:val="000000" w:themeColor="text1"/>
+          <w:sz w:val="20"/>
+          <w:szCs w:val="20"/>
+        </w:rPr>
+        <w:t>10</w:t>
+      </w:r>
+    </w:p>
+    <w:p>
+      <w:pPr>
+        <w:spacing w:after="0" w:line="240" w:lineRule="auto"/>
+        <w:rPr>
+          <w:rFonts w:ascii="Calibri" w:hAnsi="Calibri" w:cs="Calibri"/>
+          <w:color w:val="000000" w:themeColor="text1"/>
+          <w:sz w:val="20"/>
+          <w:szCs w:val="20"/>
+        </w:rPr>
+      </w:pPr>
+      <w:r>
+        <w:rPr>
+          <w:rFonts w:ascii="Calibri" w:hAnsi="Calibri" w:cs="Calibri"/>
+          <w:color w:val="000000" w:themeColor="text1"/>
+          <w:sz w:val="20"/>
+          <w:szCs w:val="20"/>
+        </w:rPr>
+        <w:t>u is B</w:t>
+      </w:r>
+    </w:p>
+    <w:p>
+      <w:pPr>
+        <w:spacing w:after="0" w:line="240" w:lineRule="auto"/>
+        <w:rPr>
+          <w:rFonts w:ascii="Calibri" w:hAnsi="Calibri" w:cs="Calibri"/>
+          <w:color w:val="000000" w:themeColor="text1"/>
+          <w:sz w:val="20"/>
+          <w:szCs w:val="20"/>
+        </w:rPr>
+      </w:pPr>
+      <w:r>
+        <w:rPr>
+          <w:rFonts w:ascii="Calibri" w:hAnsi="Calibri" w:cs="Calibri"/>
+          <w:color w:val="000000" w:themeColor="text1"/>
+          <w:sz w:val="20"/>
+          <w:szCs w:val="20"/>
+        </w:rPr>
+        <w:t xml:space="preserve">OH My </w:t>
+      </w:r>
+      <w:proofErr w:type="gramStart"/>
+      <w:r>
+        <w:rPr>
+          <w:rFonts w:ascii="Calibri" w:hAnsi="Calibri" w:cs="Calibri"/>
+          <w:color w:val="000000" w:themeColor="text1"/>
+          <w:sz w:val="20"/>
+          <w:szCs w:val="20"/>
+        </w:rPr>
+        <w:t>God !</w:t>
+      </w:r>
+      <w:proofErr w:type="gramEnd"/>
+    </w:p>
+    <w:p>
+      <w:pPr>
+        <w:spacing w:after="0" w:line="240" w:lineRule="auto"/>
+        <w:rPr>
+          <w:rFonts w:ascii="Calibri" w:hAnsi="Calibri" w:cs="Calibri"/>
+          <w:color w:val="000000" w:themeColor="text1"/>
+          <w:sz w:val="20"/>
+          <w:szCs w:val="20"/>
+        </w:rPr>
+      </w:pPr>
+      <w:r>
+        <w:rPr>
+          <w:rFonts w:ascii="Calibri" w:hAnsi="Calibri" w:cs="Calibri"/>
+          <w:color w:val="000000" w:themeColor="text1"/>
+          <w:sz w:val="20"/>
+          <w:szCs w:val="20"/>
+        </w:rPr>
+        <w:t>End of Apps</w:t>
+      </w:r>
+    </w:p>
+    <w:p>
+      <w:pPr>
+        <w:spacing w:line="360" w:lineRule="auto"/>
+        <w:rPr>
+          <w:rFonts w:ascii="Calibri" w:hAnsi="Calibri" w:cs="Calibri"/>
+          <w:color w:val="000000" w:themeColor="text1"/>
+          <w:sz w:val="20"/>
+          <w:szCs w:val="20"/>
+        </w:rPr>
+      </w:pPr>
+    </w:p>
+    <w:p>
+      <w:pPr>
+        <w:spacing w:line="360" w:lineRule="auto"/>
         <w:rPr>
           <w:rFonts w:ascii="Calibri" w:hAnsi="Calibri" w:cs="Calibri"/>
           <w:b/>
           <w:bCs/>
           <w:sz w:val="28"/>
           <w:szCs w:val="28"/>
+        </w:rPr>
+      </w:pPr>
+    </w:p>
+    <w:p>
+      <w:pPr>
+        <w:spacing w:line="360" w:lineRule="auto"/>
+        <w:rPr>
+          <w:rFonts w:ascii="Calibri" w:hAnsi="Calibri" w:cs="Calibri"/>
+          <w:sz w:val="18"/>
+          <w:szCs w:val="18"/>
+        </w:rPr>
+      </w:pPr>
+    </w:p>
+    <w:p>
+      <w:pPr>
+        <w:spacing w:line="360" w:lineRule="auto"/>
+        <w:rPr>
+          <w:rFonts w:ascii="Calibri" w:hAnsi="Calibri" w:cs="Calibri"/>
+          <w:sz w:val="18"/>
+          <w:szCs w:val="18"/>
+        </w:rPr>
+      </w:pPr>
+    </w:p>
+    <w:p>
+      <w:pPr>
+        <w:spacing w:line="360" w:lineRule="auto"/>
+        <w:rPr>
+          <w:rFonts w:ascii="Calibri" w:hAnsi="Calibri" w:cs="Calibri"/>
+          <w:sz w:val="18"/>
+          <w:szCs w:val="18"/>
+        </w:rPr>
+      </w:pPr>
+    </w:p>
+    <w:p>
+      <w:pPr>
+        <w:spacing w:line="360" w:lineRule="auto"/>
+        <w:rPr>
+          <w:rFonts w:ascii="Calibri" w:hAnsi="Calibri" w:cs="Calibri"/>
+          <w:sz w:val="18"/>
+          <w:szCs w:val="18"/>
+        </w:rPr>
+      </w:pPr>
+    </w:p>
+    <w:p>
+      <w:pPr>
+        <w:spacing w:line="360" w:lineRule="auto"/>
+        <w:rPr>
+          <w:rFonts w:ascii="Calibri" w:hAnsi="Calibri" w:cs="Calibri"/>
+          <w:sz w:val="18"/>
+          <w:szCs w:val="18"/>
+        </w:rPr>
+      </w:pPr>
+    </w:p>
+    <w:p>
+      <w:pPr>
+        <w:spacing w:line="360" w:lineRule="auto"/>
+        <w:rPr>
+          <w:rFonts w:ascii="Calibri" w:hAnsi="Calibri" w:cs="Calibri"/>
+          <w:sz w:val="18"/>
+          <w:szCs w:val="18"/>
+        </w:rPr>
+      </w:pPr>
+    </w:p>
+    <w:p>
+      <w:pPr>
+        <w:spacing w:line="360" w:lineRule="auto"/>
+        <w:rPr>
+          <w:rFonts w:ascii="Calibri" w:hAnsi="Calibri" w:cs="Calibri"/>
+          <w:sz w:val="18"/>
+          <w:szCs w:val="18"/>
         </w:rPr>
       </w:pPr>
     </w:p>
@@ -2187,7 +5397,7 @@
       <w:lvlText w:val="%1."/>
       <w:lvlJc w:val="left"/>
       <w:pPr>
-        <w:ind w:left="360" w:hanging="360"/>
+        <w:ind w:left="0" w:hanging="360"/>
       </w:pPr>
       <w:rPr>
         <w:rFonts w:hint="default"/>
@@ -2201,7 +5411,7 @@
       <w:lvlText w:val="%2."/>
       <w:lvlJc w:val="left"/>
       <w:pPr>
-        <w:ind w:left="1080" w:hanging="360"/>
+        <w:ind w:left="720" w:hanging="360"/>
       </w:pPr>
     </w:lvl>
     <w:lvl w:ilvl="2" w:tplc="4009001B" w:tentative="1">
@@ -2210,7 +5420,7 @@
       <w:lvlText w:val="%3."/>
       <w:lvlJc w:val="right"/>
       <w:pPr>
-        <w:ind w:left="1800" w:hanging="180"/>
+        <w:ind w:left="1440" w:hanging="180"/>
       </w:pPr>
     </w:lvl>
     <w:lvl w:ilvl="3" w:tplc="4009000F" w:tentative="1">
@@ -2219,7 +5429,7 @@
       <w:lvlText w:val="%4."/>
       <w:lvlJc w:val="left"/>
       <w:pPr>
-        <w:ind w:left="2520" w:hanging="360"/>
+        <w:ind w:left="2160" w:hanging="360"/>
       </w:pPr>
     </w:lvl>
     <w:lvl w:ilvl="4" w:tplc="40090019" w:tentative="1">
@@ -2228,7 +5438,7 @@
       <w:lvlText w:val="%5."/>
       <w:lvlJc w:val="left"/>
       <w:pPr>
-        <w:ind w:left="3240" w:hanging="360"/>
+        <w:ind w:left="2880" w:hanging="360"/>
       </w:pPr>
     </w:lvl>
     <w:lvl w:ilvl="5" w:tplc="4009001B" w:tentative="1">
@@ -2237,7 +5447,7 @@
       <w:lvlText w:val="%6."/>
       <w:lvlJc w:val="right"/>
       <w:pPr>
-        <w:ind w:left="3960" w:hanging="180"/>
+        <w:ind w:left="3600" w:hanging="180"/>
       </w:pPr>
     </w:lvl>
     <w:lvl w:ilvl="6" w:tplc="4009000F" w:tentative="1">
@@ -2246,7 +5456,7 @@
       <w:lvlText w:val="%7."/>
       <w:lvlJc w:val="left"/>
       <w:pPr>
-        <w:ind w:left="4680" w:hanging="360"/>
+        <w:ind w:left="4320" w:hanging="360"/>
       </w:pPr>
     </w:lvl>
     <w:lvl w:ilvl="7" w:tplc="40090019" w:tentative="1">
@@ -2255,7 +5465,7 @@
       <w:lvlText w:val="%8."/>
       <w:lvlJc w:val="left"/>
       <w:pPr>
-        <w:ind w:left="5400" w:hanging="360"/>
+        <w:ind w:left="5040" w:hanging="360"/>
       </w:pPr>
     </w:lvl>
     <w:lvl w:ilvl="8" w:tplc="4009001B" w:tentative="1">
@@ -2264,12 +5474,1216 @@
       <w:lvlText w:val="%9."/>
       <w:lvlJc w:val="right"/>
       <w:pPr>
-        <w:ind w:left="6120" w:hanging="180"/>
-      </w:pPr>
+        <w:ind w:left="5760" w:hanging="180"/>
+      </w:pPr>
+    </w:lvl>
+  </w:abstractNum>
+  <w:abstractNum w:abstractNumId="1" w15:restartNumberingAfterBreak="0">
+    <w:nsid w:val="1B610309"/>
+    <w:multiLevelType w:val="hybridMultilevel"/>
+    <w:tmpl w:val="2D102494"/>
+    <w:lvl w:ilvl="0" w:tplc="4009000B">
+      <w:start w:val="1"/>
+      <w:numFmt w:val="bullet"/>
+      <w:lvlText w:val=""/>
+      <w:lvlJc w:val="left"/>
+      <w:pPr>
+        <w:ind w:left="720" w:hanging="360"/>
+      </w:pPr>
+      <w:rPr>
+        <w:rFonts w:ascii="Wingdings" w:hAnsi="Wingdings" w:hint="default"/>
+      </w:rPr>
+    </w:lvl>
+    <w:lvl w:ilvl="1" w:tplc="40090003">
+      <w:start w:val="1"/>
+      <w:numFmt w:val="bullet"/>
+      <w:lvlText w:val="o"/>
+      <w:lvlJc w:val="left"/>
+      <w:pPr>
+        <w:ind w:left="1440" w:hanging="360"/>
+      </w:pPr>
+      <w:rPr>
+        <w:rFonts w:ascii="Courier New" w:hAnsi="Courier New" w:cs="Courier New" w:hint="default"/>
+      </w:rPr>
+    </w:lvl>
+    <w:lvl w:ilvl="2" w:tplc="40090005" w:tentative="1">
+      <w:start w:val="1"/>
+      <w:numFmt w:val="bullet"/>
+      <w:lvlText w:val=""/>
+      <w:lvlJc w:val="left"/>
+      <w:pPr>
+        <w:ind w:left="2160" w:hanging="360"/>
+      </w:pPr>
+      <w:rPr>
+        <w:rFonts w:ascii="Wingdings" w:hAnsi="Wingdings" w:hint="default"/>
+      </w:rPr>
+    </w:lvl>
+    <w:lvl w:ilvl="3" w:tplc="40090001" w:tentative="1">
+      <w:start w:val="1"/>
+      <w:numFmt w:val="bullet"/>
+      <w:lvlText w:val=""/>
+      <w:lvlJc w:val="left"/>
+      <w:pPr>
+        <w:ind w:left="2880" w:hanging="360"/>
+      </w:pPr>
+      <w:rPr>
+        <w:rFonts w:ascii="Symbol" w:hAnsi="Symbol" w:hint="default"/>
+      </w:rPr>
+    </w:lvl>
+    <w:lvl w:ilvl="4" w:tplc="40090003" w:tentative="1">
+      <w:start w:val="1"/>
+      <w:numFmt w:val="bullet"/>
+      <w:lvlText w:val="o"/>
+      <w:lvlJc w:val="left"/>
+      <w:pPr>
+        <w:ind w:left="3600" w:hanging="360"/>
+      </w:pPr>
+      <w:rPr>
+        <w:rFonts w:ascii="Courier New" w:hAnsi="Courier New" w:cs="Courier New" w:hint="default"/>
+      </w:rPr>
+    </w:lvl>
+    <w:lvl w:ilvl="5" w:tplc="40090005" w:tentative="1">
+      <w:start w:val="1"/>
+      <w:numFmt w:val="bullet"/>
+      <w:lvlText w:val=""/>
+      <w:lvlJc w:val="left"/>
+      <w:pPr>
+        <w:ind w:left="4320" w:hanging="360"/>
+      </w:pPr>
+      <w:rPr>
+        <w:rFonts w:ascii="Wingdings" w:hAnsi="Wingdings" w:hint="default"/>
+      </w:rPr>
+    </w:lvl>
+    <w:lvl w:ilvl="6" w:tplc="40090001" w:tentative="1">
+      <w:start w:val="1"/>
+      <w:numFmt w:val="bullet"/>
+      <w:lvlText w:val=""/>
+      <w:lvlJc w:val="left"/>
+      <w:pPr>
+        <w:ind w:left="5040" w:hanging="360"/>
+      </w:pPr>
+      <w:rPr>
+        <w:rFonts w:ascii="Symbol" w:hAnsi="Symbol" w:hint="default"/>
+      </w:rPr>
+    </w:lvl>
+    <w:lvl w:ilvl="7" w:tplc="40090003" w:tentative="1">
+      <w:start w:val="1"/>
+      <w:numFmt w:val="bullet"/>
+      <w:lvlText w:val="o"/>
+      <w:lvlJc w:val="left"/>
+      <w:pPr>
+        <w:ind w:left="5760" w:hanging="360"/>
+      </w:pPr>
+      <w:rPr>
+        <w:rFonts w:ascii="Courier New" w:hAnsi="Courier New" w:cs="Courier New" w:hint="default"/>
+      </w:rPr>
+    </w:lvl>
+    <w:lvl w:ilvl="8" w:tplc="40090005" w:tentative="1">
+      <w:start w:val="1"/>
+      <w:numFmt w:val="bullet"/>
+      <w:lvlText w:val=""/>
+      <w:lvlJc w:val="left"/>
+      <w:pPr>
+        <w:ind w:left="6480" w:hanging="360"/>
+      </w:pPr>
+      <w:rPr>
+        <w:rFonts w:ascii="Wingdings" w:hAnsi="Wingdings" w:hint="default"/>
+      </w:rPr>
+    </w:lvl>
+  </w:abstractNum>
+  <w:abstractNum w:abstractNumId="2" w15:restartNumberingAfterBreak="0">
+    <w:nsid w:val="45882A22"/>
+    <w:multiLevelType w:val="hybridMultilevel"/>
+    <w:tmpl w:val="16504C34"/>
+    <w:lvl w:ilvl="0" w:tplc="4009000B">
+      <w:start w:val="1"/>
+      <w:numFmt w:val="bullet"/>
+      <w:lvlText w:val=""/>
+      <w:lvlJc w:val="left"/>
+      <w:pPr>
+        <w:ind w:left="720" w:hanging="360"/>
+      </w:pPr>
+      <w:rPr>
+        <w:rFonts w:ascii="Wingdings" w:hAnsi="Wingdings" w:hint="default"/>
+      </w:rPr>
+    </w:lvl>
+    <w:lvl w:ilvl="1" w:tplc="40090003" w:tentative="1">
+      <w:start w:val="1"/>
+      <w:numFmt w:val="bullet"/>
+      <w:lvlText w:val="o"/>
+      <w:lvlJc w:val="left"/>
+      <w:pPr>
+        <w:ind w:left="1440" w:hanging="360"/>
+      </w:pPr>
+      <w:rPr>
+        <w:rFonts w:ascii="Courier New" w:hAnsi="Courier New" w:cs="Courier New" w:hint="default"/>
+      </w:rPr>
+    </w:lvl>
+    <w:lvl w:ilvl="2" w:tplc="40090005" w:tentative="1">
+      <w:start w:val="1"/>
+      <w:numFmt w:val="bullet"/>
+      <w:lvlText w:val=""/>
+      <w:lvlJc w:val="left"/>
+      <w:pPr>
+        <w:ind w:left="2160" w:hanging="360"/>
+      </w:pPr>
+      <w:rPr>
+        <w:rFonts w:ascii="Wingdings" w:hAnsi="Wingdings" w:hint="default"/>
+      </w:rPr>
+    </w:lvl>
+    <w:lvl w:ilvl="3" w:tplc="40090001" w:tentative="1">
+      <w:start w:val="1"/>
+      <w:numFmt w:val="bullet"/>
+      <w:lvlText w:val=""/>
+      <w:lvlJc w:val="left"/>
+      <w:pPr>
+        <w:ind w:left="2880" w:hanging="360"/>
+      </w:pPr>
+      <w:rPr>
+        <w:rFonts w:ascii="Symbol" w:hAnsi="Symbol" w:hint="default"/>
+      </w:rPr>
+    </w:lvl>
+    <w:lvl w:ilvl="4" w:tplc="40090003" w:tentative="1">
+      <w:start w:val="1"/>
+      <w:numFmt w:val="bullet"/>
+      <w:lvlText w:val="o"/>
+      <w:lvlJc w:val="left"/>
+      <w:pPr>
+        <w:ind w:left="3600" w:hanging="360"/>
+      </w:pPr>
+      <w:rPr>
+        <w:rFonts w:ascii="Courier New" w:hAnsi="Courier New" w:cs="Courier New" w:hint="default"/>
+      </w:rPr>
+    </w:lvl>
+    <w:lvl w:ilvl="5" w:tplc="40090005" w:tentative="1">
+      <w:start w:val="1"/>
+      <w:numFmt w:val="bullet"/>
+      <w:lvlText w:val=""/>
+      <w:lvlJc w:val="left"/>
+      <w:pPr>
+        <w:ind w:left="4320" w:hanging="360"/>
+      </w:pPr>
+      <w:rPr>
+        <w:rFonts w:ascii="Wingdings" w:hAnsi="Wingdings" w:hint="default"/>
+      </w:rPr>
+    </w:lvl>
+    <w:lvl w:ilvl="6" w:tplc="40090001" w:tentative="1">
+      <w:start w:val="1"/>
+      <w:numFmt w:val="bullet"/>
+      <w:lvlText w:val=""/>
+      <w:lvlJc w:val="left"/>
+      <w:pPr>
+        <w:ind w:left="5040" w:hanging="360"/>
+      </w:pPr>
+      <w:rPr>
+        <w:rFonts w:ascii="Symbol" w:hAnsi="Symbol" w:hint="default"/>
+      </w:rPr>
+    </w:lvl>
+    <w:lvl w:ilvl="7" w:tplc="40090003" w:tentative="1">
+      <w:start w:val="1"/>
+      <w:numFmt w:val="bullet"/>
+      <w:lvlText w:val="o"/>
+      <w:lvlJc w:val="left"/>
+      <w:pPr>
+        <w:ind w:left="5760" w:hanging="360"/>
+      </w:pPr>
+      <w:rPr>
+        <w:rFonts w:ascii="Courier New" w:hAnsi="Courier New" w:cs="Courier New" w:hint="default"/>
+      </w:rPr>
+    </w:lvl>
+    <w:lvl w:ilvl="8" w:tplc="40090005" w:tentative="1">
+      <w:start w:val="1"/>
+      <w:numFmt w:val="bullet"/>
+      <w:lvlText w:val=""/>
+      <w:lvlJc w:val="left"/>
+      <w:pPr>
+        <w:ind w:left="6480" w:hanging="360"/>
+      </w:pPr>
+      <w:rPr>
+        <w:rFonts w:ascii="Wingdings" w:hAnsi="Wingdings" w:hint="default"/>
+      </w:rPr>
+    </w:lvl>
+  </w:abstractNum>
+  <w:abstractNum w:abstractNumId="3" w15:restartNumberingAfterBreak="0">
+    <w:nsid w:val="45AF1CEA"/>
+    <w:multiLevelType w:val="hybridMultilevel"/>
+    <w:tmpl w:val="C55CF21E"/>
+    <w:lvl w:ilvl="0" w:tplc="40090003">
+      <w:start w:val="1"/>
+      <w:numFmt w:val="bullet"/>
+      <w:lvlText w:val="o"/>
+      <w:lvlJc w:val="left"/>
+      <w:pPr>
+        <w:ind w:left="1635" w:hanging="360"/>
+      </w:pPr>
+      <w:rPr>
+        <w:rFonts w:ascii="Courier New" w:hAnsi="Courier New" w:cs="Courier New" w:hint="default"/>
+      </w:rPr>
+    </w:lvl>
+    <w:lvl w:ilvl="1" w:tplc="40090003" w:tentative="1">
+      <w:start w:val="1"/>
+      <w:numFmt w:val="bullet"/>
+      <w:lvlText w:val="o"/>
+      <w:lvlJc w:val="left"/>
+      <w:pPr>
+        <w:ind w:left="2355" w:hanging="360"/>
+      </w:pPr>
+      <w:rPr>
+        <w:rFonts w:ascii="Courier New" w:hAnsi="Courier New" w:cs="Courier New" w:hint="default"/>
+      </w:rPr>
+    </w:lvl>
+    <w:lvl w:ilvl="2" w:tplc="40090005" w:tentative="1">
+      <w:start w:val="1"/>
+      <w:numFmt w:val="bullet"/>
+      <w:lvlText w:val=""/>
+      <w:lvlJc w:val="left"/>
+      <w:pPr>
+        <w:ind w:left="3075" w:hanging="360"/>
+      </w:pPr>
+      <w:rPr>
+        <w:rFonts w:ascii="Wingdings" w:hAnsi="Wingdings" w:hint="default"/>
+      </w:rPr>
+    </w:lvl>
+    <w:lvl w:ilvl="3" w:tplc="40090001" w:tentative="1">
+      <w:start w:val="1"/>
+      <w:numFmt w:val="bullet"/>
+      <w:lvlText w:val=""/>
+      <w:lvlJc w:val="left"/>
+      <w:pPr>
+        <w:ind w:left="3795" w:hanging="360"/>
+      </w:pPr>
+      <w:rPr>
+        <w:rFonts w:ascii="Symbol" w:hAnsi="Symbol" w:hint="default"/>
+      </w:rPr>
+    </w:lvl>
+    <w:lvl w:ilvl="4" w:tplc="40090003" w:tentative="1">
+      <w:start w:val="1"/>
+      <w:numFmt w:val="bullet"/>
+      <w:lvlText w:val="o"/>
+      <w:lvlJc w:val="left"/>
+      <w:pPr>
+        <w:ind w:left="4515" w:hanging="360"/>
+      </w:pPr>
+      <w:rPr>
+        <w:rFonts w:ascii="Courier New" w:hAnsi="Courier New" w:cs="Courier New" w:hint="default"/>
+      </w:rPr>
+    </w:lvl>
+    <w:lvl w:ilvl="5" w:tplc="40090005" w:tentative="1">
+      <w:start w:val="1"/>
+      <w:numFmt w:val="bullet"/>
+      <w:lvlText w:val=""/>
+      <w:lvlJc w:val="left"/>
+      <w:pPr>
+        <w:ind w:left="5235" w:hanging="360"/>
+      </w:pPr>
+      <w:rPr>
+        <w:rFonts w:ascii="Wingdings" w:hAnsi="Wingdings" w:hint="default"/>
+      </w:rPr>
+    </w:lvl>
+    <w:lvl w:ilvl="6" w:tplc="40090001" w:tentative="1">
+      <w:start w:val="1"/>
+      <w:numFmt w:val="bullet"/>
+      <w:lvlText w:val=""/>
+      <w:lvlJc w:val="left"/>
+      <w:pPr>
+        <w:ind w:left="5955" w:hanging="360"/>
+      </w:pPr>
+      <w:rPr>
+        <w:rFonts w:ascii="Symbol" w:hAnsi="Symbol" w:hint="default"/>
+      </w:rPr>
+    </w:lvl>
+    <w:lvl w:ilvl="7" w:tplc="40090003" w:tentative="1">
+      <w:start w:val="1"/>
+      <w:numFmt w:val="bullet"/>
+      <w:lvlText w:val="o"/>
+      <w:lvlJc w:val="left"/>
+      <w:pPr>
+        <w:ind w:left="6675" w:hanging="360"/>
+      </w:pPr>
+      <w:rPr>
+        <w:rFonts w:ascii="Courier New" w:hAnsi="Courier New" w:cs="Courier New" w:hint="default"/>
+      </w:rPr>
+    </w:lvl>
+    <w:lvl w:ilvl="8" w:tplc="40090005" w:tentative="1">
+      <w:start w:val="1"/>
+      <w:numFmt w:val="bullet"/>
+      <w:lvlText w:val=""/>
+      <w:lvlJc w:val="left"/>
+      <w:pPr>
+        <w:ind w:left="7395" w:hanging="360"/>
+      </w:pPr>
+      <w:rPr>
+        <w:rFonts w:ascii="Wingdings" w:hAnsi="Wingdings" w:hint="default"/>
+      </w:rPr>
+    </w:lvl>
+  </w:abstractNum>
+  <w:abstractNum w:abstractNumId="4" w15:restartNumberingAfterBreak="0">
+    <w:nsid w:val="4BCF089C"/>
+    <w:multiLevelType w:val="hybridMultilevel"/>
+    <w:tmpl w:val="80188B14"/>
+    <w:lvl w:ilvl="0" w:tplc="4009000F">
+      <w:start w:val="1"/>
+      <w:numFmt w:val="decimal"/>
+      <w:lvlText w:val="%1."/>
+      <w:lvlJc w:val="left"/>
+      <w:pPr>
+        <w:ind w:left="1440" w:hanging="360"/>
+      </w:pPr>
+      <w:rPr>
+        <w:rFonts w:hint="default"/>
+      </w:rPr>
+    </w:lvl>
+    <w:lvl w:ilvl="1" w:tplc="40090019" w:tentative="1">
+      <w:start w:val="1"/>
+      <w:numFmt w:val="lowerLetter"/>
+      <w:lvlText w:val="%2."/>
+      <w:lvlJc w:val="left"/>
+      <w:pPr>
+        <w:ind w:left="2160" w:hanging="360"/>
+      </w:pPr>
+    </w:lvl>
+    <w:lvl w:ilvl="2" w:tplc="4009001B" w:tentative="1">
+      <w:start w:val="1"/>
+      <w:numFmt w:val="lowerRoman"/>
+      <w:lvlText w:val="%3."/>
+      <w:lvlJc w:val="right"/>
+      <w:pPr>
+        <w:ind w:left="2880" w:hanging="180"/>
+      </w:pPr>
+    </w:lvl>
+    <w:lvl w:ilvl="3" w:tplc="4009000F" w:tentative="1">
+      <w:start w:val="1"/>
+      <w:numFmt w:val="decimal"/>
+      <w:lvlText w:val="%4."/>
+      <w:lvlJc w:val="left"/>
+      <w:pPr>
+        <w:ind w:left="3600" w:hanging="360"/>
+      </w:pPr>
+    </w:lvl>
+    <w:lvl w:ilvl="4" w:tplc="40090019" w:tentative="1">
+      <w:start w:val="1"/>
+      <w:numFmt w:val="lowerLetter"/>
+      <w:lvlText w:val="%5."/>
+      <w:lvlJc w:val="left"/>
+      <w:pPr>
+        <w:ind w:left="4320" w:hanging="360"/>
+      </w:pPr>
+    </w:lvl>
+    <w:lvl w:ilvl="5" w:tplc="4009001B" w:tentative="1">
+      <w:start w:val="1"/>
+      <w:numFmt w:val="lowerRoman"/>
+      <w:lvlText w:val="%6."/>
+      <w:lvlJc w:val="right"/>
+      <w:pPr>
+        <w:ind w:left="5040" w:hanging="180"/>
+      </w:pPr>
+    </w:lvl>
+    <w:lvl w:ilvl="6" w:tplc="4009000F" w:tentative="1">
+      <w:start w:val="1"/>
+      <w:numFmt w:val="decimal"/>
+      <w:lvlText w:val="%7."/>
+      <w:lvlJc w:val="left"/>
+      <w:pPr>
+        <w:ind w:left="5760" w:hanging="360"/>
+      </w:pPr>
+    </w:lvl>
+    <w:lvl w:ilvl="7" w:tplc="40090019" w:tentative="1">
+      <w:start w:val="1"/>
+      <w:numFmt w:val="lowerLetter"/>
+      <w:lvlText w:val="%8."/>
+      <w:lvlJc w:val="left"/>
+      <w:pPr>
+        <w:ind w:left="6480" w:hanging="360"/>
+      </w:pPr>
+    </w:lvl>
+    <w:lvl w:ilvl="8" w:tplc="4009001B" w:tentative="1">
+      <w:start w:val="1"/>
+      <w:numFmt w:val="lowerRoman"/>
+      <w:lvlText w:val="%9."/>
+      <w:lvlJc w:val="right"/>
+      <w:pPr>
+        <w:ind w:left="7200" w:hanging="180"/>
+      </w:pPr>
+    </w:lvl>
+  </w:abstractNum>
+  <w:abstractNum w:abstractNumId="5" w15:restartNumberingAfterBreak="0">
+    <w:nsid w:val="50602FDE"/>
+    <w:multiLevelType w:val="hybridMultilevel"/>
+    <w:tmpl w:val="463A831C"/>
+    <w:lvl w:ilvl="0" w:tplc="4009000B">
+      <w:start w:val="1"/>
+      <w:numFmt w:val="bullet"/>
+      <w:lvlText w:val=""/>
+      <w:lvlJc w:val="left"/>
+      <w:pPr>
+        <w:ind w:left="720" w:hanging="360"/>
+      </w:pPr>
+      <w:rPr>
+        <w:rFonts w:ascii="Wingdings" w:hAnsi="Wingdings" w:hint="default"/>
+      </w:rPr>
+    </w:lvl>
+    <w:lvl w:ilvl="1" w:tplc="40090003" w:tentative="1">
+      <w:start w:val="1"/>
+      <w:numFmt w:val="bullet"/>
+      <w:lvlText w:val="o"/>
+      <w:lvlJc w:val="left"/>
+      <w:pPr>
+        <w:ind w:left="1440" w:hanging="360"/>
+      </w:pPr>
+      <w:rPr>
+        <w:rFonts w:ascii="Courier New" w:hAnsi="Courier New" w:cs="Courier New" w:hint="default"/>
+      </w:rPr>
+    </w:lvl>
+    <w:lvl w:ilvl="2" w:tplc="40090005" w:tentative="1">
+      <w:start w:val="1"/>
+      <w:numFmt w:val="bullet"/>
+      <w:lvlText w:val=""/>
+      <w:lvlJc w:val="left"/>
+      <w:pPr>
+        <w:ind w:left="2160" w:hanging="360"/>
+      </w:pPr>
+      <w:rPr>
+        <w:rFonts w:ascii="Wingdings" w:hAnsi="Wingdings" w:hint="default"/>
+      </w:rPr>
+    </w:lvl>
+    <w:lvl w:ilvl="3" w:tplc="40090001" w:tentative="1">
+      <w:start w:val="1"/>
+      <w:numFmt w:val="bullet"/>
+      <w:lvlText w:val=""/>
+      <w:lvlJc w:val="left"/>
+      <w:pPr>
+        <w:ind w:left="2880" w:hanging="360"/>
+      </w:pPr>
+      <w:rPr>
+        <w:rFonts w:ascii="Symbol" w:hAnsi="Symbol" w:hint="default"/>
+      </w:rPr>
+    </w:lvl>
+    <w:lvl w:ilvl="4" w:tplc="40090003" w:tentative="1">
+      <w:start w:val="1"/>
+      <w:numFmt w:val="bullet"/>
+      <w:lvlText w:val="o"/>
+      <w:lvlJc w:val="left"/>
+      <w:pPr>
+        <w:ind w:left="3600" w:hanging="360"/>
+      </w:pPr>
+      <w:rPr>
+        <w:rFonts w:ascii="Courier New" w:hAnsi="Courier New" w:cs="Courier New" w:hint="default"/>
+      </w:rPr>
+    </w:lvl>
+    <w:lvl w:ilvl="5" w:tplc="40090005" w:tentative="1">
+      <w:start w:val="1"/>
+      <w:numFmt w:val="bullet"/>
+      <w:lvlText w:val=""/>
+      <w:lvlJc w:val="left"/>
+      <w:pPr>
+        <w:ind w:left="4320" w:hanging="360"/>
+      </w:pPr>
+      <w:rPr>
+        <w:rFonts w:ascii="Wingdings" w:hAnsi="Wingdings" w:hint="default"/>
+      </w:rPr>
+    </w:lvl>
+    <w:lvl w:ilvl="6" w:tplc="40090001" w:tentative="1">
+      <w:start w:val="1"/>
+      <w:numFmt w:val="bullet"/>
+      <w:lvlText w:val=""/>
+      <w:lvlJc w:val="left"/>
+      <w:pPr>
+        <w:ind w:left="5040" w:hanging="360"/>
+      </w:pPr>
+      <w:rPr>
+        <w:rFonts w:ascii="Symbol" w:hAnsi="Symbol" w:hint="default"/>
+      </w:rPr>
+    </w:lvl>
+    <w:lvl w:ilvl="7" w:tplc="40090003" w:tentative="1">
+      <w:start w:val="1"/>
+      <w:numFmt w:val="bullet"/>
+      <w:lvlText w:val="o"/>
+      <w:lvlJc w:val="left"/>
+      <w:pPr>
+        <w:ind w:left="5760" w:hanging="360"/>
+      </w:pPr>
+      <w:rPr>
+        <w:rFonts w:ascii="Courier New" w:hAnsi="Courier New" w:cs="Courier New" w:hint="default"/>
+      </w:rPr>
+    </w:lvl>
+    <w:lvl w:ilvl="8" w:tplc="40090005" w:tentative="1">
+      <w:start w:val="1"/>
+      <w:numFmt w:val="bullet"/>
+      <w:lvlText w:val=""/>
+      <w:lvlJc w:val="left"/>
+      <w:pPr>
+        <w:ind w:left="6480" w:hanging="360"/>
+      </w:pPr>
+      <w:rPr>
+        <w:rFonts w:ascii="Wingdings" w:hAnsi="Wingdings" w:hint="default"/>
+      </w:rPr>
+    </w:lvl>
+  </w:abstractNum>
+  <w:abstractNum w:abstractNumId="6" w15:restartNumberingAfterBreak="0">
+    <w:nsid w:val="52816912"/>
+    <w:multiLevelType w:val="hybridMultilevel"/>
+    <w:tmpl w:val="4F781EB8"/>
+    <w:lvl w:ilvl="0" w:tplc="40090001">
+      <w:start w:val="1"/>
+      <w:numFmt w:val="bullet"/>
+      <w:lvlText w:val=""/>
+      <w:lvlJc w:val="left"/>
+      <w:pPr>
+        <w:ind w:left="720" w:hanging="360"/>
+      </w:pPr>
+      <w:rPr>
+        <w:rFonts w:ascii="Symbol" w:hAnsi="Symbol" w:hint="default"/>
+      </w:rPr>
+    </w:lvl>
+    <w:lvl w:ilvl="1" w:tplc="40090003">
+      <w:start w:val="1"/>
+      <w:numFmt w:val="bullet"/>
+      <w:lvlText w:val="o"/>
+      <w:lvlJc w:val="left"/>
+      <w:pPr>
+        <w:ind w:left="1440" w:hanging="360"/>
+      </w:pPr>
+      <w:rPr>
+        <w:rFonts w:ascii="Courier New" w:hAnsi="Courier New" w:cs="Courier New" w:hint="default"/>
+      </w:rPr>
+    </w:lvl>
+    <w:lvl w:ilvl="2" w:tplc="40090005" w:tentative="1">
+      <w:start w:val="1"/>
+      <w:numFmt w:val="bullet"/>
+      <w:lvlText w:val=""/>
+      <w:lvlJc w:val="left"/>
+      <w:pPr>
+        <w:ind w:left="2160" w:hanging="360"/>
+      </w:pPr>
+      <w:rPr>
+        <w:rFonts w:ascii="Wingdings" w:hAnsi="Wingdings" w:hint="default"/>
+      </w:rPr>
+    </w:lvl>
+    <w:lvl w:ilvl="3" w:tplc="40090001" w:tentative="1">
+      <w:start w:val="1"/>
+      <w:numFmt w:val="bullet"/>
+      <w:lvlText w:val=""/>
+      <w:lvlJc w:val="left"/>
+      <w:pPr>
+        <w:ind w:left="2880" w:hanging="360"/>
+      </w:pPr>
+      <w:rPr>
+        <w:rFonts w:ascii="Symbol" w:hAnsi="Symbol" w:hint="default"/>
+      </w:rPr>
+    </w:lvl>
+    <w:lvl w:ilvl="4" w:tplc="40090003" w:tentative="1">
+      <w:start w:val="1"/>
+      <w:numFmt w:val="bullet"/>
+      <w:lvlText w:val="o"/>
+      <w:lvlJc w:val="left"/>
+      <w:pPr>
+        <w:ind w:left="3600" w:hanging="360"/>
+      </w:pPr>
+      <w:rPr>
+        <w:rFonts w:ascii="Courier New" w:hAnsi="Courier New" w:cs="Courier New" w:hint="default"/>
+      </w:rPr>
+    </w:lvl>
+    <w:lvl w:ilvl="5" w:tplc="40090005" w:tentative="1">
+      <w:start w:val="1"/>
+      <w:numFmt w:val="bullet"/>
+      <w:lvlText w:val=""/>
+      <w:lvlJc w:val="left"/>
+      <w:pPr>
+        <w:ind w:left="4320" w:hanging="360"/>
+      </w:pPr>
+      <w:rPr>
+        <w:rFonts w:ascii="Wingdings" w:hAnsi="Wingdings" w:hint="default"/>
+      </w:rPr>
+    </w:lvl>
+    <w:lvl w:ilvl="6" w:tplc="40090001" w:tentative="1">
+      <w:start w:val="1"/>
+      <w:numFmt w:val="bullet"/>
+      <w:lvlText w:val=""/>
+      <w:lvlJc w:val="left"/>
+      <w:pPr>
+        <w:ind w:left="5040" w:hanging="360"/>
+      </w:pPr>
+      <w:rPr>
+        <w:rFonts w:ascii="Symbol" w:hAnsi="Symbol" w:hint="default"/>
+      </w:rPr>
+    </w:lvl>
+    <w:lvl w:ilvl="7" w:tplc="40090003" w:tentative="1">
+      <w:start w:val="1"/>
+      <w:numFmt w:val="bullet"/>
+      <w:lvlText w:val="o"/>
+      <w:lvlJc w:val="left"/>
+      <w:pPr>
+        <w:ind w:left="5760" w:hanging="360"/>
+      </w:pPr>
+      <w:rPr>
+        <w:rFonts w:ascii="Courier New" w:hAnsi="Courier New" w:cs="Courier New" w:hint="default"/>
+      </w:rPr>
+    </w:lvl>
+    <w:lvl w:ilvl="8" w:tplc="40090005" w:tentative="1">
+      <w:start w:val="1"/>
+      <w:numFmt w:val="bullet"/>
+      <w:lvlText w:val=""/>
+      <w:lvlJc w:val="left"/>
+      <w:pPr>
+        <w:ind w:left="6480" w:hanging="360"/>
+      </w:pPr>
+      <w:rPr>
+        <w:rFonts w:ascii="Wingdings" w:hAnsi="Wingdings" w:hint="default"/>
+      </w:rPr>
+    </w:lvl>
+  </w:abstractNum>
+  <w:abstractNum w:abstractNumId="7" w15:restartNumberingAfterBreak="0">
+    <w:nsid w:val="5EE1365D"/>
+    <w:multiLevelType w:val="hybridMultilevel"/>
+    <w:tmpl w:val="53D6ADB8"/>
+    <w:lvl w:ilvl="0" w:tplc="40090003">
+      <w:start w:val="1"/>
+      <w:numFmt w:val="bullet"/>
+      <w:lvlText w:val="o"/>
+      <w:lvlJc w:val="left"/>
+      <w:pPr>
+        <w:ind w:left="1015" w:hanging="360"/>
+      </w:pPr>
+      <w:rPr>
+        <w:rFonts w:ascii="Courier New" w:hAnsi="Courier New" w:cs="Courier New" w:hint="default"/>
+      </w:rPr>
+    </w:lvl>
+    <w:lvl w:ilvl="1" w:tplc="FFFFFFFF" w:tentative="1">
+      <w:start w:val="1"/>
+      <w:numFmt w:val="lowerLetter"/>
+      <w:lvlText w:val="%2."/>
+      <w:lvlJc w:val="left"/>
+      <w:pPr>
+        <w:ind w:left="1735" w:hanging="360"/>
+      </w:pPr>
+    </w:lvl>
+    <w:lvl w:ilvl="2" w:tplc="FFFFFFFF" w:tentative="1">
+      <w:start w:val="1"/>
+      <w:numFmt w:val="lowerRoman"/>
+      <w:lvlText w:val="%3."/>
+      <w:lvlJc w:val="right"/>
+      <w:pPr>
+        <w:ind w:left="2455" w:hanging="180"/>
+      </w:pPr>
+    </w:lvl>
+    <w:lvl w:ilvl="3" w:tplc="FFFFFFFF" w:tentative="1">
+      <w:start w:val="1"/>
+      <w:numFmt w:val="decimal"/>
+      <w:lvlText w:val="%4."/>
+      <w:lvlJc w:val="left"/>
+      <w:pPr>
+        <w:ind w:left="3175" w:hanging="360"/>
+      </w:pPr>
+    </w:lvl>
+    <w:lvl w:ilvl="4" w:tplc="FFFFFFFF" w:tentative="1">
+      <w:start w:val="1"/>
+      <w:numFmt w:val="lowerLetter"/>
+      <w:lvlText w:val="%5."/>
+      <w:lvlJc w:val="left"/>
+      <w:pPr>
+        <w:ind w:left="3895" w:hanging="360"/>
+      </w:pPr>
+    </w:lvl>
+    <w:lvl w:ilvl="5" w:tplc="FFFFFFFF" w:tentative="1">
+      <w:start w:val="1"/>
+      <w:numFmt w:val="lowerRoman"/>
+      <w:lvlText w:val="%6."/>
+      <w:lvlJc w:val="right"/>
+      <w:pPr>
+        <w:ind w:left="4615" w:hanging="180"/>
+      </w:pPr>
+    </w:lvl>
+    <w:lvl w:ilvl="6" w:tplc="FFFFFFFF" w:tentative="1">
+      <w:start w:val="1"/>
+      <w:numFmt w:val="decimal"/>
+      <w:lvlText w:val="%7."/>
+      <w:lvlJc w:val="left"/>
+      <w:pPr>
+        <w:ind w:left="5335" w:hanging="360"/>
+      </w:pPr>
+    </w:lvl>
+    <w:lvl w:ilvl="7" w:tplc="FFFFFFFF" w:tentative="1">
+      <w:start w:val="1"/>
+      <w:numFmt w:val="lowerLetter"/>
+      <w:lvlText w:val="%8."/>
+      <w:lvlJc w:val="left"/>
+      <w:pPr>
+        <w:ind w:left="6055" w:hanging="360"/>
+      </w:pPr>
+    </w:lvl>
+    <w:lvl w:ilvl="8" w:tplc="FFFFFFFF" w:tentative="1">
+      <w:start w:val="1"/>
+      <w:numFmt w:val="lowerRoman"/>
+      <w:lvlText w:val="%9."/>
+      <w:lvlJc w:val="right"/>
+      <w:pPr>
+        <w:ind w:left="6775" w:hanging="180"/>
+      </w:pPr>
+    </w:lvl>
+  </w:abstractNum>
+  <w:abstractNum w:abstractNumId="8" w15:restartNumberingAfterBreak="0">
+    <w:nsid w:val="674F07DE"/>
+    <w:multiLevelType w:val="hybridMultilevel"/>
+    <w:tmpl w:val="0AC0E7F8"/>
+    <w:lvl w:ilvl="0" w:tplc="40090003">
+      <w:start w:val="1"/>
+      <w:numFmt w:val="bullet"/>
+      <w:lvlText w:val="o"/>
+      <w:lvlJc w:val="left"/>
+      <w:pPr>
+        <w:ind w:left="720" w:hanging="360"/>
+      </w:pPr>
+      <w:rPr>
+        <w:rFonts w:ascii="Courier New" w:hAnsi="Courier New" w:cs="Courier New" w:hint="default"/>
+      </w:rPr>
+    </w:lvl>
+    <w:lvl w:ilvl="1" w:tplc="40090003">
+      <w:start w:val="1"/>
+      <w:numFmt w:val="bullet"/>
+      <w:lvlText w:val="o"/>
+      <w:lvlJc w:val="left"/>
+      <w:pPr>
+        <w:ind w:left="1440" w:hanging="360"/>
+      </w:pPr>
+      <w:rPr>
+        <w:rFonts w:ascii="Courier New" w:hAnsi="Courier New" w:cs="Courier New" w:hint="default"/>
+      </w:rPr>
+    </w:lvl>
+    <w:lvl w:ilvl="2" w:tplc="40090005" w:tentative="1">
+      <w:start w:val="1"/>
+      <w:numFmt w:val="bullet"/>
+      <w:lvlText w:val=""/>
+      <w:lvlJc w:val="left"/>
+      <w:pPr>
+        <w:ind w:left="2160" w:hanging="360"/>
+      </w:pPr>
+      <w:rPr>
+        <w:rFonts w:ascii="Wingdings" w:hAnsi="Wingdings" w:hint="default"/>
+      </w:rPr>
+    </w:lvl>
+    <w:lvl w:ilvl="3" w:tplc="40090001" w:tentative="1">
+      <w:start w:val="1"/>
+      <w:numFmt w:val="bullet"/>
+      <w:lvlText w:val=""/>
+      <w:lvlJc w:val="left"/>
+      <w:pPr>
+        <w:ind w:left="2880" w:hanging="360"/>
+      </w:pPr>
+      <w:rPr>
+        <w:rFonts w:ascii="Symbol" w:hAnsi="Symbol" w:hint="default"/>
+      </w:rPr>
+    </w:lvl>
+    <w:lvl w:ilvl="4" w:tplc="40090003" w:tentative="1">
+      <w:start w:val="1"/>
+      <w:numFmt w:val="bullet"/>
+      <w:lvlText w:val="o"/>
+      <w:lvlJc w:val="left"/>
+      <w:pPr>
+        <w:ind w:left="3600" w:hanging="360"/>
+      </w:pPr>
+      <w:rPr>
+        <w:rFonts w:ascii="Courier New" w:hAnsi="Courier New" w:cs="Courier New" w:hint="default"/>
+      </w:rPr>
+    </w:lvl>
+    <w:lvl w:ilvl="5" w:tplc="40090005" w:tentative="1">
+      <w:start w:val="1"/>
+      <w:numFmt w:val="bullet"/>
+      <w:lvlText w:val=""/>
+      <w:lvlJc w:val="left"/>
+      <w:pPr>
+        <w:ind w:left="4320" w:hanging="360"/>
+      </w:pPr>
+      <w:rPr>
+        <w:rFonts w:ascii="Wingdings" w:hAnsi="Wingdings" w:hint="default"/>
+      </w:rPr>
+    </w:lvl>
+    <w:lvl w:ilvl="6" w:tplc="40090001" w:tentative="1">
+      <w:start w:val="1"/>
+      <w:numFmt w:val="bullet"/>
+      <w:lvlText w:val=""/>
+      <w:lvlJc w:val="left"/>
+      <w:pPr>
+        <w:ind w:left="5040" w:hanging="360"/>
+      </w:pPr>
+      <w:rPr>
+        <w:rFonts w:ascii="Symbol" w:hAnsi="Symbol" w:hint="default"/>
+      </w:rPr>
+    </w:lvl>
+    <w:lvl w:ilvl="7" w:tplc="40090003" w:tentative="1">
+      <w:start w:val="1"/>
+      <w:numFmt w:val="bullet"/>
+      <w:lvlText w:val="o"/>
+      <w:lvlJc w:val="left"/>
+      <w:pPr>
+        <w:ind w:left="5760" w:hanging="360"/>
+      </w:pPr>
+      <w:rPr>
+        <w:rFonts w:ascii="Courier New" w:hAnsi="Courier New" w:cs="Courier New" w:hint="default"/>
+      </w:rPr>
+    </w:lvl>
+    <w:lvl w:ilvl="8" w:tplc="40090005" w:tentative="1">
+      <w:start w:val="1"/>
+      <w:numFmt w:val="bullet"/>
+      <w:lvlText w:val=""/>
+      <w:lvlJc w:val="left"/>
+      <w:pPr>
+        <w:ind w:left="6480" w:hanging="360"/>
+      </w:pPr>
+      <w:rPr>
+        <w:rFonts w:ascii="Wingdings" w:hAnsi="Wingdings" w:hint="default"/>
+      </w:rPr>
+    </w:lvl>
+  </w:abstractNum>
+  <w:abstractNum w:abstractNumId="9" w15:restartNumberingAfterBreak="0">
+    <w:nsid w:val="6E4A6C63"/>
+    <w:multiLevelType w:val="hybridMultilevel"/>
+    <w:tmpl w:val="DCAC3CEA"/>
+    <w:lvl w:ilvl="0" w:tplc="1A348DFE">
+      <w:start w:val="1"/>
+      <w:numFmt w:val="decimal"/>
+      <w:lvlText w:val="%1."/>
+      <w:lvlJc w:val="left"/>
+      <w:pPr>
+        <w:ind w:left="1080" w:hanging="360"/>
+      </w:pPr>
+      <w:rPr>
+        <w:rFonts w:hint="default"/>
+      </w:rPr>
+    </w:lvl>
+    <w:lvl w:ilvl="1" w:tplc="40090019" w:tentative="1">
+      <w:start w:val="1"/>
+      <w:numFmt w:val="lowerLetter"/>
+      <w:lvlText w:val="%2."/>
+      <w:lvlJc w:val="left"/>
+      <w:pPr>
+        <w:ind w:left="1800" w:hanging="360"/>
+      </w:pPr>
+    </w:lvl>
+    <w:lvl w:ilvl="2" w:tplc="4009001B" w:tentative="1">
+      <w:start w:val="1"/>
+      <w:numFmt w:val="lowerRoman"/>
+      <w:lvlText w:val="%3."/>
+      <w:lvlJc w:val="right"/>
+      <w:pPr>
+        <w:ind w:left="2520" w:hanging="180"/>
+      </w:pPr>
+    </w:lvl>
+    <w:lvl w:ilvl="3" w:tplc="4009000F" w:tentative="1">
+      <w:start w:val="1"/>
+      <w:numFmt w:val="decimal"/>
+      <w:lvlText w:val="%4."/>
+      <w:lvlJc w:val="left"/>
+      <w:pPr>
+        <w:ind w:left="3240" w:hanging="360"/>
+      </w:pPr>
+    </w:lvl>
+    <w:lvl w:ilvl="4" w:tplc="40090019" w:tentative="1">
+      <w:start w:val="1"/>
+      <w:numFmt w:val="lowerLetter"/>
+      <w:lvlText w:val="%5."/>
+      <w:lvlJc w:val="left"/>
+      <w:pPr>
+        <w:ind w:left="3960" w:hanging="360"/>
+      </w:pPr>
+    </w:lvl>
+    <w:lvl w:ilvl="5" w:tplc="4009001B" w:tentative="1">
+      <w:start w:val="1"/>
+      <w:numFmt w:val="lowerRoman"/>
+      <w:lvlText w:val="%6."/>
+      <w:lvlJc w:val="right"/>
+      <w:pPr>
+        <w:ind w:left="4680" w:hanging="180"/>
+      </w:pPr>
+    </w:lvl>
+    <w:lvl w:ilvl="6" w:tplc="4009000F" w:tentative="1">
+      <w:start w:val="1"/>
+      <w:numFmt w:val="decimal"/>
+      <w:lvlText w:val="%7."/>
+      <w:lvlJc w:val="left"/>
+      <w:pPr>
+        <w:ind w:left="5400" w:hanging="360"/>
+      </w:pPr>
+    </w:lvl>
+    <w:lvl w:ilvl="7" w:tplc="40090019" w:tentative="1">
+      <w:start w:val="1"/>
+      <w:numFmt w:val="lowerLetter"/>
+      <w:lvlText w:val="%8."/>
+      <w:lvlJc w:val="left"/>
+      <w:pPr>
+        <w:ind w:left="6120" w:hanging="360"/>
+      </w:pPr>
+    </w:lvl>
+    <w:lvl w:ilvl="8" w:tplc="4009001B" w:tentative="1">
+      <w:start w:val="1"/>
+      <w:numFmt w:val="lowerRoman"/>
+      <w:lvlText w:val="%9."/>
+      <w:lvlJc w:val="right"/>
+      <w:pPr>
+        <w:ind w:left="6840" w:hanging="180"/>
+      </w:pPr>
+    </w:lvl>
+  </w:abstractNum>
+  <w:abstractNum w:abstractNumId="10" w15:restartNumberingAfterBreak="0">
+    <w:nsid w:val="6F165C59"/>
+    <w:multiLevelType w:val="hybridMultilevel"/>
+    <w:tmpl w:val="3330FEE6"/>
+    <w:lvl w:ilvl="0" w:tplc="40090001">
+      <w:start w:val="1"/>
+      <w:numFmt w:val="bullet"/>
+      <w:lvlText w:val=""/>
+      <w:lvlJc w:val="left"/>
+      <w:pPr>
+        <w:ind w:left="720" w:hanging="360"/>
+      </w:pPr>
+      <w:rPr>
+        <w:rFonts w:ascii="Symbol" w:hAnsi="Symbol" w:hint="default"/>
+      </w:rPr>
+    </w:lvl>
+    <w:lvl w:ilvl="1" w:tplc="40090003">
+      <w:start w:val="1"/>
+      <w:numFmt w:val="bullet"/>
+      <w:lvlText w:val="o"/>
+      <w:lvlJc w:val="left"/>
+      <w:pPr>
+        <w:ind w:left="1440" w:hanging="360"/>
+      </w:pPr>
+      <w:rPr>
+        <w:rFonts w:ascii="Courier New" w:hAnsi="Courier New" w:cs="Courier New" w:hint="default"/>
+      </w:rPr>
+    </w:lvl>
+    <w:lvl w:ilvl="2" w:tplc="40090005" w:tentative="1">
+      <w:start w:val="1"/>
+      <w:numFmt w:val="bullet"/>
+      <w:lvlText w:val=""/>
+      <w:lvlJc w:val="left"/>
+      <w:pPr>
+        <w:ind w:left="2160" w:hanging="360"/>
+      </w:pPr>
+      <w:rPr>
+        <w:rFonts w:ascii="Wingdings" w:hAnsi="Wingdings" w:hint="default"/>
+      </w:rPr>
+    </w:lvl>
+    <w:lvl w:ilvl="3" w:tplc="40090001" w:tentative="1">
+      <w:start w:val="1"/>
+      <w:numFmt w:val="bullet"/>
+      <w:lvlText w:val=""/>
+      <w:lvlJc w:val="left"/>
+      <w:pPr>
+        <w:ind w:left="2880" w:hanging="360"/>
+      </w:pPr>
+      <w:rPr>
+        <w:rFonts w:ascii="Symbol" w:hAnsi="Symbol" w:hint="default"/>
+      </w:rPr>
+    </w:lvl>
+    <w:lvl w:ilvl="4" w:tplc="40090003" w:tentative="1">
+      <w:start w:val="1"/>
+      <w:numFmt w:val="bullet"/>
+      <w:lvlText w:val="o"/>
+      <w:lvlJc w:val="left"/>
+      <w:pPr>
+        <w:ind w:left="3600" w:hanging="360"/>
+      </w:pPr>
+      <w:rPr>
+        <w:rFonts w:ascii="Courier New" w:hAnsi="Courier New" w:cs="Courier New" w:hint="default"/>
+      </w:rPr>
+    </w:lvl>
+    <w:lvl w:ilvl="5" w:tplc="40090005" w:tentative="1">
+      <w:start w:val="1"/>
+      <w:numFmt w:val="bullet"/>
+      <w:lvlText w:val=""/>
+      <w:lvlJc w:val="left"/>
+      <w:pPr>
+        <w:ind w:left="4320" w:hanging="360"/>
+      </w:pPr>
+      <w:rPr>
+        <w:rFonts w:ascii="Wingdings" w:hAnsi="Wingdings" w:hint="default"/>
+      </w:rPr>
+    </w:lvl>
+    <w:lvl w:ilvl="6" w:tplc="40090001" w:tentative="1">
+      <w:start w:val="1"/>
+      <w:numFmt w:val="bullet"/>
+      <w:lvlText w:val=""/>
+      <w:lvlJc w:val="left"/>
+      <w:pPr>
+        <w:ind w:left="5040" w:hanging="360"/>
+      </w:pPr>
+      <w:rPr>
+        <w:rFonts w:ascii="Symbol" w:hAnsi="Symbol" w:hint="default"/>
+      </w:rPr>
+    </w:lvl>
+    <w:lvl w:ilvl="7" w:tplc="40090003" w:tentative="1">
+      <w:start w:val="1"/>
+      <w:numFmt w:val="bullet"/>
+      <w:lvlText w:val="o"/>
+      <w:lvlJc w:val="left"/>
+      <w:pPr>
+        <w:ind w:left="5760" w:hanging="360"/>
+      </w:pPr>
+      <w:rPr>
+        <w:rFonts w:ascii="Courier New" w:hAnsi="Courier New" w:cs="Courier New" w:hint="default"/>
+      </w:rPr>
+    </w:lvl>
+    <w:lvl w:ilvl="8" w:tplc="40090005" w:tentative="1">
+      <w:start w:val="1"/>
+      <w:numFmt w:val="bullet"/>
+      <w:lvlText w:val=""/>
+      <w:lvlJc w:val="left"/>
+      <w:pPr>
+        <w:ind w:left="6480" w:hanging="360"/>
+      </w:pPr>
+      <w:rPr>
+        <w:rFonts w:ascii="Wingdings" w:hAnsi="Wingdings" w:hint="default"/>
+      </w:rPr>
+    </w:lvl>
+  </w:abstractNum>
+  <w:abstractNum w:abstractNumId="11" w15:restartNumberingAfterBreak="0">
+    <w:nsid w:val="708F6EA3"/>
+    <w:multiLevelType w:val="hybridMultilevel"/>
+    <w:tmpl w:val="6EF8B7C2"/>
+    <w:lvl w:ilvl="0" w:tplc="4009000B">
+      <w:start w:val="1"/>
+      <w:numFmt w:val="bullet"/>
+      <w:lvlText w:val=""/>
+      <w:lvlJc w:val="left"/>
+      <w:pPr>
+        <w:ind w:left="785" w:hanging="360"/>
+      </w:pPr>
+      <w:rPr>
+        <w:rFonts w:ascii="Wingdings" w:hAnsi="Wingdings" w:hint="default"/>
+      </w:rPr>
+    </w:lvl>
+    <w:lvl w:ilvl="1" w:tplc="40090003">
+      <w:start w:val="1"/>
+      <w:numFmt w:val="bullet"/>
+      <w:lvlText w:val="o"/>
+      <w:lvlJc w:val="left"/>
+      <w:pPr>
+        <w:ind w:left="1635" w:hanging="360"/>
+      </w:pPr>
+      <w:rPr>
+        <w:rFonts w:ascii="Courier New" w:hAnsi="Courier New" w:cs="Courier New" w:hint="default"/>
+      </w:rPr>
+    </w:lvl>
+    <w:lvl w:ilvl="2" w:tplc="40090005" w:tentative="1">
+      <w:start w:val="1"/>
+      <w:numFmt w:val="bullet"/>
+      <w:lvlText w:val=""/>
+      <w:lvlJc w:val="left"/>
+      <w:pPr>
+        <w:ind w:left="2225" w:hanging="360"/>
+      </w:pPr>
+      <w:rPr>
+        <w:rFonts w:ascii="Wingdings" w:hAnsi="Wingdings" w:hint="default"/>
+      </w:rPr>
+    </w:lvl>
+    <w:lvl w:ilvl="3" w:tplc="40090001" w:tentative="1">
+      <w:start w:val="1"/>
+      <w:numFmt w:val="bullet"/>
+      <w:lvlText w:val=""/>
+      <w:lvlJc w:val="left"/>
+      <w:pPr>
+        <w:ind w:left="2945" w:hanging="360"/>
+      </w:pPr>
+      <w:rPr>
+        <w:rFonts w:ascii="Symbol" w:hAnsi="Symbol" w:hint="default"/>
+      </w:rPr>
+    </w:lvl>
+    <w:lvl w:ilvl="4" w:tplc="40090003" w:tentative="1">
+      <w:start w:val="1"/>
+      <w:numFmt w:val="bullet"/>
+      <w:lvlText w:val="o"/>
+      <w:lvlJc w:val="left"/>
+      <w:pPr>
+        <w:ind w:left="3665" w:hanging="360"/>
+      </w:pPr>
+      <w:rPr>
+        <w:rFonts w:ascii="Courier New" w:hAnsi="Courier New" w:cs="Courier New" w:hint="default"/>
+      </w:rPr>
+    </w:lvl>
+    <w:lvl w:ilvl="5" w:tplc="40090005" w:tentative="1">
+      <w:start w:val="1"/>
+      <w:numFmt w:val="bullet"/>
+      <w:lvlText w:val=""/>
+      <w:lvlJc w:val="left"/>
+      <w:pPr>
+        <w:ind w:left="4385" w:hanging="360"/>
+      </w:pPr>
+      <w:rPr>
+        <w:rFonts w:ascii="Wingdings" w:hAnsi="Wingdings" w:hint="default"/>
+      </w:rPr>
+    </w:lvl>
+    <w:lvl w:ilvl="6" w:tplc="40090001" w:tentative="1">
+      <w:start w:val="1"/>
+      <w:numFmt w:val="bullet"/>
+      <w:lvlText w:val=""/>
+      <w:lvlJc w:val="left"/>
+      <w:pPr>
+        <w:ind w:left="5105" w:hanging="360"/>
+      </w:pPr>
+      <w:rPr>
+        <w:rFonts w:ascii="Symbol" w:hAnsi="Symbol" w:hint="default"/>
+      </w:rPr>
+    </w:lvl>
+    <w:lvl w:ilvl="7" w:tplc="40090003" w:tentative="1">
+      <w:start w:val="1"/>
+      <w:numFmt w:val="bullet"/>
+      <w:lvlText w:val="o"/>
+      <w:lvlJc w:val="left"/>
+      <w:pPr>
+        <w:ind w:left="5825" w:hanging="360"/>
+      </w:pPr>
+      <w:rPr>
+        <w:rFonts w:ascii="Courier New" w:hAnsi="Courier New" w:cs="Courier New" w:hint="default"/>
+      </w:rPr>
+    </w:lvl>
+    <w:lvl w:ilvl="8" w:tplc="40090005" w:tentative="1">
+      <w:start w:val="1"/>
+      <w:numFmt w:val="bullet"/>
+      <w:lvlText w:val=""/>
+      <w:lvlJc w:val="left"/>
+      <w:pPr>
+        <w:ind w:left="6545" w:hanging="360"/>
+      </w:pPr>
+      <w:rPr>
+        <w:rFonts w:ascii="Wingdings" w:hAnsi="Wingdings" w:hint="default"/>
+      </w:rPr>
     </w:lvl>
   </w:abstractNum>
   <w:num w:numId="1" w16cid:durableId="147862515">
     <w:abstractNumId w:val="0"/>
+  </w:num>
+  <w:num w:numId="2" w16cid:durableId="891427689">
+    <w:abstractNumId w:val="4"/>
+  </w:num>
+  <w:num w:numId="3" w16cid:durableId="1025448526">
+    <w:abstractNumId w:val="6"/>
+  </w:num>
+  <w:num w:numId="4" w16cid:durableId="1279949754">
+    <w:abstractNumId w:val="10"/>
+  </w:num>
+  <w:num w:numId="5" w16cid:durableId="40639235">
+    <w:abstractNumId w:val="11"/>
+  </w:num>
+  <w:num w:numId="6" w16cid:durableId="1712532210">
+    <w:abstractNumId w:val="5"/>
+  </w:num>
+  <w:num w:numId="7" w16cid:durableId="1794059394">
+    <w:abstractNumId w:val="3"/>
+  </w:num>
+  <w:num w:numId="8" w16cid:durableId="1565414199">
+    <w:abstractNumId w:val="7"/>
+  </w:num>
+  <w:num w:numId="9" w16cid:durableId="1104544566">
+    <w:abstractNumId w:val="8"/>
+  </w:num>
+  <w:num w:numId="10" w16cid:durableId="766727930">
+    <w:abstractNumId w:val="9"/>
+  </w:num>
+  <w:num w:numId="11" w16cid:durableId="2007005606">
+    <w:abstractNumId w:val="1"/>
+  </w:num>
+  <w:num w:numId="12" w16cid:durableId="1418598709">
+    <w:abstractNumId w:val="2"/>
   </w:num>
 </w:numbering>
 </file>
@@ -3224,6 +7638,61 @@
       <w:rFonts w:ascii="Times New Roman" w:hAnsi="Times New Roman" w:cs="Times New Roman"/>
     </w:rPr>
   </w:style>
+  <w:style w:type="character" w:customStyle="1" w:styleId="pl-c">
+    <w:name w:val="pl-c"/>
+    <w:basedOn w:val="DefaultParagraphFont"/>
+    <w:rsid w:val="00DA004A"/>
+  </w:style>
+  <w:style w:type="character" w:customStyle="1" w:styleId="pl-smi">
+    <w:name w:val="pl-smi"/>
+    <w:basedOn w:val="DefaultParagraphFont"/>
+    <w:rsid w:val="00DA004A"/>
+  </w:style>
+  <w:style w:type="character" w:customStyle="1" w:styleId="pl-s1">
+    <w:name w:val="pl-s1"/>
+    <w:basedOn w:val="DefaultParagraphFont"/>
+    <w:rsid w:val="00DA004A"/>
+  </w:style>
+  <w:style w:type="character" w:customStyle="1" w:styleId="pl-en">
+    <w:name w:val="pl-en"/>
+    <w:basedOn w:val="DefaultParagraphFont"/>
+    <w:rsid w:val="00DA004A"/>
+  </w:style>
+  <w:style w:type="character" w:customStyle="1" w:styleId="pl-s">
+    <w:name w:val="pl-s"/>
+    <w:basedOn w:val="DefaultParagraphFont"/>
+    <w:rsid w:val="00DA004A"/>
+  </w:style>
+  <w:style w:type="paragraph" w:styleId="HTMLPreformatted">
+    <w:name w:val="HTML Preformatted"/>
+    <w:basedOn w:val="Normal"/>
+    <w:link w:val="HTMLPreformattedChar"/>
+    <w:uiPriority w:val="99"/>
+    <w:semiHidden/>
+    <w:unhideWhenUsed/>
+    <w:rsid w:val="00C06B24"/>
+    <w:pPr>
+      <w:spacing w:after="0" w:line="240" w:lineRule="auto"/>
+    </w:pPr>
+    <w:rPr>
+      <w:rFonts w:ascii="Consolas" w:hAnsi="Consolas"/>
+      <w:sz w:val="20"/>
+      <w:szCs w:val="20"/>
+    </w:rPr>
+  </w:style>
+  <w:style w:type="character" w:customStyle="1" w:styleId="HTMLPreformattedChar">
+    <w:name w:val="HTML Preformatted Char"/>
+    <w:basedOn w:val="DefaultParagraphFont"/>
+    <w:link w:val="HTMLPreformatted"/>
+    <w:uiPriority w:val="99"/>
+    <w:semiHidden/>
+    <w:rsid w:val="00C06B24"/>
+    <w:rPr>
+      <w:rFonts w:ascii="Consolas" w:hAnsi="Consolas"/>
+      <w:sz w:val="20"/>
+      <w:szCs w:val="20"/>
+    </w:rPr>
+  </w:style>
 </w:styles>
 </file>
 

--- a/RestAssuredNotesIsha.docx
+++ b/RestAssuredNotesIsha.docx
@@ -1037,7 +1037,6 @@
           <w:szCs w:val="20"/>
         </w:rPr>
       </w:pPr>
-      <w:proofErr w:type="spellStart"/>
       <w:r>
         <w:rPr>
           <w:rFonts w:ascii="Calibri" w:hAnsi="Calibri" w:cs="Calibri"/>
@@ -1054,7 +1053,6 @@
         </w:rPr>
         <w:t>andeeshclmysore</w:t>
       </w:r>
-      <w:proofErr w:type="spellEnd"/>
     </w:p>
     <w:p>
       <w:pPr>
@@ -1126,6 +1124,7 @@
       <w:pPr>
         <w:spacing w:line="360" w:lineRule="auto"/>
         <w:rPr>
+          <w:rFonts w:ascii="Calibri" w:hAnsi="Calibri" w:cs="Calibri"/>
           <w:sz w:val="18"/>
           <w:szCs w:val="18"/>
         </w:rPr>
@@ -1134,46 +1133,11 @@
         <w:r>
           <w:rPr>
             <w:rStyle w:val="Hyperlink"/>
+            <w:rFonts w:ascii="Calibri" w:hAnsi="Calibri" w:cs="Calibri"/>
             <w:sz w:val="18"/>
             <w:szCs w:val="18"/>
           </w:rPr>
-          <w:t xml:space="preserve">API Testing, Demo on 4th Aug Batch 2025 @9 </w:t>
-        </w:r>
-        <w:proofErr w:type="gramStart"/>
-        <w:r>
-          <w:rPr>
-            <w:rStyle w:val="Hyperlink"/>
-            <w:sz w:val="18"/>
-            <w:szCs w:val="18"/>
-          </w:rPr>
-          <w:t>PM  Pls</w:t>
-        </w:r>
-        <w:proofErr w:type="gramEnd"/>
-        <w:r>
-          <w:rPr>
-            <w:rStyle w:val="Hyperlink"/>
-            <w:sz w:val="18"/>
-            <w:szCs w:val="18"/>
-          </w:rPr>
-          <w:t xml:space="preserve"> contact or </w:t>
-        </w:r>
-        <w:proofErr w:type="spellStart"/>
-        <w:r>
-          <w:rPr>
-            <w:rStyle w:val="Hyperlink"/>
-            <w:sz w:val="18"/>
-            <w:szCs w:val="18"/>
-          </w:rPr>
-          <w:t>whatsapp</w:t>
-        </w:r>
-        <w:proofErr w:type="spellEnd"/>
-        <w:r>
-          <w:rPr>
-            <w:rStyle w:val="Hyperlink"/>
-            <w:sz w:val="18"/>
-            <w:szCs w:val="18"/>
-          </w:rPr>
-          <w:t xml:space="preserve"> us on +91-9133190573</w:t>
+          <w:t>API Testing, Demo on 4th Aug Batch 2025 @9 PM  Pls contact or whatsapp us on +91-9133190573</w:t>
         </w:r>
       </w:hyperlink>
     </w:p>
@@ -1181,6 +1145,7 @@
       <w:pPr>
         <w:spacing w:line="360" w:lineRule="auto"/>
         <w:rPr>
+          <w:rFonts w:ascii="Calibri" w:hAnsi="Calibri" w:cs="Calibri"/>
           <w:sz w:val="18"/>
           <w:szCs w:val="18"/>
         </w:rPr>
@@ -1189,6 +1154,7 @@
         <w:r>
           <w:rPr>
             <w:rStyle w:val="Hyperlink"/>
+            <w:rFonts w:ascii="Calibri" w:hAnsi="Calibri" w:cs="Calibri"/>
             <w:sz w:val="18"/>
             <w:szCs w:val="18"/>
           </w:rPr>
@@ -1200,6 +1166,7 @@
       <w:pPr>
         <w:spacing w:line="360" w:lineRule="auto"/>
         <w:rPr>
+          <w:rFonts w:ascii="Calibri" w:hAnsi="Calibri" w:cs="Calibri"/>
           <w:sz w:val="18"/>
           <w:szCs w:val="18"/>
         </w:rPr>
@@ -1208,6 +1175,7 @@
         <w:r>
           <w:rPr>
             <w:rStyle w:val="Hyperlink"/>
+            <w:rFonts w:ascii="Calibri" w:hAnsi="Calibri" w:cs="Calibri"/>
             <w:sz w:val="18"/>
             <w:szCs w:val="18"/>
           </w:rPr>
@@ -1219,6 +1187,7 @@
       <w:pPr>
         <w:spacing w:line="360" w:lineRule="auto"/>
         <w:rPr>
+          <w:rFonts w:ascii="Calibri" w:hAnsi="Calibri" w:cs="Calibri"/>
           <w:sz w:val="18"/>
           <w:szCs w:val="18"/>
         </w:rPr>
@@ -1227,6 +1196,7 @@
         <w:r>
           <w:rPr>
             <w:rStyle w:val="Hyperlink"/>
+            <w:rFonts w:ascii="Calibri" w:hAnsi="Calibri" w:cs="Calibri"/>
             <w:sz w:val="18"/>
             <w:szCs w:val="18"/>
           </w:rPr>
@@ -1345,25 +1315,7 @@
           <w:sz w:val="20"/>
           <w:szCs w:val="20"/>
         </w:rPr>
-        <w:t xml:space="preserve">Shortcut for </w:t>
-      </w:r>
-      <w:proofErr w:type="spellStart"/>
-      <w:r>
-        <w:rPr>
-          <w:rFonts w:ascii="Calibri" w:hAnsi="Calibri" w:cs="Calibri"/>
-          <w:sz w:val="20"/>
-          <w:szCs w:val="20"/>
-        </w:rPr>
-        <w:t>System.out.println</w:t>
-      </w:r>
-      <w:proofErr w:type="spellEnd"/>
-      <w:r>
-        <w:rPr>
-          <w:rFonts w:ascii="Calibri" w:hAnsi="Calibri" w:cs="Calibri"/>
-          <w:sz w:val="20"/>
-          <w:szCs w:val="20"/>
-        </w:rPr>
-        <w:t>():</w:t>
+        <w:t>Shortcut for System.out.println():</w:t>
       </w:r>
     </w:p>
     <w:p>
@@ -1386,43 +1338,7 @@
           <w:sz w:val="20"/>
           <w:szCs w:val="20"/>
         </w:rPr>
-        <w:t xml:space="preserve">In </w:t>
-      </w:r>
-      <w:proofErr w:type="spellStart"/>
-      <w:r>
-        <w:rPr>
-          <w:rFonts w:ascii="Calibri" w:hAnsi="Calibri" w:cs="Calibri"/>
-          <w:sz w:val="20"/>
-          <w:szCs w:val="20"/>
-        </w:rPr>
-        <w:t>Intellij</w:t>
-      </w:r>
-      <w:proofErr w:type="spellEnd"/>
-      <w:r>
-        <w:rPr>
-          <w:rFonts w:ascii="Calibri" w:hAnsi="Calibri" w:cs="Calibri"/>
-          <w:sz w:val="20"/>
-          <w:szCs w:val="20"/>
-        </w:rPr>
-        <w:t xml:space="preserve"> type </w:t>
-      </w:r>
-      <w:proofErr w:type="spellStart"/>
-      <w:r>
-        <w:rPr>
-          <w:rFonts w:ascii="Calibri" w:hAnsi="Calibri" w:cs="Calibri"/>
-          <w:sz w:val="20"/>
-          <w:szCs w:val="20"/>
-        </w:rPr>
-        <w:t>sout</w:t>
-      </w:r>
-      <w:proofErr w:type="spellEnd"/>
-      <w:r>
-        <w:rPr>
-          <w:rFonts w:ascii="Calibri" w:hAnsi="Calibri" w:cs="Calibri"/>
-          <w:sz w:val="20"/>
-          <w:szCs w:val="20"/>
-        </w:rPr>
-        <w:t xml:space="preserve"> followed by enter key</w:t>
+        <w:t>In Intellij type sout followed by enter key</w:t>
       </w:r>
     </w:p>
     <w:p>
@@ -1445,36 +1361,8 @@
           <w:sz w:val="20"/>
           <w:szCs w:val="20"/>
         </w:rPr>
-        <w:t xml:space="preserve">In Eclipse type </w:t>
-      </w:r>
-      <w:proofErr w:type="spellStart"/>
-      <w:r>
-        <w:rPr>
-          <w:rFonts w:ascii="Calibri" w:hAnsi="Calibri" w:cs="Calibri"/>
-          <w:sz w:val="20"/>
-          <w:szCs w:val="20"/>
-        </w:rPr>
-        <w:t>sysout</w:t>
-      </w:r>
-      <w:proofErr w:type="spellEnd"/>
-      <w:r>
-        <w:rPr>
-          <w:rFonts w:ascii="Calibri" w:hAnsi="Calibri" w:cs="Calibri"/>
-          <w:sz w:val="20"/>
-          <w:szCs w:val="20"/>
-        </w:rPr>
-        <w:t xml:space="preserve"> followed by </w:t>
-      </w:r>
-      <w:proofErr w:type="spellStart"/>
-      <w:r>
-        <w:rPr>
-          <w:rFonts w:ascii="Calibri" w:hAnsi="Calibri" w:cs="Calibri"/>
-          <w:sz w:val="20"/>
-          <w:szCs w:val="20"/>
-        </w:rPr>
-        <w:t>ctrl+space</w:t>
-      </w:r>
-      <w:proofErr w:type="spellEnd"/>
+        <w:t>In Eclipse type sysout followed by ctrl+space</w:t>
+      </w:r>
     </w:p>
     <w:p>
       <w:pPr>
@@ -1496,25 +1384,7 @@
           <w:sz w:val="20"/>
           <w:szCs w:val="20"/>
         </w:rPr>
-        <w:t xml:space="preserve">In VS Code type </w:t>
-      </w:r>
-      <w:proofErr w:type="spellStart"/>
-      <w:r>
-        <w:rPr>
-          <w:rFonts w:ascii="Calibri" w:hAnsi="Calibri" w:cs="Calibri"/>
-          <w:sz w:val="20"/>
-          <w:szCs w:val="20"/>
-        </w:rPr>
-        <w:t>sout</w:t>
-      </w:r>
-      <w:proofErr w:type="spellEnd"/>
-      <w:r>
-        <w:rPr>
-          <w:rFonts w:ascii="Calibri" w:hAnsi="Calibri" w:cs="Calibri"/>
-          <w:sz w:val="20"/>
-          <w:szCs w:val="20"/>
-        </w:rPr>
-        <w:t xml:space="preserve"> followed by enter key</w:t>
+        <w:t>In VS Code type sout followed by enter key</w:t>
       </w:r>
     </w:p>
     <w:p>
@@ -1577,39 +1447,13 @@
           <w:szCs w:val="20"/>
         </w:rPr>
       </w:pPr>
-      <w:proofErr w:type="spellStart"/>
       <w:r>
         <w:rPr>
           <w:rFonts w:ascii="Calibri" w:hAnsi="Calibri" w:cs="Calibri"/>
           <w:sz w:val="20"/>
           <w:szCs w:val="20"/>
         </w:rPr>
-        <w:t>System.out.println</w:t>
-      </w:r>
-      <w:proofErr w:type="spellEnd"/>
-      <w:r>
-        <w:rPr>
-          <w:rFonts w:ascii="Calibri" w:hAnsi="Calibri" w:cs="Calibri"/>
-          <w:sz w:val="20"/>
-          <w:szCs w:val="20"/>
-        </w:rPr>
-        <w:t>('y'+600-400);</w:t>
-      </w:r>
-      <w:r>
-        <w:rPr>
-          <w:rFonts w:ascii="Calibri" w:hAnsi="Calibri" w:cs="Calibri"/>
-          <w:sz w:val="20"/>
-          <w:szCs w:val="20"/>
-        </w:rPr>
-        <w:t xml:space="preserve"> //</w:t>
-      </w:r>
-      <w:r>
-        <w:rPr>
-          <w:rFonts w:ascii="Calibri" w:hAnsi="Calibri" w:cs="Calibri"/>
-          <w:sz w:val="20"/>
-          <w:szCs w:val="20"/>
-        </w:rPr>
-        <w:t>321</w:t>
+        <w:t>System.out.println('y'+600-400); //321</w:t>
       </w:r>
     </w:p>
     <w:p>
@@ -1632,15 +1476,7 @@
           <w:sz w:val="20"/>
           <w:szCs w:val="20"/>
         </w:rPr>
-        <w:t xml:space="preserve">This is mainly used when we want to print any error </w:t>
-      </w:r>
-      <w:r>
-        <w:rPr>
-          <w:rFonts w:ascii="Calibri" w:hAnsi="Calibri" w:cs="Calibri"/>
-          <w:sz w:val="20"/>
-          <w:szCs w:val="20"/>
-        </w:rPr>
-        <w:t>message</w:t>
+        <w:t>This is mainly used when we want to print any error message</w:t>
       </w:r>
     </w:p>
     <w:p>
@@ -1657,52 +1493,14 @@
           <w:szCs w:val="20"/>
         </w:rPr>
       </w:pPr>
-      <w:proofErr w:type="spellStart"/>
       <w:r>
         <w:rPr>
           <w:rFonts w:ascii="Calibri" w:hAnsi="Calibri" w:cs="Calibri"/>
           <w:sz w:val="20"/>
           <w:szCs w:val="20"/>
         </w:rPr>
-        <w:t>System.err.println</w:t>
-      </w:r>
-      <w:proofErr w:type="spellEnd"/>
-      <w:r>
-        <w:rPr>
-          <w:rFonts w:ascii="Calibri" w:hAnsi="Calibri" w:cs="Calibri"/>
-          <w:sz w:val="20"/>
-          <w:szCs w:val="20"/>
-        </w:rPr>
-        <w:t xml:space="preserve">("Exception </w:t>
-      </w:r>
-      <w:proofErr w:type="spellStart"/>
-      <w:r>
-        <w:rPr>
-          <w:rFonts w:ascii="Calibri" w:hAnsi="Calibri" w:cs="Calibri"/>
-          <w:sz w:val="20"/>
-          <w:szCs w:val="20"/>
-        </w:rPr>
-        <w:t>Occured</w:t>
-      </w:r>
-      <w:proofErr w:type="spellEnd"/>
-      <w:r>
-        <w:rPr>
-          <w:rFonts w:ascii="Calibri" w:hAnsi="Calibri" w:cs="Calibri"/>
-          <w:sz w:val="20"/>
-          <w:szCs w:val="20"/>
-        </w:rPr>
-        <w:t>"</w:t>
-      </w:r>
-      <w:proofErr w:type="gramStart"/>
-      <w:r>
-        <w:rPr>
-          <w:rFonts w:ascii="Calibri" w:hAnsi="Calibri" w:cs="Calibri"/>
-          <w:sz w:val="20"/>
-          <w:szCs w:val="20"/>
-        </w:rPr>
-        <w:t>);</w:t>
-      </w:r>
-      <w:proofErr w:type="gramEnd"/>
+        <w:t>System.err.println("Exception Occured");</w:t>
+      </w:r>
     </w:p>
     <w:p>
       <w:pPr>
@@ -1741,39 +1539,13 @@
           <w:szCs w:val="20"/>
         </w:rPr>
       </w:pPr>
-      <w:proofErr w:type="spellStart"/>
       <w:r>
         <w:rPr>
           <w:rFonts w:ascii="Calibri" w:hAnsi="Calibri" w:cs="Calibri"/>
           <w:sz w:val="20"/>
           <w:szCs w:val="20"/>
         </w:rPr>
-        <w:t>System.out.println</w:t>
-      </w:r>
-      <w:proofErr w:type="spellEnd"/>
-      <w:r>
-        <w:rPr>
-          <w:rFonts w:ascii="Calibri" w:hAnsi="Calibri" w:cs="Calibri"/>
-          <w:sz w:val="20"/>
-          <w:szCs w:val="20"/>
-        </w:rPr>
-        <w:t>(500-400*200-100/10);</w:t>
-      </w:r>
-      <w:r>
-        <w:rPr>
-          <w:rFonts w:ascii="Calibri" w:hAnsi="Calibri" w:cs="Calibri"/>
-          <w:sz w:val="20"/>
-          <w:szCs w:val="20"/>
-        </w:rPr>
-        <w:t xml:space="preserve"> //</w:t>
-      </w:r>
-      <w:r>
-        <w:rPr>
-          <w:rFonts w:ascii="Calibri" w:hAnsi="Calibri" w:cs="Calibri"/>
-          <w:sz w:val="20"/>
-          <w:szCs w:val="20"/>
-        </w:rPr>
-        <w:t>-240635</w:t>
+        <w:t>System.out.println(500-400*200-100/10); //-240635</w:t>
       </w:r>
     </w:p>
     <w:p>
@@ -1865,25 +1637,7 @@
           <w:sz w:val="20"/>
           <w:szCs w:val="20"/>
         </w:rPr>
-        <w:t xml:space="preserve">Always remember that the executions </w:t>
-      </w:r>
-      <w:proofErr w:type="gramStart"/>
-      <w:r>
-        <w:rPr>
-          <w:rFonts w:ascii="Calibri" w:hAnsi="Calibri" w:cs="Calibri"/>
-          <w:sz w:val="20"/>
-          <w:szCs w:val="20"/>
-        </w:rPr>
-        <w:t>happens</w:t>
-      </w:r>
-      <w:proofErr w:type="gramEnd"/>
-      <w:r>
-        <w:rPr>
-          <w:rFonts w:ascii="Calibri" w:hAnsi="Calibri" w:cs="Calibri"/>
-          <w:sz w:val="20"/>
-          <w:szCs w:val="20"/>
-        </w:rPr>
-        <w:t xml:space="preserve"> from left to right</w:t>
+        <w:t>Always remember that the executions happens from left to right</w:t>
       </w:r>
     </w:p>
     <w:p>
@@ -1900,34 +1654,14 @@
           <w:szCs w:val="20"/>
         </w:rPr>
       </w:pPr>
-      <w:proofErr w:type="spellStart"/>
       <w:r>
         <w:rPr>
           <w:rFonts w:ascii="Calibri" w:hAnsi="Calibri" w:cs="Calibri"/>
           <w:sz w:val="20"/>
           <w:szCs w:val="20"/>
         </w:rPr>
-        <w:t>System.out.println</w:t>
-      </w:r>
-      <w:proofErr w:type="spellEnd"/>
-      <w:r>
-        <w:rPr>
-          <w:rFonts w:ascii="Calibri" w:hAnsi="Calibri" w:cs="Calibri"/>
-          <w:sz w:val="20"/>
-          <w:szCs w:val="20"/>
-        </w:rPr>
-        <w:t>("This is my Second Java Program "+500+400+200</w:t>
-      </w:r>
-      <w:proofErr w:type="gramStart"/>
-      <w:r>
-        <w:rPr>
-          <w:rFonts w:ascii="Calibri" w:hAnsi="Calibri" w:cs="Calibri"/>
-          <w:sz w:val="20"/>
-          <w:szCs w:val="20"/>
-        </w:rPr>
-        <w:t>);</w:t>
-      </w:r>
-      <w:proofErr w:type="gramEnd"/>
+        <w:t>System.out.println("This is my Second Java Program "+500+400+200);</w:t>
+      </w:r>
     </w:p>
     <w:p>
       <w:pPr>
@@ -1943,34 +1677,14 @@
           <w:szCs w:val="20"/>
         </w:rPr>
       </w:pPr>
-      <w:proofErr w:type="spellStart"/>
       <w:r>
         <w:rPr>
           <w:rFonts w:ascii="Calibri" w:hAnsi="Calibri" w:cs="Calibri"/>
           <w:sz w:val="20"/>
           <w:szCs w:val="20"/>
         </w:rPr>
-        <w:t>System.out.println</w:t>
-      </w:r>
-      <w:proofErr w:type="spellEnd"/>
-      <w:r>
-        <w:rPr>
-          <w:rFonts w:ascii="Calibri" w:hAnsi="Calibri" w:cs="Calibri"/>
-          <w:sz w:val="20"/>
-          <w:szCs w:val="20"/>
-        </w:rPr>
-        <w:t>(500-300+200-400+" Arithmetic Operations "+ 1000+200+999</w:t>
-      </w:r>
-      <w:proofErr w:type="gramStart"/>
-      <w:r>
-        <w:rPr>
-          <w:rFonts w:ascii="Calibri" w:hAnsi="Calibri" w:cs="Calibri"/>
-          <w:sz w:val="20"/>
-          <w:szCs w:val="20"/>
-        </w:rPr>
-        <w:t>);</w:t>
-      </w:r>
-      <w:proofErr w:type="gramEnd"/>
+        <w:t>System.out.println(500-300+200-400+" Arithmetic Operations "+ 1000+200+999);</w:t>
+      </w:r>
     </w:p>
     <w:p>
       <w:pPr>
@@ -1986,34 +1700,14 @@
           <w:szCs w:val="20"/>
         </w:rPr>
       </w:pPr>
-      <w:proofErr w:type="spellStart"/>
       <w:r>
         <w:rPr>
           <w:rFonts w:ascii="Calibri" w:hAnsi="Calibri" w:cs="Calibri"/>
           <w:sz w:val="20"/>
           <w:szCs w:val="20"/>
         </w:rPr>
-        <w:t>System.out.println</w:t>
-      </w:r>
-      <w:proofErr w:type="spellEnd"/>
-      <w:r>
-        <w:rPr>
-          <w:rFonts w:ascii="Calibri" w:hAnsi="Calibri" w:cs="Calibri"/>
-          <w:sz w:val="20"/>
-          <w:szCs w:val="20"/>
-        </w:rPr>
-        <w:t>(500-300+200-400+" Arithmetic Operations 500+300 "+ (1000+200+999)</w:t>
-      </w:r>
-      <w:proofErr w:type="gramStart"/>
-      <w:r>
-        <w:rPr>
-          <w:rFonts w:ascii="Calibri" w:hAnsi="Calibri" w:cs="Calibri"/>
-          <w:sz w:val="20"/>
-          <w:szCs w:val="20"/>
-        </w:rPr>
-        <w:t>);</w:t>
-      </w:r>
-      <w:proofErr w:type="gramEnd"/>
+        <w:t>System.out.println(500-300+200-400+" Arithmetic Operations 500+300 "+ (1000+200+999));</w:t>
+      </w:r>
     </w:p>
     <w:p>
       <w:pPr>
@@ -2233,27 +1927,7 @@
           <w:sz w:val="20"/>
           <w:szCs w:val="20"/>
         </w:rPr>
-        <w:t xml:space="preserve">Variables will be created during the run </w:t>
-      </w:r>
-      <w:proofErr w:type="gramStart"/>
-      <w:r>
-        <w:rPr>
-          <w:rFonts w:ascii="Calibri" w:hAnsi="Calibri" w:cs="Calibri"/>
-          <w:color w:val="000000" w:themeColor="text1"/>
-          <w:sz w:val="20"/>
-          <w:szCs w:val="20"/>
-        </w:rPr>
-        <w:t>time</w:t>
-      </w:r>
-      <w:proofErr w:type="gramEnd"/>
-      <w:r>
-        <w:rPr>
-          <w:rFonts w:ascii="Calibri" w:hAnsi="Calibri" w:cs="Calibri"/>
-          <w:color w:val="000000" w:themeColor="text1"/>
-          <w:sz w:val="20"/>
-          <w:szCs w:val="20"/>
-        </w:rPr>
-        <w:t xml:space="preserve"> and it will be destroyed once the execution is completed</w:t>
+        <w:t>Variables will be created during the run time and it will be destroyed once the execution is completed</w:t>
       </w:r>
     </w:p>
     <w:p>
@@ -2428,27 +2102,7 @@
           <w:sz w:val="20"/>
           <w:szCs w:val="20"/>
         </w:rPr>
-        <w:t xml:space="preserve">Primitive Data Types: int, char, </w:t>
-      </w:r>
-      <w:proofErr w:type="spellStart"/>
-      <w:r>
-        <w:rPr>
-          <w:rFonts w:ascii="Calibri" w:hAnsi="Calibri" w:cs="Calibri"/>
-          <w:color w:val="000000" w:themeColor="text1"/>
-          <w:sz w:val="20"/>
-          <w:szCs w:val="20"/>
-        </w:rPr>
-        <w:t>boolean</w:t>
-      </w:r>
-      <w:proofErr w:type="spellEnd"/>
-      <w:r>
-        <w:rPr>
-          <w:rFonts w:ascii="Calibri" w:hAnsi="Calibri" w:cs="Calibri"/>
-          <w:color w:val="000000" w:themeColor="text1"/>
-          <w:sz w:val="20"/>
-          <w:szCs w:val="20"/>
-        </w:rPr>
-        <w:t>, float, long, double, byte, short</w:t>
+        <w:t>Primitive Data Types: int, char, boolean, float, long, double, byte, short</w:t>
       </w:r>
     </w:p>
     <w:p>
@@ -2523,27 +2177,7 @@
           <w:sz w:val="20"/>
           <w:szCs w:val="20"/>
         </w:rPr>
-        <w:t xml:space="preserve">double c3; //Accepts </w:t>
-      </w:r>
-      <w:proofErr w:type="spellStart"/>
-      <w:r>
-        <w:rPr>
-          <w:rFonts w:ascii="Calibri" w:hAnsi="Calibri" w:cs="Calibri"/>
-          <w:color w:val="000000" w:themeColor="text1"/>
-          <w:sz w:val="20"/>
-          <w:szCs w:val="20"/>
-        </w:rPr>
-        <w:t>upto</w:t>
-      </w:r>
-      <w:proofErr w:type="spellEnd"/>
-      <w:r>
-        <w:rPr>
-          <w:rFonts w:ascii="Calibri" w:hAnsi="Calibri" w:cs="Calibri"/>
-          <w:color w:val="000000" w:themeColor="text1"/>
-          <w:sz w:val="20"/>
-          <w:szCs w:val="20"/>
-        </w:rPr>
-        <w:t xml:space="preserve"> 16 significant digits (after the decimal point it will accept 16 digits --&gt; 45.82948247) and occupies 8 bytes of memory</w:t>
+        <w:t>double c3; //Accepts upto 16 significant digits (after the decimal point it will accept 16 digits --&gt; 45.82948247) and occupies 8 bytes of memory</w:t>
       </w:r>
     </w:p>
     <w:p>
@@ -2568,27 +2202,7 @@
           <w:sz w:val="20"/>
           <w:szCs w:val="20"/>
         </w:rPr>
-        <w:t xml:space="preserve">float f4; //Accepts </w:t>
-      </w:r>
-      <w:proofErr w:type="spellStart"/>
-      <w:r>
-        <w:rPr>
-          <w:rFonts w:ascii="Calibri" w:hAnsi="Calibri" w:cs="Calibri"/>
-          <w:color w:val="000000" w:themeColor="text1"/>
-          <w:sz w:val="20"/>
-          <w:szCs w:val="20"/>
-        </w:rPr>
-        <w:t>upto</w:t>
-      </w:r>
-      <w:proofErr w:type="spellEnd"/>
-      <w:r>
-        <w:rPr>
-          <w:rFonts w:ascii="Calibri" w:hAnsi="Calibri" w:cs="Calibri"/>
-          <w:color w:val="000000" w:themeColor="text1"/>
-          <w:sz w:val="20"/>
-          <w:szCs w:val="20"/>
-        </w:rPr>
-        <w:t xml:space="preserve"> 6 significant digits (after the decimal point it will accept 6 digits --&gt; 45.235235) and occupies 4 bytes of memory</w:t>
+        <w:t>float f4; //Accepts upto 6 significant digits (after the decimal point it will accept 6 digits --&gt; 45.235235) and occupies 4 bytes of memory</w:t>
       </w:r>
     </w:p>
     <w:p>
@@ -2631,7 +2245,6 @@
           <w:szCs w:val="20"/>
         </w:rPr>
       </w:pPr>
-      <w:proofErr w:type="spellStart"/>
       <w:r>
         <w:rPr>
           <w:rFonts w:ascii="Calibri" w:hAnsi="Calibri" w:cs="Calibri"/>
@@ -2639,17 +2252,7 @@
           <w:sz w:val="20"/>
           <w:szCs w:val="20"/>
         </w:rPr>
-        <w:t>boolean</w:t>
-      </w:r>
-      <w:proofErr w:type="spellEnd"/>
-      <w:r>
-        <w:rPr>
-          <w:rFonts w:ascii="Calibri" w:hAnsi="Calibri" w:cs="Calibri"/>
-          <w:color w:val="000000" w:themeColor="text1"/>
-          <w:sz w:val="20"/>
-          <w:szCs w:val="20"/>
-        </w:rPr>
-        <w:t xml:space="preserve"> e6; //Accepts true or false and occupies 1 bit of memory</w:t>
+        <w:t>boolean e6; //Accepts true or false and occupies 1 bit of memory</w:t>
       </w:r>
     </w:p>
     <w:p>
@@ -2776,7 +2379,6 @@
           <w:szCs w:val="20"/>
         </w:rPr>
       </w:pPr>
-      <w:proofErr w:type="spellStart"/>
       <w:r>
         <w:rPr>
           <w:rFonts w:ascii="Calibri" w:hAnsi="Calibri" w:cs="Calibri"/>
@@ -2784,31 +2386,8 @@
           <w:sz w:val="20"/>
           <w:szCs w:val="20"/>
         </w:rPr>
-        <w:t>dataType</w:t>
-      </w:r>
-      <w:proofErr w:type="spellEnd"/>
-      <w:r>
-        <w:rPr>
-          <w:rFonts w:ascii="Calibri" w:hAnsi="Calibri" w:cs="Calibri"/>
-          <w:color w:val="000000" w:themeColor="text1"/>
-          <w:sz w:val="20"/>
-          <w:szCs w:val="20"/>
-        </w:rPr>
-        <w:t xml:space="preserve"> </w:t>
-      </w:r>
-      <w:proofErr w:type="spellStart"/>
-      <w:proofErr w:type="gramStart"/>
-      <w:r>
-        <w:rPr>
-          <w:rFonts w:ascii="Calibri" w:hAnsi="Calibri" w:cs="Calibri"/>
-          <w:color w:val="000000" w:themeColor="text1"/>
-          <w:sz w:val="20"/>
-          <w:szCs w:val="20"/>
-        </w:rPr>
-        <w:t>variableName;</w:t>
-      </w:r>
-      <w:proofErr w:type="spellEnd"/>
-      <w:proofErr w:type="gramEnd"/>
+        <w:t>dataType variableName;</w:t>
+      </w:r>
     </w:p>
     <w:p>
       <w:pPr>
@@ -2857,19 +2436,8 @@
           <w:sz w:val="20"/>
           <w:szCs w:val="20"/>
         </w:rPr>
-        <w:t>a1=-</w:t>
-      </w:r>
-      <w:proofErr w:type="gramStart"/>
-      <w:r>
-        <w:rPr>
-          <w:rFonts w:ascii="Calibri" w:hAnsi="Calibri" w:cs="Calibri"/>
-          <w:color w:val="000000" w:themeColor="text1"/>
-          <w:sz w:val="20"/>
-          <w:szCs w:val="20"/>
-        </w:rPr>
-        <w:t>2349;</w:t>
-      </w:r>
-      <w:proofErr w:type="gramEnd"/>
+        <w:t>a1=-2349;</w:t>
+      </w:r>
     </w:p>
     <w:p>
       <w:pPr>
@@ -2943,19 +2511,8 @@
           <w:sz w:val="20"/>
           <w:szCs w:val="20"/>
         </w:rPr>
-        <w:t>var k=</w:t>
-      </w:r>
-      <w:proofErr w:type="gramStart"/>
-      <w:r>
-        <w:rPr>
-          <w:rFonts w:ascii="Calibri" w:hAnsi="Calibri" w:cs="Calibri"/>
-          <w:color w:val="000000" w:themeColor="text1"/>
-          <w:sz w:val="20"/>
-          <w:szCs w:val="20"/>
-        </w:rPr>
-        <w:t>89.32;</w:t>
-      </w:r>
-      <w:proofErr w:type="gramEnd"/>
+        <w:t>var k=89.32;</w:t>
+      </w:r>
     </w:p>
     <w:p>
       <w:pPr>
@@ -3074,167 +2631,4877 @@
           <w:sz w:val="20"/>
           <w:szCs w:val="20"/>
         </w:rPr>
-        <w:t>String s3="Hello World</w:t>
-      </w:r>
-      <w:proofErr w:type="gramStart"/>
-      <w:r>
+        <w:t>String s3="Hello World";</w:t>
+      </w:r>
+    </w:p>
+    <w:tbl>
+      <w:tblPr>
+        <w:tblW w:w="0" w:type="auto"/>
+        <w:shd w:val="clear" w:color="auto" w:fill="FFFFFF"/>
+        <w:tblCellMar>
+          <w:top w:w="15" w:type="dxa"/>
+          <w:left w:w="15" w:type="dxa"/>
+          <w:bottom w:w="15" w:type="dxa"/>
+          <w:right w:w="15" w:type="dxa"/>
+        </w:tblCellMar>
+        <w:tblLook w:val="04A0" w:firstRow="1" w:lastRow="0" w:firstColumn="1" w:lastColumn="0" w:noHBand="0" w:noVBand="1"/>
+      </w:tblPr>
+      <w:tblGrid>
+        <w:gridCol w:w="9026"/>
+      </w:tblGrid>
+      <w:tr>
+        <w:tc>
+          <w:tcPr>
+            <w:tcW w:w="0" w:type="auto"/>
+            <w:shd w:val="clear" w:color="auto" w:fill="FFFFFF"/>
+            <w:tcMar>
+              <w:top w:w="0" w:type="dxa"/>
+              <w:left w:w="150" w:type="dxa"/>
+              <w:bottom w:w="0" w:type="dxa"/>
+              <w:right w:w="150" w:type="dxa"/>
+            </w:tcMar>
+            <w:hideMark/>
+          </w:tcPr>
+          <w:p>
+            <w:pPr>
+              <w:spacing w:after="0" w:line="276" w:lineRule="auto"/>
+              <w:rPr>
+                <w:rFonts w:ascii="Calibri" w:hAnsi="Calibri" w:cs="Calibri"/>
+                <w:sz w:val="18"/>
+                <w:szCs w:val="18"/>
+              </w:rPr>
+            </w:pPr>
+            <w:r>
+              <w:rPr>
+                <w:rFonts w:ascii="Calibri" w:hAnsi="Calibri" w:cs="Calibri"/>
+                <w:sz w:val="18"/>
+                <w:szCs w:val="18"/>
+              </w:rPr>
+              <w:t>public class StringsConcepts {</w:t>
+            </w:r>
+          </w:p>
+        </w:tc>
+      </w:tr>
+      <w:tr>
+        <w:tc>
+          <w:tcPr>
+            <w:tcW w:w="0" w:type="auto"/>
+            <w:shd w:val="clear" w:color="auto" w:fill="FFFFFF"/>
+            <w:tcMar>
+              <w:top w:w="0" w:type="dxa"/>
+              <w:left w:w="150" w:type="dxa"/>
+              <w:bottom w:w="0" w:type="dxa"/>
+              <w:right w:w="150" w:type="dxa"/>
+            </w:tcMar>
+            <w:hideMark/>
+          </w:tcPr>
+          <w:p>
+            <w:pPr>
+              <w:spacing w:after="0" w:line="276" w:lineRule="auto"/>
+              <w:rPr>
+                <w:rFonts w:ascii="Calibri" w:hAnsi="Calibri" w:cs="Calibri"/>
+                <w:sz w:val="18"/>
+                <w:szCs w:val="18"/>
+              </w:rPr>
+            </w:pPr>
+          </w:p>
+          <w:p>
+            <w:pPr>
+              <w:spacing w:after="0" w:line="276" w:lineRule="auto"/>
+              <w:rPr>
+                <w:rFonts w:ascii="Calibri" w:hAnsi="Calibri" w:cs="Calibri"/>
+                <w:sz w:val="18"/>
+                <w:szCs w:val="18"/>
+              </w:rPr>
+            </w:pPr>
+          </w:p>
+        </w:tc>
+      </w:tr>
+      <w:tr>
+        <w:tc>
+          <w:tcPr>
+            <w:tcW w:w="0" w:type="auto"/>
+            <w:shd w:val="clear" w:color="auto" w:fill="FFFFFF"/>
+            <w:tcMar>
+              <w:top w:w="0" w:type="dxa"/>
+              <w:left w:w="150" w:type="dxa"/>
+              <w:bottom w:w="0" w:type="dxa"/>
+              <w:right w:w="150" w:type="dxa"/>
+            </w:tcMar>
+            <w:hideMark/>
+          </w:tcPr>
+          <w:p>
+            <w:pPr>
+              <w:spacing w:after="0" w:line="276" w:lineRule="auto"/>
+              <w:rPr>
+                <w:rFonts w:ascii="Calibri" w:hAnsi="Calibri" w:cs="Calibri"/>
+                <w:sz w:val="18"/>
+                <w:szCs w:val="18"/>
+              </w:rPr>
+            </w:pPr>
+            <w:r>
+              <w:rPr>
+                <w:rFonts w:ascii="Calibri" w:hAnsi="Calibri" w:cs="Calibri"/>
+                <w:sz w:val="18"/>
+                <w:szCs w:val="18"/>
+              </w:rPr>
+              <w:t xml:space="preserve">    public static void main</w:t>
+            </w:r>
+            <w:r>
+              <w:rPr>
+                <w:rFonts w:ascii="Calibri" w:hAnsi="Calibri" w:cs="Calibri"/>
+                <w:sz w:val="18"/>
+                <w:szCs w:val="18"/>
+              </w:rPr>
+              <w:t xml:space="preserve"> </w:t>
+            </w:r>
+            <w:r>
+              <w:rPr>
+                <w:rFonts w:ascii="Calibri" w:hAnsi="Calibri" w:cs="Calibri"/>
+                <w:sz w:val="18"/>
+                <w:szCs w:val="18"/>
+              </w:rPr>
+              <w:t>(String[] args) {</w:t>
+            </w:r>
+          </w:p>
+        </w:tc>
+      </w:tr>
+      <w:tr>
+        <w:tc>
+          <w:tcPr>
+            <w:tcW w:w="0" w:type="auto"/>
+            <w:shd w:val="clear" w:color="auto" w:fill="FFFFFF"/>
+            <w:tcMar>
+              <w:top w:w="0" w:type="dxa"/>
+              <w:left w:w="150" w:type="dxa"/>
+              <w:bottom w:w="0" w:type="dxa"/>
+              <w:right w:w="150" w:type="dxa"/>
+            </w:tcMar>
+            <w:hideMark/>
+          </w:tcPr>
+          <w:p>
+            <w:pPr>
+              <w:spacing w:after="0" w:line="276" w:lineRule="auto"/>
+              <w:rPr>
+                <w:rFonts w:ascii="Calibri" w:hAnsi="Calibri" w:cs="Calibri"/>
+                <w:sz w:val="18"/>
+                <w:szCs w:val="18"/>
+              </w:rPr>
+            </w:pPr>
+          </w:p>
+          <w:p>
+            <w:pPr>
+              <w:spacing w:after="0" w:line="276" w:lineRule="auto"/>
+              <w:rPr>
+                <w:rFonts w:ascii="Calibri" w:hAnsi="Calibri" w:cs="Calibri"/>
+                <w:sz w:val="18"/>
+                <w:szCs w:val="18"/>
+              </w:rPr>
+            </w:pPr>
+          </w:p>
+        </w:tc>
+      </w:tr>
+      <w:tr>
+        <w:tc>
+          <w:tcPr>
+            <w:tcW w:w="0" w:type="auto"/>
+            <w:shd w:val="clear" w:color="auto" w:fill="FFFFFF"/>
+            <w:tcMar>
+              <w:top w:w="0" w:type="dxa"/>
+              <w:left w:w="150" w:type="dxa"/>
+              <w:bottom w:w="0" w:type="dxa"/>
+              <w:right w:w="150" w:type="dxa"/>
+            </w:tcMar>
+            <w:hideMark/>
+          </w:tcPr>
+          <w:p>
+            <w:pPr>
+              <w:spacing w:after="0" w:line="276" w:lineRule="auto"/>
+              <w:rPr>
+                <w:rFonts w:ascii="Calibri" w:hAnsi="Calibri" w:cs="Calibri"/>
+                <w:b/>
+                <w:bCs/>
+                <w:sz w:val="18"/>
+                <w:szCs w:val="18"/>
+              </w:rPr>
+            </w:pPr>
+            <w:r>
+              <w:rPr>
+                <w:rFonts w:ascii="Calibri" w:hAnsi="Calibri" w:cs="Calibri"/>
+                <w:sz w:val="18"/>
+                <w:szCs w:val="18"/>
+              </w:rPr>
+              <w:t xml:space="preserve">        </w:t>
+            </w:r>
+            <w:r>
+              <w:rPr>
+                <w:rFonts w:ascii="Calibri" w:hAnsi="Calibri" w:cs="Calibri"/>
+                <w:b/>
+                <w:bCs/>
+                <w:sz w:val="18"/>
+                <w:szCs w:val="18"/>
+              </w:rPr>
+              <w:t>//String is nothing but a combination of characters</w:t>
+            </w:r>
+          </w:p>
+        </w:tc>
+      </w:tr>
+      <w:tr>
+        <w:tc>
+          <w:tcPr>
+            <w:tcW w:w="0" w:type="auto"/>
+            <w:shd w:val="clear" w:color="auto" w:fill="FFFFFF"/>
+            <w:tcMar>
+              <w:top w:w="0" w:type="dxa"/>
+              <w:left w:w="150" w:type="dxa"/>
+              <w:bottom w:w="0" w:type="dxa"/>
+              <w:right w:w="150" w:type="dxa"/>
+            </w:tcMar>
+            <w:hideMark/>
+          </w:tcPr>
+          <w:p>
+            <w:pPr>
+              <w:spacing w:after="0" w:line="276" w:lineRule="auto"/>
+              <w:rPr>
+                <w:rFonts w:ascii="Calibri" w:hAnsi="Calibri" w:cs="Calibri"/>
+                <w:sz w:val="18"/>
+                <w:szCs w:val="18"/>
+              </w:rPr>
+            </w:pPr>
+            <w:r>
+              <w:rPr>
+                <w:rFonts w:ascii="Calibri" w:hAnsi="Calibri" w:cs="Calibri"/>
+                <w:sz w:val="18"/>
+                <w:szCs w:val="18"/>
+              </w:rPr>
+              <w:t xml:space="preserve">        String s3="Hello World";</w:t>
+            </w:r>
+          </w:p>
+        </w:tc>
+      </w:tr>
+      <w:tr>
+        <w:tc>
+          <w:tcPr>
+            <w:tcW w:w="0" w:type="auto"/>
+            <w:shd w:val="clear" w:color="auto" w:fill="FFFFFF"/>
+            <w:tcMar>
+              <w:top w:w="0" w:type="dxa"/>
+              <w:left w:w="150" w:type="dxa"/>
+              <w:bottom w:w="0" w:type="dxa"/>
+              <w:right w:w="150" w:type="dxa"/>
+            </w:tcMar>
+            <w:hideMark/>
+          </w:tcPr>
+          <w:p>
+            <w:pPr>
+              <w:spacing w:after="0" w:line="276" w:lineRule="auto"/>
+              <w:rPr>
+                <w:rFonts w:ascii="Calibri" w:hAnsi="Calibri" w:cs="Calibri"/>
+                <w:sz w:val="18"/>
+                <w:szCs w:val="18"/>
+              </w:rPr>
+            </w:pPr>
+          </w:p>
+          <w:p>
+            <w:pPr>
+              <w:spacing w:after="0" w:line="276" w:lineRule="auto"/>
+              <w:rPr>
+                <w:rFonts w:ascii="Calibri" w:hAnsi="Calibri" w:cs="Calibri"/>
+                <w:sz w:val="18"/>
+                <w:szCs w:val="18"/>
+              </w:rPr>
+            </w:pPr>
+          </w:p>
+        </w:tc>
+      </w:tr>
+      <w:tr>
+        <w:tc>
+          <w:tcPr>
+            <w:tcW w:w="0" w:type="auto"/>
+            <w:shd w:val="clear" w:color="auto" w:fill="FFFFFF"/>
+            <w:tcMar>
+              <w:top w:w="0" w:type="dxa"/>
+              <w:left w:w="150" w:type="dxa"/>
+              <w:bottom w:w="0" w:type="dxa"/>
+              <w:right w:w="150" w:type="dxa"/>
+            </w:tcMar>
+            <w:hideMark/>
+          </w:tcPr>
+          <w:p>
+            <w:pPr>
+              <w:spacing w:after="0" w:line="276" w:lineRule="auto"/>
+              <w:rPr>
+                <w:rFonts w:ascii="Calibri" w:hAnsi="Calibri" w:cs="Calibri"/>
+                <w:sz w:val="18"/>
+                <w:szCs w:val="18"/>
+              </w:rPr>
+            </w:pPr>
+            <w:r>
+              <w:rPr>
+                <w:rFonts w:ascii="Calibri" w:hAnsi="Calibri" w:cs="Calibri"/>
+                <w:sz w:val="18"/>
+                <w:szCs w:val="18"/>
+              </w:rPr>
+              <w:t xml:space="preserve">        System.out.println(s3); //Prints the data stored in s3</w:t>
+            </w:r>
+          </w:p>
+        </w:tc>
+      </w:tr>
+      <w:tr>
+        <w:tc>
+          <w:tcPr>
+            <w:tcW w:w="0" w:type="auto"/>
+            <w:shd w:val="clear" w:color="auto" w:fill="FFFFFF"/>
+            <w:tcMar>
+              <w:top w:w="0" w:type="dxa"/>
+              <w:left w:w="150" w:type="dxa"/>
+              <w:bottom w:w="0" w:type="dxa"/>
+              <w:right w:w="150" w:type="dxa"/>
+            </w:tcMar>
+            <w:hideMark/>
+          </w:tcPr>
+          <w:p>
+            <w:pPr>
+              <w:spacing w:after="0" w:line="276" w:lineRule="auto"/>
+              <w:rPr>
+                <w:rFonts w:ascii="Calibri" w:hAnsi="Calibri" w:cs="Calibri"/>
+                <w:sz w:val="18"/>
+                <w:szCs w:val="18"/>
+              </w:rPr>
+            </w:pPr>
+          </w:p>
+          <w:p>
+            <w:pPr>
+              <w:spacing w:after="0" w:line="276" w:lineRule="auto"/>
+              <w:rPr>
+                <w:rFonts w:ascii="Calibri" w:hAnsi="Calibri" w:cs="Calibri"/>
+                <w:sz w:val="18"/>
+                <w:szCs w:val="18"/>
+              </w:rPr>
+            </w:pPr>
+          </w:p>
+        </w:tc>
+      </w:tr>
+      <w:tr>
+        <w:tc>
+          <w:tcPr>
+            <w:tcW w:w="0" w:type="auto"/>
+            <w:shd w:val="clear" w:color="auto" w:fill="FFFFFF"/>
+            <w:tcMar>
+              <w:top w:w="0" w:type="dxa"/>
+              <w:left w:w="150" w:type="dxa"/>
+              <w:bottom w:w="0" w:type="dxa"/>
+              <w:right w:w="150" w:type="dxa"/>
+            </w:tcMar>
+            <w:hideMark/>
+          </w:tcPr>
+          <w:p>
+            <w:pPr>
+              <w:spacing w:after="0" w:line="276" w:lineRule="auto"/>
+              <w:rPr>
+                <w:rFonts w:ascii="Calibri" w:hAnsi="Calibri" w:cs="Calibri"/>
+                <w:b/>
+                <w:bCs/>
+                <w:sz w:val="18"/>
+                <w:szCs w:val="18"/>
+              </w:rPr>
+            </w:pPr>
+            <w:r>
+              <w:rPr>
+                <w:rFonts w:ascii="Calibri" w:hAnsi="Calibri" w:cs="Calibri"/>
+                <w:b/>
+                <w:bCs/>
+                <w:sz w:val="18"/>
+                <w:szCs w:val="18"/>
+              </w:rPr>
+              <w:t xml:space="preserve">        //Prints the total number of characters present in the string</w:t>
+            </w:r>
+          </w:p>
+        </w:tc>
+      </w:tr>
+      <w:tr>
+        <w:tc>
+          <w:tcPr>
+            <w:tcW w:w="0" w:type="auto"/>
+            <w:shd w:val="clear" w:color="auto" w:fill="FFFFFF"/>
+            <w:tcMar>
+              <w:top w:w="0" w:type="dxa"/>
+              <w:left w:w="150" w:type="dxa"/>
+              <w:bottom w:w="0" w:type="dxa"/>
+              <w:right w:w="150" w:type="dxa"/>
+            </w:tcMar>
+            <w:hideMark/>
+          </w:tcPr>
+          <w:p>
+            <w:pPr>
+              <w:spacing w:after="0" w:line="276" w:lineRule="auto"/>
+              <w:rPr>
+                <w:rFonts w:ascii="Calibri" w:hAnsi="Calibri" w:cs="Calibri"/>
+                <w:sz w:val="18"/>
+                <w:szCs w:val="18"/>
+              </w:rPr>
+            </w:pPr>
+            <w:r>
+              <w:rPr>
+                <w:rFonts w:ascii="Calibri" w:hAnsi="Calibri" w:cs="Calibri"/>
+                <w:sz w:val="18"/>
+                <w:szCs w:val="18"/>
+              </w:rPr>
+              <w:t xml:space="preserve">        System.out.println(s3.length());</w:t>
+            </w:r>
+          </w:p>
+        </w:tc>
+      </w:tr>
+      <w:tr>
+        <w:tc>
+          <w:tcPr>
+            <w:tcW w:w="0" w:type="auto"/>
+            <w:shd w:val="clear" w:color="auto" w:fill="FFFFFF"/>
+            <w:tcMar>
+              <w:top w:w="0" w:type="dxa"/>
+              <w:left w:w="150" w:type="dxa"/>
+              <w:bottom w:w="0" w:type="dxa"/>
+              <w:right w:w="150" w:type="dxa"/>
+            </w:tcMar>
+            <w:hideMark/>
+          </w:tcPr>
+          <w:p>
+            <w:pPr>
+              <w:spacing w:after="0" w:line="276" w:lineRule="auto"/>
+              <w:rPr>
+                <w:rFonts w:ascii="Calibri" w:hAnsi="Calibri" w:cs="Calibri"/>
+                <w:sz w:val="18"/>
+                <w:szCs w:val="18"/>
+              </w:rPr>
+            </w:pPr>
+          </w:p>
+          <w:p>
+            <w:pPr>
+              <w:spacing w:after="0" w:line="276" w:lineRule="auto"/>
+              <w:rPr>
+                <w:rFonts w:ascii="Calibri" w:hAnsi="Calibri" w:cs="Calibri"/>
+                <w:sz w:val="18"/>
+                <w:szCs w:val="18"/>
+              </w:rPr>
+            </w:pPr>
+          </w:p>
+        </w:tc>
+      </w:tr>
+      <w:tr>
+        <w:tc>
+          <w:tcPr>
+            <w:tcW w:w="0" w:type="auto"/>
+            <w:shd w:val="clear" w:color="auto" w:fill="FFFFFF"/>
+            <w:tcMar>
+              <w:top w:w="0" w:type="dxa"/>
+              <w:left w:w="150" w:type="dxa"/>
+              <w:bottom w:w="0" w:type="dxa"/>
+              <w:right w:w="150" w:type="dxa"/>
+            </w:tcMar>
+            <w:hideMark/>
+          </w:tcPr>
+          <w:p>
+            <w:pPr>
+              <w:spacing w:after="0" w:line="276" w:lineRule="auto"/>
+              <w:rPr>
+                <w:rFonts w:ascii="Calibri" w:hAnsi="Calibri" w:cs="Calibri"/>
+                <w:sz w:val="18"/>
+                <w:szCs w:val="18"/>
+              </w:rPr>
+            </w:pPr>
+            <w:r>
+              <w:rPr>
+                <w:rFonts w:ascii="Calibri" w:hAnsi="Calibri" w:cs="Calibri"/>
+                <w:sz w:val="18"/>
+                <w:szCs w:val="18"/>
+              </w:rPr>
+              <w:t xml:space="preserve">        s3="";</w:t>
+            </w:r>
+          </w:p>
+        </w:tc>
+      </w:tr>
+      <w:tr>
+        <w:tc>
+          <w:tcPr>
+            <w:tcW w:w="0" w:type="auto"/>
+            <w:shd w:val="clear" w:color="auto" w:fill="FFFFFF"/>
+            <w:tcMar>
+              <w:top w:w="0" w:type="dxa"/>
+              <w:left w:w="150" w:type="dxa"/>
+              <w:bottom w:w="0" w:type="dxa"/>
+              <w:right w:w="150" w:type="dxa"/>
+            </w:tcMar>
+            <w:hideMark/>
+          </w:tcPr>
+          <w:p>
+            <w:pPr>
+              <w:spacing w:after="0" w:line="276" w:lineRule="auto"/>
+              <w:rPr>
+                <w:rFonts w:ascii="Calibri" w:hAnsi="Calibri" w:cs="Calibri"/>
+                <w:sz w:val="18"/>
+                <w:szCs w:val="18"/>
+              </w:rPr>
+            </w:pPr>
+          </w:p>
+          <w:p>
+            <w:pPr>
+              <w:spacing w:after="0" w:line="276" w:lineRule="auto"/>
+              <w:rPr>
+                <w:rFonts w:ascii="Calibri" w:hAnsi="Calibri" w:cs="Calibri"/>
+                <w:sz w:val="18"/>
+                <w:szCs w:val="18"/>
+              </w:rPr>
+            </w:pPr>
+          </w:p>
+        </w:tc>
+      </w:tr>
+      <w:tr>
+        <w:tc>
+          <w:tcPr>
+            <w:tcW w:w="0" w:type="auto"/>
+            <w:shd w:val="clear" w:color="auto" w:fill="FFFFFF"/>
+            <w:tcMar>
+              <w:top w:w="0" w:type="dxa"/>
+              <w:left w:w="150" w:type="dxa"/>
+              <w:bottom w:w="0" w:type="dxa"/>
+              <w:right w:w="150" w:type="dxa"/>
+            </w:tcMar>
+            <w:hideMark/>
+          </w:tcPr>
+          <w:p>
+            <w:pPr>
+              <w:spacing w:after="0" w:line="276" w:lineRule="auto"/>
+              <w:rPr>
+                <w:rFonts w:ascii="Calibri" w:hAnsi="Calibri" w:cs="Calibri"/>
+                <w:b/>
+                <w:bCs/>
+                <w:sz w:val="18"/>
+                <w:szCs w:val="18"/>
+              </w:rPr>
+            </w:pPr>
+            <w:r>
+              <w:rPr>
+                <w:rFonts w:ascii="Calibri" w:hAnsi="Calibri" w:cs="Calibri"/>
+                <w:b/>
+                <w:bCs/>
+                <w:sz w:val="18"/>
+                <w:szCs w:val="18"/>
+              </w:rPr>
+              <w:t xml:space="preserve">        //Checks if the given string has any characters or not</w:t>
+            </w:r>
+          </w:p>
+        </w:tc>
+      </w:tr>
+      <w:tr>
+        <w:tc>
+          <w:tcPr>
+            <w:tcW w:w="0" w:type="auto"/>
+            <w:shd w:val="clear" w:color="auto" w:fill="FFFFFF"/>
+            <w:tcMar>
+              <w:top w:w="0" w:type="dxa"/>
+              <w:left w:w="150" w:type="dxa"/>
+              <w:bottom w:w="0" w:type="dxa"/>
+              <w:right w:w="150" w:type="dxa"/>
+            </w:tcMar>
+            <w:hideMark/>
+          </w:tcPr>
+          <w:p>
+            <w:pPr>
+              <w:spacing w:after="0" w:line="276" w:lineRule="auto"/>
+              <w:rPr>
+                <w:rFonts w:ascii="Calibri" w:hAnsi="Calibri" w:cs="Calibri"/>
+                <w:b/>
+                <w:bCs/>
+                <w:sz w:val="18"/>
+                <w:szCs w:val="18"/>
+              </w:rPr>
+            </w:pPr>
+            <w:r>
+              <w:rPr>
+                <w:rFonts w:ascii="Calibri" w:hAnsi="Calibri" w:cs="Calibri"/>
+                <w:b/>
+                <w:bCs/>
+                <w:sz w:val="18"/>
+                <w:szCs w:val="18"/>
+              </w:rPr>
+              <w:t xml:space="preserve">        //Returns true if the above condition is satisfied else false</w:t>
+            </w:r>
+          </w:p>
+        </w:tc>
+      </w:tr>
+      <w:tr>
+        <w:tc>
+          <w:tcPr>
+            <w:tcW w:w="0" w:type="auto"/>
+            <w:shd w:val="clear" w:color="auto" w:fill="FFFFFF"/>
+            <w:tcMar>
+              <w:top w:w="0" w:type="dxa"/>
+              <w:left w:w="150" w:type="dxa"/>
+              <w:bottom w:w="0" w:type="dxa"/>
+              <w:right w:w="150" w:type="dxa"/>
+            </w:tcMar>
+            <w:hideMark/>
+          </w:tcPr>
+          <w:p>
+            <w:pPr>
+              <w:spacing w:after="0" w:line="276" w:lineRule="auto"/>
+              <w:rPr>
+                <w:rFonts w:ascii="Calibri" w:hAnsi="Calibri" w:cs="Calibri"/>
+                <w:sz w:val="18"/>
+                <w:szCs w:val="18"/>
+              </w:rPr>
+            </w:pPr>
+            <w:r>
+              <w:rPr>
+                <w:rFonts w:ascii="Calibri" w:hAnsi="Calibri" w:cs="Calibri"/>
+                <w:sz w:val="18"/>
+                <w:szCs w:val="18"/>
+              </w:rPr>
+              <w:t xml:space="preserve">        System.out.println(s3.isEmpty());</w:t>
+            </w:r>
+          </w:p>
+        </w:tc>
+      </w:tr>
+      <w:tr>
+        <w:tc>
+          <w:tcPr>
+            <w:tcW w:w="0" w:type="auto"/>
+            <w:shd w:val="clear" w:color="auto" w:fill="FFFFFF"/>
+            <w:tcMar>
+              <w:top w:w="0" w:type="dxa"/>
+              <w:left w:w="150" w:type="dxa"/>
+              <w:bottom w:w="0" w:type="dxa"/>
+              <w:right w:w="150" w:type="dxa"/>
+            </w:tcMar>
+            <w:hideMark/>
+          </w:tcPr>
+          <w:p>
+            <w:pPr>
+              <w:spacing w:after="0" w:line="276" w:lineRule="auto"/>
+              <w:rPr>
+                <w:rFonts w:ascii="Calibri" w:hAnsi="Calibri" w:cs="Calibri"/>
+                <w:sz w:val="18"/>
+                <w:szCs w:val="18"/>
+              </w:rPr>
+            </w:pPr>
+          </w:p>
+          <w:p>
+            <w:pPr>
+              <w:spacing w:after="0" w:line="276" w:lineRule="auto"/>
+              <w:rPr>
+                <w:rFonts w:ascii="Calibri" w:hAnsi="Calibri" w:cs="Calibri"/>
+                <w:sz w:val="18"/>
+                <w:szCs w:val="18"/>
+              </w:rPr>
+            </w:pPr>
+          </w:p>
+        </w:tc>
+      </w:tr>
+      <w:tr>
+        <w:tc>
+          <w:tcPr>
+            <w:tcW w:w="0" w:type="auto"/>
+            <w:shd w:val="clear" w:color="auto" w:fill="FFFFFF"/>
+            <w:tcMar>
+              <w:top w:w="0" w:type="dxa"/>
+              <w:left w:w="150" w:type="dxa"/>
+              <w:bottom w:w="0" w:type="dxa"/>
+              <w:right w:w="150" w:type="dxa"/>
+            </w:tcMar>
+            <w:hideMark/>
+          </w:tcPr>
+          <w:p>
+            <w:pPr>
+              <w:spacing w:after="0" w:line="276" w:lineRule="auto"/>
+              <w:rPr>
+                <w:rFonts w:ascii="Calibri" w:hAnsi="Calibri" w:cs="Calibri"/>
+                <w:sz w:val="18"/>
+                <w:szCs w:val="18"/>
+              </w:rPr>
+            </w:pPr>
+            <w:r>
+              <w:rPr>
+                <w:rFonts w:ascii="Calibri" w:hAnsi="Calibri" w:cs="Calibri"/>
+                <w:sz w:val="18"/>
+                <w:szCs w:val="18"/>
+              </w:rPr>
+              <w:t xml:space="preserve">        s3="   ";</w:t>
+            </w:r>
+          </w:p>
+        </w:tc>
+      </w:tr>
+      <w:tr>
+        <w:tc>
+          <w:tcPr>
+            <w:tcW w:w="0" w:type="auto"/>
+            <w:shd w:val="clear" w:color="auto" w:fill="FFFFFF"/>
+            <w:tcMar>
+              <w:top w:w="0" w:type="dxa"/>
+              <w:left w:w="150" w:type="dxa"/>
+              <w:bottom w:w="0" w:type="dxa"/>
+              <w:right w:w="150" w:type="dxa"/>
+            </w:tcMar>
+            <w:hideMark/>
+          </w:tcPr>
+          <w:p>
+            <w:pPr>
+              <w:spacing w:after="0" w:line="276" w:lineRule="auto"/>
+              <w:rPr>
+                <w:rFonts w:ascii="Calibri" w:hAnsi="Calibri" w:cs="Calibri"/>
+                <w:sz w:val="18"/>
+                <w:szCs w:val="18"/>
+              </w:rPr>
+            </w:pPr>
+            <w:r>
+              <w:rPr>
+                <w:rFonts w:ascii="Calibri" w:hAnsi="Calibri" w:cs="Calibri"/>
+                <w:sz w:val="18"/>
+                <w:szCs w:val="18"/>
+              </w:rPr>
+              <w:t xml:space="preserve">        System.out.println(s3.isEmpty()); </w:t>
+            </w:r>
+            <w:r>
+              <w:rPr>
+                <w:rFonts w:ascii="Calibri" w:hAnsi="Calibri" w:cs="Calibri"/>
+                <w:b/>
+                <w:bCs/>
+                <w:sz w:val="18"/>
+                <w:szCs w:val="18"/>
+              </w:rPr>
+              <w:t>//Returns false as whitespace is also considered as a character in the string</w:t>
+            </w:r>
+          </w:p>
+        </w:tc>
+      </w:tr>
+      <w:tr>
+        <w:tc>
+          <w:tcPr>
+            <w:tcW w:w="0" w:type="auto"/>
+            <w:shd w:val="clear" w:color="auto" w:fill="FFFFFF"/>
+            <w:tcMar>
+              <w:top w:w="0" w:type="dxa"/>
+              <w:left w:w="150" w:type="dxa"/>
+              <w:bottom w:w="0" w:type="dxa"/>
+              <w:right w:w="150" w:type="dxa"/>
+            </w:tcMar>
+            <w:hideMark/>
+          </w:tcPr>
+          <w:p>
+            <w:pPr>
+              <w:spacing w:after="0" w:line="276" w:lineRule="auto"/>
+              <w:rPr>
+                <w:rFonts w:ascii="Calibri" w:hAnsi="Calibri" w:cs="Calibri"/>
+                <w:sz w:val="18"/>
+                <w:szCs w:val="18"/>
+              </w:rPr>
+            </w:pPr>
+          </w:p>
+          <w:p>
+            <w:pPr>
+              <w:spacing w:after="0" w:line="276" w:lineRule="auto"/>
+              <w:rPr>
+                <w:rFonts w:ascii="Calibri" w:hAnsi="Calibri" w:cs="Calibri"/>
+                <w:sz w:val="18"/>
+                <w:szCs w:val="18"/>
+              </w:rPr>
+            </w:pPr>
+          </w:p>
+        </w:tc>
+      </w:tr>
+      <w:tr>
+        <w:tc>
+          <w:tcPr>
+            <w:tcW w:w="0" w:type="auto"/>
+            <w:shd w:val="clear" w:color="auto" w:fill="FFFFFF"/>
+            <w:tcMar>
+              <w:top w:w="0" w:type="dxa"/>
+              <w:left w:w="150" w:type="dxa"/>
+              <w:bottom w:w="0" w:type="dxa"/>
+              <w:right w:w="150" w:type="dxa"/>
+            </w:tcMar>
+            <w:hideMark/>
+          </w:tcPr>
+          <w:p>
+            <w:pPr>
+              <w:spacing w:after="0" w:line="276" w:lineRule="auto"/>
+              <w:rPr>
+                <w:rFonts w:ascii="Calibri" w:hAnsi="Calibri" w:cs="Calibri"/>
+                <w:b/>
+                <w:bCs/>
+                <w:sz w:val="18"/>
+                <w:szCs w:val="18"/>
+              </w:rPr>
+            </w:pPr>
+            <w:r>
+              <w:rPr>
+                <w:rFonts w:ascii="Calibri" w:hAnsi="Calibri" w:cs="Calibri"/>
+                <w:b/>
+                <w:bCs/>
+                <w:sz w:val="18"/>
+                <w:szCs w:val="18"/>
+              </w:rPr>
+              <w:t xml:space="preserve">        //Checks if the string has only whitespaces</w:t>
+            </w:r>
+          </w:p>
+        </w:tc>
+      </w:tr>
+      <w:tr>
+        <w:tc>
+          <w:tcPr>
+            <w:tcW w:w="0" w:type="auto"/>
+            <w:shd w:val="clear" w:color="auto" w:fill="FFF8C5"/>
+            <w:tcMar>
+              <w:top w:w="0" w:type="dxa"/>
+              <w:left w:w="150" w:type="dxa"/>
+              <w:bottom w:w="0" w:type="dxa"/>
+              <w:right w:w="150" w:type="dxa"/>
+            </w:tcMar>
+            <w:hideMark/>
+          </w:tcPr>
+          <w:p>
+            <w:pPr>
+              <w:spacing w:after="0" w:line="276" w:lineRule="auto"/>
+              <w:rPr>
+                <w:rFonts w:ascii="Calibri" w:hAnsi="Calibri" w:cs="Calibri"/>
+                <w:b/>
+                <w:bCs/>
+                <w:sz w:val="18"/>
+                <w:szCs w:val="18"/>
+              </w:rPr>
+            </w:pPr>
+            <w:r>
+              <w:rPr>
+                <w:rFonts w:ascii="Calibri" w:hAnsi="Calibri" w:cs="Calibri"/>
+                <w:b/>
+                <w:bCs/>
+                <w:sz w:val="18"/>
+                <w:szCs w:val="18"/>
+              </w:rPr>
+              <w:t xml:space="preserve">        //Returns true if the above condition is satisfied else false</w:t>
+            </w:r>
+          </w:p>
+        </w:tc>
+      </w:tr>
+      <w:tr>
+        <w:tc>
+          <w:tcPr>
+            <w:tcW w:w="0" w:type="auto"/>
+            <w:shd w:val="clear" w:color="auto" w:fill="FFFFFF"/>
+            <w:tcMar>
+              <w:top w:w="0" w:type="dxa"/>
+              <w:left w:w="150" w:type="dxa"/>
+              <w:bottom w:w="0" w:type="dxa"/>
+              <w:right w:w="150" w:type="dxa"/>
+            </w:tcMar>
+            <w:hideMark/>
+          </w:tcPr>
+          <w:p>
+            <w:pPr>
+              <w:spacing w:after="0" w:line="276" w:lineRule="auto"/>
+              <w:rPr>
+                <w:rFonts w:ascii="Calibri" w:hAnsi="Calibri" w:cs="Calibri"/>
+                <w:sz w:val="18"/>
+                <w:szCs w:val="18"/>
+              </w:rPr>
+            </w:pPr>
+            <w:r>
+              <w:rPr>
+                <w:rFonts w:ascii="Calibri" w:hAnsi="Calibri" w:cs="Calibri"/>
+                <w:sz w:val="18"/>
+                <w:szCs w:val="18"/>
+              </w:rPr>
+              <w:t xml:space="preserve">        System.out.println(s3.isBlank()); //JDK 11 Function</w:t>
+            </w:r>
+          </w:p>
+        </w:tc>
+      </w:tr>
+      <w:tr>
+        <w:tc>
+          <w:tcPr>
+            <w:tcW w:w="0" w:type="auto"/>
+            <w:shd w:val="clear" w:color="auto" w:fill="FFFFFF"/>
+            <w:tcMar>
+              <w:top w:w="0" w:type="dxa"/>
+              <w:left w:w="150" w:type="dxa"/>
+              <w:bottom w:w="0" w:type="dxa"/>
+              <w:right w:w="150" w:type="dxa"/>
+            </w:tcMar>
+            <w:hideMark/>
+          </w:tcPr>
+          <w:p>
+            <w:pPr>
+              <w:spacing w:after="0" w:line="276" w:lineRule="auto"/>
+              <w:rPr>
+                <w:rFonts w:ascii="Calibri" w:hAnsi="Calibri" w:cs="Calibri"/>
+                <w:sz w:val="18"/>
+                <w:szCs w:val="18"/>
+              </w:rPr>
+            </w:pPr>
+          </w:p>
+          <w:p>
+            <w:pPr>
+              <w:spacing w:after="0" w:line="276" w:lineRule="auto"/>
+              <w:rPr>
+                <w:rFonts w:ascii="Calibri" w:hAnsi="Calibri" w:cs="Calibri"/>
+                <w:sz w:val="18"/>
+                <w:szCs w:val="18"/>
+              </w:rPr>
+            </w:pPr>
+          </w:p>
+        </w:tc>
+      </w:tr>
+      <w:tr>
+        <w:tc>
+          <w:tcPr>
+            <w:tcW w:w="0" w:type="auto"/>
+            <w:shd w:val="clear" w:color="auto" w:fill="FFFFFF"/>
+            <w:tcMar>
+              <w:top w:w="0" w:type="dxa"/>
+              <w:left w:w="150" w:type="dxa"/>
+              <w:bottom w:w="0" w:type="dxa"/>
+              <w:right w:w="150" w:type="dxa"/>
+            </w:tcMar>
+            <w:hideMark/>
+          </w:tcPr>
+          <w:p>
+            <w:pPr>
+              <w:spacing w:after="0" w:line="276" w:lineRule="auto"/>
+              <w:rPr>
+                <w:rFonts w:ascii="Calibri" w:hAnsi="Calibri" w:cs="Calibri"/>
+                <w:sz w:val="18"/>
+                <w:szCs w:val="18"/>
+              </w:rPr>
+            </w:pPr>
+            <w:r>
+              <w:rPr>
+                <w:rFonts w:ascii="Calibri" w:hAnsi="Calibri" w:cs="Calibri"/>
+                <w:sz w:val="18"/>
+                <w:szCs w:val="18"/>
+              </w:rPr>
+              <w:t xml:space="preserve">        s3="Hello World";</w:t>
+            </w:r>
+          </w:p>
+        </w:tc>
+      </w:tr>
+      <w:tr>
+        <w:tc>
+          <w:tcPr>
+            <w:tcW w:w="0" w:type="auto"/>
+            <w:shd w:val="clear" w:color="auto" w:fill="FFFFFF"/>
+            <w:tcMar>
+              <w:top w:w="0" w:type="dxa"/>
+              <w:left w:w="150" w:type="dxa"/>
+              <w:bottom w:w="0" w:type="dxa"/>
+              <w:right w:w="150" w:type="dxa"/>
+            </w:tcMar>
+            <w:hideMark/>
+          </w:tcPr>
+          <w:p>
+            <w:pPr>
+              <w:spacing w:after="0" w:line="276" w:lineRule="auto"/>
+              <w:rPr>
+                <w:rFonts w:ascii="Calibri" w:hAnsi="Calibri" w:cs="Calibri"/>
+                <w:sz w:val="18"/>
+                <w:szCs w:val="18"/>
+              </w:rPr>
+            </w:pPr>
+          </w:p>
+          <w:p>
+            <w:pPr>
+              <w:spacing w:after="0" w:line="276" w:lineRule="auto"/>
+              <w:rPr>
+                <w:rFonts w:ascii="Calibri" w:hAnsi="Calibri" w:cs="Calibri"/>
+                <w:sz w:val="18"/>
+                <w:szCs w:val="18"/>
+              </w:rPr>
+            </w:pPr>
+          </w:p>
+        </w:tc>
+      </w:tr>
+      <w:tr>
+        <w:tc>
+          <w:tcPr>
+            <w:tcW w:w="0" w:type="auto"/>
+            <w:shd w:val="clear" w:color="auto" w:fill="FFFFFF"/>
+            <w:tcMar>
+              <w:top w:w="0" w:type="dxa"/>
+              <w:left w:w="150" w:type="dxa"/>
+              <w:bottom w:w="0" w:type="dxa"/>
+              <w:right w:w="150" w:type="dxa"/>
+            </w:tcMar>
+            <w:hideMark/>
+          </w:tcPr>
+          <w:p>
+            <w:pPr>
+              <w:spacing w:after="0" w:line="276" w:lineRule="auto"/>
+              <w:rPr>
+                <w:rFonts w:ascii="Calibri" w:hAnsi="Calibri" w:cs="Calibri"/>
+                <w:b/>
+                <w:bCs/>
+                <w:sz w:val="18"/>
+                <w:szCs w:val="18"/>
+              </w:rPr>
+            </w:pPr>
+            <w:r>
+              <w:rPr>
+                <w:rFonts w:ascii="Calibri" w:hAnsi="Calibri" w:cs="Calibri"/>
+                <w:b/>
+                <w:bCs/>
+                <w:sz w:val="18"/>
+                <w:szCs w:val="18"/>
+              </w:rPr>
+              <w:t xml:space="preserve">        //Checks if the given string contains the word or letter 'l'</w:t>
+            </w:r>
+          </w:p>
+        </w:tc>
+      </w:tr>
+      <w:tr>
+        <w:tc>
+          <w:tcPr>
+            <w:tcW w:w="0" w:type="auto"/>
+            <w:shd w:val="clear" w:color="auto" w:fill="FFFFFF"/>
+            <w:tcMar>
+              <w:top w:w="0" w:type="dxa"/>
+              <w:left w:w="150" w:type="dxa"/>
+              <w:bottom w:w="0" w:type="dxa"/>
+              <w:right w:w="150" w:type="dxa"/>
+            </w:tcMar>
+            <w:hideMark/>
+          </w:tcPr>
+          <w:p>
+            <w:pPr>
+              <w:spacing w:after="0" w:line="276" w:lineRule="auto"/>
+              <w:rPr>
+                <w:rFonts w:ascii="Calibri" w:hAnsi="Calibri" w:cs="Calibri"/>
+                <w:b/>
+                <w:bCs/>
+                <w:sz w:val="18"/>
+                <w:szCs w:val="18"/>
+              </w:rPr>
+            </w:pPr>
+            <w:r>
+              <w:rPr>
+                <w:rFonts w:ascii="Calibri" w:hAnsi="Calibri" w:cs="Calibri"/>
+                <w:b/>
+                <w:bCs/>
+                <w:sz w:val="18"/>
+                <w:szCs w:val="18"/>
+              </w:rPr>
+              <w:t xml:space="preserve">        //Case sensitivity matters here a lot</w:t>
+            </w:r>
+          </w:p>
+        </w:tc>
+      </w:tr>
+      <w:tr>
+        <w:tc>
+          <w:tcPr>
+            <w:tcW w:w="0" w:type="auto"/>
+            <w:shd w:val="clear" w:color="auto" w:fill="FFFFFF"/>
+            <w:tcMar>
+              <w:top w:w="0" w:type="dxa"/>
+              <w:left w:w="150" w:type="dxa"/>
+              <w:bottom w:w="0" w:type="dxa"/>
+              <w:right w:w="150" w:type="dxa"/>
+            </w:tcMar>
+            <w:hideMark/>
+          </w:tcPr>
+          <w:p>
+            <w:pPr>
+              <w:spacing w:after="0" w:line="276" w:lineRule="auto"/>
+              <w:rPr>
+                <w:rFonts w:ascii="Calibri" w:hAnsi="Calibri" w:cs="Calibri"/>
+                <w:b/>
+                <w:bCs/>
+                <w:sz w:val="18"/>
+                <w:szCs w:val="18"/>
+              </w:rPr>
+            </w:pPr>
+            <w:r>
+              <w:rPr>
+                <w:rFonts w:ascii="Calibri" w:hAnsi="Calibri" w:cs="Calibri"/>
+                <w:b/>
+                <w:bCs/>
+                <w:sz w:val="18"/>
+                <w:szCs w:val="18"/>
+              </w:rPr>
+              <w:t xml:space="preserve">        //Returns true if the above condition is satisfied else returns false</w:t>
+            </w:r>
+          </w:p>
+        </w:tc>
+      </w:tr>
+      <w:tr>
+        <w:tc>
+          <w:tcPr>
+            <w:tcW w:w="0" w:type="auto"/>
+            <w:shd w:val="clear" w:color="auto" w:fill="FFFFFF"/>
+            <w:tcMar>
+              <w:top w:w="0" w:type="dxa"/>
+              <w:left w:w="150" w:type="dxa"/>
+              <w:bottom w:w="0" w:type="dxa"/>
+              <w:right w:w="150" w:type="dxa"/>
+            </w:tcMar>
+            <w:hideMark/>
+          </w:tcPr>
+          <w:p>
+            <w:pPr>
+              <w:spacing w:after="0" w:line="276" w:lineRule="auto"/>
+              <w:rPr>
+                <w:rFonts w:ascii="Calibri" w:hAnsi="Calibri" w:cs="Calibri"/>
+                <w:sz w:val="18"/>
+                <w:szCs w:val="18"/>
+              </w:rPr>
+            </w:pPr>
+            <w:r>
+              <w:rPr>
+                <w:rFonts w:ascii="Calibri" w:hAnsi="Calibri" w:cs="Calibri"/>
+                <w:sz w:val="18"/>
+                <w:szCs w:val="18"/>
+              </w:rPr>
+              <w:t xml:space="preserve">        System.out.println(s3.contains("l"));</w:t>
+            </w:r>
+          </w:p>
+        </w:tc>
+      </w:tr>
+      <w:tr>
+        <w:tc>
+          <w:tcPr>
+            <w:tcW w:w="0" w:type="auto"/>
+            <w:shd w:val="clear" w:color="auto" w:fill="FFFFFF"/>
+            <w:tcMar>
+              <w:top w:w="0" w:type="dxa"/>
+              <w:left w:w="150" w:type="dxa"/>
+              <w:bottom w:w="0" w:type="dxa"/>
+              <w:right w:w="150" w:type="dxa"/>
+            </w:tcMar>
+            <w:hideMark/>
+          </w:tcPr>
+          <w:p>
+            <w:pPr>
+              <w:spacing w:after="0" w:line="276" w:lineRule="auto"/>
+              <w:rPr>
+                <w:rFonts w:ascii="Calibri" w:hAnsi="Calibri" w:cs="Calibri"/>
+                <w:sz w:val="18"/>
+                <w:szCs w:val="18"/>
+              </w:rPr>
+            </w:pPr>
+            <w:r>
+              <w:rPr>
+                <w:rFonts w:ascii="Calibri" w:hAnsi="Calibri" w:cs="Calibri"/>
+                <w:sz w:val="18"/>
+                <w:szCs w:val="18"/>
+              </w:rPr>
+              <w:t xml:space="preserve">        System.out.println(s3.contains("llo "));</w:t>
+            </w:r>
+          </w:p>
+        </w:tc>
+      </w:tr>
+      <w:tr>
+        <w:tc>
+          <w:tcPr>
+            <w:tcW w:w="0" w:type="auto"/>
+            <w:shd w:val="clear" w:color="auto" w:fill="FFFFFF"/>
+            <w:tcMar>
+              <w:top w:w="0" w:type="dxa"/>
+              <w:left w:w="150" w:type="dxa"/>
+              <w:bottom w:w="0" w:type="dxa"/>
+              <w:right w:w="150" w:type="dxa"/>
+            </w:tcMar>
+            <w:hideMark/>
+          </w:tcPr>
+          <w:p>
+            <w:pPr>
+              <w:spacing w:after="0" w:line="276" w:lineRule="auto"/>
+              <w:rPr>
+                <w:rFonts w:ascii="Calibri" w:hAnsi="Calibri" w:cs="Calibri"/>
+                <w:sz w:val="18"/>
+                <w:szCs w:val="18"/>
+              </w:rPr>
+            </w:pPr>
+            <w:r>
+              <w:rPr>
+                <w:rFonts w:ascii="Calibri" w:hAnsi="Calibri" w:cs="Calibri"/>
+                <w:sz w:val="18"/>
+                <w:szCs w:val="18"/>
+              </w:rPr>
+              <w:t xml:space="preserve">        System.out.println(s3.contains("world"));</w:t>
+            </w:r>
+          </w:p>
+        </w:tc>
+      </w:tr>
+      <w:tr>
+        <w:tc>
+          <w:tcPr>
+            <w:tcW w:w="0" w:type="auto"/>
+            <w:shd w:val="clear" w:color="auto" w:fill="FFFFFF"/>
+            <w:tcMar>
+              <w:top w:w="0" w:type="dxa"/>
+              <w:left w:w="150" w:type="dxa"/>
+              <w:bottom w:w="0" w:type="dxa"/>
+              <w:right w:w="150" w:type="dxa"/>
+            </w:tcMar>
+            <w:hideMark/>
+          </w:tcPr>
+          <w:p>
+            <w:pPr>
+              <w:spacing w:after="0" w:line="276" w:lineRule="auto"/>
+              <w:rPr>
+                <w:rFonts w:ascii="Calibri" w:hAnsi="Calibri" w:cs="Calibri"/>
+                <w:sz w:val="18"/>
+                <w:szCs w:val="18"/>
+              </w:rPr>
+            </w:pPr>
+            <w:r>
+              <w:rPr>
+                <w:rFonts w:ascii="Calibri" w:hAnsi="Calibri" w:cs="Calibri"/>
+                <w:sz w:val="18"/>
+                <w:szCs w:val="18"/>
+              </w:rPr>
+              <w:t xml:space="preserve">        System.out.println(s3.contains(s3));</w:t>
+            </w:r>
+          </w:p>
+        </w:tc>
+      </w:tr>
+      <w:tr>
+        <w:tc>
+          <w:tcPr>
+            <w:tcW w:w="0" w:type="auto"/>
+            <w:shd w:val="clear" w:color="auto" w:fill="FFFFFF"/>
+            <w:tcMar>
+              <w:top w:w="0" w:type="dxa"/>
+              <w:left w:w="150" w:type="dxa"/>
+              <w:bottom w:w="0" w:type="dxa"/>
+              <w:right w:w="150" w:type="dxa"/>
+            </w:tcMar>
+            <w:hideMark/>
+          </w:tcPr>
+          <w:p>
+            <w:pPr>
+              <w:spacing w:after="0" w:line="276" w:lineRule="auto"/>
+              <w:rPr>
+                <w:rFonts w:ascii="Calibri" w:hAnsi="Calibri" w:cs="Calibri"/>
+                <w:sz w:val="18"/>
+                <w:szCs w:val="18"/>
+              </w:rPr>
+            </w:pPr>
+          </w:p>
+          <w:p>
+            <w:pPr>
+              <w:spacing w:after="0" w:line="276" w:lineRule="auto"/>
+              <w:rPr>
+                <w:rFonts w:ascii="Calibri" w:hAnsi="Calibri" w:cs="Calibri"/>
+                <w:sz w:val="18"/>
+                <w:szCs w:val="18"/>
+              </w:rPr>
+            </w:pPr>
+          </w:p>
+        </w:tc>
+      </w:tr>
+      <w:tr>
+        <w:tc>
+          <w:tcPr>
+            <w:tcW w:w="0" w:type="auto"/>
+            <w:shd w:val="clear" w:color="auto" w:fill="FFFFFF"/>
+            <w:tcMar>
+              <w:top w:w="0" w:type="dxa"/>
+              <w:left w:w="150" w:type="dxa"/>
+              <w:bottom w:w="0" w:type="dxa"/>
+              <w:right w:w="150" w:type="dxa"/>
+            </w:tcMar>
+            <w:hideMark/>
+          </w:tcPr>
+          <w:p>
+            <w:pPr>
+              <w:spacing w:after="0" w:line="276" w:lineRule="auto"/>
+              <w:rPr>
+                <w:rFonts w:ascii="Calibri" w:hAnsi="Calibri" w:cs="Calibri"/>
+                <w:b/>
+                <w:bCs/>
+                <w:sz w:val="18"/>
+                <w:szCs w:val="18"/>
+              </w:rPr>
+            </w:pPr>
+            <w:r>
+              <w:rPr>
+                <w:rFonts w:ascii="Calibri" w:hAnsi="Calibri" w:cs="Calibri"/>
+                <w:sz w:val="18"/>
+                <w:szCs w:val="18"/>
+              </w:rPr>
+              <w:t xml:space="preserve">        </w:t>
+            </w:r>
+            <w:r>
+              <w:rPr>
+                <w:rFonts w:ascii="Calibri" w:hAnsi="Calibri" w:cs="Calibri"/>
+                <w:b/>
+                <w:bCs/>
+                <w:sz w:val="18"/>
+                <w:szCs w:val="18"/>
+              </w:rPr>
+              <w:t>//Converts the complete string to capital letters</w:t>
+            </w:r>
+          </w:p>
+        </w:tc>
+      </w:tr>
+      <w:tr>
+        <w:tc>
+          <w:tcPr>
+            <w:tcW w:w="0" w:type="auto"/>
+            <w:shd w:val="clear" w:color="auto" w:fill="FFFFFF"/>
+            <w:tcMar>
+              <w:top w:w="0" w:type="dxa"/>
+              <w:left w:w="150" w:type="dxa"/>
+              <w:bottom w:w="0" w:type="dxa"/>
+              <w:right w:w="150" w:type="dxa"/>
+            </w:tcMar>
+            <w:hideMark/>
+          </w:tcPr>
+          <w:p>
+            <w:pPr>
+              <w:spacing w:after="0" w:line="276" w:lineRule="auto"/>
+              <w:rPr>
+                <w:rFonts w:ascii="Calibri" w:hAnsi="Calibri" w:cs="Calibri"/>
+                <w:sz w:val="18"/>
+                <w:szCs w:val="18"/>
+              </w:rPr>
+            </w:pPr>
+            <w:r>
+              <w:rPr>
+                <w:rFonts w:ascii="Calibri" w:hAnsi="Calibri" w:cs="Calibri"/>
+                <w:sz w:val="18"/>
+                <w:szCs w:val="18"/>
+              </w:rPr>
+              <w:t xml:space="preserve">        System.out.println(s3.toUpperCase());</w:t>
+            </w:r>
+          </w:p>
+        </w:tc>
+      </w:tr>
+      <w:tr>
+        <w:tc>
+          <w:tcPr>
+            <w:tcW w:w="0" w:type="auto"/>
+            <w:shd w:val="clear" w:color="auto" w:fill="FFFFFF"/>
+            <w:tcMar>
+              <w:top w:w="0" w:type="dxa"/>
+              <w:left w:w="150" w:type="dxa"/>
+              <w:bottom w:w="0" w:type="dxa"/>
+              <w:right w:w="150" w:type="dxa"/>
+            </w:tcMar>
+            <w:hideMark/>
+          </w:tcPr>
+          <w:p>
+            <w:pPr>
+              <w:spacing w:after="0" w:line="276" w:lineRule="auto"/>
+              <w:rPr>
+                <w:rFonts w:ascii="Calibri" w:hAnsi="Calibri" w:cs="Calibri"/>
+                <w:sz w:val="18"/>
+                <w:szCs w:val="18"/>
+              </w:rPr>
+            </w:pPr>
+          </w:p>
+          <w:p>
+            <w:pPr>
+              <w:spacing w:after="0" w:line="276" w:lineRule="auto"/>
+              <w:rPr>
+                <w:rFonts w:ascii="Calibri" w:hAnsi="Calibri" w:cs="Calibri"/>
+                <w:sz w:val="18"/>
+                <w:szCs w:val="18"/>
+              </w:rPr>
+            </w:pPr>
+          </w:p>
+        </w:tc>
+      </w:tr>
+      <w:tr>
+        <w:tc>
+          <w:tcPr>
+            <w:tcW w:w="0" w:type="auto"/>
+            <w:shd w:val="clear" w:color="auto" w:fill="FFFFFF"/>
+            <w:tcMar>
+              <w:top w:w="0" w:type="dxa"/>
+              <w:left w:w="150" w:type="dxa"/>
+              <w:bottom w:w="0" w:type="dxa"/>
+              <w:right w:w="150" w:type="dxa"/>
+            </w:tcMar>
+            <w:hideMark/>
+          </w:tcPr>
+          <w:p>
+            <w:pPr>
+              <w:spacing w:after="0" w:line="276" w:lineRule="auto"/>
+              <w:rPr>
+                <w:rFonts w:ascii="Calibri" w:hAnsi="Calibri" w:cs="Calibri"/>
+                <w:b/>
+                <w:bCs/>
+                <w:sz w:val="18"/>
+                <w:szCs w:val="18"/>
+              </w:rPr>
+            </w:pPr>
+            <w:r>
+              <w:rPr>
+                <w:rFonts w:ascii="Calibri" w:hAnsi="Calibri" w:cs="Calibri"/>
+                <w:b/>
+                <w:bCs/>
+                <w:sz w:val="18"/>
+                <w:szCs w:val="18"/>
+              </w:rPr>
+              <w:t xml:space="preserve">        //Converts the complete string to small letters</w:t>
+            </w:r>
+          </w:p>
+        </w:tc>
+      </w:tr>
+      <w:tr>
+        <w:tc>
+          <w:tcPr>
+            <w:tcW w:w="0" w:type="auto"/>
+            <w:shd w:val="clear" w:color="auto" w:fill="FFFFFF"/>
+            <w:tcMar>
+              <w:top w:w="0" w:type="dxa"/>
+              <w:left w:w="150" w:type="dxa"/>
+              <w:bottom w:w="0" w:type="dxa"/>
+              <w:right w:w="150" w:type="dxa"/>
+            </w:tcMar>
+            <w:hideMark/>
+          </w:tcPr>
+          <w:p>
+            <w:pPr>
+              <w:spacing w:after="0" w:line="276" w:lineRule="auto"/>
+              <w:rPr>
+                <w:rFonts w:ascii="Calibri" w:hAnsi="Calibri" w:cs="Calibri"/>
+                <w:sz w:val="18"/>
+                <w:szCs w:val="18"/>
+              </w:rPr>
+            </w:pPr>
+            <w:r>
+              <w:rPr>
+                <w:rFonts w:ascii="Calibri" w:hAnsi="Calibri" w:cs="Calibri"/>
+                <w:sz w:val="18"/>
+                <w:szCs w:val="18"/>
+              </w:rPr>
+              <w:t xml:space="preserve">        System.out.println(s3.toLowerCase());</w:t>
+            </w:r>
+          </w:p>
+        </w:tc>
+      </w:tr>
+      <w:tr>
+        <w:tc>
+          <w:tcPr>
+            <w:tcW w:w="0" w:type="auto"/>
+            <w:shd w:val="clear" w:color="auto" w:fill="FFFFFF"/>
+            <w:tcMar>
+              <w:top w:w="0" w:type="dxa"/>
+              <w:left w:w="150" w:type="dxa"/>
+              <w:bottom w:w="0" w:type="dxa"/>
+              <w:right w:w="150" w:type="dxa"/>
+            </w:tcMar>
+            <w:hideMark/>
+          </w:tcPr>
+          <w:p>
+            <w:pPr>
+              <w:spacing w:after="0" w:line="276" w:lineRule="auto"/>
+              <w:rPr>
+                <w:rFonts w:ascii="Calibri" w:hAnsi="Calibri" w:cs="Calibri"/>
+                <w:sz w:val="18"/>
+                <w:szCs w:val="18"/>
+              </w:rPr>
+            </w:pPr>
+          </w:p>
+          <w:p>
+            <w:pPr>
+              <w:spacing w:after="0" w:line="276" w:lineRule="auto"/>
+              <w:rPr>
+                <w:rFonts w:ascii="Calibri" w:hAnsi="Calibri" w:cs="Calibri"/>
+                <w:sz w:val="18"/>
+                <w:szCs w:val="18"/>
+              </w:rPr>
+            </w:pPr>
+          </w:p>
+        </w:tc>
+      </w:tr>
+      <w:tr>
+        <w:tc>
+          <w:tcPr>
+            <w:tcW w:w="0" w:type="auto"/>
+            <w:shd w:val="clear" w:color="auto" w:fill="FFFFFF"/>
+            <w:tcMar>
+              <w:top w:w="0" w:type="dxa"/>
+              <w:left w:w="150" w:type="dxa"/>
+              <w:bottom w:w="0" w:type="dxa"/>
+              <w:right w:w="150" w:type="dxa"/>
+            </w:tcMar>
+            <w:hideMark/>
+          </w:tcPr>
+          <w:p>
+            <w:pPr>
+              <w:spacing w:after="0" w:line="276" w:lineRule="auto"/>
+              <w:rPr>
+                <w:rFonts w:ascii="Calibri" w:hAnsi="Calibri" w:cs="Calibri"/>
+                <w:sz w:val="18"/>
+                <w:szCs w:val="18"/>
+              </w:rPr>
+            </w:pPr>
+            <w:r>
+              <w:rPr>
+                <w:rFonts w:ascii="Calibri" w:hAnsi="Calibri" w:cs="Calibri"/>
+                <w:sz w:val="18"/>
+                <w:szCs w:val="18"/>
+              </w:rPr>
+              <w:t xml:space="preserve">        s3="Hello World";</w:t>
+            </w:r>
+          </w:p>
+        </w:tc>
+      </w:tr>
+      <w:tr>
+        <w:tc>
+          <w:tcPr>
+            <w:tcW w:w="0" w:type="auto"/>
+            <w:shd w:val="clear" w:color="auto" w:fill="FFFFFF"/>
+            <w:tcMar>
+              <w:top w:w="0" w:type="dxa"/>
+              <w:left w:w="150" w:type="dxa"/>
+              <w:bottom w:w="0" w:type="dxa"/>
+              <w:right w:w="150" w:type="dxa"/>
+            </w:tcMar>
+            <w:hideMark/>
+          </w:tcPr>
+          <w:p>
+            <w:pPr>
+              <w:spacing w:after="0" w:line="276" w:lineRule="auto"/>
+              <w:rPr>
+                <w:rFonts w:ascii="Calibri" w:hAnsi="Calibri" w:cs="Calibri"/>
+                <w:sz w:val="18"/>
+                <w:szCs w:val="18"/>
+              </w:rPr>
+            </w:pPr>
+          </w:p>
+          <w:p>
+            <w:pPr>
+              <w:spacing w:after="0" w:line="276" w:lineRule="auto"/>
+              <w:rPr>
+                <w:rFonts w:ascii="Calibri" w:hAnsi="Calibri" w:cs="Calibri"/>
+                <w:sz w:val="18"/>
+                <w:szCs w:val="18"/>
+              </w:rPr>
+            </w:pPr>
+          </w:p>
+        </w:tc>
+      </w:tr>
+      <w:tr>
+        <w:tc>
+          <w:tcPr>
+            <w:tcW w:w="0" w:type="auto"/>
+            <w:shd w:val="clear" w:color="auto" w:fill="FFFFFF"/>
+            <w:tcMar>
+              <w:top w:w="0" w:type="dxa"/>
+              <w:left w:w="150" w:type="dxa"/>
+              <w:bottom w:w="0" w:type="dxa"/>
+              <w:right w:w="150" w:type="dxa"/>
+            </w:tcMar>
+            <w:hideMark/>
+          </w:tcPr>
+          <w:p>
+            <w:pPr>
+              <w:spacing w:after="0" w:line="276" w:lineRule="auto"/>
+              <w:rPr>
+                <w:rFonts w:ascii="Calibri" w:hAnsi="Calibri" w:cs="Calibri"/>
+                <w:b/>
+                <w:bCs/>
+                <w:sz w:val="18"/>
+                <w:szCs w:val="18"/>
+              </w:rPr>
+            </w:pPr>
+            <w:r>
+              <w:rPr>
+                <w:rFonts w:ascii="Calibri" w:hAnsi="Calibri" w:cs="Calibri"/>
+                <w:b/>
+                <w:bCs/>
+                <w:sz w:val="18"/>
+                <w:szCs w:val="18"/>
+              </w:rPr>
+              <w:t xml:space="preserve">        //Checks if the given string starts with the word 'He'</w:t>
+            </w:r>
+          </w:p>
+        </w:tc>
+      </w:tr>
+      <w:tr>
+        <w:tc>
+          <w:tcPr>
+            <w:tcW w:w="0" w:type="auto"/>
+            <w:shd w:val="clear" w:color="auto" w:fill="FFFFFF"/>
+            <w:tcMar>
+              <w:top w:w="0" w:type="dxa"/>
+              <w:left w:w="150" w:type="dxa"/>
+              <w:bottom w:w="0" w:type="dxa"/>
+              <w:right w:w="150" w:type="dxa"/>
+            </w:tcMar>
+            <w:hideMark/>
+          </w:tcPr>
+          <w:p>
+            <w:pPr>
+              <w:spacing w:after="0" w:line="276" w:lineRule="auto"/>
+              <w:rPr>
+                <w:rFonts w:ascii="Calibri" w:hAnsi="Calibri" w:cs="Calibri"/>
+                <w:b/>
+                <w:bCs/>
+                <w:sz w:val="18"/>
+                <w:szCs w:val="18"/>
+              </w:rPr>
+            </w:pPr>
+            <w:r>
+              <w:rPr>
+                <w:rFonts w:ascii="Calibri" w:hAnsi="Calibri" w:cs="Calibri"/>
+                <w:b/>
+                <w:bCs/>
+                <w:sz w:val="18"/>
+                <w:szCs w:val="18"/>
+              </w:rPr>
+              <w:t xml:space="preserve">        //Returns true if the above condition is satisfied else it returns false</w:t>
+            </w:r>
+          </w:p>
+        </w:tc>
+      </w:tr>
+      <w:tr>
+        <w:tc>
+          <w:tcPr>
+            <w:tcW w:w="0" w:type="auto"/>
+            <w:shd w:val="clear" w:color="auto" w:fill="FFFFFF"/>
+            <w:tcMar>
+              <w:top w:w="0" w:type="dxa"/>
+              <w:left w:w="150" w:type="dxa"/>
+              <w:bottom w:w="0" w:type="dxa"/>
+              <w:right w:w="150" w:type="dxa"/>
+            </w:tcMar>
+            <w:hideMark/>
+          </w:tcPr>
+          <w:p>
+            <w:pPr>
+              <w:spacing w:after="0" w:line="276" w:lineRule="auto"/>
+              <w:rPr>
+                <w:rFonts w:ascii="Calibri" w:hAnsi="Calibri" w:cs="Calibri"/>
+                <w:b/>
+                <w:bCs/>
+                <w:sz w:val="18"/>
+                <w:szCs w:val="18"/>
+              </w:rPr>
+            </w:pPr>
+            <w:r>
+              <w:rPr>
+                <w:rFonts w:ascii="Calibri" w:hAnsi="Calibri" w:cs="Calibri"/>
+                <w:b/>
+                <w:bCs/>
+                <w:sz w:val="18"/>
+                <w:szCs w:val="18"/>
+              </w:rPr>
+              <w:t xml:space="preserve">        //Case Sensitivity matters here</w:t>
+            </w:r>
+          </w:p>
+        </w:tc>
+      </w:tr>
+      <w:tr>
+        <w:tc>
+          <w:tcPr>
+            <w:tcW w:w="0" w:type="auto"/>
+            <w:shd w:val="clear" w:color="auto" w:fill="FFFFFF"/>
+            <w:tcMar>
+              <w:top w:w="0" w:type="dxa"/>
+              <w:left w:w="150" w:type="dxa"/>
+              <w:bottom w:w="0" w:type="dxa"/>
+              <w:right w:w="150" w:type="dxa"/>
+            </w:tcMar>
+            <w:hideMark/>
+          </w:tcPr>
+          <w:p>
+            <w:pPr>
+              <w:spacing w:after="0" w:line="276" w:lineRule="auto"/>
+              <w:rPr>
+                <w:rFonts w:ascii="Calibri" w:hAnsi="Calibri" w:cs="Calibri"/>
+                <w:sz w:val="18"/>
+                <w:szCs w:val="18"/>
+              </w:rPr>
+            </w:pPr>
+            <w:r>
+              <w:rPr>
+                <w:rFonts w:ascii="Calibri" w:hAnsi="Calibri" w:cs="Calibri"/>
+                <w:sz w:val="18"/>
+                <w:szCs w:val="18"/>
+              </w:rPr>
+              <w:t xml:space="preserve">        System.out.println(s3.startsWith("He"));</w:t>
+            </w:r>
+          </w:p>
+        </w:tc>
+      </w:tr>
+      <w:tr>
+        <w:tc>
+          <w:tcPr>
+            <w:tcW w:w="0" w:type="auto"/>
+            <w:shd w:val="clear" w:color="auto" w:fill="FFFFFF"/>
+            <w:tcMar>
+              <w:top w:w="0" w:type="dxa"/>
+              <w:left w:w="150" w:type="dxa"/>
+              <w:bottom w:w="0" w:type="dxa"/>
+              <w:right w:w="150" w:type="dxa"/>
+            </w:tcMar>
+            <w:hideMark/>
+          </w:tcPr>
+          <w:p>
+            <w:pPr>
+              <w:spacing w:after="0" w:line="276" w:lineRule="auto"/>
+              <w:rPr>
+                <w:rFonts w:ascii="Calibri" w:hAnsi="Calibri" w:cs="Calibri"/>
+                <w:sz w:val="18"/>
+                <w:szCs w:val="18"/>
+              </w:rPr>
+            </w:pPr>
+            <w:r>
+              <w:rPr>
+                <w:rFonts w:ascii="Calibri" w:hAnsi="Calibri" w:cs="Calibri"/>
+                <w:sz w:val="18"/>
+                <w:szCs w:val="18"/>
+              </w:rPr>
+              <w:t xml:space="preserve">        System.out.println(s3.startsWith("rld"));</w:t>
+            </w:r>
+          </w:p>
+        </w:tc>
+      </w:tr>
+      <w:tr>
+        <w:tc>
+          <w:tcPr>
+            <w:tcW w:w="0" w:type="auto"/>
+            <w:shd w:val="clear" w:color="auto" w:fill="FFFFFF"/>
+            <w:tcMar>
+              <w:top w:w="0" w:type="dxa"/>
+              <w:left w:w="150" w:type="dxa"/>
+              <w:bottom w:w="0" w:type="dxa"/>
+              <w:right w:w="150" w:type="dxa"/>
+            </w:tcMar>
+            <w:hideMark/>
+          </w:tcPr>
+          <w:p>
+            <w:pPr>
+              <w:spacing w:after="0" w:line="276" w:lineRule="auto"/>
+              <w:rPr>
+                <w:rFonts w:ascii="Calibri" w:hAnsi="Calibri" w:cs="Calibri"/>
+                <w:sz w:val="18"/>
+                <w:szCs w:val="18"/>
+              </w:rPr>
+            </w:pPr>
+          </w:p>
+          <w:p>
+            <w:pPr>
+              <w:spacing w:after="0" w:line="276" w:lineRule="auto"/>
+              <w:rPr>
+                <w:rFonts w:ascii="Calibri" w:hAnsi="Calibri" w:cs="Calibri"/>
+                <w:sz w:val="18"/>
+                <w:szCs w:val="18"/>
+              </w:rPr>
+            </w:pPr>
+          </w:p>
+        </w:tc>
+      </w:tr>
+      <w:tr>
+        <w:tc>
+          <w:tcPr>
+            <w:tcW w:w="0" w:type="auto"/>
+            <w:shd w:val="clear" w:color="auto" w:fill="FFFFFF"/>
+            <w:tcMar>
+              <w:top w:w="0" w:type="dxa"/>
+              <w:left w:w="150" w:type="dxa"/>
+              <w:bottom w:w="0" w:type="dxa"/>
+              <w:right w:w="150" w:type="dxa"/>
+            </w:tcMar>
+            <w:hideMark/>
+          </w:tcPr>
+          <w:p>
+            <w:pPr>
+              <w:spacing w:after="0" w:line="276" w:lineRule="auto"/>
+              <w:rPr>
+                <w:rFonts w:ascii="Calibri" w:hAnsi="Calibri" w:cs="Calibri"/>
+                <w:b/>
+                <w:bCs/>
+                <w:sz w:val="18"/>
+                <w:szCs w:val="18"/>
+              </w:rPr>
+            </w:pPr>
+            <w:r>
+              <w:rPr>
+                <w:rFonts w:ascii="Calibri" w:hAnsi="Calibri" w:cs="Calibri"/>
+                <w:b/>
+                <w:bCs/>
+                <w:sz w:val="18"/>
+                <w:szCs w:val="18"/>
+              </w:rPr>
+              <w:lastRenderedPageBreak/>
+              <w:t xml:space="preserve">        //"Hello World".startsWith("hello world")</w:t>
+            </w:r>
+          </w:p>
+        </w:tc>
+      </w:tr>
+      <w:tr>
+        <w:tc>
+          <w:tcPr>
+            <w:tcW w:w="0" w:type="auto"/>
+            <w:shd w:val="clear" w:color="auto" w:fill="FFFFFF"/>
+            <w:tcMar>
+              <w:top w:w="0" w:type="dxa"/>
+              <w:left w:w="150" w:type="dxa"/>
+              <w:bottom w:w="0" w:type="dxa"/>
+              <w:right w:w="150" w:type="dxa"/>
+            </w:tcMar>
+            <w:hideMark/>
+          </w:tcPr>
+          <w:p>
+            <w:pPr>
+              <w:spacing w:after="0" w:line="276" w:lineRule="auto"/>
+              <w:rPr>
+                <w:rFonts w:ascii="Calibri" w:hAnsi="Calibri" w:cs="Calibri"/>
+                <w:sz w:val="18"/>
+                <w:szCs w:val="18"/>
+              </w:rPr>
+            </w:pPr>
+            <w:r>
+              <w:rPr>
+                <w:rFonts w:ascii="Calibri" w:hAnsi="Calibri" w:cs="Calibri"/>
+                <w:sz w:val="18"/>
+                <w:szCs w:val="18"/>
+              </w:rPr>
+              <w:t xml:space="preserve">        System.out.println(s3.startsWith(s3.toLowerCase()));</w:t>
+            </w:r>
+          </w:p>
+        </w:tc>
+      </w:tr>
+      <w:tr>
+        <w:tc>
+          <w:tcPr>
+            <w:tcW w:w="0" w:type="auto"/>
+            <w:shd w:val="clear" w:color="auto" w:fill="FFFFFF"/>
+            <w:tcMar>
+              <w:top w:w="0" w:type="dxa"/>
+              <w:left w:w="150" w:type="dxa"/>
+              <w:bottom w:w="0" w:type="dxa"/>
+              <w:right w:w="150" w:type="dxa"/>
+            </w:tcMar>
+            <w:hideMark/>
+          </w:tcPr>
+          <w:p>
+            <w:pPr>
+              <w:spacing w:after="0" w:line="276" w:lineRule="auto"/>
+              <w:rPr>
+                <w:rFonts w:ascii="Calibri" w:hAnsi="Calibri" w:cs="Calibri"/>
+                <w:sz w:val="18"/>
+                <w:szCs w:val="18"/>
+              </w:rPr>
+            </w:pPr>
+          </w:p>
+          <w:p>
+            <w:pPr>
+              <w:spacing w:after="0" w:line="276" w:lineRule="auto"/>
+              <w:rPr>
+                <w:rFonts w:ascii="Calibri" w:hAnsi="Calibri" w:cs="Calibri"/>
+                <w:sz w:val="18"/>
+                <w:szCs w:val="18"/>
+              </w:rPr>
+            </w:pPr>
+          </w:p>
+        </w:tc>
+      </w:tr>
+      <w:tr>
+        <w:tc>
+          <w:tcPr>
+            <w:tcW w:w="0" w:type="auto"/>
+            <w:shd w:val="clear" w:color="auto" w:fill="FFFFFF"/>
+            <w:tcMar>
+              <w:top w:w="0" w:type="dxa"/>
+              <w:left w:w="150" w:type="dxa"/>
+              <w:bottom w:w="0" w:type="dxa"/>
+              <w:right w:w="150" w:type="dxa"/>
+            </w:tcMar>
+            <w:hideMark/>
+          </w:tcPr>
+          <w:p>
+            <w:pPr>
+              <w:spacing w:after="0" w:line="276" w:lineRule="auto"/>
+              <w:rPr>
+                <w:rFonts w:ascii="Calibri" w:hAnsi="Calibri" w:cs="Calibri"/>
+                <w:b/>
+                <w:bCs/>
+                <w:sz w:val="18"/>
+                <w:szCs w:val="18"/>
+              </w:rPr>
+            </w:pPr>
+            <w:r>
+              <w:rPr>
+                <w:rFonts w:ascii="Calibri" w:hAnsi="Calibri" w:cs="Calibri"/>
+                <w:b/>
+                <w:bCs/>
+                <w:sz w:val="18"/>
+                <w:szCs w:val="18"/>
+              </w:rPr>
+              <w:t xml:space="preserve">        //"HELLO WORLD".startsWith("HELLO")</w:t>
+            </w:r>
+          </w:p>
+        </w:tc>
+      </w:tr>
+      <w:tr>
+        <w:tc>
+          <w:tcPr>
+            <w:tcW w:w="0" w:type="auto"/>
+            <w:shd w:val="clear" w:color="auto" w:fill="FFFFFF"/>
+            <w:tcMar>
+              <w:top w:w="0" w:type="dxa"/>
+              <w:left w:w="150" w:type="dxa"/>
+              <w:bottom w:w="0" w:type="dxa"/>
+              <w:right w:w="150" w:type="dxa"/>
+            </w:tcMar>
+            <w:hideMark/>
+          </w:tcPr>
+          <w:p>
+            <w:pPr>
+              <w:spacing w:after="0" w:line="276" w:lineRule="auto"/>
+              <w:rPr>
+                <w:rFonts w:ascii="Calibri" w:hAnsi="Calibri" w:cs="Calibri"/>
+                <w:sz w:val="18"/>
+                <w:szCs w:val="18"/>
+              </w:rPr>
+            </w:pPr>
+            <w:r>
+              <w:rPr>
+                <w:rFonts w:ascii="Calibri" w:hAnsi="Calibri" w:cs="Calibri"/>
+                <w:sz w:val="18"/>
+                <w:szCs w:val="18"/>
+              </w:rPr>
+              <w:t xml:space="preserve">        System.out.println(s3.toUpperCase().startsWith("HELLO"));</w:t>
+            </w:r>
+          </w:p>
+        </w:tc>
+      </w:tr>
+      <w:tr>
+        <w:tc>
+          <w:tcPr>
+            <w:tcW w:w="0" w:type="auto"/>
+            <w:shd w:val="clear" w:color="auto" w:fill="FFFFFF"/>
+            <w:tcMar>
+              <w:top w:w="0" w:type="dxa"/>
+              <w:left w:w="150" w:type="dxa"/>
+              <w:bottom w:w="0" w:type="dxa"/>
+              <w:right w:w="150" w:type="dxa"/>
+            </w:tcMar>
+            <w:hideMark/>
+          </w:tcPr>
+          <w:p>
+            <w:pPr>
+              <w:spacing w:after="0" w:line="276" w:lineRule="auto"/>
+              <w:rPr>
+                <w:rFonts w:ascii="Calibri" w:hAnsi="Calibri" w:cs="Calibri"/>
+                <w:sz w:val="18"/>
+                <w:szCs w:val="18"/>
+              </w:rPr>
+            </w:pPr>
+          </w:p>
+          <w:p>
+            <w:pPr>
+              <w:spacing w:after="0" w:line="276" w:lineRule="auto"/>
+              <w:rPr>
+                <w:rFonts w:ascii="Calibri" w:hAnsi="Calibri" w:cs="Calibri"/>
+                <w:sz w:val="18"/>
+                <w:szCs w:val="18"/>
+              </w:rPr>
+            </w:pPr>
+          </w:p>
+        </w:tc>
+      </w:tr>
+      <w:tr>
+        <w:tc>
+          <w:tcPr>
+            <w:tcW w:w="0" w:type="auto"/>
+            <w:shd w:val="clear" w:color="auto" w:fill="FFFFFF"/>
+            <w:tcMar>
+              <w:top w:w="0" w:type="dxa"/>
+              <w:left w:w="150" w:type="dxa"/>
+              <w:bottom w:w="0" w:type="dxa"/>
+              <w:right w:w="150" w:type="dxa"/>
+            </w:tcMar>
+            <w:hideMark/>
+          </w:tcPr>
+          <w:p>
+            <w:pPr>
+              <w:spacing w:after="0" w:line="276" w:lineRule="auto"/>
+              <w:rPr>
+                <w:rFonts w:ascii="Calibri" w:hAnsi="Calibri" w:cs="Calibri"/>
+                <w:b/>
+                <w:bCs/>
+                <w:sz w:val="18"/>
+                <w:szCs w:val="18"/>
+              </w:rPr>
+            </w:pPr>
+            <w:r>
+              <w:rPr>
+                <w:rFonts w:ascii="Calibri" w:hAnsi="Calibri" w:cs="Calibri"/>
+                <w:b/>
+                <w:bCs/>
+                <w:sz w:val="18"/>
+                <w:szCs w:val="18"/>
+              </w:rPr>
+              <w:t xml:space="preserve">        //"Hello World".startsWith("Hello World")</w:t>
+            </w:r>
+          </w:p>
+        </w:tc>
+      </w:tr>
+      <w:tr>
+        <w:tc>
+          <w:tcPr>
+            <w:tcW w:w="0" w:type="auto"/>
+            <w:shd w:val="clear" w:color="auto" w:fill="FFFFFF"/>
+            <w:tcMar>
+              <w:top w:w="0" w:type="dxa"/>
+              <w:left w:w="150" w:type="dxa"/>
+              <w:bottom w:w="0" w:type="dxa"/>
+              <w:right w:w="150" w:type="dxa"/>
+            </w:tcMar>
+            <w:hideMark/>
+          </w:tcPr>
+          <w:p>
+            <w:pPr>
+              <w:spacing w:after="0" w:line="276" w:lineRule="auto"/>
+              <w:rPr>
+                <w:rFonts w:ascii="Calibri" w:hAnsi="Calibri" w:cs="Calibri"/>
+                <w:sz w:val="18"/>
+                <w:szCs w:val="18"/>
+              </w:rPr>
+            </w:pPr>
+            <w:r>
+              <w:rPr>
+                <w:rFonts w:ascii="Calibri" w:hAnsi="Calibri" w:cs="Calibri"/>
+                <w:sz w:val="18"/>
+                <w:szCs w:val="18"/>
+              </w:rPr>
+              <w:t xml:space="preserve">        System.out.println(s3.startsWith(s3));</w:t>
+            </w:r>
+          </w:p>
+        </w:tc>
+      </w:tr>
+      <w:tr>
+        <w:tc>
+          <w:tcPr>
+            <w:tcW w:w="0" w:type="auto"/>
+            <w:shd w:val="clear" w:color="auto" w:fill="FFFFFF"/>
+            <w:tcMar>
+              <w:top w:w="0" w:type="dxa"/>
+              <w:left w:w="150" w:type="dxa"/>
+              <w:bottom w:w="0" w:type="dxa"/>
+              <w:right w:w="150" w:type="dxa"/>
+            </w:tcMar>
+            <w:hideMark/>
+          </w:tcPr>
+          <w:p>
+            <w:pPr>
+              <w:spacing w:after="0" w:line="276" w:lineRule="auto"/>
+              <w:rPr>
+                <w:rFonts w:ascii="Calibri" w:hAnsi="Calibri" w:cs="Calibri"/>
+                <w:sz w:val="18"/>
+                <w:szCs w:val="18"/>
+              </w:rPr>
+            </w:pPr>
+          </w:p>
+          <w:p>
+            <w:pPr>
+              <w:spacing w:after="0" w:line="276" w:lineRule="auto"/>
+              <w:rPr>
+                <w:rFonts w:ascii="Calibri" w:hAnsi="Calibri" w:cs="Calibri"/>
+                <w:sz w:val="18"/>
+                <w:szCs w:val="18"/>
+              </w:rPr>
+            </w:pPr>
+          </w:p>
+        </w:tc>
+      </w:tr>
+      <w:tr>
+        <w:tc>
+          <w:tcPr>
+            <w:tcW w:w="0" w:type="auto"/>
+            <w:shd w:val="clear" w:color="auto" w:fill="FFFFFF"/>
+            <w:tcMar>
+              <w:top w:w="0" w:type="dxa"/>
+              <w:left w:w="150" w:type="dxa"/>
+              <w:bottom w:w="0" w:type="dxa"/>
+              <w:right w:w="150" w:type="dxa"/>
+            </w:tcMar>
+            <w:hideMark/>
+          </w:tcPr>
+          <w:p>
+            <w:pPr>
+              <w:spacing w:after="0" w:line="276" w:lineRule="auto"/>
+              <w:rPr>
+                <w:rFonts w:ascii="Calibri" w:hAnsi="Calibri" w:cs="Calibri"/>
+                <w:sz w:val="18"/>
+                <w:szCs w:val="18"/>
+              </w:rPr>
+            </w:pPr>
+            <w:r>
+              <w:rPr>
+                <w:rFonts w:ascii="Calibri" w:hAnsi="Calibri" w:cs="Calibri"/>
+                <w:sz w:val="18"/>
+                <w:szCs w:val="18"/>
+              </w:rPr>
+              <w:t xml:space="preserve">        s3="Java Programming Concepts";</w:t>
+            </w:r>
+          </w:p>
+        </w:tc>
+      </w:tr>
+      <w:tr>
+        <w:tc>
+          <w:tcPr>
+            <w:tcW w:w="0" w:type="auto"/>
+            <w:shd w:val="clear" w:color="auto" w:fill="FFFFFF"/>
+            <w:tcMar>
+              <w:top w:w="0" w:type="dxa"/>
+              <w:left w:w="150" w:type="dxa"/>
+              <w:bottom w:w="0" w:type="dxa"/>
+              <w:right w:w="150" w:type="dxa"/>
+            </w:tcMar>
+            <w:hideMark/>
+          </w:tcPr>
+          <w:p>
+            <w:pPr>
+              <w:spacing w:after="0" w:line="276" w:lineRule="auto"/>
+              <w:rPr>
+                <w:rFonts w:ascii="Calibri" w:hAnsi="Calibri" w:cs="Calibri"/>
+                <w:sz w:val="18"/>
+                <w:szCs w:val="18"/>
+              </w:rPr>
+            </w:pPr>
+          </w:p>
+          <w:p>
+            <w:pPr>
+              <w:spacing w:after="0" w:line="276" w:lineRule="auto"/>
+              <w:rPr>
+                <w:rFonts w:ascii="Calibri" w:hAnsi="Calibri" w:cs="Calibri"/>
+                <w:sz w:val="18"/>
+                <w:szCs w:val="18"/>
+              </w:rPr>
+            </w:pPr>
+          </w:p>
+        </w:tc>
+      </w:tr>
+      <w:tr>
+        <w:tc>
+          <w:tcPr>
+            <w:tcW w:w="0" w:type="auto"/>
+            <w:shd w:val="clear" w:color="auto" w:fill="FFFFFF"/>
+            <w:tcMar>
+              <w:top w:w="0" w:type="dxa"/>
+              <w:left w:w="150" w:type="dxa"/>
+              <w:bottom w:w="0" w:type="dxa"/>
+              <w:right w:w="150" w:type="dxa"/>
+            </w:tcMar>
+            <w:hideMark/>
+          </w:tcPr>
+          <w:p>
+            <w:pPr>
+              <w:spacing w:after="0" w:line="276" w:lineRule="auto"/>
+              <w:rPr>
+                <w:rFonts w:ascii="Calibri" w:hAnsi="Calibri" w:cs="Calibri"/>
+                <w:b/>
+                <w:bCs/>
+                <w:sz w:val="18"/>
+                <w:szCs w:val="18"/>
+              </w:rPr>
+            </w:pPr>
+            <w:r>
+              <w:rPr>
+                <w:rFonts w:ascii="Calibri" w:hAnsi="Calibri" w:cs="Calibri"/>
+                <w:b/>
+                <w:bCs/>
+                <w:sz w:val="18"/>
+                <w:szCs w:val="18"/>
+              </w:rPr>
+              <w:t xml:space="preserve">        //Checks if the given string is ending with "cepts" or not</w:t>
+            </w:r>
+          </w:p>
+        </w:tc>
+      </w:tr>
+      <w:tr>
+        <w:tc>
+          <w:tcPr>
+            <w:tcW w:w="0" w:type="auto"/>
+            <w:shd w:val="clear" w:color="auto" w:fill="FFFFFF"/>
+            <w:tcMar>
+              <w:top w:w="0" w:type="dxa"/>
+              <w:left w:w="150" w:type="dxa"/>
+              <w:bottom w:w="0" w:type="dxa"/>
+              <w:right w:w="150" w:type="dxa"/>
+            </w:tcMar>
+            <w:hideMark/>
+          </w:tcPr>
+          <w:p>
+            <w:pPr>
+              <w:spacing w:after="0" w:line="276" w:lineRule="auto"/>
+              <w:rPr>
+                <w:rFonts w:ascii="Calibri" w:hAnsi="Calibri" w:cs="Calibri"/>
+                <w:b/>
+                <w:bCs/>
+                <w:sz w:val="18"/>
+                <w:szCs w:val="18"/>
+              </w:rPr>
+            </w:pPr>
+            <w:r>
+              <w:rPr>
+                <w:rFonts w:ascii="Calibri" w:hAnsi="Calibri" w:cs="Calibri"/>
+                <w:b/>
+                <w:bCs/>
+                <w:sz w:val="18"/>
+                <w:szCs w:val="18"/>
+              </w:rPr>
+              <w:t xml:space="preserve">        //Returns true if the above condition is satisfied else false</w:t>
+            </w:r>
+          </w:p>
+        </w:tc>
+      </w:tr>
+      <w:tr>
+        <w:tc>
+          <w:tcPr>
+            <w:tcW w:w="0" w:type="auto"/>
+            <w:shd w:val="clear" w:color="auto" w:fill="FFFFFF"/>
+            <w:tcMar>
+              <w:top w:w="0" w:type="dxa"/>
+              <w:left w:w="150" w:type="dxa"/>
+              <w:bottom w:w="0" w:type="dxa"/>
+              <w:right w:w="150" w:type="dxa"/>
+            </w:tcMar>
+            <w:hideMark/>
+          </w:tcPr>
+          <w:p>
+            <w:pPr>
+              <w:spacing w:after="0" w:line="276" w:lineRule="auto"/>
+              <w:rPr>
+                <w:rFonts w:ascii="Calibri" w:hAnsi="Calibri" w:cs="Calibri"/>
+                <w:sz w:val="18"/>
+                <w:szCs w:val="18"/>
+              </w:rPr>
+            </w:pPr>
+          </w:p>
+          <w:p>
+            <w:pPr>
+              <w:spacing w:after="0" w:line="276" w:lineRule="auto"/>
+              <w:rPr>
+                <w:rFonts w:ascii="Calibri" w:hAnsi="Calibri" w:cs="Calibri"/>
+                <w:sz w:val="18"/>
+                <w:szCs w:val="18"/>
+              </w:rPr>
+            </w:pPr>
+          </w:p>
+        </w:tc>
+      </w:tr>
+      <w:tr>
+        <w:tc>
+          <w:tcPr>
+            <w:tcW w:w="0" w:type="auto"/>
+            <w:shd w:val="clear" w:color="auto" w:fill="FFFFFF"/>
+            <w:tcMar>
+              <w:top w:w="0" w:type="dxa"/>
+              <w:left w:w="150" w:type="dxa"/>
+              <w:bottom w:w="0" w:type="dxa"/>
+              <w:right w:w="150" w:type="dxa"/>
+            </w:tcMar>
+            <w:hideMark/>
+          </w:tcPr>
+          <w:p>
+            <w:pPr>
+              <w:spacing w:after="0" w:line="276" w:lineRule="auto"/>
+              <w:rPr>
+                <w:rFonts w:ascii="Calibri" w:hAnsi="Calibri" w:cs="Calibri"/>
+                <w:sz w:val="18"/>
+                <w:szCs w:val="18"/>
+              </w:rPr>
+            </w:pPr>
+            <w:r>
+              <w:rPr>
+                <w:rFonts w:ascii="Calibri" w:hAnsi="Calibri" w:cs="Calibri"/>
+                <w:sz w:val="18"/>
+                <w:szCs w:val="18"/>
+              </w:rPr>
+              <w:t xml:space="preserve">        "Java Programming Concepts".endsWith("cepts")</w:t>
+            </w:r>
+          </w:p>
+        </w:tc>
+      </w:tr>
+      <w:tr>
+        <w:tc>
+          <w:tcPr>
+            <w:tcW w:w="0" w:type="auto"/>
+            <w:shd w:val="clear" w:color="auto" w:fill="FFFFFF"/>
+            <w:tcMar>
+              <w:top w:w="0" w:type="dxa"/>
+              <w:left w:w="150" w:type="dxa"/>
+              <w:bottom w:w="0" w:type="dxa"/>
+              <w:right w:w="150" w:type="dxa"/>
+            </w:tcMar>
+            <w:hideMark/>
+          </w:tcPr>
+          <w:p>
+            <w:pPr>
+              <w:spacing w:after="0" w:line="276" w:lineRule="auto"/>
+              <w:rPr>
+                <w:rFonts w:ascii="Calibri" w:hAnsi="Calibri" w:cs="Calibri"/>
+                <w:sz w:val="18"/>
+                <w:szCs w:val="18"/>
+              </w:rPr>
+            </w:pPr>
+            <w:r>
+              <w:rPr>
+                <w:rFonts w:ascii="Calibri" w:hAnsi="Calibri" w:cs="Calibri"/>
+                <w:sz w:val="18"/>
+                <w:szCs w:val="18"/>
+              </w:rPr>
+              <w:t xml:space="preserve">        System.out.println(s3.endsWith("cepts"));</w:t>
+            </w:r>
+          </w:p>
+        </w:tc>
+      </w:tr>
+      <w:tr>
+        <w:tc>
+          <w:tcPr>
+            <w:tcW w:w="0" w:type="auto"/>
+            <w:shd w:val="clear" w:color="auto" w:fill="FFFFFF"/>
+            <w:tcMar>
+              <w:top w:w="0" w:type="dxa"/>
+              <w:left w:w="150" w:type="dxa"/>
+              <w:bottom w:w="0" w:type="dxa"/>
+              <w:right w:w="150" w:type="dxa"/>
+            </w:tcMar>
+            <w:hideMark/>
+          </w:tcPr>
+          <w:p>
+            <w:pPr>
+              <w:spacing w:after="0" w:line="276" w:lineRule="auto"/>
+              <w:rPr>
+                <w:rFonts w:ascii="Calibri" w:hAnsi="Calibri" w:cs="Calibri"/>
+                <w:sz w:val="18"/>
+                <w:szCs w:val="18"/>
+              </w:rPr>
+            </w:pPr>
+          </w:p>
+          <w:p>
+            <w:pPr>
+              <w:spacing w:after="0" w:line="276" w:lineRule="auto"/>
+              <w:rPr>
+                <w:rFonts w:ascii="Calibri" w:hAnsi="Calibri" w:cs="Calibri"/>
+                <w:sz w:val="18"/>
+                <w:szCs w:val="18"/>
+              </w:rPr>
+            </w:pPr>
+          </w:p>
+        </w:tc>
+      </w:tr>
+      <w:tr>
+        <w:tc>
+          <w:tcPr>
+            <w:tcW w:w="0" w:type="auto"/>
+            <w:shd w:val="clear" w:color="auto" w:fill="FFFFFF"/>
+            <w:tcMar>
+              <w:top w:w="0" w:type="dxa"/>
+              <w:left w:w="150" w:type="dxa"/>
+              <w:bottom w:w="0" w:type="dxa"/>
+              <w:right w:w="150" w:type="dxa"/>
+            </w:tcMar>
+            <w:hideMark/>
+          </w:tcPr>
+          <w:p>
+            <w:pPr>
+              <w:spacing w:after="0" w:line="276" w:lineRule="auto"/>
+              <w:rPr>
+                <w:rFonts w:ascii="Calibri" w:hAnsi="Calibri" w:cs="Calibri"/>
+                <w:sz w:val="18"/>
+                <w:szCs w:val="18"/>
+              </w:rPr>
+            </w:pPr>
+            <w:r>
+              <w:rPr>
+                <w:rFonts w:ascii="Calibri" w:hAnsi="Calibri" w:cs="Calibri"/>
+                <w:sz w:val="18"/>
+                <w:szCs w:val="18"/>
+              </w:rPr>
+              <w:t xml:space="preserve">        Java Programming Concepts".endsWith("Conceptss")</w:t>
+            </w:r>
+          </w:p>
+        </w:tc>
+      </w:tr>
+      <w:tr>
+        <w:tc>
+          <w:tcPr>
+            <w:tcW w:w="0" w:type="auto"/>
+            <w:shd w:val="clear" w:color="auto" w:fill="FFFFFF"/>
+            <w:tcMar>
+              <w:top w:w="0" w:type="dxa"/>
+              <w:left w:w="150" w:type="dxa"/>
+              <w:bottom w:w="0" w:type="dxa"/>
+              <w:right w:w="150" w:type="dxa"/>
+            </w:tcMar>
+            <w:hideMark/>
+          </w:tcPr>
+          <w:p>
+            <w:pPr>
+              <w:spacing w:after="0" w:line="276" w:lineRule="auto"/>
+              <w:rPr>
+                <w:rFonts w:ascii="Calibri" w:hAnsi="Calibri" w:cs="Calibri"/>
+                <w:sz w:val="18"/>
+                <w:szCs w:val="18"/>
+              </w:rPr>
+            </w:pPr>
+            <w:r>
+              <w:rPr>
+                <w:rFonts w:ascii="Calibri" w:hAnsi="Calibri" w:cs="Calibri"/>
+                <w:sz w:val="18"/>
+                <w:szCs w:val="18"/>
+              </w:rPr>
+              <w:t xml:space="preserve">        System.out.println(s3.endsWith("Conceptss"));</w:t>
+            </w:r>
+          </w:p>
+        </w:tc>
+      </w:tr>
+      <w:tr>
+        <w:tc>
+          <w:tcPr>
+            <w:tcW w:w="0" w:type="auto"/>
+            <w:shd w:val="clear" w:color="auto" w:fill="FFFFFF"/>
+            <w:tcMar>
+              <w:top w:w="0" w:type="dxa"/>
+              <w:left w:w="150" w:type="dxa"/>
+              <w:bottom w:w="0" w:type="dxa"/>
+              <w:right w:w="150" w:type="dxa"/>
+            </w:tcMar>
+            <w:hideMark/>
+          </w:tcPr>
+          <w:p>
+            <w:pPr>
+              <w:spacing w:after="0" w:line="276" w:lineRule="auto"/>
+              <w:rPr>
+                <w:rFonts w:ascii="Calibri" w:hAnsi="Calibri" w:cs="Calibri"/>
+                <w:sz w:val="18"/>
+                <w:szCs w:val="18"/>
+              </w:rPr>
+            </w:pPr>
+          </w:p>
+          <w:p>
+            <w:pPr>
+              <w:spacing w:after="0" w:line="276" w:lineRule="auto"/>
+              <w:rPr>
+                <w:rFonts w:ascii="Calibri" w:hAnsi="Calibri" w:cs="Calibri"/>
+                <w:sz w:val="18"/>
+                <w:szCs w:val="18"/>
+              </w:rPr>
+            </w:pPr>
+          </w:p>
+        </w:tc>
+      </w:tr>
+      <w:tr>
+        <w:tc>
+          <w:tcPr>
+            <w:tcW w:w="0" w:type="auto"/>
+            <w:shd w:val="clear" w:color="auto" w:fill="FFFFFF"/>
+            <w:tcMar>
+              <w:top w:w="0" w:type="dxa"/>
+              <w:left w:w="150" w:type="dxa"/>
+              <w:bottom w:w="0" w:type="dxa"/>
+              <w:right w:w="150" w:type="dxa"/>
+            </w:tcMar>
+            <w:hideMark/>
+          </w:tcPr>
+          <w:p>
+            <w:pPr>
+              <w:spacing w:after="0" w:line="276" w:lineRule="auto"/>
+              <w:rPr>
+                <w:rFonts w:ascii="Calibri" w:hAnsi="Calibri" w:cs="Calibri"/>
+                <w:sz w:val="18"/>
+                <w:szCs w:val="18"/>
+              </w:rPr>
+            </w:pPr>
+            <w:r>
+              <w:rPr>
+                <w:rFonts w:ascii="Calibri" w:hAnsi="Calibri" w:cs="Calibri"/>
+                <w:sz w:val="18"/>
+                <w:szCs w:val="18"/>
+              </w:rPr>
+              <w:t xml:space="preserve">        JAVA PROGRAMMING CONCEPTS".endsWith("PROGRAMMING CONCEPTS")</w:t>
+            </w:r>
+          </w:p>
+        </w:tc>
+      </w:tr>
+      <w:tr>
+        <w:tc>
+          <w:tcPr>
+            <w:tcW w:w="0" w:type="auto"/>
+            <w:shd w:val="clear" w:color="auto" w:fill="FFFFFF"/>
+            <w:tcMar>
+              <w:top w:w="0" w:type="dxa"/>
+              <w:left w:w="150" w:type="dxa"/>
+              <w:bottom w:w="0" w:type="dxa"/>
+              <w:right w:w="150" w:type="dxa"/>
+            </w:tcMar>
+            <w:hideMark/>
+          </w:tcPr>
+          <w:p>
+            <w:pPr>
+              <w:spacing w:after="0" w:line="276" w:lineRule="auto"/>
+              <w:rPr>
+                <w:rFonts w:ascii="Calibri" w:hAnsi="Calibri" w:cs="Calibri"/>
+                <w:sz w:val="18"/>
+                <w:szCs w:val="18"/>
+              </w:rPr>
+            </w:pPr>
+            <w:r>
+              <w:rPr>
+                <w:rFonts w:ascii="Calibri" w:hAnsi="Calibri" w:cs="Calibri"/>
+                <w:sz w:val="18"/>
+                <w:szCs w:val="18"/>
+              </w:rPr>
+              <w:t xml:space="preserve">        System.out.println(s3.toUpperCase().endsWith("PROGRAMMING CONCEPTS"));</w:t>
+            </w:r>
+          </w:p>
+        </w:tc>
+      </w:tr>
+      <w:tr>
+        <w:tc>
+          <w:tcPr>
+            <w:tcW w:w="0" w:type="auto"/>
+            <w:shd w:val="clear" w:color="auto" w:fill="FFFFFF"/>
+            <w:tcMar>
+              <w:top w:w="0" w:type="dxa"/>
+              <w:left w:w="150" w:type="dxa"/>
+              <w:bottom w:w="0" w:type="dxa"/>
+              <w:right w:w="150" w:type="dxa"/>
+            </w:tcMar>
+            <w:hideMark/>
+          </w:tcPr>
+          <w:p>
+            <w:pPr>
+              <w:spacing w:after="0" w:line="276" w:lineRule="auto"/>
+              <w:rPr>
+                <w:rFonts w:ascii="Calibri" w:hAnsi="Calibri" w:cs="Calibri"/>
+                <w:sz w:val="18"/>
+                <w:szCs w:val="18"/>
+              </w:rPr>
+            </w:pPr>
+          </w:p>
+          <w:p>
+            <w:pPr>
+              <w:spacing w:after="0" w:line="276" w:lineRule="auto"/>
+              <w:rPr>
+                <w:rFonts w:ascii="Calibri" w:hAnsi="Calibri" w:cs="Calibri"/>
+                <w:sz w:val="18"/>
+                <w:szCs w:val="18"/>
+              </w:rPr>
+            </w:pPr>
+          </w:p>
+        </w:tc>
+      </w:tr>
+      <w:tr>
+        <w:tc>
+          <w:tcPr>
+            <w:tcW w:w="0" w:type="auto"/>
+            <w:shd w:val="clear" w:color="auto" w:fill="FFFFFF"/>
+            <w:tcMar>
+              <w:top w:w="0" w:type="dxa"/>
+              <w:left w:w="150" w:type="dxa"/>
+              <w:bottom w:w="0" w:type="dxa"/>
+              <w:right w:w="150" w:type="dxa"/>
+            </w:tcMar>
+            <w:hideMark/>
+          </w:tcPr>
+          <w:p>
+            <w:pPr>
+              <w:spacing w:after="0" w:line="276" w:lineRule="auto"/>
+              <w:rPr>
+                <w:rFonts w:ascii="Calibri" w:hAnsi="Calibri" w:cs="Calibri"/>
+                <w:sz w:val="18"/>
+                <w:szCs w:val="18"/>
+              </w:rPr>
+            </w:pPr>
+            <w:r>
+              <w:rPr>
+                <w:rFonts w:ascii="Calibri" w:hAnsi="Calibri" w:cs="Calibri"/>
+                <w:sz w:val="18"/>
+                <w:szCs w:val="18"/>
+              </w:rPr>
+              <w:t xml:space="preserve">        Java Programming Concepts".endsWith("Java Programming Concepts")</w:t>
+            </w:r>
+          </w:p>
+        </w:tc>
+      </w:tr>
+      <w:tr>
+        <w:tc>
+          <w:tcPr>
+            <w:tcW w:w="0" w:type="auto"/>
+            <w:shd w:val="clear" w:color="auto" w:fill="FFFFFF"/>
+            <w:tcMar>
+              <w:top w:w="0" w:type="dxa"/>
+              <w:left w:w="150" w:type="dxa"/>
+              <w:bottom w:w="0" w:type="dxa"/>
+              <w:right w:w="150" w:type="dxa"/>
+            </w:tcMar>
+            <w:hideMark/>
+          </w:tcPr>
+          <w:p>
+            <w:pPr>
+              <w:spacing w:after="0" w:line="276" w:lineRule="auto"/>
+              <w:rPr>
+                <w:rFonts w:ascii="Calibri" w:hAnsi="Calibri" w:cs="Calibri"/>
+                <w:sz w:val="18"/>
+                <w:szCs w:val="18"/>
+              </w:rPr>
+            </w:pPr>
+            <w:r>
+              <w:rPr>
+                <w:rFonts w:ascii="Calibri" w:hAnsi="Calibri" w:cs="Calibri"/>
+                <w:sz w:val="18"/>
+                <w:szCs w:val="18"/>
+              </w:rPr>
+              <w:t xml:space="preserve">        System.out.println(s3.endsWith(s3));</w:t>
+            </w:r>
+          </w:p>
+        </w:tc>
+      </w:tr>
+      <w:tr>
+        <w:tc>
+          <w:tcPr>
+            <w:tcW w:w="0" w:type="auto"/>
+            <w:shd w:val="clear" w:color="auto" w:fill="FFFFFF"/>
+            <w:tcMar>
+              <w:top w:w="0" w:type="dxa"/>
+              <w:left w:w="150" w:type="dxa"/>
+              <w:bottom w:w="0" w:type="dxa"/>
+              <w:right w:w="150" w:type="dxa"/>
+            </w:tcMar>
+            <w:hideMark/>
+          </w:tcPr>
+          <w:p>
+            <w:pPr>
+              <w:spacing w:after="0" w:line="276" w:lineRule="auto"/>
+              <w:rPr>
+                <w:rFonts w:ascii="Calibri" w:hAnsi="Calibri" w:cs="Calibri"/>
+                <w:sz w:val="18"/>
+                <w:szCs w:val="18"/>
+              </w:rPr>
+            </w:pPr>
+          </w:p>
+          <w:p>
+            <w:pPr>
+              <w:spacing w:after="0" w:line="276" w:lineRule="auto"/>
+              <w:rPr>
+                <w:rFonts w:ascii="Calibri" w:hAnsi="Calibri" w:cs="Calibri"/>
+                <w:sz w:val="18"/>
+                <w:szCs w:val="18"/>
+              </w:rPr>
+            </w:pPr>
+          </w:p>
+        </w:tc>
+      </w:tr>
+      <w:tr>
+        <w:tc>
+          <w:tcPr>
+            <w:tcW w:w="0" w:type="auto"/>
+            <w:shd w:val="clear" w:color="auto" w:fill="FFFFFF"/>
+            <w:tcMar>
+              <w:top w:w="0" w:type="dxa"/>
+              <w:left w:w="150" w:type="dxa"/>
+              <w:bottom w:w="0" w:type="dxa"/>
+              <w:right w:w="150" w:type="dxa"/>
+            </w:tcMar>
+            <w:hideMark/>
+          </w:tcPr>
+          <w:p>
+            <w:pPr>
+              <w:spacing w:after="0" w:line="276" w:lineRule="auto"/>
+              <w:rPr>
+                <w:rFonts w:ascii="Calibri" w:hAnsi="Calibri" w:cs="Calibri"/>
+                <w:b/>
+                <w:bCs/>
+                <w:sz w:val="18"/>
+                <w:szCs w:val="18"/>
+              </w:rPr>
+            </w:pPr>
+            <w:r>
+              <w:rPr>
+                <w:rFonts w:ascii="Calibri" w:hAnsi="Calibri" w:cs="Calibri"/>
+                <w:b/>
+                <w:bCs/>
+                <w:sz w:val="18"/>
+                <w:szCs w:val="18"/>
+              </w:rPr>
+              <w:t xml:space="preserve">        // \n is an escape character that is used to move the cursor to the next line</w:t>
+            </w:r>
+          </w:p>
+        </w:tc>
+      </w:tr>
+      <w:tr>
+        <w:tc>
+          <w:tcPr>
+            <w:tcW w:w="0" w:type="auto"/>
+            <w:shd w:val="clear" w:color="auto" w:fill="FFFFFF"/>
+            <w:tcMar>
+              <w:top w:w="0" w:type="dxa"/>
+              <w:left w:w="150" w:type="dxa"/>
+              <w:bottom w:w="0" w:type="dxa"/>
+              <w:right w:w="150" w:type="dxa"/>
+            </w:tcMar>
+            <w:hideMark/>
+          </w:tcPr>
+          <w:p>
+            <w:pPr>
+              <w:spacing w:after="0" w:line="276" w:lineRule="auto"/>
+              <w:rPr>
+                <w:rFonts w:ascii="Calibri" w:hAnsi="Calibri" w:cs="Calibri"/>
+                <w:sz w:val="18"/>
+                <w:szCs w:val="18"/>
+              </w:rPr>
+            </w:pPr>
+            <w:r>
+              <w:rPr>
+                <w:rFonts w:ascii="Calibri" w:hAnsi="Calibri" w:cs="Calibri"/>
+                <w:sz w:val="18"/>
+                <w:szCs w:val="18"/>
+              </w:rPr>
+              <w:t xml:space="preserve">        s3=s3.toUpperCase()+" \n";</w:t>
+            </w:r>
+          </w:p>
+        </w:tc>
+      </w:tr>
+      <w:tr>
+        <w:tc>
+          <w:tcPr>
+            <w:tcW w:w="0" w:type="auto"/>
+            <w:shd w:val="clear" w:color="auto" w:fill="FFFFFF"/>
+            <w:tcMar>
+              <w:top w:w="0" w:type="dxa"/>
+              <w:left w:w="150" w:type="dxa"/>
+              <w:bottom w:w="0" w:type="dxa"/>
+              <w:right w:w="150" w:type="dxa"/>
+            </w:tcMar>
+            <w:hideMark/>
+          </w:tcPr>
+          <w:p>
+            <w:pPr>
+              <w:spacing w:after="0" w:line="276" w:lineRule="auto"/>
+              <w:rPr>
+                <w:rFonts w:ascii="Calibri" w:hAnsi="Calibri" w:cs="Calibri"/>
+                <w:sz w:val="18"/>
+                <w:szCs w:val="18"/>
+              </w:rPr>
+            </w:pPr>
+            <w:r>
+              <w:rPr>
+                <w:rFonts w:ascii="Calibri" w:hAnsi="Calibri" w:cs="Calibri"/>
+                <w:sz w:val="18"/>
+                <w:szCs w:val="18"/>
+              </w:rPr>
+              <w:t xml:space="preserve">        System.out.println(s3);</w:t>
+            </w:r>
+          </w:p>
+        </w:tc>
+      </w:tr>
+      <w:tr>
+        <w:tc>
+          <w:tcPr>
+            <w:tcW w:w="0" w:type="auto"/>
+            <w:shd w:val="clear" w:color="auto" w:fill="FFFFFF"/>
+            <w:tcMar>
+              <w:top w:w="0" w:type="dxa"/>
+              <w:left w:w="150" w:type="dxa"/>
+              <w:bottom w:w="0" w:type="dxa"/>
+              <w:right w:w="150" w:type="dxa"/>
+            </w:tcMar>
+            <w:hideMark/>
+          </w:tcPr>
+          <w:p>
+            <w:pPr>
+              <w:spacing w:after="0" w:line="276" w:lineRule="auto"/>
+              <w:rPr>
+                <w:rFonts w:ascii="Calibri" w:hAnsi="Calibri" w:cs="Calibri"/>
+                <w:sz w:val="18"/>
+                <w:szCs w:val="18"/>
+              </w:rPr>
+            </w:pPr>
+          </w:p>
+          <w:p>
+            <w:pPr>
+              <w:spacing w:after="0" w:line="276" w:lineRule="auto"/>
+              <w:rPr>
+                <w:rFonts w:ascii="Calibri" w:hAnsi="Calibri" w:cs="Calibri"/>
+                <w:sz w:val="18"/>
+                <w:szCs w:val="18"/>
+              </w:rPr>
+            </w:pPr>
+          </w:p>
+        </w:tc>
+      </w:tr>
+      <w:tr>
+        <w:tc>
+          <w:tcPr>
+            <w:tcW w:w="0" w:type="auto"/>
+            <w:shd w:val="clear" w:color="auto" w:fill="FFFFFF"/>
+            <w:tcMar>
+              <w:top w:w="0" w:type="dxa"/>
+              <w:left w:w="150" w:type="dxa"/>
+              <w:bottom w:w="0" w:type="dxa"/>
+              <w:right w:w="150" w:type="dxa"/>
+            </w:tcMar>
+            <w:hideMark/>
+          </w:tcPr>
+          <w:p>
+            <w:pPr>
+              <w:spacing w:after="0" w:line="276" w:lineRule="auto"/>
+              <w:rPr>
+                <w:rFonts w:ascii="Calibri" w:hAnsi="Calibri" w:cs="Calibri"/>
+                <w:b/>
+                <w:bCs/>
+                <w:sz w:val="18"/>
+                <w:szCs w:val="18"/>
+              </w:rPr>
+            </w:pPr>
+            <w:r>
+              <w:rPr>
+                <w:rFonts w:ascii="Calibri" w:hAnsi="Calibri" w:cs="Calibri"/>
+                <w:b/>
+                <w:bCs/>
+                <w:sz w:val="18"/>
+                <w:szCs w:val="18"/>
+              </w:rPr>
+              <w:t xml:space="preserve">        //Repeats the same string for 4 times</w:t>
+            </w:r>
+          </w:p>
+        </w:tc>
+      </w:tr>
+      <w:tr>
+        <w:tc>
+          <w:tcPr>
+            <w:tcW w:w="0" w:type="auto"/>
+            <w:shd w:val="clear" w:color="auto" w:fill="FFFFFF"/>
+            <w:tcMar>
+              <w:top w:w="0" w:type="dxa"/>
+              <w:left w:w="150" w:type="dxa"/>
+              <w:bottom w:w="0" w:type="dxa"/>
+              <w:right w:w="150" w:type="dxa"/>
+            </w:tcMar>
+            <w:hideMark/>
+          </w:tcPr>
+          <w:p>
+            <w:pPr>
+              <w:spacing w:after="0" w:line="276" w:lineRule="auto"/>
+              <w:rPr>
+                <w:rFonts w:ascii="Calibri" w:hAnsi="Calibri" w:cs="Calibri"/>
+                <w:sz w:val="18"/>
+                <w:szCs w:val="18"/>
+              </w:rPr>
+            </w:pPr>
+            <w:r>
+              <w:rPr>
+                <w:rFonts w:ascii="Calibri" w:hAnsi="Calibri" w:cs="Calibri"/>
+                <w:sz w:val="18"/>
+                <w:szCs w:val="18"/>
+              </w:rPr>
+              <w:t xml:space="preserve">        System.out.println(s3.repeat(4)); //JDK 11 FUnction</w:t>
+            </w:r>
+          </w:p>
+        </w:tc>
+      </w:tr>
+      <w:tr>
+        <w:tc>
+          <w:tcPr>
+            <w:tcW w:w="0" w:type="auto"/>
+            <w:shd w:val="clear" w:color="auto" w:fill="FFFFFF"/>
+            <w:tcMar>
+              <w:top w:w="0" w:type="dxa"/>
+              <w:left w:w="150" w:type="dxa"/>
+              <w:bottom w:w="0" w:type="dxa"/>
+              <w:right w:w="150" w:type="dxa"/>
+            </w:tcMar>
+            <w:hideMark/>
+          </w:tcPr>
+          <w:p>
+            <w:pPr>
+              <w:spacing w:after="0" w:line="276" w:lineRule="auto"/>
+              <w:rPr>
+                <w:rFonts w:ascii="Calibri" w:hAnsi="Calibri" w:cs="Calibri"/>
+                <w:sz w:val="18"/>
+                <w:szCs w:val="18"/>
+              </w:rPr>
+            </w:pPr>
+          </w:p>
+          <w:p>
+            <w:pPr>
+              <w:spacing w:after="0" w:line="276" w:lineRule="auto"/>
+              <w:rPr>
+                <w:rFonts w:ascii="Calibri" w:hAnsi="Calibri" w:cs="Calibri"/>
+                <w:sz w:val="18"/>
+                <w:szCs w:val="18"/>
+              </w:rPr>
+            </w:pPr>
+          </w:p>
+        </w:tc>
+      </w:tr>
+      <w:tr>
+        <w:tc>
+          <w:tcPr>
+            <w:tcW w:w="0" w:type="auto"/>
+            <w:shd w:val="clear" w:color="auto" w:fill="FFFFFF"/>
+            <w:tcMar>
+              <w:top w:w="0" w:type="dxa"/>
+              <w:left w:w="150" w:type="dxa"/>
+              <w:bottom w:w="0" w:type="dxa"/>
+              <w:right w:w="150" w:type="dxa"/>
+            </w:tcMar>
+            <w:hideMark/>
+          </w:tcPr>
+          <w:p>
+            <w:pPr>
+              <w:spacing w:after="0" w:line="276" w:lineRule="auto"/>
+              <w:rPr>
+                <w:rFonts w:ascii="Calibri" w:hAnsi="Calibri" w:cs="Calibri"/>
+                <w:sz w:val="18"/>
+                <w:szCs w:val="18"/>
+              </w:rPr>
+            </w:pPr>
+            <w:r>
+              <w:rPr>
+                <w:rFonts w:ascii="Calibri" w:hAnsi="Calibri" w:cs="Calibri"/>
+                <w:sz w:val="18"/>
+                <w:szCs w:val="18"/>
+              </w:rPr>
+              <w:t xml:space="preserve">        s3="Marvel and DC are two eyes of English movies";</w:t>
+            </w:r>
+          </w:p>
+        </w:tc>
+      </w:tr>
+      <w:tr>
+        <w:tc>
+          <w:tcPr>
+            <w:tcW w:w="0" w:type="auto"/>
+            <w:shd w:val="clear" w:color="auto" w:fill="FFFFFF"/>
+            <w:tcMar>
+              <w:top w:w="0" w:type="dxa"/>
+              <w:left w:w="150" w:type="dxa"/>
+              <w:bottom w:w="0" w:type="dxa"/>
+              <w:right w:w="150" w:type="dxa"/>
+            </w:tcMar>
+            <w:hideMark/>
+          </w:tcPr>
+          <w:p>
+            <w:pPr>
+              <w:spacing w:after="0" w:line="276" w:lineRule="auto"/>
+              <w:rPr>
+                <w:rFonts w:ascii="Calibri" w:hAnsi="Calibri" w:cs="Calibri"/>
+                <w:sz w:val="18"/>
+                <w:szCs w:val="18"/>
+              </w:rPr>
+            </w:pPr>
+          </w:p>
+          <w:p>
+            <w:pPr>
+              <w:spacing w:after="0" w:line="276" w:lineRule="auto"/>
+              <w:rPr>
+                <w:rFonts w:ascii="Calibri" w:hAnsi="Calibri" w:cs="Calibri"/>
+                <w:sz w:val="18"/>
+                <w:szCs w:val="18"/>
+              </w:rPr>
+            </w:pPr>
+          </w:p>
+        </w:tc>
+      </w:tr>
+      <w:tr>
+        <w:tc>
+          <w:tcPr>
+            <w:tcW w:w="0" w:type="auto"/>
+            <w:shd w:val="clear" w:color="auto" w:fill="FFFFFF"/>
+            <w:tcMar>
+              <w:top w:w="0" w:type="dxa"/>
+              <w:left w:w="150" w:type="dxa"/>
+              <w:bottom w:w="0" w:type="dxa"/>
+              <w:right w:w="150" w:type="dxa"/>
+            </w:tcMar>
+            <w:hideMark/>
+          </w:tcPr>
+          <w:p>
+            <w:pPr>
+              <w:spacing w:after="0" w:line="276" w:lineRule="auto"/>
+              <w:rPr>
+                <w:rFonts w:ascii="Calibri" w:hAnsi="Calibri" w:cs="Calibri"/>
+                <w:b/>
+                <w:bCs/>
+                <w:sz w:val="18"/>
+                <w:szCs w:val="18"/>
+              </w:rPr>
+            </w:pPr>
+            <w:r>
+              <w:rPr>
+                <w:rFonts w:ascii="Calibri" w:hAnsi="Calibri" w:cs="Calibri"/>
+                <w:b/>
+                <w:bCs/>
+                <w:sz w:val="18"/>
+                <w:szCs w:val="18"/>
+              </w:rPr>
+              <w:t xml:space="preserve">        //Prints the string starting from 10th index position till the end of the string</w:t>
+            </w:r>
+          </w:p>
+        </w:tc>
+      </w:tr>
+      <w:tr>
+        <w:tc>
+          <w:tcPr>
+            <w:tcW w:w="0" w:type="auto"/>
+            <w:shd w:val="clear" w:color="auto" w:fill="FFFFFF"/>
+            <w:tcMar>
+              <w:top w:w="0" w:type="dxa"/>
+              <w:left w:w="150" w:type="dxa"/>
+              <w:bottom w:w="0" w:type="dxa"/>
+              <w:right w:w="150" w:type="dxa"/>
+            </w:tcMar>
+            <w:hideMark/>
+          </w:tcPr>
+          <w:p>
+            <w:pPr>
+              <w:spacing w:after="0" w:line="276" w:lineRule="auto"/>
+              <w:rPr>
+                <w:rFonts w:ascii="Calibri" w:hAnsi="Calibri" w:cs="Calibri"/>
+                <w:sz w:val="18"/>
+                <w:szCs w:val="18"/>
+              </w:rPr>
+            </w:pPr>
+            <w:r>
+              <w:rPr>
+                <w:rFonts w:ascii="Calibri" w:hAnsi="Calibri" w:cs="Calibri"/>
+                <w:sz w:val="18"/>
+                <w:szCs w:val="18"/>
+              </w:rPr>
+              <w:t xml:space="preserve">        System.out.println(s3.substring(10));</w:t>
+            </w:r>
+          </w:p>
+        </w:tc>
+      </w:tr>
+      <w:tr>
+        <w:tc>
+          <w:tcPr>
+            <w:tcW w:w="0" w:type="auto"/>
+            <w:shd w:val="clear" w:color="auto" w:fill="FFFFFF"/>
+            <w:tcMar>
+              <w:top w:w="0" w:type="dxa"/>
+              <w:left w:w="150" w:type="dxa"/>
+              <w:bottom w:w="0" w:type="dxa"/>
+              <w:right w:w="150" w:type="dxa"/>
+            </w:tcMar>
+            <w:hideMark/>
+          </w:tcPr>
+          <w:p>
+            <w:pPr>
+              <w:spacing w:after="0" w:line="276" w:lineRule="auto"/>
+              <w:rPr>
+                <w:rFonts w:ascii="Calibri" w:hAnsi="Calibri" w:cs="Calibri"/>
+                <w:sz w:val="18"/>
+                <w:szCs w:val="18"/>
+              </w:rPr>
+            </w:pPr>
+            <w:r>
+              <w:rPr>
+                <w:rFonts w:ascii="Calibri" w:hAnsi="Calibri" w:cs="Calibri"/>
+                <w:sz w:val="18"/>
+                <w:szCs w:val="18"/>
+              </w:rPr>
+              <w:t xml:space="preserve">        System.out.println(s3.substring(20));</w:t>
+            </w:r>
+          </w:p>
+        </w:tc>
+      </w:tr>
+      <w:tr>
+        <w:tc>
+          <w:tcPr>
+            <w:tcW w:w="0" w:type="auto"/>
+            <w:shd w:val="clear" w:color="auto" w:fill="FFFFFF"/>
+            <w:tcMar>
+              <w:top w:w="0" w:type="dxa"/>
+              <w:left w:w="150" w:type="dxa"/>
+              <w:bottom w:w="0" w:type="dxa"/>
+              <w:right w:w="150" w:type="dxa"/>
+            </w:tcMar>
+            <w:hideMark/>
+          </w:tcPr>
+          <w:p>
+            <w:pPr>
+              <w:spacing w:after="0" w:line="276" w:lineRule="auto"/>
+              <w:rPr>
+                <w:rFonts w:ascii="Calibri" w:hAnsi="Calibri" w:cs="Calibri"/>
+                <w:sz w:val="18"/>
+                <w:szCs w:val="18"/>
+              </w:rPr>
+            </w:pPr>
+          </w:p>
+          <w:p>
+            <w:pPr>
+              <w:spacing w:after="0" w:line="276" w:lineRule="auto"/>
+              <w:rPr>
+                <w:rFonts w:ascii="Calibri" w:hAnsi="Calibri" w:cs="Calibri"/>
+                <w:sz w:val="18"/>
+                <w:szCs w:val="18"/>
+              </w:rPr>
+            </w:pPr>
+          </w:p>
+        </w:tc>
+      </w:tr>
+      <w:tr>
+        <w:tc>
+          <w:tcPr>
+            <w:tcW w:w="0" w:type="auto"/>
+            <w:shd w:val="clear" w:color="auto" w:fill="FFFFFF"/>
+            <w:tcMar>
+              <w:top w:w="0" w:type="dxa"/>
+              <w:left w:w="150" w:type="dxa"/>
+              <w:bottom w:w="0" w:type="dxa"/>
+              <w:right w:w="150" w:type="dxa"/>
+            </w:tcMar>
+            <w:hideMark/>
+          </w:tcPr>
+          <w:p>
+            <w:pPr>
+              <w:spacing w:after="0" w:line="276" w:lineRule="auto"/>
+              <w:rPr>
+                <w:rFonts w:ascii="Calibri" w:hAnsi="Calibri" w:cs="Calibri"/>
+                <w:b/>
+                <w:bCs/>
+                <w:sz w:val="18"/>
+                <w:szCs w:val="18"/>
+              </w:rPr>
+            </w:pPr>
+            <w:r>
+              <w:rPr>
+                <w:rFonts w:ascii="Calibri" w:hAnsi="Calibri" w:cs="Calibri"/>
+                <w:b/>
+                <w:bCs/>
+                <w:sz w:val="18"/>
+                <w:szCs w:val="18"/>
+              </w:rPr>
+              <w:t xml:space="preserve">        //Throws StringIndexOutOfBoundsException as we are trying to access a character that is beyond the length of the string</w:t>
+            </w:r>
+          </w:p>
+        </w:tc>
+      </w:tr>
+      <w:tr>
+        <w:tc>
+          <w:tcPr>
+            <w:tcW w:w="0" w:type="auto"/>
+            <w:shd w:val="clear" w:color="auto" w:fill="FFFFFF"/>
+            <w:tcMar>
+              <w:top w:w="0" w:type="dxa"/>
+              <w:left w:w="150" w:type="dxa"/>
+              <w:bottom w:w="0" w:type="dxa"/>
+              <w:right w:w="150" w:type="dxa"/>
+            </w:tcMar>
+            <w:hideMark/>
+          </w:tcPr>
+          <w:p>
+            <w:pPr>
+              <w:spacing w:after="0" w:line="276" w:lineRule="auto"/>
+              <w:rPr>
+                <w:rFonts w:ascii="Calibri" w:hAnsi="Calibri" w:cs="Calibri"/>
+                <w:sz w:val="18"/>
+                <w:szCs w:val="18"/>
+              </w:rPr>
+            </w:pPr>
+            <w:r>
+              <w:rPr>
+                <w:rFonts w:ascii="Calibri" w:hAnsi="Calibri" w:cs="Calibri"/>
+                <w:sz w:val="18"/>
+                <w:szCs w:val="18"/>
+              </w:rPr>
+              <w:t xml:space="preserve">  </w:t>
+            </w:r>
+            <w:r>
+              <w:rPr>
+                <w:rFonts w:ascii="Calibri" w:hAnsi="Calibri" w:cs="Calibri"/>
+                <w:sz w:val="18"/>
+                <w:szCs w:val="18"/>
+              </w:rPr>
+              <w:t xml:space="preserve">      System.out.println(s3.substring(50));</w:t>
+            </w:r>
+          </w:p>
+        </w:tc>
+      </w:tr>
+      <w:tr>
+        <w:tc>
+          <w:tcPr>
+            <w:tcW w:w="0" w:type="auto"/>
+            <w:shd w:val="clear" w:color="auto" w:fill="FFFFFF"/>
+            <w:tcMar>
+              <w:top w:w="0" w:type="dxa"/>
+              <w:left w:w="150" w:type="dxa"/>
+              <w:bottom w:w="0" w:type="dxa"/>
+              <w:right w:w="150" w:type="dxa"/>
+            </w:tcMar>
+            <w:hideMark/>
+          </w:tcPr>
+          <w:p>
+            <w:pPr>
+              <w:spacing w:after="0" w:line="276" w:lineRule="auto"/>
+              <w:rPr>
+                <w:rFonts w:ascii="Calibri" w:hAnsi="Calibri" w:cs="Calibri"/>
+                <w:sz w:val="18"/>
+                <w:szCs w:val="18"/>
+              </w:rPr>
+            </w:pPr>
+          </w:p>
+          <w:p>
+            <w:pPr>
+              <w:spacing w:after="0" w:line="276" w:lineRule="auto"/>
+              <w:rPr>
+                <w:rFonts w:ascii="Calibri" w:hAnsi="Calibri" w:cs="Calibri"/>
+                <w:sz w:val="18"/>
+                <w:szCs w:val="18"/>
+              </w:rPr>
+            </w:pPr>
+          </w:p>
+        </w:tc>
+      </w:tr>
+      <w:tr>
+        <w:tc>
+          <w:tcPr>
+            <w:tcW w:w="0" w:type="auto"/>
+            <w:shd w:val="clear" w:color="auto" w:fill="FFFFFF"/>
+            <w:tcMar>
+              <w:top w:w="0" w:type="dxa"/>
+              <w:left w:w="150" w:type="dxa"/>
+              <w:bottom w:w="0" w:type="dxa"/>
+              <w:right w:w="150" w:type="dxa"/>
+            </w:tcMar>
+            <w:hideMark/>
+          </w:tcPr>
+          <w:p>
+            <w:pPr>
+              <w:spacing w:after="0" w:line="276" w:lineRule="auto"/>
+              <w:rPr>
+                <w:rFonts w:ascii="Calibri" w:hAnsi="Calibri" w:cs="Calibri"/>
+                <w:b/>
+                <w:bCs/>
+                <w:sz w:val="18"/>
+                <w:szCs w:val="18"/>
+              </w:rPr>
+            </w:pPr>
+            <w:r>
+              <w:rPr>
+                <w:rFonts w:ascii="Calibri" w:hAnsi="Calibri" w:cs="Calibri"/>
+                <w:b/>
+                <w:bCs/>
+                <w:sz w:val="18"/>
+                <w:szCs w:val="18"/>
+              </w:rPr>
+              <w:t xml:space="preserve">        //Prints the string starting from 5th Index Position till 8th Index Position</w:t>
+            </w:r>
+          </w:p>
+        </w:tc>
+      </w:tr>
+      <w:tr>
+        <w:tc>
+          <w:tcPr>
+            <w:tcW w:w="0" w:type="auto"/>
+            <w:shd w:val="clear" w:color="auto" w:fill="FFFFFF"/>
+            <w:tcMar>
+              <w:top w:w="0" w:type="dxa"/>
+              <w:left w:w="150" w:type="dxa"/>
+              <w:bottom w:w="0" w:type="dxa"/>
+              <w:right w:w="150" w:type="dxa"/>
+            </w:tcMar>
+            <w:hideMark/>
+          </w:tcPr>
+          <w:p>
+            <w:pPr>
+              <w:spacing w:after="0" w:line="276" w:lineRule="auto"/>
+              <w:rPr>
+                <w:rFonts w:ascii="Calibri" w:hAnsi="Calibri" w:cs="Calibri"/>
+                <w:b/>
+                <w:bCs/>
+                <w:sz w:val="18"/>
+                <w:szCs w:val="18"/>
+              </w:rPr>
+            </w:pPr>
+            <w:r>
+              <w:rPr>
+                <w:rFonts w:ascii="Calibri" w:hAnsi="Calibri" w:cs="Calibri"/>
+                <w:b/>
+                <w:bCs/>
+                <w:sz w:val="18"/>
+                <w:szCs w:val="18"/>
+              </w:rPr>
+              <w:t xml:space="preserve">        //Inclusive of start index position and exclusive of end index position</w:t>
+            </w:r>
+          </w:p>
+        </w:tc>
+      </w:tr>
+      <w:tr>
+        <w:tc>
+          <w:tcPr>
+            <w:tcW w:w="0" w:type="auto"/>
+            <w:shd w:val="clear" w:color="auto" w:fill="FFFFFF"/>
+            <w:tcMar>
+              <w:top w:w="0" w:type="dxa"/>
+              <w:left w:w="150" w:type="dxa"/>
+              <w:bottom w:w="0" w:type="dxa"/>
+              <w:right w:w="150" w:type="dxa"/>
+            </w:tcMar>
+            <w:hideMark/>
+          </w:tcPr>
+          <w:p>
+            <w:pPr>
+              <w:spacing w:after="0" w:line="276" w:lineRule="auto"/>
+              <w:rPr>
+                <w:rFonts w:ascii="Calibri" w:hAnsi="Calibri" w:cs="Calibri"/>
+                <w:sz w:val="18"/>
+                <w:szCs w:val="18"/>
+              </w:rPr>
+            </w:pPr>
+            <w:r>
+              <w:rPr>
+                <w:rFonts w:ascii="Calibri" w:hAnsi="Calibri" w:cs="Calibri"/>
+                <w:sz w:val="18"/>
+                <w:szCs w:val="18"/>
+              </w:rPr>
+              <w:t xml:space="preserve">        System.out.println(s3.substring(5,8));</w:t>
+            </w:r>
+          </w:p>
+        </w:tc>
+      </w:tr>
+      <w:tr>
+        <w:tc>
+          <w:tcPr>
+            <w:tcW w:w="0" w:type="auto"/>
+            <w:shd w:val="clear" w:color="auto" w:fill="FFFFFF"/>
+            <w:tcMar>
+              <w:top w:w="0" w:type="dxa"/>
+              <w:left w:w="150" w:type="dxa"/>
+              <w:bottom w:w="0" w:type="dxa"/>
+              <w:right w:w="150" w:type="dxa"/>
+            </w:tcMar>
+            <w:hideMark/>
+          </w:tcPr>
+          <w:p>
+            <w:pPr>
+              <w:spacing w:after="0" w:line="276" w:lineRule="auto"/>
+              <w:rPr>
+                <w:rFonts w:ascii="Calibri" w:hAnsi="Calibri" w:cs="Calibri"/>
+                <w:sz w:val="18"/>
+                <w:szCs w:val="18"/>
+              </w:rPr>
+            </w:pPr>
+            <w:r>
+              <w:rPr>
+                <w:rFonts w:ascii="Calibri" w:hAnsi="Calibri" w:cs="Calibri"/>
+                <w:sz w:val="18"/>
+                <w:szCs w:val="18"/>
+              </w:rPr>
+              <w:t xml:space="preserve">        System.out.println(s3.substring(30,38));</w:t>
+            </w:r>
+          </w:p>
+        </w:tc>
+      </w:tr>
+      <w:tr>
+        <w:tc>
+          <w:tcPr>
+            <w:tcW w:w="0" w:type="auto"/>
+            <w:shd w:val="clear" w:color="auto" w:fill="FFFFFF"/>
+            <w:tcMar>
+              <w:top w:w="0" w:type="dxa"/>
+              <w:left w:w="150" w:type="dxa"/>
+              <w:bottom w:w="0" w:type="dxa"/>
+              <w:right w:w="150" w:type="dxa"/>
+            </w:tcMar>
+            <w:hideMark/>
+          </w:tcPr>
+          <w:p>
+            <w:pPr>
+              <w:spacing w:after="0" w:line="276" w:lineRule="auto"/>
+              <w:rPr>
+                <w:rFonts w:ascii="Calibri" w:hAnsi="Calibri" w:cs="Calibri"/>
+                <w:sz w:val="18"/>
+                <w:szCs w:val="18"/>
+              </w:rPr>
+            </w:pPr>
+          </w:p>
+          <w:p>
+            <w:pPr>
+              <w:spacing w:after="0" w:line="276" w:lineRule="auto"/>
+              <w:rPr>
+                <w:rFonts w:ascii="Calibri" w:hAnsi="Calibri" w:cs="Calibri"/>
+                <w:sz w:val="18"/>
+                <w:szCs w:val="18"/>
+              </w:rPr>
+            </w:pPr>
+          </w:p>
+        </w:tc>
+      </w:tr>
+      <w:tr>
+        <w:tc>
+          <w:tcPr>
+            <w:tcW w:w="0" w:type="auto"/>
+            <w:shd w:val="clear" w:color="auto" w:fill="FFFFFF"/>
+            <w:tcMar>
+              <w:top w:w="0" w:type="dxa"/>
+              <w:left w:w="150" w:type="dxa"/>
+              <w:bottom w:w="0" w:type="dxa"/>
+              <w:right w:w="150" w:type="dxa"/>
+            </w:tcMar>
+            <w:hideMark/>
+          </w:tcPr>
+          <w:p>
+            <w:pPr>
+              <w:spacing w:after="0" w:line="276" w:lineRule="auto"/>
+              <w:rPr>
+                <w:rFonts w:ascii="Calibri" w:hAnsi="Calibri" w:cs="Calibri"/>
+                <w:b/>
+                <w:bCs/>
+                <w:sz w:val="18"/>
+                <w:szCs w:val="18"/>
+              </w:rPr>
+            </w:pPr>
+            <w:r>
+              <w:rPr>
+                <w:rFonts w:ascii="Calibri" w:hAnsi="Calibri" w:cs="Calibri"/>
+                <w:b/>
+                <w:bCs/>
+                <w:sz w:val="18"/>
+                <w:szCs w:val="18"/>
+              </w:rPr>
+              <w:t xml:space="preserve">        //Throws StringIndexOutOfBoundsException because the starting index position is greater than end index position</w:t>
+            </w:r>
+          </w:p>
+        </w:tc>
+      </w:tr>
+      <w:tr>
+        <w:tc>
+          <w:tcPr>
+            <w:tcW w:w="0" w:type="auto"/>
+            <w:shd w:val="clear" w:color="auto" w:fill="FFFFFF"/>
+            <w:tcMar>
+              <w:top w:w="0" w:type="dxa"/>
+              <w:left w:w="150" w:type="dxa"/>
+              <w:bottom w:w="0" w:type="dxa"/>
+              <w:right w:w="150" w:type="dxa"/>
+            </w:tcMar>
+            <w:hideMark/>
+          </w:tcPr>
+          <w:p>
+            <w:pPr>
+              <w:spacing w:after="0" w:line="276" w:lineRule="auto"/>
+              <w:rPr>
+                <w:rFonts w:ascii="Calibri" w:hAnsi="Calibri" w:cs="Calibri"/>
+                <w:sz w:val="18"/>
+                <w:szCs w:val="18"/>
+              </w:rPr>
+            </w:pPr>
+            <w:r>
+              <w:rPr>
+                <w:rFonts w:ascii="Calibri" w:hAnsi="Calibri" w:cs="Calibri"/>
+                <w:sz w:val="18"/>
+                <w:szCs w:val="18"/>
+              </w:rPr>
+              <w:t xml:space="preserve">        System.out.println(s3.substring(4,0));</w:t>
+            </w:r>
+          </w:p>
+          <w:p>
+            <w:pPr>
+              <w:spacing w:after="0" w:line="276" w:lineRule="auto"/>
+              <w:rPr>
+                <w:rFonts w:ascii="Calibri" w:hAnsi="Calibri" w:cs="Calibri"/>
+                <w:sz w:val="18"/>
+                <w:szCs w:val="18"/>
+              </w:rPr>
+            </w:pPr>
+          </w:p>
+          <w:p>
+            <w:pPr>
+              <w:spacing w:after="0" w:line="276" w:lineRule="auto"/>
+              <w:rPr>
+                <w:rFonts w:ascii="Calibri" w:hAnsi="Calibri" w:cs="Calibri"/>
+                <w:sz w:val="18"/>
+                <w:szCs w:val="18"/>
+              </w:rPr>
+            </w:pPr>
+          </w:p>
+          <w:p>
+            <w:pPr>
+              <w:spacing w:after="0" w:line="276" w:lineRule="auto"/>
+              <w:rPr>
+                <w:rFonts w:ascii="Calibri" w:hAnsi="Calibri" w:cs="Calibri"/>
+                <w:sz w:val="18"/>
+                <w:szCs w:val="18"/>
+              </w:rPr>
+            </w:pPr>
+          </w:p>
+        </w:tc>
+      </w:tr>
+      <w:tr>
+        <w:tc>
+          <w:tcPr>
+            <w:tcW w:w="0" w:type="auto"/>
+            <w:shd w:val="clear" w:color="auto" w:fill="FFFFFF"/>
+            <w:tcMar>
+              <w:top w:w="0" w:type="dxa"/>
+              <w:left w:w="150" w:type="dxa"/>
+              <w:bottom w:w="0" w:type="dxa"/>
+              <w:right w:w="150" w:type="dxa"/>
+            </w:tcMar>
+            <w:hideMark/>
+          </w:tcPr>
+          <w:p>
+            <w:pPr>
+              <w:spacing w:after="0" w:line="276" w:lineRule="auto"/>
+              <w:rPr>
+                <w:rFonts w:ascii="Calibri" w:hAnsi="Calibri" w:cs="Calibri"/>
+                <w:sz w:val="18"/>
+                <w:szCs w:val="18"/>
+              </w:rPr>
+            </w:pPr>
+          </w:p>
+          <w:p>
+            <w:pPr>
+              <w:spacing w:after="0" w:line="276" w:lineRule="auto"/>
+              <w:rPr>
+                <w:rFonts w:ascii="Calibri" w:hAnsi="Calibri" w:cs="Calibri"/>
+                <w:sz w:val="18"/>
+                <w:szCs w:val="18"/>
+              </w:rPr>
+            </w:pPr>
+          </w:p>
+        </w:tc>
+      </w:tr>
+      <w:tr>
+        <w:tc>
+          <w:tcPr>
+            <w:tcW w:w="0" w:type="auto"/>
+            <w:shd w:val="clear" w:color="auto" w:fill="FFFFFF"/>
+            <w:tcMar>
+              <w:top w:w="0" w:type="dxa"/>
+              <w:left w:w="150" w:type="dxa"/>
+              <w:bottom w:w="0" w:type="dxa"/>
+              <w:right w:w="150" w:type="dxa"/>
+            </w:tcMar>
+            <w:hideMark/>
+          </w:tcPr>
+          <w:p>
+            <w:pPr>
+              <w:spacing w:after="0" w:line="276" w:lineRule="auto"/>
+              <w:rPr>
+                <w:rFonts w:ascii="Calibri" w:hAnsi="Calibri" w:cs="Calibri"/>
+                <w:sz w:val="18"/>
+                <w:szCs w:val="18"/>
+              </w:rPr>
+            </w:pPr>
+            <w:r>
+              <w:rPr>
+                <w:rFonts w:ascii="Calibri" w:hAnsi="Calibri" w:cs="Calibri"/>
+                <w:sz w:val="18"/>
+                <w:szCs w:val="18"/>
+              </w:rPr>
+              <w:t xml:space="preserve">        s3="Lion is the king in the Jungle";</w:t>
+            </w:r>
+          </w:p>
+        </w:tc>
+      </w:tr>
+      <w:tr>
+        <w:tc>
+          <w:tcPr>
+            <w:tcW w:w="0" w:type="auto"/>
+            <w:shd w:val="clear" w:color="auto" w:fill="FFFFFF"/>
+            <w:tcMar>
+              <w:top w:w="0" w:type="dxa"/>
+              <w:left w:w="150" w:type="dxa"/>
+              <w:bottom w:w="0" w:type="dxa"/>
+              <w:right w:w="150" w:type="dxa"/>
+            </w:tcMar>
+            <w:hideMark/>
+          </w:tcPr>
+          <w:p>
+            <w:pPr>
+              <w:spacing w:after="0" w:line="276" w:lineRule="auto"/>
+              <w:rPr>
+                <w:rFonts w:ascii="Calibri" w:hAnsi="Calibri" w:cs="Calibri"/>
+                <w:sz w:val="18"/>
+                <w:szCs w:val="18"/>
+              </w:rPr>
+            </w:pPr>
+          </w:p>
+          <w:p>
+            <w:pPr>
+              <w:spacing w:after="0" w:line="276" w:lineRule="auto"/>
+              <w:rPr>
+                <w:rFonts w:ascii="Calibri" w:hAnsi="Calibri" w:cs="Calibri"/>
+                <w:sz w:val="18"/>
+                <w:szCs w:val="18"/>
+              </w:rPr>
+            </w:pPr>
+          </w:p>
+        </w:tc>
+      </w:tr>
+      <w:tr>
+        <w:tc>
+          <w:tcPr>
+            <w:tcW w:w="0" w:type="auto"/>
+            <w:shd w:val="clear" w:color="auto" w:fill="FFFFFF"/>
+            <w:tcMar>
+              <w:top w:w="0" w:type="dxa"/>
+              <w:left w:w="150" w:type="dxa"/>
+              <w:bottom w:w="0" w:type="dxa"/>
+              <w:right w:w="150" w:type="dxa"/>
+            </w:tcMar>
+            <w:hideMark/>
+          </w:tcPr>
+          <w:p>
+            <w:pPr>
+              <w:spacing w:after="0" w:line="276" w:lineRule="auto"/>
+              <w:rPr>
+                <w:rFonts w:ascii="Calibri" w:hAnsi="Calibri" w:cs="Calibri"/>
+                <w:b/>
+                <w:bCs/>
+                <w:sz w:val="18"/>
+                <w:szCs w:val="18"/>
+              </w:rPr>
+            </w:pPr>
+            <w:r>
+              <w:rPr>
+                <w:rFonts w:ascii="Calibri" w:hAnsi="Calibri" w:cs="Calibri"/>
+                <w:b/>
+                <w:bCs/>
+                <w:sz w:val="18"/>
+                <w:szCs w:val="18"/>
+              </w:rPr>
+              <w:t xml:space="preserve">        //Prints the character that is present at 8th index position</w:t>
+            </w:r>
+          </w:p>
+        </w:tc>
+      </w:tr>
+      <w:tr>
+        <w:tc>
+          <w:tcPr>
+            <w:tcW w:w="0" w:type="auto"/>
+            <w:shd w:val="clear" w:color="auto" w:fill="FFFFFF"/>
+            <w:tcMar>
+              <w:top w:w="0" w:type="dxa"/>
+              <w:left w:w="150" w:type="dxa"/>
+              <w:bottom w:w="0" w:type="dxa"/>
+              <w:right w:w="150" w:type="dxa"/>
+            </w:tcMar>
+            <w:hideMark/>
+          </w:tcPr>
+          <w:p>
+            <w:pPr>
+              <w:spacing w:after="0" w:line="276" w:lineRule="auto"/>
+              <w:rPr>
+                <w:rFonts w:ascii="Calibri" w:hAnsi="Calibri" w:cs="Calibri"/>
+                <w:sz w:val="18"/>
+                <w:szCs w:val="18"/>
+              </w:rPr>
+            </w:pPr>
+            <w:r>
+              <w:rPr>
+                <w:rFonts w:ascii="Calibri" w:hAnsi="Calibri" w:cs="Calibri"/>
+                <w:sz w:val="18"/>
+                <w:szCs w:val="18"/>
+              </w:rPr>
+              <w:t xml:space="preserve">        System.out.println(s3.charAt(8));</w:t>
+            </w:r>
+          </w:p>
+        </w:tc>
+      </w:tr>
+      <w:tr>
+        <w:tc>
+          <w:tcPr>
+            <w:tcW w:w="0" w:type="auto"/>
+            <w:shd w:val="clear" w:color="auto" w:fill="FFFFFF"/>
+            <w:tcMar>
+              <w:top w:w="0" w:type="dxa"/>
+              <w:left w:w="150" w:type="dxa"/>
+              <w:bottom w:w="0" w:type="dxa"/>
+              <w:right w:w="150" w:type="dxa"/>
+            </w:tcMar>
+            <w:hideMark/>
+          </w:tcPr>
+          <w:p>
+            <w:pPr>
+              <w:spacing w:after="0" w:line="276" w:lineRule="auto"/>
+              <w:rPr>
+                <w:rFonts w:ascii="Calibri" w:hAnsi="Calibri" w:cs="Calibri"/>
+                <w:sz w:val="18"/>
+                <w:szCs w:val="18"/>
+              </w:rPr>
+            </w:pPr>
+            <w:r>
+              <w:rPr>
+                <w:rFonts w:ascii="Calibri" w:hAnsi="Calibri" w:cs="Calibri"/>
+                <w:sz w:val="18"/>
+                <w:szCs w:val="18"/>
+              </w:rPr>
+              <w:t xml:space="preserve">        System.out.println(s3.charAt(14));</w:t>
+            </w:r>
+          </w:p>
+        </w:tc>
+      </w:tr>
+      <w:tr>
+        <w:tc>
+          <w:tcPr>
+            <w:tcW w:w="0" w:type="auto"/>
+            <w:shd w:val="clear" w:color="auto" w:fill="FFFFFF"/>
+            <w:tcMar>
+              <w:top w:w="0" w:type="dxa"/>
+              <w:left w:w="150" w:type="dxa"/>
+              <w:bottom w:w="0" w:type="dxa"/>
+              <w:right w:w="150" w:type="dxa"/>
+            </w:tcMar>
+            <w:hideMark/>
+          </w:tcPr>
+          <w:p>
+            <w:pPr>
+              <w:spacing w:after="0" w:line="276" w:lineRule="auto"/>
+              <w:rPr>
+                <w:rFonts w:ascii="Calibri" w:hAnsi="Calibri" w:cs="Calibri"/>
+                <w:sz w:val="18"/>
+                <w:szCs w:val="18"/>
+              </w:rPr>
+            </w:pPr>
+            <w:r>
+              <w:rPr>
+                <w:rFonts w:ascii="Calibri" w:hAnsi="Calibri" w:cs="Calibri"/>
+                <w:sz w:val="18"/>
+                <w:szCs w:val="18"/>
+              </w:rPr>
+              <w:t xml:space="preserve">        System.out.println(s3.charAt(40));</w:t>
+            </w:r>
+          </w:p>
+        </w:tc>
+      </w:tr>
+      <w:tr>
+        <w:tc>
+          <w:tcPr>
+            <w:tcW w:w="0" w:type="auto"/>
+            <w:shd w:val="clear" w:color="auto" w:fill="FFFFFF"/>
+            <w:tcMar>
+              <w:top w:w="0" w:type="dxa"/>
+              <w:left w:w="150" w:type="dxa"/>
+              <w:bottom w:w="0" w:type="dxa"/>
+              <w:right w:w="150" w:type="dxa"/>
+            </w:tcMar>
+            <w:hideMark/>
+          </w:tcPr>
+          <w:p>
+            <w:pPr>
+              <w:spacing w:after="0" w:line="276" w:lineRule="auto"/>
+              <w:rPr>
+                <w:rFonts w:ascii="Calibri" w:hAnsi="Calibri" w:cs="Calibri"/>
+                <w:sz w:val="18"/>
+                <w:szCs w:val="18"/>
+              </w:rPr>
+            </w:pPr>
+            <w:r>
+              <w:rPr>
+                <w:rFonts w:ascii="Calibri" w:hAnsi="Calibri" w:cs="Calibri"/>
+                <w:sz w:val="18"/>
+                <w:szCs w:val="18"/>
+              </w:rPr>
+              <w:t xml:space="preserve">        System.out.println(s3.charAt(3));</w:t>
+            </w:r>
+          </w:p>
+        </w:tc>
+      </w:tr>
+      <w:tr>
+        <w:tc>
+          <w:tcPr>
+            <w:tcW w:w="0" w:type="auto"/>
+            <w:shd w:val="clear" w:color="auto" w:fill="FFFFFF"/>
+            <w:tcMar>
+              <w:top w:w="0" w:type="dxa"/>
+              <w:left w:w="150" w:type="dxa"/>
+              <w:bottom w:w="0" w:type="dxa"/>
+              <w:right w:w="150" w:type="dxa"/>
+            </w:tcMar>
+            <w:hideMark/>
+          </w:tcPr>
+          <w:p>
+            <w:pPr>
+              <w:spacing w:after="0" w:line="276" w:lineRule="auto"/>
+              <w:rPr>
+                <w:rFonts w:ascii="Calibri" w:hAnsi="Calibri" w:cs="Calibri"/>
+                <w:sz w:val="18"/>
+                <w:szCs w:val="18"/>
+              </w:rPr>
+            </w:pPr>
+          </w:p>
+          <w:p>
+            <w:pPr>
+              <w:spacing w:after="0" w:line="276" w:lineRule="auto"/>
+              <w:rPr>
+                <w:rFonts w:ascii="Calibri" w:hAnsi="Calibri" w:cs="Calibri"/>
+                <w:sz w:val="18"/>
+                <w:szCs w:val="18"/>
+              </w:rPr>
+            </w:pPr>
+          </w:p>
+        </w:tc>
+      </w:tr>
+      <w:tr>
+        <w:tc>
+          <w:tcPr>
+            <w:tcW w:w="0" w:type="auto"/>
+            <w:shd w:val="clear" w:color="auto" w:fill="FFFFFF"/>
+            <w:tcMar>
+              <w:top w:w="0" w:type="dxa"/>
+              <w:left w:w="150" w:type="dxa"/>
+              <w:bottom w:w="0" w:type="dxa"/>
+              <w:right w:w="150" w:type="dxa"/>
+            </w:tcMar>
+            <w:hideMark/>
+          </w:tcPr>
+          <w:p>
+            <w:pPr>
+              <w:spacing w:after="0" w:line="276" w:lineRule="auto"/>
+              <w:rPr>
+                <w:rFonts w:ascii="Calibri" w:hAnsi="Calibri" w:cs="Calibri"/>
+                <w:b/>
+                <w:bCs/>
+                <w:sz w:val="18"/>
+                <w:szCs w:val="18"/>
+              </w:rPr>
+            </w:pPr>
+            <w:r>
+              <w:rPr>
+                <w:rFonts w:ascii="Calibri" w:hAnsi="Calibri" w:cs="Calibri"/>
+                <w:b/>
+                <w:bCs/>
+                <w:sz w:val="18"/>
+                <w:szCs w:val="18"/>
+              </w:rPr>
+              <w:t xml:space="preserve">        //Prints the index position of the first occurence of the character 'n'</w:t>
+            </w:r>
+          </w:p>
+        </w:tc>
+      </w:tr>
+      <w:tr>
+        <w:tc>
+          <w:tcPr>
+            <w:tcW w:w="0" w:type="auto"/>
+            <w:shd w:val="clear" w:color="auto" w:fill="FFFFFF"/>
+            <w:tcMar>
+              <w:top w:w="0" w:type="dxa"/>
+              <w:left w:w="150" w:type="dxa"/>
+              <w:bottom w:w="0" w:type="dxa"/>
+              <w:right w:w="150" w:type="dxa"/>
+            </w:tcMar>
+            <w:hideMark/>
+          </w:tcPr>
+          <w:p>
+            <w:pPr>
+              <w:spacing w:after="0" w:line="276" w:lineRule="auto"/>
+              <w:rPr>
+                <w:rFonts w:ascii="Calibri" w:hAnsi="Calibri" w:cs="Calibri"/>
+                <w:b/>
+                <w:bCs/>
+                <w:sz w:val="18"/>
+                <w:szCs w:val="18"/>
+              </w:rPr>
+            </w:pPr>
+            <w:r>
+              <w:rPr>
+                <w:rFonts w:ascii="Calibri" w:hAnsi="Calibri" w:cs="Calibri"/>
+                <w:b/>
+                <w:bCs/>
+                <w:sz w:val="18"/>
+                <w:szCs w:val="18"/>
+              </w:rPr>
+              <w:t xml:space="preserve">        //If the given character is not present then it returns -1</w:t>
+            </w:r>
+          </w:p>
+        </w:tc>
+      </w:tr>
+      <w:tr>
+        <w:tc>
+          <w:tcPr>
+            <w:tcW w:w="0" w:type="auto"/>
+            <w:shd w:val="clear" w:color="auto" w:fill="FFFFFF"/>
+            <w:tcMar>
+              <w:top w:w="0" w:type="dxa"/>
+              <w:left w:w="150" w:type="dxa"/>
+              <w:bottom w:w="0" w:type="dxa"/>
+              <w:right w:w="150" w:type="dxa"/>
+            </w:tcMar>
+            <w:hideMark/>
+          </w:tcPr>
+          <w:p>
+            <w:pPr>
+              <w:spacing w:after="0" w:line="276" w:lineRule="auto"/>
+              <w:rPr>
+                <w:rFonts w:ascii="Calibri" w:hAnsi="Calibri" w:cs="Calibri"/>
+                <w:sz w:val="18"/>
+                <w:szCs w:val="18"/>
+              </w:rPr>
+            </w:pPr>
+            <w:r>
+              <w:rPr>
+                <w:rFonts w:ascii="Calibri" w:hAnsi="Calibri" w:cs="Calibri"/>
+                <w:sz w:val="18"/>
+                <w:szCs w:val="18"/>
+              </w:rPr>
+              <w:t xml:space="preserve">        System.out.println(s3.indexOf('n'));</w:t>
+            </w:r>
+          </w:p>
+        </w:tc>
+      </w:tr>
+      <w:tr>
+        <w:tc>
+          <w:tcPr>
+            <w:tcW w:w="0" w:type="auto"/>
+            <w:shd w:val="clear" w:color="auto" w:fill="FFFFFF"/>
+            <w:tcMar>
+              <w:top w:w="0" w:type="dxa"/>
+              <w:left w:w="150" w:type="dxa"/>
+              <w:bottom w:w="0" w:type="dxa"/>
+              <w:right w:w="150" w:type="dxa"/>
+            </w:tcMar>
+            <w:hideMark/>
+          </w:tcPr>
+          <w:p>
+            <w:pPr>
+              <w:spacing w:after="0" w:line="276" w:lineRule="auto"/>
+              <w:rPr>
+                <w:rFonts w:ascii="Calibri" w:hAnsi="Calibri" w:cs="Calibri"/>
+                <w:sz w:val="18"/>
+                <w:szCs w:val="18"/>
+              </w:rPr>
+            </w:pPr>
+            <w:r>
+              <w:rPr>
+                <w:rFonts w:ascii="Calibri" w:hAnsi="Calibri" w:cs="Calibri"/>
+                <w:sz w:val="18"/>
+                <w:szCs w:val="18"/>
+              </w:rPr>
+              <w:t xml:space="preserve">        System.out.println(s3.indexOf("the"));</w:t>
+            </w:r>
+          </w:p>
+        </w:tc>
+      </w:tr>
+      <w:tr>
+        <w:tc>
+          <w:tcPr>
+            <w:tcW w:w="0" w:type="auto"/>
+            <w:shd w:val="clear" w:color="auto" w:fill="FFFFFF"/>
+            <w:tcMar>
+              <w:top w:w="0" w:type="dxa"/>
+              <w:left w:w="150" w:type="dxa"/>
+              <w:bottom w:w="0" w:type="dxa"/>
+              <w:right w:w="150" w:type="dxa"/>
+            </w:tcMar>
+            <w:hideMark/>
+          </w:tcPr>
+          <w:p>
+            <w:pPr>
+              <w:spacing w:after="0" w:line="276" w:lineRule="auto"/>
+              <w:rPr>
+                <w:rFonts w:ascii="Calibri" w:hAnsi="Calibri" w:cs="Calibri"/>
+                <w:sz w:val="18"/>
+                <w:szCs w:val="18"/>
+              </w:rPr>
+            </w:pPr>
+          </w:p>
+          <w:p>
+            <w:pPr>
+              <w:spacing w:after="0" w:line="276" w:lineRule="auto"/>
+              <w:rPr>
+                <w:rFonts w:ascii="Calibri" w:hAnsi="Calibri" w:cs="Calibri"/>
+                <w:sz w:val="18"/>
+                <w:szCs w:val="18"/>
+              </w:rPr>
+            </w:pPr>
+          </w:p>
+        </w:tc>
+      </w:tr>
+      <w:tr>
+        <w:tc>
+          <w:tcPr>
+            <w:tcW w:w="0" w:type="auto"/>
+            <w:shd w:val="clear" w:color="auto" w:fill="FFFFFF"/>
+            <w:tcMar>
+              <w:top w:w="0" w:type="dxa"/>
+              <w:left w:w="150" w:type="dxa"/>
+              <w:bottom w:w="0" w:type="dxa"/>
+              <w:right w:w="150" w:type="dxa"/>
+            </w:tcMar>
+            <w:hideMark/>
+          </w:tcPr>
+          <w:p>
+            <w:pPr>
+              <w:spacing w:after="0" w:line="276" w:lineRule="auto"/>
+              <w:rPr>
+                <w:rFonts w:ascii="Calibri" w:hAnsi="Calibri" w:cs="Calibri"/>
+                <w:sz w:val="18"/>
+                <w:szCs w:val="18"/>
+              </w:rPr>
+            </w:pPr>
+            <w:r>
+              <w:rPr>
+                <w:rFonts w:ascii="Calibri" w:hAnsi="Calibri" w:cs="Calibri"/>
+                <w:sz w:val="18"/>
+                <w:szCs w:val="18"/>
+              </w:rPr>
+              <w:t xml:space="preserve">        s3="Lion is the king in the Jungle";</w:t>
+            </w:r>
+          </w:p>
+        </w:tc>
+      </w:tr>
+      <w:tr>
+        <w:tc>
+          <w:tcPr>
+            <w:tcW w:w="0" w:type="auto"/>
+            <w:shd w:val="clear" w:color="auto" w:fill="FFFFFF"/>
+            <w:tcMar>
+              <w:top w:w="0" w:type="dxa"/>
+              <w:left w:w="150" w:type="dxa"/>
+              <w:bottom w:w="0" w:type="dxa"/>
+              <w:right w:w="150" w:type="dxa"/>
+            </w:tcMar>
+            <w:hideMark/>
+          </w:tcPr>
+          <w:p>
+            <w:pPr>
+              <w:spacing w:after="0" w:line="276" w:lineRule="auto"/>
+              <w:rPr>
+                <w:rFonts w:ascii="Calibri" w:hAnsi="Calibri" w:cs="Calibri"/>
+                <w:sz w:val="18"/>
+                <w:szCs w:val="18"/>
+              </w:rPr>
+            </w:pPr>
+          </w:p>
+          <w:p>
+            <w:pPr>
+              <w:spacing w:after="0" w:line="276" w:lineRule="auto"/>
+              <w:rPr>
+                <w:rFonts w:ascii="Calibri" w:hAnsi="Calibri" w:cs="Calibri"/>
+                <w:sz w:val="18"/>
+                <w:szCs w:val="18"/>
+              </w:rPr>
+            </w:pPr>
+          </w:p>
+        </w:tc>
+      </w:tr>
+      <w:tr>
+        <w:tc>
+          <w:tcPr>
+            <w:tcW w:w="0" w:type="auto"/>
+            <w:shd w:val="clear" w:color="auto" w:fill="FFFFFF"/>
+            <w:tcMar>
+              <w:top w:w="0" w:type="dxa"/>
+              <w:left w:w="150" w:type="dxa"/>
+              <w:bottom w:w="0" w:type="dxa"/>
+              <w:right w:w="150" w:type="dxa"/>
+            </w:tcMar>
+            <w:hideMark/>
+          </w:tcPr>
+          <w:p>
+            <w:pPr>
+              <w:spacing w:after="0" w:line="276" w:lineRule="auto"/>
+              <w:rPr>
+                <w:rFonts w:ascii="Calibri" w:hAnsi="Calibri" w:cs="Calibri"/>
+                <w:b/>
+                <w:bCs/>
+                <w:sz w:val="18"/>
+                <w:szCs w:val="18"/>
+              </w:rPr>
+            </w:pPr>
+            <w:r>
+              <w:rPr>
+                <w:rFonts w:ascii="Calibri" w:hAnsi="Calibri" w:cs="Calibri"/>
+                <w:b/>
+                <w:bCs/>
+                <w:sz w:val="18"/>
+                <w:szCs w:val="18"/>
+              </w:rPr>
+              <w:t xml:space="preserve">        //Prints the index position of the first occurence of the word "the", when the string is starting from 10th index position</w:t>
+            </w:r>
+          </w:p>
+        </w:tc>
+      </w:tr>
+      <w:tr>
+        <w:tc>
+          <w:tcPr>
+            <w:tcW w:w="0" w:type="auto"/>
+            <w:shd w:val="clear" w:color="auto" w:fill="FFFFFF"/>
+            <w:tcMar>
+              <w:top w:w="0" w:type="dxa"/>
+              <w:left w:w="150" w:type="dxa"/>
+              <w:bottom w:w="0" w:type="dxa"/>
+              <w:right w:w="150" w:type="dxa"/>
+            </w:tcMar>
+            <w:hideMark/>
+          </w:tcPr>
+          <w:p>
+            <w:pPr>
+              <w:spacing w:after="0" w:line="276" w:lineRule="auto"/>
+              <w:rPr>
+                <w:rFonts w:ascii="Calibri" w:hAnsi="Calibri" w:cs="Calibri"/>
+                <w:sz w:val="18"/>
+                <w:szCs w:val="18"/>
+              </w:rPr>
+            </w:pPr>
+            <w:r>
+              <w:rPr>
+                <w:rFonts w:ascii="Calibri" w:hAnsi="Calibri" w:cs="Calibri"/>
+                <w:sz w:val="18"/>
+                <w:szCs w:val="18"/>
+              </w:rPr>
+              <w:t xml:space="preserve">        System.out.println(s3.indexOf("the", 10));</w:t>
+            </w:r>
+          </w:p>
+        </w:tc>
+      </w:tr>
+      <w:tr>
+        <w:tc>
+          <w:tcPr>
+            <w:tcW w:w="0" w:type="auto"/>
+            <w:shd w:val="clear" w:color="auto" w:fill="FFFFFF"/>
+            <w:tcMar>
+              <w:top w:w="0" w:type="dxa"/>
+              <w:left w:w="150" w:type="dxa"/>
+              <w:bottom w:w="0" w:type="dxa"/>
+              <w:right w:w="150" w:type="dxa"/>
+            </w:tcMar>
+            <w:hideMark/>
+          </w:tcPr>
+          <w:p>
+            <w:pPr>
+              <w:spacing w:after="0" w:line="276" w:lineRule="auto"/>
+              <w:rPr>
+                <w:rFonts w:ascii="Calibri" w:hAnsi="Calibri" w:cs="Calibri"/>
+                <w:sz w:val="18"/>
+                <w:szCs w:val="18"/>
+              </w:rPr>
+            </w:pPr>
+          </w:p>
+          <w:p>
+            <w:pPr>
+              <w:spacing w:after="0" w:line="276" w:lineRule="auto"/>
+              <w:rPr>
+                <w:rFonts w:ascii="Calibri" w:hAnsi="Calibri" w:cs="Calibri"/>
+                <w:sz w:val="18"/>
+                <w:szCs w:val="18"/>
+              </w:rPr>
+            </w:pPr>
+          </w:p>
+        </w:tc>
+      </w:tr>
+      <w:tr>
+        <w:tc>
+          <w:tcPr>
+            <w:tcW w:w="0" w:type="auto"/>
+            <w:shd w:val="clear" w:color="auto" w:fill="FFFFFF"/>
+            <w:tcMar>
+              <w:top w:w="0" w:type="dxa"/>
+              <w:left w:w="150" w:type="dxa"/>
+              <w:bottom w:w="0" w:type="dxa"/>
+              <w:right w:w="150" w:type="dxa"/>
+            </w:tcMar>
+            <w:hideMark/>
+          </w:tcPr>
+          <w:p>
+            <w:pPr>
+              <w:spacing w:after="0" w:line="276" w:lineRule="auto"/>
+              <w:rPr>
+                <w:rFonts w:ascii="Calibri" w:hAnsi="Calibri" w:cs="Calibri"/>
+                <w:b/>
+                <w:bCs/>
+                <w:sz w:val="18"/>
+                <w:szCs w:val="18"/>
+              </w:rPr>
+            </w:pPr>
+            <w:r>
+              <w:rPr>
+                <w:rFonts w:ascii="Calibri" w:hAnsi="Calibri" w:cs="Calibri"/>
+                <w:b/>
+                <w:bCs/>
+                <w:sz w:val="18"/>
+                <w:szCs w:val="18"/>
+              </w:rPr>
+              <w:t xml:space="preserve">        //Prints the index position of the last occurence of the letter 'e'</w:t>
+            </w:r>
+          </w:p>
+        </w:tc>
+      </w:tr>
+      <w:tr>
+        <w:tc>
+          <w:tcPr>
+            <w:tcW w:w="0" w:type="auto"/>
+            <w:shd w:val="clear" w:color="auto" w:fill="FFFFFF"/>
+            <w:tcMar>
+              <w:top w:w="0" w:type="dxa"/>
+              <w:left w:w="150" w:type="dxa"/>
+              <w:bottom w:w="0" w:type="dxa"/>
+              <w:right w:w="150" w:type="dxa"/>
+            </w:tcMar>
+            <w:hideMark/>
+          </w:tcPr>
+          <w:p>
+            <w:pPr>
+              <w:spacing w:after="0" w:line="276" w:lineRule="auto"/>
+              <w:rPr>
+                <w:rFonts w:ascii="Calibri" w:hAnsi="Calibri" w:cs="Calibri"/>
+                <w:b/>
+                <w:bCs/>
+                <w:sz w:val="18"/>
+                <w:szCs w:val="18"/>
+              </w:rPr>
+            </w:pPr>
+            <w:r>
+              <w:rPr>
+                <w:rFonts w:ascii="Calibri" w:hAnsi="Calibri" w:cs="Calibri"/>
+                <w:b/>
+                <w:bCs/>
+                <w:sz w:val="18"/>
+                <w:szCs w:val="18"/>
+              </w:rPr>
+              <w:t xml:space="preserve">        //Returns -1 if the data does not exist in the string</w:t>
+            </w:r>
+          </w:p>
+        </w:tc>
+      </w:tr>
+      <w:tr>
+        <w:tc>
+          <w:tcPr>
+            <w:tcW w:w="0" w:type="auto"/>
+            <w:shd w:val="clear" w:color="auto" w:fill="FFFFFF"/>
+            <w:tcMar>
+              <w:top w:w="0" w:type="dxa"/>
+              <w:left w:w="150" w:type="dxa"/>
+              <w:bottom w:w="0" w:type="dxa"/>
+              <w:right w:w="150" w:type="dxa"/>
+            </w:tcMar>
+            <w:hideMark/>
+          </w:tcPr>
+          <w:p>
+            <w:pPr>
+              <w:spacing w:after="0" w:line="276" w:lineRule="auto"/>
+              <w:rPr>
+                <w:rFonts w:ascii="Calibri" w:hAnsi="Calibri" w:cs="Calibri"/>
+                <w:sz w:val="18"/>
+                <w:szCs w:val="18"/>
+              </w:rPr>
+            </w:pPr>
+            <w:r>
+              <w:rPr>
+                <w:rFonts w:ascii="Calibri" w:hAnsi="Calibri" w:cs="Calibri"/>
+                <w:sz w:val="18"/>
+                <w:szCs w:val="18"/>
+              </w:rPr>
+              <w:t xml:space="preserve">        System.out.println(s3.lastIndexOf('e'));</w:t>
+            </w:r>
+          </w:p>
+        </w:tc>
+      </w:tr>
+      <w:tr>
+        <w:tc>
+          <w:tcPr>
+            <w:tcW w:w="0" w:type="auto"/>
+            <w:shd w:val="clear" w:color="auto" w:fill="FFFFFF"/>
+            <w:tcMar>
+              <w:top w:w="0" w:type="dxa"/>
+              <w:left w:w="150" w:type="dxa"/>
+              <w:bottom w:w="0" w:type="dxa"/>
+              <w:right w:w="150" w:type="dxa"/>
+            </w:tcMar>
+            <w:hideMark/>
+          </w:tcPr>
+          <w:p>
+            <w:pPr>
+              <w:spacing w:after="0" w:line="276" w:lineRule="auto"/>
+              <w:rPr>
+                <w:rFonts w:ascii="Calibri" w:hAnsi="Calibri" w:cs="Calibri"/>
+                <w:sz w:val="18"/>
+                <w:szCs w:val="18"/>
+              </w:rPr>
+            </w:pPr>
+            <w:r>
+              <w:rPr>
+                <w:rFonts w:ascii="Calibri" w:hAnsi="Calibri" w:cs="Calibri"/>
+                <w:sz w:val="18"/>
+                <w:szCs w:val="18"/>
+              </w:rPr>
+              <w:t xml:space="preserve">    }</w:t>
+            </w:r>
+          </w:p>
+        </w:tc>
+      </w:tr>
+      <w:tr>
+        <w:tc>
+          <w:tcPr>
+            <w:tcW w:w="0" w:type="auto"/>
+            <w:shd w:val="clear" w:color="auto" w:fill="FFFFFF"/>
+            <w:tcMar>
+              <w:top w:w="0" w:type="dxa"/>
+              <w:left w:w="150" w:type="dxa"/>
+              <w:bottom w:w="0" w:type="dxa"/>
+              <w:right w:w="150" w:type="dxa"/>
+            </w:tcMar>
+            <w:hideMark/>
+          </w:tcPr>
+          <w:p>
+            <w:pPr>
+              <w:spacing w:after="0" w:line="276" w:lineRule="auto"/>
+              <w:rPr>
+                <w:rFonts w:ascii="Calibri" w:hAnsi="Calibri" w:cs="Calibri"/>
+                <w:sz w:val="18"/>
+                <w:szCs w:val="18"/>
+              </w:rPr>
+            </w:pPr>
+            <w:r>
+              <w:rPr>
+                <w:rFonts w:ascii="Calibri" w:hAnsi="Calibri" w:cs="Calibri"/>
+                <w:sz w:val="18"/>
+                <w:szCs w:val="18"/>
+              </w:rPr>
+              <w:t>}</w:t>
+            </w:r>
+          </w:p>
+        </w:tc>
+      </w:tr>
+    </w:tbl>
+    <w:p>
+      <w:pPr>
+        <w:spacing w:after="0" w:line="276" w:lineRule="auto"/>
+        <w:rPr>
+          <w:rFonts w:ascii="Calibri" w:hAnsi="Calibri" w:cs="Calibri"/>
+          <w:sz w:val="18"/>
+          <w:szCs w:val="18"/>
+        </w:rPr>
+      </w:pPr>
+    </w:p>
+    <w:p>
+      <w:pPr>
+        <w:spacing w:after="0" w:line="276" w:lineRule="auto"/>
+        <w:rPr>
+          <w:rFonts w:ascii="Calibri" w:hAnsi="Calibri" w:cs="Calibri"/>
+          <w:sz w:val="18"/>
+          <w:szCs w:val="18"/>
+        </w:rPr>
+      </w:pPr>
+    </w:p>
+    <w:p>
+      <w:pPr>
+        <w:spacing w:after="0" w:line="276" w:lineRule="auto"/>
+        <w:rPr>
+          <w:rFonts w:ascii="Calibri" w:hAnsi="Calibri" w:cs="Calibri"/>
+          <w:b/>
+          <w:bCs/>
+          <w:sz w:val="18"/>
+          <w:szCs w:val="18"/>
+        </w:rPr>
+      </w:pPr>
+      <w:r>
+        <w:rPr>
+          <w:rFonts w:ascii="Calibri" w:hAnsi="Calibri" w:cs="Calibri"/>
+          <w:b/>
+          <w:bCs/>
+          <w:sz w:val="18"/>
+          <w:szCs w:val="18"/>
+        </w:rPr>
+        <w:t>//Dynamic data replacement</w:t>
+      </w:r>
+    </w:p>
+    <w:p>
+      <w:pPr>
+        <w:spacing w:after="0" w:line="276" w:lineRule="auto"/>
+        <w:rPr>
+          <w:rFonts w:ascii="Calibri" w:hAnsi="Calibri" w:cs="Calibri"/>
+          <w:sz w:val="18"/>
+          <w:szCs w:val="18"/>
+        </w:rPr>
+      </w:pPr>
+      <w:r>
+        <w:rPr>
+          <w:rFonts w:ascii="Calibri" w:hAnsi="Calibri" w:cs="Calibri"/>
+          <w:sz w:val="18"/>
+          <w:szCs w:val="18"/>
+        </w:rPr>
+        <w:t>String s5= """</w:t>
+      </w:r>
+      <w:r>
+        <w:rPr>
+          <w:rFonts w:ascii="Calibri" w:hAnsi="Calibri" w:cs="Calibri"/>
+          <w:sz w:val="18"/>
+          <w:szCs w:val="18"/>
+        </w:rPr>
+        <w:br/>
+        <w:t xml:space="preserve">        Sum of two number %d %d is %d""".formatted(2,33,(2+33));</w:t>
+      </w:r>
+      <w:r>
+        <w:rPr>
+          <w:rFonts w:ascii="Calibri" w:hAnsi="Calibri" w:cs="Calibri"/>
+          <w:sz w:val="18"/>
+          <w:szCs w:val="18"/>
+        </w:rPr>
+        <w:br/>
+      </w:r>
+      <w:r>
+        <w:rPr>
+          <w:rFonts w:ascii="Calibri" w:hAnsi="Calibri" w:cs="Calibri"/>
+          <w:sz w:val="18"/>
+          <w:szCs w:val="18"/>
+        </w:rPr>
+        <w:t xml:space="preserve">        </w:t>
+      </w:r>
+      <w:r>
+        <w:rPr>
+          <w:rFonts w:ascii="Calibri" w:hAnsi="Calibri" w:cs="Calibri"/>
+          <w:sz w:val="18"/>
+          <w:szCs w:val="18"/>
+        </w:rPr>
+        <w:t>System.</w:t>
+      </w:r>
+      <w:r>
+        <w:rPr>
+          <w:rFonts w:ascii="Calibri" w:hAnsi="Calibri" w:cs="Calibri"/>
+          <w:i/>
+          <w:iCs/>
+          <w:sz w:val="18"/>
+          <w:szCs w:val="18"/>
+        </w:rPr>
+        <w:t>out</w:t>
+      </w:r>
+      <w:r>
+        <w:rPr>
+          <w:rFonts w:ascii="Calibri" w:hAnsi="Calibri" w:cs="Calibri"/>
+          <w:sz w:val="18"/>
+          <w:szCs w:val="18"/>
+        </w:rPr>
+        <w:t>.println(s5);</w:t>
+      </w:r>
+      <w:r>
+        <w:rPr>
+          <w:rFonts w:ascii="Calibri" w:hAnsi="Calibri" w:cs="Calibri"/>
+          <w:sz w:val="18"/>
+          <w:szCs w:val="18"/>
+        </w:rPr>
+        <w:t xml:space="preserve">  //</w:t>
+      </w:r>
+      <w:r>
+        <w:rPr>
+          <w:rFonts w:ascii="Calibri" w:hAnsi="Calibri" w:cs="Calibri"/>
+        </w:rPr>
+        <w:t xml:space="preserve"> </w:t>
+      </w:r>
+      <w:r>
+        <w:rPr>
+          <w:rFonts w:ascii="Calibri" w:hAnsi="Calibri" w:cs="Calibri"/>
+          <w:sz w:val="18"/>
+          <w:szCs w:val="18"/>
+        </w:rPr>
+        <w:t>Sum of two number 2 33 is 35</w:t>
+      </w:r>
+    </w:p>
+    <w:p>
+      <w:pPr>
+        <w:spacing w:after="0" w:line="276" w:lineRule="auto"/>
+        <w:rPr>
+          <w:rFonts w:ascii="Calibri" w:hAnsi="Calibri" w:cs="Calibri"/>
+          <w:sz w:val="18"/>
+          <w:szCs w:val="18"/>
+        </w:rPr>
+      </w:pPr>
+    </w:p>
+    <w:p>
+      <w:pPr>
+        <w:spacing w:after="0" w:line="276" w:lineRule="auto"/>
+        <w:rPr>
+          <w:rFonts w:ascii="Calibri" w:hAnsi="Calibri" w:cs="Calibri"/>
+          <w:sz w:val="18"/>
+          <w:szCs w:val="18"/>
+        </w:rPr>
+      </w:pPr>
+    </w:p>
+    <w:p>
+      <w:pPr>
+        <w:spacing w:after="0" w:line="276" w:lineRule="auto"/>
+        <w:rPr>
+          <w:rFonts w:ascii="Calibri" w:hAnsi="Calibri" w:cs="Calibri"/>
+          <w:sz w:val="18"/>
+          <w:szCs w:val="18"/>
+        </w:rPr>
+      </w:pPr>
+      <w:r>
+        <w:rPr>
+          <w:rFonts w:ascii="Calibri" w:hAnsi="Calibri" w:cs="Calibri"/>
+          <w:b/>
+          <w:bCs/>
+          <w:sz w:val="18"/>
+          <w:szCs w:val="18"/>
+        </w:rPr>
+        <w:t>//Multi line String</w:t>
+      </w:r>
+      <w:r>
+        <w:rPr>
+          <w:rFonts w:ascii="Calibri" w:hAnsi="Calibri" w:cs="Calibri"/>
+          <w:i/>
+          <w:iCs/>
+          <w:sz w:val="18"/>
+          <w:szCs w:val="18"/>
+        </w:rPr>
+        <w:br/>
+      </w:r>
+      <w:r>
+        <w:rPr>
+          <w:rFonts w:ascii="Calibri" w:hAnsi="Calibri" w:cs="Calibri"/>
+          <w:sz w:val="18"/>
+          <w:szCs w:val="18"/>
+        </w:rPr>
+        <w:t xml:space="preserve">String str= """ </w:t>
+      </w:r>
+      <w:r>
+        <w:rPr>
+          <w:rFonts w:ascii="Calibri" w:hAnsi="Calibri" w:cs="Calibri"/>
+          <w:sz w:val="18"/>
+          <w:szCs w:val="18"/>
+        </w:rPr>
+        <w:br/>
+        <w:t xml:space="preserve">        sadsad </w:t>
+      </w:r>
+      <w:r>
+        <w:rPr>
+          <w:rFonts w:ascii="Calibri" w:hAnsi="Calibri" w:cs="Calibri"/>
+          <w:sz w:val="18"/>
+          <w:szCs w:val="18"/>
+        </w:rPr>
+        <w:br/>
+        <w:t xml:space="preserve">        adsadsa</w:t>
+      </w:r>
+      <w:r>
+        <w:rPr>
+          <w:rFonts w:ascii="Calibri" w:hAnsi="Calibri" w:cs="Calibri"/>
+          <w:sz w:val="18"/>
+          <w:szCs w:val="18"/>
+        </w:rPr>
+        <w:br/>
+        <w:t xml:space="preserve">        asdsada</w:t>
+      </w:r>
+      <w:r>
+        <w:rPr>
+          <w:rFonts w:ascii="Calibri" w:hAnsi="Calibri" w:cs="Calibri"/>
+          <w:sz w:val="18"/>
+          <w:szCs w:val="18"/>
+        </w:rPr>
+        <w:br/>
+        <w:t xml:space="preserve">        """;</w:t>
+      </w:r>
+      <w:r>
+        <w:rPr>
+          <w:rFonts w:ascii="Calibri" w:hAnsi="Calibri" w:cs="Calibri"/>
+          <w:sz w:val="18"/>
+          <w:szCs w:val="18"/>
+        </w:rPr>
+        <w:br/>
+      </w:r>
+      <w:r>
+        <w:rPr>
+          <w:rFonts w:ascii="Calibri" w:hAnsi="Calibri" w:cs="Calibri"/>
+          <w:sz w:val="18"/>
+          <w:szCs w:val="18"/>
+        </w:rPr>
+        <w:br/>
+        <w:t>System.</w:t>
+      </w:r>
+      <w:r>
+        <w:rPr>
+          <w:rFonts w:ascii="Calibri" w:hAnsi="Calibri" w:cs="Calibri"/>
+          <w:i/>
+          <w:iCs/>
+          <w:sz w:val="18"/>
+          <w:szCs w:val="18"/>
+        </w:rPr>
+        <w:t>out</w:t>
+      </w:r>
+      <w:r>
+        <w:rPr>
+          <w:rFonts w:ascii="Calibri" w:hAnsi="Calibri" w:cs="Calibri"/>
+          <w:sz w:val="18"/>
+          <w:szCs w:val="18"/>
+        </w:rPr>
+        <w:t>.println(str);</w:t>
+      </w:r>
+    </w:p>
+    <w:p>
+      <w:pPr>
+        <w:spacing w:after="0" w:line="276" w:lineRule="auto"/>
+        <w:rPr>
+          <w:rFonts w:ascii="Calibri" w:hAnsi="Calibri" w:cs="Calibri"/>
+          <w:color w:val="0070C0"/>
+        </w:rPr>
+      </w:pPr>
+    </w:p>
+    <w:p>
+      <w:pPr>
+        <w:spacing w:after="0" w:line="276" w:lineRule="auto"/>
+        <w:rPr>
+          <w:rFonts w:ascii="Calibri" w:hAnsi="Calibri" w:cs="Calibri"/>
+          <w:color w:val="0070C0"/>
+        </w:rPr>
+      </w:pPr>
+    </w:p>
+    <w:p>
+      <w:pPr>
+        <w:spacing w:after="0" w:line="276" w:lineRule="auto"/>
+        <w:rPr>
+          <w:rFonts w:ascii="Calibri" w:hAnsi="Calibri" w:cs="Calibri"/>
+          <w:color w:val="0070C0"/>
+        </w:rPr>
+      </w:pPr>
+    </w:p>
+    <w:p>
+      <w:pPr>
+        <w:spacing w:after="0" w:line="276" w:lineRule="auto"/>
+        <w:rPr>
+          <w:rFonts w:ascii="Calibri" w:hAnsi="Calibri" w:cs="Calibri"/>
+          <w:color w:val="0070C0"/>
+        </w:rPr>
+      </w:pPr>
+    </w:p>
+    <w:p>
+      <w:pPr>
+        <w:spacing w:after="0" w:line="276" w:lineRule="auto"/>
+        <w:rPr>
+          <w:rFonts w:ascii="Calibri" w:hAnsi="Calibri" w:cs="Calibri"/>
+          <w:color w:val="0070C0"/>
+        </w:rPr>
+      </w:pPr>
+    </w:p>
+    <w:p>
+      <w:pPr>
+        <w:spacing w:after="0" w:line="276" w:lineRule="auto"/>
+        <w:rPr>
+          <w:rFonts w:ascii="Calibri" w:hAnsi="Calibri" w:cs="Calibri"/>
+          <w:color w:val="0070C0"/>
+        </w:rPr>
+      </w:pPr>
+    </w:p>
+    <w:p>
+      <w:pPr>
+        <w:spacing w:after="0" w:line="276" w:lineRule="auto"/>
+        <w:rPr>
+          <w:rFonts w:ascii="Calibri" w:hAnsi="Calibri" w:cs="Calibri"/>
+          <w:color w:val="0070C0"/>
+        </w:rPr>
+      </w:pPr>
+    </w:p>
+    <w:p>
+      <w:pPr>
+        <w:spacing w:after="0" w:line="276" w:lineRule="auto"/>
+        <w:rPr>
+          <w:rFonts w:ascii="Calibri" w:hAnsi="Calibri" w:cs="Calibri"/>
+          <w:color w:val="0070C0"/>
+        </w:rPr>
+      </w:pPr>
+    </w:p>
+    <w:p>
+      <w:pPr>
+        <w:spacing w:after="0" w:line="276" w:lineRule="auto"/>
+        <w:rPr>
+          <w:rFonts w:ascii="Calibri" w:hAnsi="Calibri" w:cs="Calibri"/>
+          <w:color w:val="0070C0"/>
+        </w:rPr>
+      </w:pPr>
+    </w:p>
+    <w:p>
+      <w:pPr>
+        <w:spacing w:after="0" w:line="276" w:lineRule="auto"/>
+        <w:rPr>
+          <w:rFonts w:ascii="Calibri" w:hAnsi="Calibri" w:cs="Calibri"/>
+          <w:color w:val="0070C0"/>
+        </w:rPr>
+      </w:pPr>
+    </w:p>
+    <w:p>
+      <w:pPr>
+        <w:spacing w:after="0" w:line="276" w:lineRule="auto"/>
+        <w:rPr>
+          <w:rFonts w:ascii="Calibri" w:hAnsi="Calibri" w:cs="Calibri"/>
+          <w:color w:val="0070C0"/>
+        </w:rPr>
+      </w:pPr>
+    </w:p>
+    <w:p>
+      <w:pPr>
+        <w:spacing w:after="0" w:line="276" w:lineRule="auto"/>
+        <w:rPr>
+          <w:rFonts w:ascii="Calibri" w:hAnsi="Calibri" w:cs="Calibri"/>
+          <w:color w:val="0070C0"/>
+        </w:rPr>
+      </w:pPr>
+    </w:p>
+    <w:p>
+      <w:pPr>
+        <w:pStyle w:val="ListParagraph"/>
+        <w:numPr>
+          <w:ilvl w:val="0"/>
+          <w:numId w:val="1"/>
+        </w:numPr>
+        <w:spacing w:after="0" w:line="276" w:lineRule="auto"/>
+        <w:rPr>
+          <w:rFonts w:ascii="Calibri" w:hAnsi="Calibri" w:cs="Calibri"/>
+          <w:b/>
+          <w:bCs/>
+          <w:color w:val="0070C0"/>
+        </w:rPr>
+      </w:pPr>
+      <w:r>
+        <w:rPr>
+          <w:rFonts w:ascii="Calibri" w:hAnsi="Calibri" w:cs="Calibri"/>
+          <w:b/>
+          <w:bCs/>
+          <w:color w:val="0070C0"/>
+        </w:rPr>
+        <w:lastRenderedPageBreak/>
+        <w:t>CODEPOINT</w:t>
+      </w:r>
+    </w:p>
+    <w:p>
+      <w:pPr>
+        <w:pStyle w:val="ListParagraph"/>
+        <w:spacing w:after="0" w:line="276" w:lineRule="auto"/>
+        <w:ind w:left="0"/>
+        <w:rPr>
+          <w:rFonts w:ascii="Calibri" w:hAnsi="Calibri" w:cs="Calibri"/>
+          <w:b/>
+          <w:bCs/>
+          <w:color w:val="0070C0"/>
+          <w:sz w:val="18"/>
+          <w:szCs w:val="18"/>
+        </w:rPr>
+      </w:pPr>
+    </w:p>
+    <w:p>
+      <w:pPr>
+        <w:pStyle w:val="ListParagraph"/>
+        <w:numPr>
+          <w:ilvl w:val="0"/>
+          <w:numId w:val="13"/>
+        </w:numPr>
+        <w:spacing w:after="0" w:line="276" w:lineRule="auto"/>
         <w:rPr>
           <w:rFonts w:ascii="Calibri" w:hAnsi="Calibri" w:cs="Calibri"/>
           <w:color w:val="000000" w:themeColor="text1"/>
-          <w:sz w:val="20"/>
-          <w:szCs w:val="20"/>
-        </w:rPr>
-        <w:t>";</w:t>
-      </w:r>
-      <w:proofErr w:type="gramEnd"/>
-    </w:p>
-    <w:p>
-      <w:pPr>
-        <w:spacing w:line="276" w:lineRule="auto"/>
-        <w:ind w:left="720"/>
+          <w:sz w:val="18"/>
+          <w:szCs w:val="18"/>
+        </w:rPr>
+      </w:pPr>
+      <w:r>
         <w:rPr>
           <w:rFonts w:ascii="Calibri" w:hAnsi="Calibri" w:cs="Calibri"/>
           <w:color w:val="000000" w:themeColor="text1"/>
-          <w:sz w:val="20"/>
-          <w:szCs w:val="20"/>
-        </w:rPr>
-      </w:pPr>
-      <w:r>
+          <w:sz w:val="18"/>
+          <w:szCs w:val="18"/>
+        </w:rPr>
+        <w:t>In Java, the method codePointAt(int index) is used with String, StringBuffer, or StringBuilder.</w:t>
+      </w:r>
+    </w:p>
+    <w:p>
+      <w:pPr>
+        <w:spacing w:after="0" w:line="276" w:lineRule="auto"/>
+        <w:ind w:left="1440"/>
         <w:rPr>
           <w:rFonts w:ascii="Calibri" w:hAnsi="Calibri" w:cs="Calibri"/>
           <w:color w:val="000000" w:themeColor="text1"/>
-          <w:sz w:val="20"/>
-          <w:szCs w:val="20"/>
-        </w:rPr>
-        <w:t xml:space="preserve">package </w:t>
-      </w:r>
-      <w:proofErr w:type="spellStart"/>
+          <w:sz w:val="18"/>
+          <w:szCs w:val="18"/>
+        </w:rPr>
+      </w:pPr>
       <w:r>
         <w:rPr>
           <w:rFonts w:ascii="Calibri" w:hAnsi="Calibri" w:cs="Calibri"/>
           <w:color w:val="000000" w:themeColor="text1"/>
-          <w:sz w:val="20"/>
-          <w:szCs w:val="20"/>
-        </w:rPr>
-        <w:t>JavaForRestassured</w:t>
-      </w:r>
-      <w:proofErr w:type="spellEnd"/>
-      <w:r>
+          <w:sz w:val="18"/>
+          <w:szCs w:val="18"/>
+        </w:rPr>
+        <w:t>int codePointAt(int index)</w:t>
+      </w:r>
+    </w:p>
+    <w:p>
+      <w:pPr>
+        <w:pStyle w:val="ListParagraph"/>
+        <w:numPr>
+          <w:ilvl w:val="0"/>
+          <w:numId w:val="14"/>
+        </w:numPr>
+        <w:spacing w:after="0" w:line="276" w:lineRule="auto"/>
         <w:rPr>
           <w:rFonts w:ascii="Calibri" w:hAnsi="Calibri" w:cs="Calibri"/>
           <w:color w:val="000000" w:themeColor="text1"/>
-          <w:sz w:val="20"/>
-          <w:szCs w:val="20"/>
-        </w:rPr>
-        <w:t>;</w:t>
-      </w:r>
+          <w:sz w:val="18"/>
+          <w:szCs w:val="18"/>
+        </w:rPr>
+      </w:pPr>
       <w:r>
         <w:rPr>
           <w:rFonts w:ascii="Calibri" w:hAnsi="Calibri" w:cs="Calibri"/>
           <w:color w:val="000000" w:themeColor="text1"/>
-          <w:sz w:val="20"/>
-          <w:szCs w:val="20"/>
-        </w:rPr>
-        <w:br/>
-      </w:r>
-      <w:r>
-        <w:rPr>
-          <w:rFonts w:ascii="Calibri" w:hAnsi="Calibri" w:cs="Calibri"/>
+          <w:sz w:val="18"/>
+          <w:szCs w:val="18"/>
+        </w:rPr>
+        <w:t xml:space="preserve">It returns the </w:t>
+      </w:r>
+      <w:r>
+        <w:rPr>
+          <w:rFonts w:ascii="Calibri" w:hAnsi="Calibri" w:cs="Calibri"/>
+          <w:b/>
+          <w:bCs/>
           <w:color w:val="000000" w:themeColor="text1"/>
-          <w:sz w:val="20"/>
-          <w:szCs w:val="20"/>
-        </w:rPr>
-        <w:br/>
-        <w:t xml:space="preserve">public class </w:t>
-      </w:r>
-      <w:proofErr w:type="spellStart"/>
+          <w:sz w:val="18"/>
+          <w:szCs w:val="18"/>
+        </w:rPr>
+        <w:t>Unicode code point</w:t>
+      </w:r>
       <w:r>
         <w:rPr>
           <w:rFonts w:ascii="Calibri" w:hAnsi="Calibri" w:cs="Calibri"/>
           <w:color w:val="000000" w:themeColor="text1"/>
-          <w:sz w:val="20"/>
-          <w:szCs w:val="20"/>
-        </w:rPr>
-        <w:t>StringDemo</w:t>
-      </w:r>
-      <w:proofErr w:type="spellEnd"/>
-      <w:r>
+          <w:sz w:val="18"/>
+          <w:szCs w:val="18"/>
+        </w:rPr>
+        <w:t xml:space="preserve"> (an integer) of the character at the specified index.</w:t>
+      </w:r>
+    </w:p>
+    <w:p>
+      <w:pPr>
+        <w:pStyle w:val="ListParagraph"/>
+        <w:numPr>
+          <w:ilvl w:val="0"/>
+          <w:numId w:val="14"/>
+        </w:numPr>
+        <w:spacing w:after="0" w:line="276" w:lineRule="auto"/>
         <w:rPr>
           <w:rFonts w:ascii="Calibri" w:hAnsi="Calibri" w:cs="Calibri"/>
           <w:color w:val="000000" w:themeColor="text1"/>
-          <w:sz w:val="20"/>
-          <w:szCs w:val="20"/>
-        </w:rPr>
-        <w:t xml:space="preserve"> {</w:t>
-      </w:r>
+          <w:sz w:val="18"/>
+          <w:szCs w:val="18"/>
+        </w:rPr>
+      </w:pPr>
       <w:r>
         <w:rPr>
           <w:rFonts w:ascii="Calibri" w:hAnsi="Calibri" w:cs="Calibri"/>
           <w:color w:val="000000" w:themeColor="text1"/>
-          <w:sz w:val="20"/>
-          <w:szCs w:val="20"/>
-        </w:rPr>
-        <w:br/>
-        <w:t xml:space="preserve">    public static void main(String[] </w:t>
-      </w:r>
-      <w:proofErr w:type="spellStart"/>
-      <w:r>
-        <w:rPr>
-          <w:rFonts w:ascii="Calibri" w:hAnsi="Calibri" w:cs="Calibri"/>
+          <w:sz w:val="18"/>
+          <w:szCs w:val="18"/>
+        </w:rPr>
+        <w:t xml:space="preserve">Unlike charAt(), which just gives you the 16-bit char, codePointAt() can handle </w:t>
+      </w:r>
+      <w:r>
+        <w:rPr>
+          <w:rFonts w:ascii="Calibri" w:hAnsi="Calibri" w:cs="Calibri"/>
+          <w:b/>
+          <w:bCs/>
           <w:color w:val="000000" w:themeColor="text1"/>
-          <w:sz w:val="20"/>
-          <w:szCs w:val="20"/>
-        </w:rPr>
-        <w:t>args</w:t>
-      </w:r>
-      <w:proofErr w:type="spellEnd"/>
+          <w:sz w:val="18"/>
+          <w:szCs w:val="18"/>
+        </w:rPr>
+        <w:t>Unicode characters outside the Basic Multilingual Plane (BMP)</w:t>
+      </w:r>
       <w:r>
         <w:rPr>
           <w:rFonts w:ascii="Calibri" w:hAnsi="Calibri" w:cs="Calibri"/>
           <w:color w:val="000000" w:themeColor="text1"/>
-          <w:sz w:val="20"/>
-          <w:szCs w:val="20"/>
-        </w:rPr>
-        <w:t>) {</w:t>
-      </w:r>
-      <w:r>
-        <w:rPr>
-          <w:rFonts w:ascii="Calibri" w:hAnsi="Calibri" w:cs="Calibri"/>
-          <w:color w:val="000000" w:themeColor="text1"/>
-          <w:sz w:val="20"/>
-          <w:szCs w:val="20"/>
-        </w:rPr>
-        <w:br/>
-      </w:r>
-      <w:r>
-        <w:rPr>
-          <w:rFonts w:ascii="Calibri" w:hAnsi="Calibri" w:cs="Calibri"/>
-          <w:color w:val="000000" w:themeColor="text1"/>
-          <w:sz w:val="20"/>
-          <w:szCs w:val="20"/>
-        </w:rPr>
-        <w:br/>
-        <w:t xml:space="preserve">        String s1 = "Appu is BOSS !";</w:t>
-      </w:r>
-      <w:r>
-        <w:rPr>
-          <w:rFonts w:ascii="Calibri" w:hAnsi="Calibri" w:cs="Calibri"/>
-          <w:color w:val="000000" w:themeColor="text1"/>
-          <w:sz w:val="20"/>
-          <w:szCs w:val="20"/>
-        </w:rPr>
-        <w:br/>
-        <w:t xml:space="preserve">        </w:t>
-      </w:r>
-      <w:proofErr w:type="spellStart"/>
-      <w:r>
-        <w:rPr>
-          <w:rFonts w:ascii="Calibri" w:hAnsi="Calibri" w:cs="Calibri"/>
-          <w:color w:val="000000" w:themeColor="text1"/>
-          <w:sz w:val="20"/>
-          <w:szCs w:val="20"/>
-        </w:rPr>
-        <w:t>System.</w:t>
+          <w:sz w:val="18"/>
+          <w:szCs w:val="18"/>
+        </w:rPr>
+        <w:t xml:space="preserve"> (those that need 2 char values — called a </w:t>
       </w:r>
       <w:r>
         <w:rPr>
@@ -3242,1232 +7509,351 @@
           <w:i/>
           <w:iCs/>
           <w:color w:val="000000" w:themeColor="text1"/>
-          <w:sz w:val="20"/>
-          <w:szCs w:val="20"/>
-        </w:rPr>
-        <w:t>out</w:t>
+          <w:sz w:val="18"/>
+          <w:szCs w:val="18"/>
+        </w:rPr>
+        <w:t>surrogate pair</w:t>
       </w:r>
       <w:r>
         <w:rPr>
           <w:rFonts w:ascii="Calibri" w:hAnsi="Calibri" w:cs="Calibri"/>
           <w:color w:val="000000" w:themeColor="text1"/>
-          <w:sz w:val="20"/>
-          <w:szCs w:val="20"/>
-        </w:rPr>
-        <w:t>.println</w:t>
-      </w:r>
-      <w:proofErr w:type="spellEnd"/>
-      <w:r>
+          <w:sz w:val="18"/>
+          <w:szCs w:val="18"/>
+        </w:rPr>
+        <w:t>).</w:t>
+      </w:r>
+    </w:p>
+    <w:p>
+      <w:pPr>
+        <w:spacing w:after="0" w:line="276" w:lineRule="auto"/>
         <w:rPr>
           <w:rFonts w:ascii="Calibri" w:hAnsi="Calibri" w:cs="Calibri"/>
           <w:color w:val="000000" w:themeColor="text1"/>
-          <w:sz w:val="20"/>
-          <w:szCs w:val="20"/>
-        </w:rPr>
-        <w:t>(s1);</w:t>
-      </w:r>
-      <w:r>
+          <w:sz w:val="18"/>
+          <w:szCs w:val="18"/>
+        </w:rPr>
+      </w:pPr>
+    </w:p>
+    <w:p>
+      <w:pPr>
+        <w:spacing w:after="0" w:line="276" w:lineRule="auto"/>
         <w:rPr>
           <w:rFonts w:ascii="Calibri" w:hAnsi="Calibri" w:cs="Calibri"/>
           <w:color w:val="000000" w:themeColor="text1"/>
-          <w:sz w:val="20"/>
-          <w:szCs w:val="20"/>
-        </w:rPr>
-        <w:br/>
-        <w:t xml:space="preserve">        </w:t>
-      </w:r>
-      <w:proofErr w:type="spellStart"/>
+          <w:sz w:val="18"/>
+          <w:szCs w:val="18"/>
+        </w:rPr>
+      </w:pPr>
       <w:r>
         <w:rPr>
           <w:rFonts w:ascii="Calibri" w:hAnsi="Calibri" w:cs="Calibri"/>
           <w:color w:val="000000" w:themeColor="text1"/>
-          <w:sz w:val="20"/>
-          <w:szCs w:val="20"/>
-        </w:rPr>
-        <w:t>System.</w:t>
-      </w:r>
-      <w:r>
-        <w:rPr>
-          <w:rFonts w:ascii="Calibri" w:hAnsi="Calibri" w:cs="Calibri"/>
-          <w:i/>
-          <w:iCs/>
+          <w:sz w:val="18"/>
+          <w:szCs w:val="18"/>
+        </w:rPr>
+        <w:t>public class CodePointExample {</w:t>
+      </w:r>
+    </w:p>
+    <w:p>
+      <w:pPr>
+        <w:spacing w:after="0" w:line="276" w:lineRule="auto"/>
+        <w:rPr>
+          <w:rFonts w:ascii="Calibri" w:hAnsi="Calibri" w:cs="Calibri"/>
           <w:color w:val="000000" w:themeColor="text1"/>
-          <w:sz w:val="20"/>
-          <w:szCs w:val="20"/>
-        </w:rPr>
-        <w:t>out</w:t>
-      </w:r>
+          <w:sz w:val="18"/>
+          <w:szCs w:val="18"/>
+        </w:rPr>
+      </w:pPr>
       <w:r>
         <w:rPr>
           <w:rFonts w:ascii="Calibri" w:hAnsi="Calibri" w:cs="Calibri"/>
           <w:color w:val="000000" w:themeColor="text1"/>
-          <w:sz w:val="20"/>
-          <w:szCs w:val="20"/>
-        </w:rPr>
-        <w:t>.println</w:t>
-      </w:r>
-      <w:proofErr w:type="spellEnd"/>
-      <w:r>
+          <w:sz w:val="18"/>
+          <w:szCs w:val="18"/>
+        </w:rPr>
+        <w:t xml:space="preserve">    public static void main(String[] args) {</w:t>
+      </w:r>
+    </w:p>
+    <w:p>
+      <w:pPr>
+        <w:spacing w:after="0" w:line="276" w:lineRule="auto"/>
         <w:rPr>
           <w:rFonts w:ascii="Calibri" w:hAnsi="Calibri" w:cs="Calibri"/>
           <w:color w:val="000000" w:themeColor="text1"/>
-          <w:sz w:val="20"/>
-          <w:szCs w:val="20"/>
-        </w:rPr>
-        <w:t>(s1.length());</w:t>
-      </w:r>
+          <w:sz w:val="18"/>
+          <w:szCs w:val="18"/>
+        </w:rPr>
+      </w:pPr>
       <w:r>
         <w:rPr>
           <w:rFonts w:ascii="Calibri" w:hAnsi="Calibri" w:cs="Calibri"/>
           <w:color w:val="000000" w:themeColor="text1"/>
-          <w:sz w:val="20"/>
-          <w:szCs w:val="20"/>
-        </w:rPr>
-        <w:br/>
-        <w:t xml:space="preserve">        </w:t>
-      </w:r>
-      <w:proofErr w:type="spellStart"/>
-      <w:r>
-        <w:rPr>
-          <w:rFonts w:ascii="Calibri" w:hAnsi="Calibri" w:cs="Calibri"/>
+          <w:sz w:val="18"/>
+          <w:szCs w:val="18"/>
+        </w:rPr>
+        <w:t xml:space="preserve">        String str = "A</w:t>
+      </w:r>
+      <w:r>
+        <w:rPr>
+          <w:rFonts w:ascii="Segoe UI Emoji" w:hAnsi="Segoe UI Emoji" w:cs="Segoe UI Emoji"/>
           <w:color w:val="000000" w:themeColor="text1"/>
-          <w:sz w:val="20"/>
-          <w:szCs w:val="20"/>
-        </w:rPr>
-        <w:t>System.</w:t>
-      </w:r>
-      <w:r>
-        <w:rPr>
-          <w:rFonts w:ascii="Calibri" w:hAnsi="Calibri" w:cs="Calibri"/>
-          <w:i/>
-          <w:iCs/>
+          <w:sz w:val="18"/>
+          <w:szCs w:val="18"/>
+        </w:rPr>
+        <w:t>😊</w:t>
+      </w:r>
+      <w:r>
+        <w:rPr>
+          <w:rFonts w:ascii="Calibri" w:hAnsi="Calibri" w:cs="Calibri"/>
           <w:color w:val="000000" w:themeColor="text1"/>
-          <w:sz w:val="20"/>
-          <w:szCs w:val="20"/>
-        </w:rPr>
-        <w:t>out</w:t>
-      </w:r>
-      <w:r>
-        <w:rPr>
-          <w:rFonts w:ascii="Calibri" w:hAnsi="Calibri" w:cs="Calibri"/>
+          <w:sz w:val="18"/>
+          <w:szCs w:val="18"/>
+        </w:rPr>
+        <w:t>C";  // contains a surrogate pair (</w:t>
+      </w:r>
+      <w:r>
+        <w:rPr>
+          <w:rFonts w:ascii="Segoe UI Emoji" w:hAnsi="Segoe UI Emoji" w:cs="Segoe UI Emoji"/>
           <w:color w:val="000000" w:themeColor="text1"/>
-          <w:sz w:val="20"/>
-          <w:szCs w:val="20"/>
-        </w:rPr>
-        <w:t>.println</w:t>
-      </w:r>
-      <w:proofErr w:type="spellEnd"/>
+          <w:sz w:val="18"/>
+          <w:szCs w:val="18"/>
+        </w:rPr>
+        <w:t>😊</w:t>
+      </w:r>
       <w:r>
         <w:rPr>
           <w:rFonts w:ascii="Calibri" w:hAnsi="Calibri" w:cs="Calibri"/>
           <w:color w:val="000000" w:themeColor="text1"/>
-          <w:sz w:val="20"/>
-          <w:szCs w:val="20"/>
-        </w:rPr>
-        <w:t>(s1.isEmpty());</w:t>
-      </w:r>
-      <w:r>
+          <w:sz w:val="18"/>
+          <w:szCs w:val="18"/>
+        </w:rPr>
+        <w:t>)</w:t>
+      </w:r>
+    </w:p>
+    <w:p>
+      <w:pPr>
+        <w:spacing w:after="0" w:line="276" w:lineRule="auto"/>
         <w:rPr>
           <w:rFonts w:ascii="Calibri" w:hAnsi="Calibri" w:cs="Calibri"/>
           <w:color w:val="000000" w:themeColor="text1"/>
-          <w:sz w:val="20"/>
-          <w:szCs w:val="20"/>
-        </w:rPr>
-        <w:br/>
-        <w:t xml:space="preserve">        </w:t>
-      </w:r>
-      <w:proofErr w:type="spellStart"/>
-      <w:r>
+          <w:sz w:val="18"/>
+          <w:szCs w:val="18"/>
+        </w:rPr>
+      </w:pPr>
+    </w:p>
+    <w:p>
+      <w:pPr>
+        <w:spacing w:after="0" w:line="276" w:lineRule="auto"/>
         <w:rPr>
           <w:rFonts w:ascii="Calibri" w:hAnsi="Calibri" w:cs="Calibri"/>
           <w:color w:val="000000" w:themeColor="text1"/>
-          <w:sz w:val="20"/>
-          <w:szCs w:val="20"/>
-        </w:rPr>
-        <w:t>System.</w:t>
-      </w:r>
-      <w:r>
-        <w:rPr>
-          <w:rFonts w:ascii="Calibri" w:hAnsi="Calibri" w:cs="Calibri"/>
-          <w:i/>
-          <w:iCs/>
+          <w:sz w:val="18"/>
+          <w:szCs w:val="18"/>
+        </w:rPr>
+      </w:pPr>
+      <w:r>
+        <w:rPr>
+          <w:rFonts w:ascii="Calibri" w:hAnsi="Calibri" w:cs="Calibri"/>
           <w:color w:val="000000" w:themeColor="text1"/>
-          <w:sz w:val="20"/>
-          <w:szCs w:val="20"/>
-        </w:rPr>
-        <w:t>out</w:t>
-      </w:r>
-      <w:r>
+          <w:sz w:val="18"/>
+          <w:szCs w:val="18"/>
+        </w:rPr>
+        <w:t xml:space="preserve">        // Normal charAt()</w:t>
+      </w:r>
+    </w:p>
+    <w:p>
+      <w:pPr>
+        <w:spacing w:after="0" w:line="276" w:lineRule="auto"/>
         <w:rPr>
           <w:rFonts w:ascii="Calibri" w:hAnsi="Calibri" w:cs="Calibri"/>
           <w:color w:val="000000" w:themeColor="text1"/>
-          <w:sz w:val="20"/>
-          <w:szCs w:val="20"/>
-        </w:rPr>
-        <w:t>.println</w:t>
-      </w:r>
-      <w:proofErr w:type="spellEnd"/>
+          <w:sz w:val="18"/>
+          <w:szCs w:val="18"/>
+        </w:rPr>
+      </w:pPr>
       <w:r>
         <w:rPr>
           <w:rFonts w:ascii="Calibri" w:hAnsi="Calibri" w:cs="Calibri"/>
           <w:color w:val="000000" w:themeColor="text1"/>
-          <w:sz w:val="20"/>
-          <w:szCs w:val="20"/>
-        </w:rPr>
-        <w:t>(s1.toLowerCase());</w:t>
-      </w:r>
-      <w:r>
+          <w:sz w:val="18"/>
+          <w:szCs w:val="18"/>
+        </w:rPr>
+        <w:t xml:space="preserve">        System.out.println("charAt(1): " + str.charAt(1));  </w:t>
+      </w:r>
+    </w:p>
+    <w:p>
+      <w:pPr>
+        <w:spacing w:after="0" w:line="276" w:lineRule="auto"/>
         <w:rPr>
           <w:rFonts w:ascii="Calibri" w:hAnsi="Calibri" w:cs="Calibri"/>
           <w:color w:val="000000" w:themeColor="text1"/>
-          <w:sz w:val="20"/>
-          <w:szCs w:val="20"/>
-        </w:rPr>
-        <w:br/>
-        <w:t xml:space="preserve">        </w:t>
-      </w:r>
-      <w:proofErr w:type="spellStart"/>
+          <w:sz w:val="18"/>
+          <w:szCs w:val="18"/>
+        </w:rPr>
+      </w:pPr>
       <w:r>
         <w:rPr>
           <w:rFonts w:ascii="Calibri" w:hAnsi="Calibri" w:cs="Calibri"/>
           <w:color w:val="000000" w:themeColor="text1"/>
-          <w:sz w:val="20"/>
-          <w:szCs w:val="20"/>
-        </w:rPr>
-        <w:t>System.</w:t>
-      </w:r>
-      <w:r>
-        <w:rPr>
-          <w:rFonts w:ascii="Calibri" w:hAnsi="Calibri" w:cs="Calibri"/>
-          <w:i/>
-          <w:iCs/>
+          <w:sz w:val="18"/>
+          <w:szCs w:val="18"/>
+        </w:rPr>
+        <w:t xml:space="preserve">        // Prints part of emoji (not full)</w:t>
+      </w:r>
+    </w:p>
+    <w:p>
+      <w:pPr>
+        <w:spacing w:after="0" w:line="276" w:lineRule="auto"/>
+        <w:rPr>
+          <w:rFonts w:ascii="Calibri" w:hAnsi="Calibri" w:cs="Calibri"/>
           <w:color w:val="000000" w:themeColor="text1"/>
-          <w:sz w:val="20"/>
-          <w:szCs w:val="20"/>
-        </w:rPr>
-        <w:t>out</w:t>
-      </w:r>
-      <w:r>
+          <w:sz w:val="18"/>
+          <w:szCs w:val="18"/>
+        </w:rPr>
+      </w:pPr>
+    </w:p>
+    <w:p>
+      <w:pPr>
+        <w:spacing w:after="0" w:line="276" w:lineRule="auto"/>
         <w:rPr>
           <w:rFonts w:ascii="Calibri" w:hAnsi="Calibri" w:cs="Calibri"/>
           <w:color w:val="000000" w:themeColor="text1"/>
-          <w:sz w:val="20"/>
-          <w:szCs w:val="20"/>
-        </w:rPr>
-        <w:t>.println</w:t>
-      </w:r>
-      <w:proofErr w:type="spellEnd"/>
+          <w:sz w:val="18"/>
+          <w:szCs w:val="18"/>
+        </w:rPr>
+      </w:pPr>
       <w:r>
         <w:rPr>
           <w:rFonts w:ascii="Calibri" w:hAnsi="Calibri" w:cs="Calibri"/>
           <w:color w:val="000000" w:themeColor="text1"/>
-          <w:sz w:val="20"/>
-          <w:szCs w:val="20"/>
-        </w:rPr>
-        <w:t>(s1.toUpperCase());</w:t>
-      </w:r>
-      <w:r>
+          <w:sz w:val="18"/>
+          <w:szCs w:val="18"/>
+        </w:rPr>
+        <w:t xml:space="preserve">        // Using codePointAt()</w:t>
+      </w:r>
+    </w:p>
+    <w:p>
+      <w:pPr>
+        <w:spacing w:after="0" w:line="276" w:lineRule="auto"/>
         <w:rPr>
           <w:rFonts w:ascii="Calibri" w:hAnsi="Calibri" w:cs="Calibri"/>
           <w:color w:val="000000" w:themeColor="text1"/>
-          <w:sz w:val="20"/>
-          <w:szCs w:val="20"/>
-        </w:rPr>
-        <w:br/>
-        <w:t xml:space="preserve">        </w:t>
-      </w:r>
-      <w:r>
-        <w:rPr>
-          <w:rFonts w:ascii="Calibri" w:hAnsi="Calibri" w:cs="Calibri"/>
-          <w:i/>
-          <w:iCs/>
+          <w:sz w:val="18"/>
+          <w:szCs w:val="18"/>
+        </w:rPr>
+      </w:pPr>
+      <w:r>
+        <w:rPr>
+          <w:rFonts w:ascii="Calibri" w:hAnsi="Calibri" w:cs="Calibri"/>
           <w:color w:val="000000" w:themeColor="text1"/>
-          <w:sz w:val="20"/>
-          <w:szCs w:val="20"/>
-        </w:rPr>
-        <w:t>//</w:t>
-      </w:r>
-      <w:proofErr w:type="spellStart"/>
-      <w:r>
-        <w:rPr>
-          <w:rFonts w:ascii="Calibri" w:hAnsi="Calibri" w:cs="Calibri"/>
-          <w:i/>
-          <w:iCs/>
+          <w:sz w:val="18"/>
+          <w:szCs w:val="18"/>
+        </w:rPr>
+        <w:t xml:space="preserve">        int codePoint = str.codePointAt(1);</w:t>
+      </w:r>
+    </w:p>
+    <w:p>
+      <w:pPr>
+        <w:spacing w:after="0" w:line="276" w:lineRule="auto"/>
+        <w:rPr>
+          <w:rFonts w:ascii="Calibri" w:hAnsi="Calibri" w:cs="Calibri"/>
           <w:color w:val="000000" w:themeColor="text1"/>
-          <w:sz w:val="20"/>
-          <w:szCs w:val="20"/>
-        </w:rPr>
-        <w:t>System.out.println</w:t>
-      </w:r>
-      <w:proofErr w:type="spellEnd"/>
-      <w:r>
-        <w:rPr>
-          <w:rFonts w:ascii="Calibri" w:hAnsi="Calibri" w:cs="Calibri"/>
-          <w:i/>
-          <w:iCs/>
+          <w:sz w:val="18"/>
+          <w:szCs w:val="18"/>
+        </w:rPr>
+      </w:pPr>
+      <w:r>
+        <w:rPr>
+          <w:rFonts w:ascii="Calibri" w:hAnsi="Calibri" w:cs="Calibri"/>
           <w:color w:val="000000" w:themeColor="text1"/>
-          <w:sz w:val="20"/>
-          <w:szCs w:val="20"/>
-        </w:rPr>
-        <w:t>(s1.isBlank()); To check string contains only white spaces</w:t>
-      </w:r>
-      <w:r>
-        <w:rPr>
-          <w:rFonts w:ascii="Calibri" w:hAnsi="Calibri" w:cs="Calibri"/>
-          <w:i/>
-          <w:iCs/>
+          <w:sz w:val="18"/>
+          <w:szCs w:val="18"/>
+        </w:rPr>
+        <w:t xml:space="preserve">        System.out.println("codePointAt(1): " + codePoint);  </w:t>
+      </w:r>
+    </w:p>
+    <w:p>
+      <w:pPr>
+        <w:spacing w:after="0" w:line="276" w:lineRule="auto"/>
+        <w:rPr>
+          <w:rFonts w:ascii="Calibri" w:hAnsi="Calibri" w:cs="Calibri"/>
           <w:color w:val="000000" w:themeColor="text1"/>
-          <w:sz w:val="20"/>
-          <w:szCs w:val="20"/>
-        </w:rPr>
-        <w:br/>
-        <w:t xml:space="preserve">        </w:t>
-      </w:r>
-      <w:proofErr w:type="spellStart"/>
+          <w:sz w:val="18"/>
+          <w:szCs w:val="18"/>
+        </w:rPr>
+      </w:pPr>
       <w:r>
         <w:rPr>
           <w:rFonts w:ascii="Calibri" w:hAnsi="Calibri" w:cs="Calibri"/>
           <w:color w:val="000000" w:themeColor="text1"/>
-          <w:sz w:val="20"/>
-          <w:szCs w:val="20"/>
-        </w:rPr>
-        <w:t>System.</w:t>
-      </w:r>
-      <w:r>
-        <w:rPr>
-          <w:rFonts w:ascii="Calibri" w:hAnsi="Calibri" w:cs="Calibri"/>
-          <w:i/>
-          <w:iCs/>
+          <w:sz w:val="18"/>
+          <w:szCs w:val="18"/>
+        </w:rPr>
+        <w:t xml:space="preserve">        System.out.println("Character: " + new String(Character.toChars(codePoint)));</w:t>
+      </w:r>
+    </w:p>
+    <w:p>
+      <w:pPr>
+        <w:spacing w:after="0" w:line="276" w:lineRule="auto"/>
+        <w:rPr>
+          <w:rFonts w:ascii="Calibri" w:hAnsi="Calibri" w:cs="Calibri"/>
           <w:color w:val="000000" w:themeColor="text1"/>
-          <w:sz w:val="20"/>
-          <w:szCs w:val="20"/>
-        </w:rPr>
-        <w:t>out</w:t>
-      </w:r>
+          <w:sz w:val="18"/>
+          <w:szCs w:val="18"/>
+        </w:rPr>
+      </w:pPr>
       <w:r>
         <w:rPr>
           <w:rFonts w:ascii="Calibri" w:hAnsi="Calibri" w:cs="Calibri"/>
           <w:color w:val="000000" w:themeColor="text1"/>
-          <w:sz w:val="20"/>
-          <w:szCs w:val="20"/>
-        </w:rPr>
-        <w:t>.println</w:t>
-      </w:r>
-      <w:proofErr w:type="spellEnd"/>
-      <w:r>
+          <w:sz w:val="18"/>
+          <w:szCs w:val="18"/>
+        </w:rPr>
+        <w:t xml:space="preserve">    }</w:t>
+      </w:r>
+    </w:p>
+    <w:p>
+      <w:pPr>
+        <w:spacing w:after="0" w:line="276" w:lineRule="auto"/>
         <w:rPr>
           <w:rFonts w:ascii="Calibri" w:hAnsi="Calibri" w:cs="Calibri"/>
           <w:color w:val="000000" w:themeColor="text1"/>
-          <w:sz w:val="20"/>
-          <w:szCs w:val="20"/>
-        </w:rPr>
-        <w:t>(s1.charAt(3));</w:t>
-      </w:r>
+          <w:sz w:val="18"/>
+          <w:szCs w:val="18"/>
+        </w:rPr>
+      </w:pPr>
       <w:r>
         <w:rPr>
           <w:rFonts w:ascii="Calibri" w:hAnsi="Calibri" w:cs="Calibri"/>
           <w:color w:val="000000" w:themeColor="text1"/>
-          <w:sz w:val="20"/>
-          <w:szCs w:val="20"/>
-        </w:rPr>
-        <w:br/>
-        <w:t xml:space="preserve">        </w:t>
-      </w:r>
-      <w:proofErr w:type="spellStart"/>
-      <w:r>
+          <w:sz w:val="18"/>
+          <w:szCs w:val="18"/>
+        </w:rPr>
+        <w:t>}</w:t>
+      </w:r>
+    </w:p>
+    <w:p>
+      <w:pPr>
+        <w:spacing w:after="0" w:line="276" w:lineRule="auto"/>
         <w:rPr>
           <w:rFonts w:ascii="Calibri" w:hAnsi="Calibri" w:cs="Calibri"/>
           <w:color w:val="000000" w:themeColor="text1"/>
-          <w:sz w:val="20"/>
-          <w:szCs w:val="20"/>
-        </w:rPr>
-        <w:t>System.</w:t>
-      </w:r>
-      <w:r>
-        <w:rPr>
-          <w:rFonts w:ascii="Calibri" w:hAnsi="Calibri" w:cs="Calibri"/>
-          <w:i/>
-          <w:iCs/>
-          <w:color w:val="000000" w:themeColor="text1"/>
-          <w:sz w:val="20"/>
-          <w:szCs w:val="20"/>
-        </w:rPr>
-        <w:t>out</w:t>
-      </w:r>
-      <w:r>
-        <w:rPr>
-          <w:rFonts w:ascii="Calibri" w:hAnsi="Calibri" w:cs="Calibri"/>
-          <w:color w:val="000000" w:themeColor="text1"/>
-          <w:sz w:val="20"/>
-          <w:szCs w:val="20"/>
-        </w:rPr>
-        <w:t>.println</w:t>
-      </w:r>
-      <w:proofErr w:type="spellEnd"/>
-      <w:r>
-        <w:rPr>
-          <w:rFonts w:ascii="Calibri" w:hAnsi="Calibri" w:cs="Calibri"/>
-          <w:color w:val="000000" w:themeColor="text1"/>
-          <w:sz w:val="20"/>
-          <w:szCs w:val="20"/>
-        </w:rPr>
-        <w:t>(s1.contains("is"));</w:t>
-      </w:r>
-      <w:r>
-        <w:rPr>
-          <w:rFonts w:ascii="Calibri" w:hAnsi="Calibri" w:cs="Calibri"/>
-          <w:color w:val="000000" w:themeColor="text1"/>
-          <w:sz w:val="20"/>
-          <w:szCs w:val="20"/>
-        </w:rPr>
-        <w:br/>
-        <w:t xml:space="preserve">        </w:t>
-      </w:r>
-      <w:proofErr w:type="spellStart"/>
-      <w:r>
-        <w:rPr>
-          <w:rFonts w:ascii="Calibri" w:hAnsi="Calibri" w:cs="Calibri"/>
-          <w:color w:val="000000" w:themeColor="text1"/>
-          <w:sz w:val="20"/>
-          <w:szCs w:val="20"/>
-        </w:rPr>
-        <w:t>System.</w:t>
-      </w:r>
-      <w:r>
-        <w:rPr>
-          <w:rFonts w:ascii="Calibri" w:hAnsi="Calibri" w:cs="Calibri"/>
-          <w:i/>
-          <w:iCs/>
-          <w:color w:val="000000" w:themeColor="text1"/>
-          <w:sz w:val="20"/>
-          <w:szCs w:val="20"/>
-        </w:rPr>
-        <w:t>out</w:t>
-      </w:r>
-      <w:r>
-        <w:rPr>
-          <w:rFonts w:ascii="Calibri" w:hAnsi="Calibri" w:cs="Calibri"/>
-          <w:color w:val="000000" w:themeColor="text1"/>
-          <w:sz w:val="20"/>
-          <w:szCs w:val="20"/>
-        </w:rPr>
-        <w:t>.println</w:t>
-      </w:r>
-      <w:proofErr w:type="spellEnd"/>
-      <w:r>
-        <w:rPr>
-          <w:rFonts w:ascii="Calibri" w:hAnsi="Calibri" w:cs="Calibri"/>
-          <w:color w:val="000000" w:themeColor="text1"/>
-          <w:sz w:val="20"/>
-          <w:szCs w:val="20"/>
-        </w:rPr>
-        <w:t>(s1.startsWith("Appu"));</w:t>
-      </w:r>
-      <w:r>
-        <w:rPr>
-          <w:rFonts w:ascii="Calibri" w:hAnsi="Calibri" w:cs="Calibri"/>
-          <w:color w:val="000000" w:themeColor="text1"/>
-          <w:sz w:val="20"/>
-          <w:szCs w:val="20"/>
-        </w:rPr>
-        <w:br/>
-        <w:t xml:space="preserve">        </w:t>
-      </w:r>
-      <w:proofErr w:type="spellStart"/>
-      <w:r>
-        <w:rPr>
-          <w:rFonts w:ascii="Calibri" w:hAnsi="Calibri" w:cs="Calibri"/>
-          <w:color w:val="000000" w:themeColor="text1"/>
-          <w:sz w:val="20"/>
-          <w:szCs w:val="20"/>
-        </w:rPr>
-        <w:t>System.</w:t>
-      </w:r>
-      <w:r>
-        <w:rPr>
-          <w:rFonts w:ascii="Calibri" w:hAnsi="Calibri" w:cs="Calibri"/>
-          <w:i/>
-          <w:iCs/>
-          <w:color w:val="000000" w:themeColor="text1"/>
-          <w:sz w:val="20"/>
-          <w:szCs w:val="20"/>
-        </w:rPr>
-        <w:t>out</w:t>
-      </w:r>
-      <w:r>
-        <w:rPr>
-          <w:rFonts w:ascii="Calibri" w:hAnsi="Calibri" w:cs="Calibri"/>
-          <w:color w:val="000000" w:themeColor="text1"/>
-          <w:sz w:val="20"/>
-          <w:szCs w:val="20"/>
-        </w:rPr>
-        <w:t>.println</w:t>
-      </w:r>
-      <w:proofErr w:type="spellEnd"/>
-      <w:r>
-        <w:rPr>
-          <w:rFonts w:ascii="Calibri" w:hAnsi="Calibri" w:cs="Calibri"/>
-          <w:color w:val="000000" w:themeColor="text1"/>
-          <w:sz w:val="20"/>
-          <w:szCs w:val="20"/>
-        </w:rPr>
-        <w:t>(s1.indexOf("BOSS"));</w:t>
-      </w:r>
-      <w:r>
-        <w:rPr>
-          <w:rFonts w:ascii="Calibri" w:hAnsi="Calibri" w:cs="Calibri"/>
-          <w:color w:val="000000" w:themeColor="text1"/>
-          <w:sz w:val="20"/>
-          <w:szCs w:val="20"/>
-        </w:rPr>
-        <w:br/>
-        <w:t xml:space="preserve">        </w:t>
-      </w:r>
-      <w:proofErr w:type="spellStart"/>
-      <w:r>
-        <w:rPr>
-          <w:rFonts w:ascii="Calibri" w:hAnsi="Calibri" w:cs="Calibri"/>
-          <w:color w:val="000000" w:themeColor="text1"/>
-          <w:sz w:val="20"/>
-          <w:szCs w:val="20"/>
-        </w:rPr>
-        <w:t>System.</w:t>
-      </w:r>
-      <w:r>
-        <w:rPr>
-          <w:rFonts w:ascii="Calibri" w:hAnsi="Calibri" w:cs="Calibri"/>
-          <w:i/>
-          <w:iCs/>
-          <w:color w:val="000000" w:themeColor="text1"/>
-          <w:sz w:val="20"/>
-          <w:szCs w:val="20"/>
-        </w:rPr>
-        <w:t>out</w:t>
-      </w:r>
-      <w:r>
-        <w:rPr>
-          <w:rFonts w:ascii="Calibri" w:hAnsi="Calibri" w:cs="Calibri"/>
-          <w:color w:val="000000" w:themeColor="text1"/>
-          <w:sz w:val="20"/>
-          <w:szCs w:val="20"/>
-        </w:rPr>
-        <w:t>.println</w:t>
-      </w:r>
-      <w:proofErr w:type="spellEnd"/>
-      <w:r>
-        <w:rPr>
-          <w:rFonts w:ascii="Calibri" w:hAnsi="Calibri" w:cs="Calibri"/>
-          <w:color w:val="000000" w:themeColor="text1"/>
-          <w:sz w:val="20"/>
-          <w:szCs w:val="20"/>
-        </w:rPr>
-        <w:t>(s1.replace("Appu", "Surya"));</w:t>
-      </w:r>
-      <w:r>
-        <w:rPr>
-          <w:rFonts w:ascii="Calibri" w:hAnsi="Calibri" w:cs="Calibri"/>
-          <w:color w:val="000000" w:themeColor="text1"/>
-          <w:sz w:val="20"/>
-          <w:szCs w:val="20"/>
-        </w:rPr>
-        <w:br/>
-        <w:t xml:space="preserve">        </w:t>
-      </w:r>
-      <w:proofErr w:type="spellStart"/>
-      <w:r>
-        <w:rPr>
-          <w:rFonts w:ascii="Calibri" w:hAnsi="Calibri" w:cs="Calibri"/>
-          <w:color w:val="000000" w:themeColor="text1"/>
-          <w:sz w:val="20"/>
-          <w:szCs w:val="20"/>
-        </w:rPr>
-        <w:t>System.</w:t>
-      </w:r>
-      <w:r>
-        <w:rPr>
-          <w:rFonts w:ascii="Calibri" w:hAnsi="Calibri" w:cs="Calibri"/>
-          <w:i/>
-          <w:iCs/>
-          <w:color w:val="000000" w:themeColor="text1"/>
-          <w:sz w:val="20"/>
-          <w:szCs w:val="20"/>
-        </w:rPr>
-        <w:t>out</w:t>
-      </w:r>
-      <w:r>
-        <w:rPr>
-          <w:rFonts w:ascii="Calibri" w:hAnsi="Calibri" w:cs="Calibri"/>
-          <w:color w:val="000000" w:themeColor="text1"/>
-          <w:sz w:val="20"/>
-          <w:szCs w:val="20"/>
-        </w:rPr>
-        <w:t>.println</w:t>
-      </w:r>
-      <w:proofErr w:type="spellEnd"/>
-      <w:r>
-        <w:rPr>
-          <w:rFonts w:ascii="Calibri" w:hAnsi="Calibri" w:cs="Calibri"/>
-          <w:color w:val="000000" w:themeColor="text1"/>
-          <w:sz w:val="20"/>
-          <w:szCs w:val="20"/>
-        </w:rPr>
-        <w:t>(s1.trim());</w:t>
-      </w:r>
-      <w:r>
-        <w:rPr>
-          <w:rFonts w:ascii="Calibri" w:hAnsi="Calibri" w:cs="Calibri"/>
-          <w:color w:val="000000" w:themeColor="text1"/>
-          <w:sz w:val="20"/>
-          <w:szCs w:val="20"/>
-        </w:rPr>
-        <w:br/>
-        <w:t xml:space="preserve">        String s[] = s1.split(" ");</w:t>
-      </w:r>
-      <w:r>
-        <w:rPr>
-          <w:rFonts w:ascii="Calibri" w:hAnsi="Calibri" w:cs="Calibri"/>
-          <w:color w:val="000000" w:themeColor="text1"/>
-          <w:sz w:val="20"/>
-          <w:szCs w:val="20"/>
-        </w:rPr>
-        <w:br/>
-        <w:t xml:space="preserve">        for (String x : s) {</w:t>
-      </w:r>
-      <w:r>
-        <w:rPr>
-          <w:rFonts w:ascii="Calibri" w:hAnsi="Calibri" w:cs="Calibri"/>
-          <w:color w:val="000000" w:themeColor="text1"/>
-          <w:sz w:val="20"/>
-          <w:szCs w:val="20"/>
-        </w:rPr>
-        <w:br/>
-        <w:t xml:space="preserve">            </w:t>
-      </w:r>
-      <w:proofErr w:type="spellStart"/>
-      <w:r>
-        <w:rPr>
-          <w:rFonts w:ascii="Calibri" w:hAnsi="Calibri" w:cs="Calibri"/>
-          <w:color w:val="000000" w:themeColor="text1"/>
-          <w:sz w:val="20"/>
-          <w:szCs w:val="20"/>
-        </w:rPr>
-        <w:t>System.</w:t>
-      </w:r>
-      <w:r>
-        <w:rPr>
-          <w:rFonts w:ascii="Calibri" w:hAnsi="Calibri" w:cs="Calibri"/>
-          <w:i/>
-          <w:iCs/>
-          <w:color w:val="000000" w:themeColor="text1"/>
-          <w:sz w:val="20"/>
-          <w:szCs w:val="20"/>
-        </w:rPr>
-        <w:t>out</w:t>
-      </w:r>
-      <w:r>
-        <w:rPr>
-          <w:rFonts w:ascii="Calibri" w:hAnsi="Calibri" w:cs="Calibri"/>
-          <w:color w:val="000000" w:themeColor="text1"/>
-          <w:sz w:val="20"/>
-          <w:szCs w:val="20"/>
-        </w:rPr>
-        <w:t>.println</w:t>
-      </w:r>
-      <w:proofErr w:type="spellEnd"/>
-      <w:r>
-        <w:rPr>
-          <w:rFonts w:ascii="Calibri" w:hAnsi="Calibri" w:cs="Calibri"/>
-          <w:color w:val="000000" w:themeColor="text1"/>
-          <w:sz w:val="20"/>
-          <w:szCs w:val="20"/>
-        </w:rPr>
-        <w:t>(x);</w:t>
-      </w:r>
-      <w:r>
-        <w:rPr>
-          <w:rFonts w:ascii="Calibri" w:hAnsi="Calibri" w:cs="Calibri"/>
-          <w:color w:val="000000" w:themeColor="text1"/>
-          <w:sz w:val="20"/>
-          <w:szCs w:val="20"/>
-        </w:rPr>
-        <w:br/>
-        <w:t xml:space="preserve">        }</w:t>
-      </w:r>
-      <w:r>
-        <w:rPr>
-          <w:rFonts w:ascii="Calibri" w:hAnsi="Calibri" w:cs="Calibri"/>
-          <w:color w:val="000000" w:themeColor="text1"/>
-          <w:sz w:val="20"/>
-          <w:szCs w:val="20"/>
-        </w:rPr>
-        <w:br/>
-      </w:r>
-      <w:r>
-        <w:rPr>
-          <w:rFonts w:ascii="Calibri" w:hAnsi="Calibri" w:cs="Calibri"/>
-          <w:color w:val="000000" w:themeColor="text1"/>
-          <w:sz w:val="20"/>
-          <w:szCs w:val="20"/>
-        </w:rPr>
-        <w:br/>
-        <w:t xml:space="preserve">        char c[] = s1.toCharArray();</w:t>
-      </w:r>
-      <w:r>
-        <w:rPr>
-          <w:rFonts w:ascii="Calibri" w:hAnsi="Calibri" w:cs="Calibri"/>
-          <w:color w:val="000000" w:themeColor="text1"/>
-          <w:sz w:val="20"/>
-          <w:szCs w:val="20"/>
-        </w:rPr>
-        <w:br/>
-        <w:t xml:space="preserve">        for (char y : c) {</w:t>
-      </w:r>
-      <w:r>
-        <w:rPr>
-          <w:rFonts w:ascii="Calibri" w:hAnsi="Calibri" w:cs="Calibri"/>
-          <w:color w:val="000000" w:themeColor="text1"/>
-          <w:sz w:val="20"/>
-          <w:szCs w:val="20"/>
-        </w:rPr>
-        <w:br/>
-        <w:t xml:space="preserve">            </w:t>
-      </w:r>
-      <w:proofErr w:type="spellStart"/>
-      <w:r>
-        <w:rPr>
-          <w:rFonts w:ascii="Calibri" w:hAnsi="Calibri" w:cs="Calibri"/>
-          <w:color w:val="000000" w:themeColor="text1"/>
-          <w:sz w:val="20"/>
-          <w:szCs w:val="20"/>
-        </w:rPr>
-        <w:t>System.</w:t>
-      </w:r>
-      <w:r>
-        <w:rPr>
-          <w:rFonts w:ascii="Calibri" w:hAnsi="Calibri" w:cs="Calibri"/>
-          <w:i/>
-          <w:iCs/>
-          <w:color w:val="000000" w:themeColor="text1"/>
-          <w:sz w:val="20"/>
-          <w:szCs w:val="20"/>
-        </w:rPr>
-        <w:t>out</w:t>
-      </w:r>
-      <w:r>
-        <w:rPr>
-          <w:rFonts w:ascii="Calibri" w:hAnsi="Calibri" w:cs="Calibri"/>
-          <w:color w:val="000000" w:themeColor="text1"/>
-          <w:sz w:val="20"/>
-          <w:szCs w:val="20"/>
-        </w:rPr>
-        <w:t>.println</w:t>
-      </w:r>
-      <w:proofErr w:type="spellEnd"/>
-      <w:r>
-        <w:rPr>
-          <w:rFonts w:ascii="Calibri" w:hAnsi="Calibri" w:cs="Calibri"/>
-          <w:color w:val="000000" w:themeColor="text1"/>
-          <w:sz w:val="20"/>
-          <w:szCs w:val="20"/>
-        </w:rPr>
-        <w:t>(y);</w:t>
-      </w:r>
-      <w:r>
-        <w:rPr>
-          <w:rFonts w:ascii="Calibri" w:hAnsi="Calibri" w:cs="Calibri"/>
-          <w:color w:val="000000" w:themeColor="text1"/>
-          <w:sz w:val="20"/>
-          <w:szCs w:val="20"/>
-        </w:rPr>
-        <w:br/>
-        <w:t xml:space="preserve">        }</w:t>
-      </w:r>
-      <w:r>
-        <w:rPr>
-          <w:rFonts w:ascii="Calibri" w:hAnsi="Calibri" w:cs="Calibri"/>
-          <w:color w:val="000000" w:themeColor="text1"/>
-          <w:sz w:val="20"/>
-          <w:szCs w:val="20"/>
-        </w:rPr>
-        <w:br/>
-      </w:r>
-      <w:r>
-        <w:rPr>
-          <w:rFonts w:ascii="Calibri" w:hAnsi="Calibri" w:cs="Calibri"/>
-          <w:color w:val="000000" w:themeColor="text1"/>
-          <w:sz w:val="20"/>
-          <w:szCs w:val="20"/>
-        </w:rPr>
-        <w:br/>
-        <w:t xml:space="preserve">        </w:t>
-      </w:r>
-      <w:proofErr w:type="spellStart"/>
-      <w:r>
-        <w:rPr>
-          <w:rFonts w:ascii="Calibri" w:hAnsi="Calibri" w:cs="Calibri"/>
-          <w:color w:val="000000" w:themeColor="text1"/>
-          <w:sz w:val="20"/>
-          <w:szCs w:val="20"/>
-        </w:rPr>
-        <w:t>System.</w:t>
-      </w:r>
-      <w:r>
-        <w:rPr>
-          <w:rFonts w:ascii="Calibri" w:hAnsi="Calibri" w:cs="Calibri"/>
-          <w:i/>
-          <w:iCs/>
-          <w:color w:val="000000" w:themeColor="text1"/>
-          <w:sz w:val="20"/>
-          <w:szCs w:val="20"/>
-        </w:rPr>
-        <w:t>out</w:t>
-      </w:r>
-      <w:r>
-        <w:rPr>
-          <w:rFonts w:ascii="Calibri" w:hAnsi="Calibri" w:cs="Calibri"/>
-          <w:color w:val="000000" w:themeColor="text1"/>
-          <w:sz w:val="20"/>
-          <w:szCs w:val="20"/>
-        </w:rPr>
-        <w:t>.println</w:t>
-      </w:r>
-      <w:proofErr w:type="spellEnd"/>
-      <w:r>
-        <w:rPr>
-          <w:rFonts w:ascii="Calibri" w:hAnsi="Calibri" w:cs="Calibri"/>
-          <w:color w:val="000000" w:themeColor="text1"/>
-          <w:sz w:val="20"/>
-          <w:szCs w:val="20"/>
-        </w:rPr>
-        <w:t>(s1.equals("Vishnu"));</w:t>
-      </w:r>
-      <w:r>
-        <w:rPr>
-          <w:rFonts w:ascii="Calibri" w:hAnsi="Calibri" w:cs="Calibri"/>
-          <w:color w:val="000000" w:themeColor="text1"/>
-          <w:sz w:val="20"/>
-          <w:szCs w:val="20"/>
-        </w:rPr>
-        <w:br/>
-        <w:t xml:space="preserve">        </w:t>
-      </w:r>
-      <w:proofErr w:type="spellStart"/>
-      <w:r>
-        <w:rPr>
-          <w:rFonts w:ascii="Calibri" w:hAnsi="Calibri" w:cs="Calibri"/>
-          <w:color w:val="000000" w:themeColor="text1"/>
-          <w:sz w:val="20"/>
-          <w:szCs w:val="20"/>
-        </w:rPr>
-        <w:t>System.</w:t>
-      </w:r>
-      <w:r>
-        <w:rPr>
-          <w:rFonts w:ascii="Calibri" w:hAnsi="Calibri" w:cs="Calibri"/>
-          <w:i/>
-          <w:iCs/>
-          <w:color w:val="000000" w:themeColor="text1"/>
-          <w:sz w:val="20"/>
-          <w:szCs w:val="20"/>
-        </w:rPr>
-        <w:t>out</w:t>
-      </w:r>
-      <w:r>
-        <w:rPr>
-          <w:rFonts w:ascii="Calibri" w:hAnsi="Calibri" w:cs="Calibri"/>
-          <w:color w:val="000000" w:themeColor="text1"/>
-          <w:sz w:val="20"/>
-          <w:szCs w:val="20"/>
-        </w:rPr>
-        <w:t>.println</w:t>
-      </w:r>
-      <w:proofErr w:type="spellEnd"/>
-      <w:r>
-        <w:rPr>
-          <w:rFonts w:ascii="Calibri" w:hAnsi="Calibri" w:cs="Calibri"/>
-          <w:color w:val="000000" w:themeColor="text1"/>
-          <w:sz w:val="20"/>
-          <w:szCs w:val="20"/>
-        </w:rPr>
-        <w:t>(s1.toUpperCase().contains("APPU"));</w:t>
-      </w:r>
-      <w:r>
-        <w:rPr>
-          <w:rFonts w:ascii="Calibri" w:hAnsi="Calibri" w:cs="Calibri"/>
-          <w:color w:val="000000" w:themeColor="text1"/>
-          <w:sz w:val="20"/>
-          <w:szCs w:val="20"/>
-        </w:rPr>
-        <w:br/>
-        <w:t xml:space="preserve">        </w:t>
-      </w:r>
-      <w:proofErr w:type="spellStart"/>
-      <w:r>
-        <w:rPr>
-          <w:rFonts w:ascii="Calibri" w:hAnsi="Calibri" w:cs="Calibri"/>
-          <w:color w:val="000000" w:themeColor="text1"/>
-          <w:sz w:val="20"/>
-          <w:szCs w:val="20"/>
-        </w:rPr>
-        <w:t>System.</w:t>
-      </w:r>
-      <w:r>
-        <w:rPr>
-          <w:rFonts w:ascii="Calibri" w:hAnsi="Calibri" w:cs="Calibri"/>
-          <w:i/>
-          <w:iCs/>
-          <w:color w:val="000000" w:themeColor="text1"/>
-          <w:sz w:val="20"/>
-          <w:szCs w:val="20"/>
-        </w:rPr>
-        <w:t>out</w:t>
-      </w:r>
-      <w:r>
-        <w:rPr>
-          <w:rFonts w:ascii="Calibri" w:hAnsi="Calibri" w:cs="Calibri"/>
-          <w:color w:val="000000" w:themeColor="text1"/>
-          <w:sz w:val="20"/>
-          <w:szCs w:val="20"/>
-        </w:rPr>
-        <w:t>.println</w:t>
-      </w:r>
-      <w:proofErr w:type="spellEnd"/>
-      <w:r>
-        <w:rPr>
-          <w:rFonts w:ascii="Calibri" w:hAnsi="Calibri" w:cs="Calibri"/>
-          <w:color w:val="000000" w:themeColor="text1"/>
-          <w:sz w:val="20"/>
-          <w:szCs w:val="20"/>
-        </w:rPr>
-        <w:t>(s1.toLowerCase().contains("APPU"));</w:t>
-      </w:r>
-      <w:r>
-        <w:rPr>
-          <w:rFonts w:ascii="Calibri" w:hAnsi="Calibri" w:cs="Calibri"/>
-          <w:color w:val="000000" w:themeColor="text1"/>
-          <w:sz w:val="20"/>
-          <w:szCs w:val="20"/>
-        </w:rPr>
-        <w:br/>
-        <w:t xml:space="preserve">        System.</w:t>
-      </w:r>
-      <w:r>
-        <w:rPr>
-          <w:rFonts w:ascii="Calibri" w:hAnsi="Calibri" w:cs="Calibri"/>
-          <w:i/>
-          <w:iCs/>
-          <w:color w:val="000000" w:themeColor="text1"/>
-          <w:sz w:val="20"/>
-          <w:szCs w:val="20"/>
-        </w:rPr>
-        <w:t>out</w:t>
-      </w:r>
-      <w:r>
-        <w:rPr>
-          <w:rFonts w:ascii="Calibri" w:hAnsi="Calibri" w:cs="Calibri"/>
-          <w:color w:val="000000" w:themeColor="text1"/>
-          <w:sz w:val="20"/>
-          <w:szCs w:val="20"/>
-        </w:rPr>
-        <w:t>.println(s1.toLowerCase().compareToIgnoreCase("APPU"));</w:t>
-      </w:r>
-      <w:r>
-        <w:rPr>
-          <w:rFonts w:ascii="Calibri" w:hAnsi="Calibri" w:cs="Calibri"/>
-          <w:color w:val="000000" w:themeColor="text1"/>
-          <w:sz w:val="20"/>
-          <w:szCs w:val="20"/>
-        </w:rPr>
-        <w:br/>
-        <w:t xml:space="preserve">        </w:t>
-      </w:r>
-      <w:proofErr w:type="spellStart"/>
-      <w:r>
-        <w:rPr>
-          <w:rFonts w:ascii="Calibri" w:hAnsi="Calibri" w:cs="Calibri"/>
-          <w:color w:val="000000" w:themeColor="text1"/>
-          <w:sz w:val="20"/>
-          <w:szCs w:val="20"/>
-        </w:rPr>
-        <w:t>System.</w:t>
-      </w:r>
-      <w:r>
-        <w:rPr>
-          <w:rFonts w:ascii="Calibri" w:hAnsi="Calibri" w:cs="Calibri"/>
-          <w:i/>
-          <w:iCs/>
-          <w:color w:val="000000" w:themeColor="text1"/>
-          <w:sz w:val="20"/>
-          <w:szCs w:val="20"/>
-        </w:rPr>
-        <w:t>out</w:t>
-      </w:r>
-      <w:r>
-        <w:rPr>
-          <w:rFonts w:ascii="Calibri" w:hAnsi="Calibri" w:cs="Calibri"/>
-          <w:color w:val="000000" w:themeColor="text1"/>
-          <w:sz w:val="20"/>
-          <w:szCs w:val="20"/>
-        </w:rPr>
-        <w:t>.println</w:t>
-      </w:r>
-      <w:proofErr w:type="spellEnd"/>
-      <w:r>
-        <w:rPr>
-          <w:rFonts w:ascii="Calibri" w:hAnsi="Calibri" w:cs="Calibri"/>
-          <w:color w:val="000000" w:themeColor="text1"/>
-          <w:sz w:val="20"/>
-          <w:szCs w:val="20"/>
-        </w:rPr>
-        <w:t>(s1.substring(3, 9));</w:t>
-      </w:r>
-      <w:r>
-        <w:rPr>
-          <w:rFonts w:ascii="Calibri" w:hAnsi="Calibri" w:cs="Calibri"/>
-          <w:color w:val="000000" w:themeColor="text1"/>
-          <w:sz w:val="20"/>
-          <w:szCs w:val="20"/>
-        </w:rPr>
-        <w:br/>
-      </w:r>
-      <w:r>
-        <w:rPr>
-          <w:rFonts w:ascii="Calibri" w:hAnsi="Calibri" w:cs="Calibri"/>
-          <w:color w:val="000000" w:themeColor="text1"/>
-          <w:sz w:val="20"/>
-          <w:szCs w:val="20"/>
-        </w:rPr>
-        <w:br/>
-        <w:t xml:space="preserve">        try {</w:t>
-      </w:r>
-      <w:r>
-        <w:rPr>
-          <w:rFonts w:ascii="Calibri" w:hAnsi="Calibri" w:cs="Calibri"/>
-          <w:color w:val="000000" w:themeColor="text1"/>
-          <w:sz w:val="20"/>
-          <w:szCs w:val="20"/>
-        </w:rPr>
-        <w:br/>
-        <w:t xml:space="preserve">            </w:t>
-      </w:r>
-      <w:proofErr w:type="spellStart"/>
-      <w:r>
-        <w:rPr>
-          <w:rFonts w:ascii="Calibri" w:hAnsi="Calibri" w:cs="Calibri"/>
-          <w:color w:val="000000" w:themeColor="text1"/>
-          <w:sz w:val="20"/>
-          <w:szCs w:val="20"/>
-        </w:rPr>
-        <w:t>System.</w:t>
-      </w:r>
-      <w:r>
-        <w:rPr>
-          <w:rFonts w:ascii="Calibri" w:hAnsi="Calibri" w:cs="Calibri"/>
-          <w:i/>
-          <w:iCs/>
-          <w:color w:val="000000" w:themeColor="text1"/>
-          <w:sz w:val="20"/>
-          <w:szCs w:val="20"/>
-        </w:rPr>
-        <w:t>out</w:t>
-      </w:r>
-      <w:r>
-        <w:rPr>
-          <w:rFonts w:ascii="Calibri" w:hAnsi="Calibri" w:cs="Calibri"/>
-          <w:color w:val="000000" w:themeColor="text1"/>
-          <w:sz w:val="20"/>
-          <w:szCs w:val="20"/>
-        </w:rPr>
-        <w:t>.println</w:t>
-      </w:r>
-      <w:proofErr w:type="spellEnd"/>
-      <w:r>
-        <w:rPr>
-          <w:rFonts w:ascii="Calibri" w:hAnsi="Calibri" w:cs="Calibri"/>
-          <w:color w:val="000000" w:themeColor="text1"/>
-          <w:sz w:val="20"/>
-          <w:szCs w:val="20"/>
-        </w:rPr>
-        <w:t>(s1.substring(39));</w:t>
-      </w:r>
-      <w:r>
-        <w:rPr>
-          <w:rFonts w:ascii="Calibri" w:hAnsi="Calibri" w:cs="Calibri"/>
-          <w:color w:val="000000" w:themeColor="text1"/>
-          <w:sz w:val="20"/>
-          <w:szCs w:val="20"/>
-        </w:rPr>
-        <w:br/>
-        <w:t xml:space="preserve">        } catch (Exception e) {</w:t>
-      </w:r>
-      <w:r>
-        <w:rPr>
-          <w:rFonts w:ascii="Calibri" w:hAnsi="Calibri" w:cs="Calibri"/>
-          <w:color w:val="000000" w:themeColor="text1"/>
-          <w:sz w:val="20"/>
-          <w:szCs w:val="20"/>
-        </w:rPr>
-        <w:br/>
-        <w:t xml:space="preserve">            </w:t>
-      </w:r>
-      <w:proofErr w:type="spellStart"/>
-      <w:r>
-        <w:rPr>
-          <w:rFonts w:ascii="Calibri" w:hAnsi="Calibri" w:cs="Calibri"/>
-          <w:color w:val="000000" w:themeColor="text1"/>
-          <w:sz w:val="20"/>
-          <w:szCs w:val="20"/>
-        </w:rPr>
-        <w:t>System.</w:t>
-      </w:r>
-      <w:r>
-        <w:rPr>
-          <w:rFonts w:ascii="Calibri" w:hAnsi="Calibri" w:cs="Calibri"/>
-          <w:i/>
-          <w:iCs/>
-          <w:color w:val="000000" w:themeColor="text1"/>
-          <w:sz w:val="20"/>
-          <w:szCs w:val="20"/>
-        </w:rPr>
-        <w:t>out</w:t>
-      </w:r>
-      <w:r>
-        <w:rPr>
-          <w:rFonts w:ascii="Calibri" w:hAnsi="Calibri" w:cs="Calibri"/>
-          <w:color w:val="000000" w:themeColor="text1"/>
-          <w:sz w:val="20"/>
-          <w:szCs w:val="20"/>
-        </w:rPr>
-        <w:t>.println</w:t>
-      </w:r>
-      <w:proofErr w:type="spellEnd"/>
-      <w:r>
-        <w:rPr>
-          <w:rFonts w:ascii="Calibri" w:hAnsi="Calibri" w:cs="Calibri"/>
-          <w:color w:val="000000" w:themeColor="text1"/>
-          <w:sz w:val="20"/>
-          <w:szCs w:val="20"/>
-        </w:rPr>
-        <w:t>("OH My God !");</w:t>
-      </w:r>
-      <w:r>
-        <w:rPr>
-          <w:rFonts w:ascii="Calibri" w:hAnsi="Calibri" w:cs="Calibri"/>
-          <w:color w:val="000000" w:themeColor="text1"/>
-          <w:sz w:val="20"/>
-          <w:szCs w:val="20"/>
-        </w:rPr>
-        <w:br/>
-        <w:t xml:space="preserve">        }</w:t>
-      </w:r>
-      <w:r>
-        <w:rPr>
-          <w:rFonts w:ascii="Calibri" w:hAnsi="Calibri" w:cs="Calibri"/>
-          <w:color w:val="000000" w:themeColor="text1"/>
-          <w:sz w:val="20"/>
-          <w:szCs w:val="20"/>
-        </w:rPr>
-        <w:br/>
-      </w:r>
-      <w:r>
-        <w:rPr>
-          <w:rFonts w:ascii="Calibri" w:hAnsi="Calibri" w:cs="Calibri"/>
-          <w:color w:val="000000" w:themeColor="text1"/>
-          <w:sz w:val="20"/>
-          <w:szCs w:val="20"/>
-        </w:rPr>
-        <w:br/>
-        <w:t xml:space="preserve">        </w:t>
-      </w:r>
-      <w:proofErr w:type="spellStart"/>
-      <w:r>
-        <w:rPr>
-          <w:rFonts w:ascii="Calibri" w:hAnsi="Calibri" w:cs="Calibri"/>
-          <w:color w:val="000000" w:themeColor="text1"/>
-          <w:sz w:val="20"/>
-          <w:szCs w:val="20"/>
-        </w:rPr>
-        <w:t>System.</w:t>
-      </w:r>
-      <w:r>
-        <w:rPr>
-          <w:rFonts w:ascii="Calibri" w:hAnsi="Calibri" w:cs="Calibri"/>
-          <w:i/>
-          <w:iCs/>
-          <w:color w:val="000000" w:themeColor="text1"/>
-          <w:sz w:val="20"/>
-          <w:szCs w:val="20"/>
-        </w:rPr>
-        <w:t>out</w:t>
-      </w:r>
-      <w:r>
-        <w:rPr>
-          <w:rFonts w:ascii="Calibri" w:hAnsi="Calibri" w:cs="Calibri"/>
-          <w:color w:val="000000" w:themeColor="text1"/>
-          <w:sz w:val="20"/>
-          <w:szCs w:val="20"/>
-        </w:rPr>
-        <w:t>.println</w:t>
-      </w:r>
-      <w:proofErr w:type="spellEnd"/>
-      <w:r>
-        <w:rPr>
-          <w:rFonts w:ascii="Calibri" w:hAnsi="Calibri" w:cs="Calibri"/>
-          <w:color w:val="000000" w:themeColor="text1"/>
-          <w:sz w:val="20"/>
-          <w:szCs w:val="20"/>
-        </w:rPr>
-        <w:t>("End of Apps");</w:t>
-      </w:r>
-      <w:r>
-        <w:rPr>
-          <w:rFonts w:ascii="Calibri" w:hAnsi="Calibri" w:cs="Calibri"/>
-          <w:color w:val="000000" w:themeColor="text1"/>
-          <w:sz w:val="20"/>
-          <w:szCs w:val="20"/>
-        </w:rPr>
-        <w:br/>
-      </w:r>
-      <w:r>
-        <w:rPr>
-          <w:rFonts w:ascii="Calibri" w:hAnsi="Calibri" w:cs="Calibri"/>
-          <w:color w:val="000000" w:themeColor="text1"/>
-          <w:sz w:val="20"/>
-          <w:szCs w:val="20"/>
-        </w:rPr>
-        <w:br/>
-      </w:r>
-      <w:r>
-        <w:rPr>
-          <w:rFonts w:ascii="Calibri" w:hAnsi="Calibri" w:cs="Calibri"/>
-          <w:color w:val="000000" w:themeColor="text1"/>
-          <w:sz w:val="20"/>
-          <w:szCs w:val="20"/>
-        </w:rPr>
-        <w:br/>
-        <w:t xml:space="preserve">    }</w:t>
-      </w:r>
-      <w:r>
-        <w:rPr>
-          <w:rFonts w:ascii="Calibri" w:hAnsi="Calibri" w:cs="Calibri"/>
-          <w:color w:val="000000" w:themeColor="text1"/>
-          <w:sz w:val="20"/>
-          <w:szCs w:val="20"/>
-        </w:rPr>
-        <w:br/>
-        <w:t>}</w:t>
-      </w:r>
-    </w:p>
-    <w:p>
-      <w:pPr>
-        <w:spacing w:line="360" w:lineRule="auto"/>
+          <w:sz w:val="18"/>
+          <w:szCs w:val="18"/>
+        </w:rPr>
+      </w:pPr>
+    </w:p>
+    <w:p>
+      <w:pPr>
+        <w:spacing w:after="0" w:line="276" w:lineRule="auto"/>
         <w:rPr>
           <w:rFonts w:ascii="Calibri" w:hAnsi="Calibri" w:cs="Calibri"/>
           <w:b/>
           <w:bCs/>
           <w:color w:val="000000" w:themeColor="text1"/>
-          <w:sz w:val="20"/>
-          <w:szCs w:val="20"/>
+          <w:sz w:val="18"/>
+          <w:szCs w:val="18"/>
         </w:rPr>
       </w:pPr>
       <w:r>
@@ -4476,832 +7862,465 @@
           <w:b/>
           <w:bCs/>
           <w:color w:val="000000" w:themeColor="text1"/>
-          <w:sz w:val="20"/>
-          <w:szCs w:val="20"/>
-        </w:rPr>
-        <w:lastRenderedPageBreak/>
+          <w:sz w:val="18"/>
+          <w:szCs w:val="18"/>
+        </w:rPr>
         <w:t>OUTPUT:</w:t>
       </w:r>
     </w:p>
     <w:p>
       <w:pPr>
-        <w:spacing w:after="0" w:line="240" w:lineRule="auto"/>
-        <w:rPr>
-          <w:rFonts w:ascii="Calibri" w:hAnsi="Calibri" w:cs="Calibri"/>
-          <w:color w:val="000000" w:themeColor="text1"/>
-          <w:sz w:val="20"/>
-          <w:szCs w:val="20"/>
-        </w:rPr>
-      </w:pPr>
-      <w:r>
-        <w:rPr>
-          <w:rFonts w:ascii="Calibri" w:hAnsi="Calibri" w:cs="Calibri"/>
-          <w:color w:val="000000" w:themeColor="text1"/>
-          <w:sz w:val="20"/>
-          <w:szCs w:val="20"/>
-        </w:rPr>
-        <w:t xml:space="preserve">Appu is </w:t>
-      </w:r>
-      <w:proofErr w:type="gramStart"/>
-      <w:r>
-        <w:rPr>
-          <w:rFonts w:ascii="Calibri" w:hAnsi="Calibri" w:cs="Calibri"/>
-          <w:color w:val="000000" w:themeColor="text1"/>
-          <w:sz w:val="20"/>
-          <w:szCs w:val="20"/>
-        </w:rPr>
-        <w:t>BOSS !</w:t>
-      </w:r>
-      <w:proofErr w:type="gramEnd"/>
-    </w:p>
-    <w:p>
-      <w:pPr>
-        <w:spacing w:after="0" w:line="240" w:lineRule="auto"/>
-        <w:rPr>
-          <w:rFonts w:ascii="Calibri" w:hAnsi="Calibri" w:cs="Calibri"/>
-          <w:color w:val="000000" w:themeColor="text1"/>
-          <w:sz w:val="20"/>
-          <w:szCs w:val="20"/>
-        </w:rPr>
-      </w:pPr>
-      <w:r>
-        <w:rPr>
-          <w:rFonts w:ascii="Calibri" w:hAnsi="Calibri" w:cs="Calibri"/>
-          <w:color w:val="000000" w:themeColor="text1"/>
-          <w:sz w:val="20"/>
-          <w:szCs w:val="20"/>
-        </w:rPr>
-        <w:t>14</w:t>
-      </w:r>
-    </w:p>
-    <w:p>
-      <w:pPr>
-        <w:spacing w:after="0" w:line="240" w:lineRule="auto"/>
-        <w:rPr>
-          <w:rFonts w:ascii="Calibri" w:hAnsi="Calibri" w:cs="Calibri"/>
-          <w:color w:val="000000" w:themeColor="text1"/>
-          <w:sz w:val="20"/>
-          <w:szCs w:val="20"/>
-        </w:rPr>
-      </w:pPr>
-      <w:r>
-        <w:rPr>
-          <w:rFonts w:ascii="Calibri" w:hAnsi="Calibri" w:cs="Calibri"/>
-          <w:color w:val="000000" w:themeColor="text1"/>
-          <w:sz w:val="20"/>
-          <w:szCs w:val="20"/>
-        </w:rPr>
-        <w:t>false</w:t>
-      </w:r>
-    </w:p>
-    <w:p>
-      <w:pPr>
-        <w:spacing w:after="0" w:line="240" w:lineRule="auto"/>
-        <w:rPr>
-          <w:rFonts w:ascii="Calibri" w:hAnsi="Calibri" w:cs="Calibri"/>
-          <w:color w:val="000000" w:themeColor="text1"/>
-          <w:sz w:val="20"/>
-          <w:szCs w:val="20"/>
-        </w:rPr>
-      </w:pPr>
-      <w:proofErr w:type="spellStart"/>
-      <w:r>
-        <w:rPr>
-          <w:rFonts w:ascii="Calibri" w:hAnsi="Calibri" w:cs="Calibri"/>
-          <w:color w:val="000000" w:themeColor="text1"/>
-          <w:sz w:val="20"/>
-          <w:szCs w:val="20"/>
-        </w:rPr>
-        <w:t>appu</w:t>
-      </w:r>
-      <w:proofErr w:type="spellEnd"/>
-      <w:r>
-        <w:rPr>
-          <w:rFonts w:ascii="Calibri" w:hAnsi="Calibri" w:cs="Calibri"/>
-          <w:color w:val="000000" w:themeColor="text1"/>
-          <w:sz w:val="20"/>
-          <w:szCs w:val="20"/>
-        </w:rPr>
-        <w:t xml:space="preserve"> is </w:t>
-      </w:r>
-      <w:proofErr w:type="gramStart"/>
-      <w:r>
-        <w:rPr>
-          <w:rFonts w:ascii="Calibri" w:hAnsi="Calibri" w:cs="Calibri"/>
-          <w:color w:val="000000" w:themeColor="text1"/>
-          <w:sz w:val="20"/>
-          <w:szCs w:val="20"/>
-        </w:rPr>
-        <w:t>boss !</w:t>
-      </w:r>
-      <w:proofErr w:type="gramEnd"/>
-    </w:p>
-    <w:p>
-      <w:pPr>
-        <w:spacing w:after="0" w:line="240" w:lineRule="auto"/>
-        <w:rPr>
-          <w:rFonts w:ascii="Calibri" w:hAnsi="Calibri" w:cs="Calibri"/>
-          <w:color w:val="000000" w:themeColor="text1"/>
-          <w:sz w:val="20"/>
-          <w:szCs w:val="20"/>
-        </w:rPr>
-      </w:pPr>
-      <w:r>
-        <w:rPr>
-          <w:rFonts w:ascii="Calibri" w:hAnsi="Calibri" w:cs="Calibri"/>
-          <w:color w:val="000000" w:themeColor="text1"/>
-          <w:sz w:val="20"/>
-          <w:szCs w:val="20"/>
-        </w:rPr>
-        <w:t xml:space="preserve">APPU IS </w:t>
-      </w:r>
-      <w:proofErr w:type="gramStart"/>
-      <w:r>
-        <w:rPr>
-          <w:rFonts w:ascii="Calibri" w:hAnsi="Calibri" w:cs="Calibri"/>
-          <w:color w:val="000000" w:themeColor="text1"/>
-          <w:sz w:val="20"/>
-          <w:szCs w:val="20"/>
-        </w:rPr>
-        <w:t>BOSS !</w:t>
-      </w:r>
-      <w:proofErr w:type="gramEnd"/>
-    </w:p>
-    <w:p>
-      <w:pPr>
-        <w:spacing w:after="0" w:line="240" w:lineRule="auto"/>
-        <w:rPr>
-          <w:rFonts w:ascii="Calibri" w:hAnsi="Calibri" w:cs="Calibri"/>
-          <w:color w:val="000000" w:themeColor="text1"/>
-          <w:sz w:val="20"/>
-          <w:szCs w:val="20"/>
-        </w:rPr>
-      </w:pPr>
-      <w:r>
-        <w:rPr>
-          <w:rFonts w:ascii="Calibri" w:hAnsi="Calibri" w:cs="Calibri"/>
-          <w:color w:val="000000" w:themeColor="text1"/>
-          <w:sz w:val="20"/>
-          <w:szCs w:val="20"/>
-        </w:rPr>
-        <w:t>u</w:t>
-      </w:r>
-    </w:p>
-    <w:p>
-      <w:pPr>
-        <w:spacing w:after="0" w:line="240" w:lineRule="auto"/>
-        <w:rPr>
-          <w:rFonts w:ascii="Calibri" w:hAnsi="Calibri" w:cs="Calibri"/>
-          <w:color w:val="000000" w:themeColor="text1"/>
-          <w:sz w:val="20"/>
-          <w:szCs w:val="20"/>
-        </w:rPr>
-      </w:pPr>
-      <w:r>
-        <w:rPr>
-          <w:rFonts w:ascii="Calibri" w:hAnsi="Calibri" w:cs="Calibri"/>
-          <w:color w:val="000000" w:themeColor="text1"/>
-          <w:sz w:val="20"/>
-          <w:szCs w:val="20"/>
-        </w:rPr>
-        <w:t>true</w:t>
-      </w:r>
-    </w:p>
-    <w:p>
-      <w:pPr>
-        <w:spacing w:after="0" w:line="240" w:lineRule="auto"/>
-        <w:rPr>
-          <w:rFonts w:ascii="Calibri" w:hAnsi="Calibri" w:cs="Calibri"/>
-          <w:color w:val="000000" w:themeColor="text1"/>
-          <w:sz w:val="20"/>
-          <w:szCs w:val="20"/>
-        </w:rPr>
-      </w:pPr>
-      <w:r>
-        <w:rPr>
-          <w:rFonts w:ascii="Calibri" w:hAnsi="Calibri" w:cs="Calibri"/>
-          <w:color w:val="000000" w:themeColor="text1"/>
-          <w:sz w:val="20"/>
-          <w:szCs w:val="20"/>
-        </w:rPr>
-        <w:t>true</w:t>
-      </w:r>
-    </w:p>
-    <w:p>
-      <w:pPr>
-        <w:spacing w:after="0" w:line="240" w:lineRule="auto"/>
-        <w:rPr>
-          <w:rFonts w:ascii="Calibri" w:hAnsi="Calibri" w:cs="Calibri"/>
-          <w:color w:val="000000" w:themeColor="text1"/>
-          <w:sz w:val="20"/>
-          <w:szCs w:val="20"/>
-        </w:rPr>
-      </w:pPr>
-      <w:r>
-        <w:rPr>
-          <w:rFonts w:ascii="Calibri" w:hAnsi="Calibri" w:cs="Calibri"/>
-          <w:color w:val="000000" w:themeColor="text1"/>
-          <w:sz w:val="20"/>
-          <w:szCs w:val="20"/>
-        </w:rPr>
-        <w:t>8</w:t>
-      </w:r>
-    </w:p>
-    <w:p>
-      <w:pPr>
-        <w:spacing w:after="0" w:line="240" w:lineRule="auto"/>
-        <w:rPr>
-          <w:rFonts w:ascii="Calibri" w:hAnsi="Calibri" w:cs="Calibri"/>
-          <w:color w:val="000000" w:themeColor="text1"/>
-          <w:sz w:val="20"/>
-          <w:szCs w:val="20"/>
-        </w:rPr>
-      </w:pPr>
-      <w:r>
-        <w:rPr>
-          <w:rFonts w:ascii="Calibri" w:hAnsi="Calibri" w:cs="Calibri"/>
-          <w:color w:val="000000" w:themeColor="text1"/>
-          <w:sz w:val="20"/>
-          <w:szCs w:val="20"/>
-        </w:rPr>
-        <w:t xml:space="preserve">Surya is </w:t>
-      </w:r>
-      <w:proofErr w:type="gramStart"/>
-      <w:r>
-        <w:rPr>
-          <w:rFonts w:ascii="Calibri" w:hAnsi="Calibri" w:cs="Calibri"/>
-          <w:color w:val="000000" w:themeColor="text1"/>
-          <w:sz w:val="20"/>
-          <w:szCs w:val="20"/>
-        </w:rPr>
-        <w:t>BOSS !</w:t>
-      </w:r>
-      <w:proofErr w:type="gramEnd"/>
-    </w:p>
-    <w:p>
-      <w:pPr>
-        <w:spacing w:after="0" w:line="240" w:lineRule="auto"/>
-        <w:rPr>
-          <w:rFonts w:ascii="Calibri" w:hAnsi="Calibri" w:cs="Calibri"/>
-          <w:color w:val="000000" w:themeColor="text1"/>
-          <w:sz w:val="20"/>
-          <w:szCs w:val="20"/>
-        </w:rPr>
-      </w:pPr>
-      <w:r>
-        <w:rPr>
-          <w:rFonts w:ascii="Calibri" w:hAnsi="Calibri" w:cs="Calibri"/>
-          <w:color w:val="000000" w:themeColor="text1"/>
-          <w:sz w:val="20"/>
-          <w:szCs w:val="20"/>
-        </w:rPr>
-        <w:t xml:space="preserve">Appu is </w:t>
-      </w:r>
-      <w:proofErr w:type="gramStart"/>
-      <w:r>
-        <w:rPr>
-          <w:rFonts w:ascii="Calibri" w:hAnsi="Calibri" w:cs="Calibri"/>
-          <w:color w:val="000000" w:themeColor="text1"/>
-          <w:sz w:val="20"/>
-          <w:szCs w:val="20"/>
-        </w:rPr>
-        <w:t>BOSS !</w:t>
-      </w:r>
-      <w:proofErr w:type="gramEnd"/>
-    </w:p>
-    <w:p>
-      <w:pPr>
-        <w:spacing w:after="0" w:line="240" w:lineRule="auto"/>
-        <w:rPr>
-          <w:rFonts w:ascii="Calibri" w:hAnsi="Calibri" w:cs="Calibri"/>
-          <w:color w:val="000000" w:themeColor="text1"/>
-          <w:sz w:val="20"/>
-          <w:szCs w:val="20"/>
-        </w:rPr>
-      </w:pPr>
-      <w:r>
-        <w:rPr>
-          <w:rFonts w:ascii="Calibri" w:hAnsi="Calibri" w:cs="Calibri"/>
-          <w:color w:val="000000" w:themeColor="text1"/>
-          <w:sz w:val="20"/>
-          <w:szCs w:val="20"/>
-        </w:rPr>
-        <w:t>Appu</w:t>
-      </w:r>
-    </w:p>
-    <w:p>
-      <w:pPr>
-        <w:spacing w:after="0" w:line="240" w:lineRule="auto"/>
-        <w:rPr>
-          <w:rFonts w:ascii="Calibri" w:hAnsi="Calibri" w:cs="Calibri"/>
-          <w:color w:val="000000" w:themeColor="text1"/>
-          <w:sz w:val="20"/>
-          <w:szCs w:val="20"/>
-        </w:rPr>
-      </w:pPr>
-      <w:r>
-        <w:rPr>
-          <w:rFonts w:ascii="Calibri" w:hAnsi="Calibri" w:cs="Calibri"/>
-          <w:color w:val="000000" w:themeColor="text1"/>
-          <w:sz w:val="20"/>
-          <w:szCs w:val="20"/>
-        </w:rPr>
-        <w:t>is</w:t>
-      </w:r>
-    </w:p>
-    <w:p>
-      <w:pPr>
-        <w:spacing w:after="0" w:line="240" w:lineRule="auto"/>
-        <w:rPr>
-          <w:rFonts w:ascii="Calibri" w:hAnsi="Calibri" w:cs="Calibri"/>
-          <w:color w:val="000000" w:themeColor="text1"/>
-          <w:sz w:val="20"/>
-          <w:szCs w:val="20"/>
-        </w:rPr>
-      </w:pPr>
-      <w:r>
-        <w:rPr>
-          <w:rFonts w:ascii="Calibri" w:hAnsi="Calibri" w:cs="Calibri"/>
-          <w:color w:val="000000" w:themeColor="text1"/>
-          <w:sz w:val="20"/>
-          <w:szCs w:val="20"/>
-        </w:rPr>
-        <w:t>BOSS</w:t>
-      </w:r>
-    </w:p>
-    <w:p>
-      <w:pPr>
-        <w:spacing w:after="0" w:line="240" w:lineRule="auto"/>
-        <w:rPr>
-          <w:rFonts w:ascii="Calibri" w:hAnsi="Calibri" w:cs="Calibri"/>
-          <w:color w:val="000000" w:themeColor="text1"/>
-          <w:sz w:val="20"/>
-          <w:szCs w:val="20"/>
-        </w:rPr>
-      </w:pPr>
-      <w:r>
-        <w:rPr>
-          <w:rFonts w:ascii="Calibri" w:hAnsi="Calibri" w:cs="Calibri"/>
-          <w:color w:val="000000" w:themeColor="text1"/>
-          <w:sz w:val="20"/>
-          <w:szCs w:val="20"/>
-        </w:rPr>
-        <w:t>!</w:t>
-      </w:r>
-    </w:p>
-    <w:p>
-      <w:pPr>
-        <w:spacing w:after="0" w:line="240" w:lineRule="auto"/>
-        <w:rPr>
-          <w:rFonts w:ascii="Calibri" w:hAnsi="Calibri" w:cs="Calibri"/>
-          <w:color w:val="000000" w:themeColor="text1"/>
-          <w:sz w:val="20"/>
-          <w:szCs w:val="20"/>
-        </w:rPr>
-      </w:pPr>
-      <w:r>
-        <w:rPr>
-          <w:rFonts w:ascii="Calibri" w:hAnsi="Calibri" w:cs="Calibri"/>
-          <w:color w:val="000000" w:themeColor="text1"/>
-          <w:sz w:val="20"/>
-          <w:szCs w:val="20"/>
-        </w:rPr>
-        <w:t>A</w:t>
-      </w:r>
-    </w:p>
-    <w:p>
-      <w:pPr>
-        <w:spacing w:after="0" w:line="240" w:lineRule="auto"/>
-        <w:rPr>
-          <w:rFonts w:ascii="Calibri" w:hAnsi="Calibri" w:cs="Calibri"/>
-          <w:color w:val="000000" w:themeColor="text1"/>
-          <w:sz w:val="20"/>
-          <w:szCs w:val="20"/>
-        </w:rPr>
-      </w:pPr>
-      <w:r>
-        <w:rPr>
-          <w:rFonts w:ascii="Calibri" w:hAnsi="Calibri" w:cs="Calibri"/>
-          <w:color w:val="000000" w:themeColor="text1"/>
-          <w:sz w:val="20"/>
-          <w:szCs w:val="20"/>
-        </w:rPr>
-        <w:t>p</w:t>
-      </w:r>
-    </w:p>
-    <w:p>
-      <w:pPr>
-        <w:spacing w:after="0" w:line="240" w:lineRule="auto"/>
-        <w:rPr>
-          <w:rFonts w:ascii="Calibri" w:hAnsi="Calibri" w:cs="Calibri"/>
-          <w:color w:val="000000" w:themeColor="text1"/>
-          <w:sz w:val="20"/>
-          <w:szCs w:val="20"/>
-        </w:rPr>
-      </w:pPr>
-      <w:r>
-        <w:rPr>
-          <w:rFonts w:ascii="Calibri" w:hAnsi="Calibri" w:cs="Calibri"/>
-          <w:color w:val="000000" w:themeColor="text1"/>
-          <w:sz w:val="20"/>
-          <w:szCs w:val="20"/>
-        </w:rPr>
-        <w:t>p</w:t>
-      </w:r>
-    </w:p>
-    <w:p>
-      <w:pPr>
-        <w:spacing w:after="0" w:line="240" w:lineRule="auto"/>
-        <w:rPr>
-          <w:rFonts w:ascii="Calibri" w:hAnsi="Calibri" w:cs="Calibri"/>
-          <w:color w:val="000000" w:themeColor="text1"/>
-          <w:sz w:val="20"/>
-          <w:szCs w:val="20"/>
-        </w:rPr>
-      </w:pPr>
-      <w:r>
-        <w:rPr>
-          <w:rFonts w:ascii="Calibri" w:hAnsi="Calibri" w:cs="Calibri"/>
-          <w:color w:val="000000" w:themeColor="text1"/>
-          <w:sz w:val="20"/>
-          <w:szCs w:val="20"/>
-        </w:rPr>
-        <w:t>u</w:t>
-      </w:r>
-    </w:p>
-    <w:p>
-      <w:pPr>
-        <w:spacing w:after="0" w:line="240" w:lineRule="auto"/>
-        <w:rPr>
-          <w:rFonts w:ascii="Calibri" w:hAnsi="Calibri" w:cs="Calibri"/>
-          <w:color w:val="000000" w:themeColor="text1"/>
-          <w:sz w:val="20"/>
-          <w:szCs w:val="20"/>
-        </w:rPr>
-      </w:pPr>
-      <w:r>
-        <w:rPr>
-          <w:rFonts w:ascii="Calibri" w:hAnsi="Calibri" w:cs="Calibri"/>
-          <w:color w:val="000000" w:themeColor="text1"/>
-          <w:sz w:val="20"/>
-          <w:szCs w:val="20"/>
+        <w:pStyle w:val="ListParagraph"/>
+        <w:spacing w:after="0" w:line="276" w:lineRule="auto"/>
+        <w:rPr>
+          <w:rFonts w:ascii="Calibri" w:hAnsi="Calibri" w:cs="Calibri"/>
+          <w:sz w:val="18"/>
+          <w:szCs w:val="18"/>
+        </w:rPr>
+      </w:pPr>
+      <w:r>
+        <w:rPr>
+          <w:rFonts w:ascii="Calibri" w:hAnsi="Calibri" w:cs="Calibri"/>
+          <w:sz w:val="18"/>
+          <w:szCs w:val="18"/>
+        </w:rPr>
+        <w:t>charAt(1): ?</w:t>
+      </w:r>
+    </w:p>
+    <w:p>
+      <w:pPr>
+        <w:pStyle w:val="ListParagraph"/>
+        <w:spacing w:after="0" w:line="276" w:lineRule="auto"/>
+        <w:rPr>
+          <w:rFonts w:ascii="Calibri" w:hAnsi="Calibri" w:cs="Calibri"/>
+          <w:sz w:val="18"/>
+          <w:szCs w:val="18"/>
+        </w:rPr>
+      </w:pPr>
+      <w:r>
+        <w:rPr>
+          <w:rFonts w:ascii="Calibri" w:hAnsi="Calibri" w:cs="Calibri"/>
+          <w:sz w:val="18"/>
+          <w:szCs w:val="18"/>
+        </w:rPr>
+        <w:t>codePointAt(1): 128522</w:t>
+      </w:r>
+    </w:p>
+    <w:p>
+      <w:pPr>
+        <w:pStyle w:val="ListParagraph"/>
+        <w:spacing w:after="0" w:line="276" w:lineRule="auto"/>
+        <w:ind w:left="0"/>
+        <w:rPr>
+          <w:rFonts w:ascii="Calibri" w:hAnsi="Calibri" w:cs="Calibri"/>
+          <w:sz w:val="18"/>
+          <w:szCs w:val="18"/>
+        </w:rPr>
+      </w:pPr>
+      <w:r>
+        <w:rPr>
+          <w:rFonts w:ascii="Calibri" w:hAnsi="Calibri" w:cs="Calibri"/>
+          <w:sz w:val="18"/>
+          <w:szCs w:val="18"/>
+        </w:rPr>
+        <w:t xml:space="preserve">                  </w:t>
+      </w:r>
+      <w:r>
+        <w:rPr>
+          <w:rFonts w:ascii="Calibri" w:hAnsi="Calibri" w:cs="Calibri"/>
+          <w:sz w:val="18"/>
+          <w:szCs w:val="18"/>
+        </w:rPr>
+        <w:t xml:space="preserve">Character: </w:t>
+      </w:r>
+      <w:r>
+        <w:rPr>
+          <w:rFonts w:ascii="Segoe UI Emoji" w:hAnsi="Segoe UI Emoji" w:cs="Segoe UI Emoji"/>
+          <w:sz w:val="18"/>
+          <w:szCs w:val="18"/>
+        </w:rPr>
+        <w:t>😊</w:t>
+      </w:r>
+    </w:p>
+    <w:p>
+      <w:pPr>
+        <w:spacing w:after="0" w:line="276" w:lineRule="auto"/>
+        <w:rPr>
+          <w:rFonts w:ascii="Calibri" w:hAnsi="Calibri" w:cs="Calibri"/>
+          <w:sz w:val="18"/>
+          <w:szCs w:val="18"/>
+        </w:rPr>
+      </w:pPr>
+    </w:p>
+    <w:p>
+      <w:pPr>
+        <w:pStyle w:val="ListParagraph"/>
+        <w:numPr>
+          <w:ilvl w:val="0"/>
+          <w:numId w:val="15"/>
+        </w:numPr>
+        <w:spacing w:line="360" w:lineRule="auto"/>
+        <w:rPr>
+          <w:rFonts w:ascii="Calibri" w:hAnsi="Calibri" w:cs="Calibri"/>
+          <w:sz w:val="18"/>
+          <w:szCs w:val="18"/>
+        </w:rPr>
+      </w:pPr>
+      <w:r>
+        <w:rPr>
+          <w:rFonts w:ascii="Calibri" w:hAnsi="Calibri" w:cs="Calibri"/>
+          <w:sz w:val="18"/>
+          <w:szCs w:val="18"/>
+        </w:rPr>
+        <w:t>So charAt() fails with emoji/special chars (gives half symbol),</w:t>
+      </w:r>
+      <w:r>
+        <w:rPr>
+          <w:rFonts w:ascii="Calibri" w:hAnsi="Calibri" w:cs="Calibri"/>
+          <w:sz w:val="18"/>
+          <w:szCs w:val="18"/>
         </w:rPr>
         <w:t xml:space="preserve"> </w:t>
       </w:r>
-    </w:p>
-    <w:p>
-      <w:pPr>
-        <w:spacing w:after="0" w:line="240" w:lineRule="auto"/>
-        <w:rPr>
-          <w:rFonts w:ascii="Calibri" w:hAnsi="Calibri" w:cs="Calibri"/>
-          <w:color w:val="000000" w:themeColor="text1"/>
-          <w:sz w:val="20"/>
-          <w:szCs w:val="20"/>
-        </w:rPr>
-      </w:pPr>
-      <w:proofErr w:type="spellStart"/>
-      <w:r>
-        <w:rPr>
-          <w:rFonts w:ascii="Calibri" w:hAnsi="Calibri" w:cs="Calibri"/>
-          <w:color w:val="000000" w:themeColor="text1"/>
-          <w:sz w:val="20"/>
-          <w:szCs w:val="20"/>
-        </w:rPr>
-        <w:t>i</w:t>
-      </w:r>
-      <w:proofErr w:type="spellEnd"/>
-    </w:p>
-    <w:p>
-      <w:pPr>
-        <w:spacing w:after="0" w:line="240" w:lineRule="auto"/>
-        <w:rPr>
-          <w:rFonts w:ascii="Calibri" w:hAnsi="Calibri" w:cs="Calibri"/>
-          <w:color w:val="000000" w:themeColor="text1"/>
-          <w:sz w:val="20"/>
-          <w:szCs w:val="20"/>
-        </w:rPr>
-      </w:pPr>
-      <w:r>
-        <w:rPr>
-          <w:rFonts w:ascii="Calibri" w:hAnsi="Calibri" w:cs="Calibri"/>
-          <w:color w:val="000000" w:themeColor="text1"/>
-          <w:sz w:val="20"/>
-          <w:szCs w:val="20"/>
-        </w:rPr>
-        <w:t>s</w:t>
-      </w:r>
-    </w:p>
-    <w:p>
-      <w:pPr>
-        <w:spacing w:after="0" w:line="240" w:lineRule="auto"/>
-        <w:rPr>
-          <w:rFonts w:ascii="Calibri" w:hAnsi="Calibri" w:cs="Calibri"/>
-          <w:color w:val="000000" w:themeColor="text1"/>
-          <w:sz w:val="20"/>
-          <w:szCs w:val="20"/>
-        </w:rPr>
-      </w:pPr>
-      <w:r>
-        <w:rPr>
-          <w:rFonts w:ascii="Calibri" w:hAnsi="Calibri" w:cs="Calibri"/>
-          <w:color w:val="000000" w:themeColor="text1"/>
-          <w:sz w:val="20"/>
-          <w:szCs w:val="20"/>
-        </w:rPr>
-        <w:t xml:space="preserve"> </w:t>
-      </w:r>
-    </w:p>
-    <w:p>
-      <w:pPr>
-        <w:spacing w:after="0" w:line="240" w:lineRule="auto"/>
-        <w:rPr>
-          <w:rFonts w:ascii="Calibri" w:hAnsi="Calibri" w:cs="Calibri"/>
-          <w:color w:val="000000" w:themeColor="text1"/>
-          <w:sz w:val="20"/>
-          <w:szCs w:val="20"/>
-        </w:rPr>
-      </w:pPr>
-      <w:r>
-        <w:rPr>
-          <w:rFonts w:ascii="Calibri" w:hAnsi="Calibri" w:cs="Calibri"/>
-          <w:color w:val="000000" w:themeColor="text1"/>
-          <w:sz w:val="20"/>
-          <w:szCs w:val="20"/>
-        </w:rPr>
-        <w:t>B</w:t>
-      </w:r>
-    </w:p>
-    <w:p>
-      <w:pPr>
-        <w:spacing w:after="0" w:line="240" w:lineRule="auto"/>
-        <w:rPr>
-          <w:rFonts w:ascii="Calibri" w:hAnsi="Calibri" w:cs="Calibri"/>
-          <w:color w:val="000000" w:themeColor="text1"/>
-          <w:sz w:val="20"/>
-          <w:szCs w:val="20"/>
-        </w:rPr>
-      </w:pPr>
-      <w:r>
-        <w:rPr>
-          <w:rFonts w:ascii="Calibri" w:hAnsi="Calibri" w:cs="Calibri"/>
-          <w:color w:val="000000" w:themeColor="text1"/>
-          <w:sz w:val="20"/>
-          <w:szCs w:val="20"/>
-        </w:rPr>
-        <w:t>O</w:t>
-      </w:r>
-    </w:p>
-    <w:p>
-      <w:pPr>
-        <w:spacing w:after="0" w:line="240" w:lineRule="auto"/>
-        <w:rPr>
-          <w:rFonts w:ascii="Calibri" w:hAnsi="Calibri" w:cs="Calibri"/>
-          <w:color w:val="000000" w:themeColor="text1"/>
-          <w:sz w:val="20"/>
-          <w:szCs w:val="20"/>
-        </w:rPr>
-      </w:pPr>
-      <w:r>
-        <w:rPr>
-          <w:rFonts w:ascii="Calibri" w:hAnsi="Calibri" w:cs="Calibri"/>
-          <w:color w:val="000000" w:themeColor="text1"/>
-          <w:sz w:val="20"/>
-          <w:szCs w:val="20"/>
-        </w:rPr>
-        <w:t>S</w:t>
-      </w:r>
-    </w:p>
-    <w:p>
-      <w:pPr>
-        <w:spacing w:after="0" w:line="240" w:lineRule="auto"/>
-        <w:rPr>
-          <w:rFonts w:ascii="Calibri" w:hAnsi="Calibri" w:cs="Calibri"/>
-          <w:color w:val="000000" w:themeColor="text1"/>
-          <w:sz w:val="20"/>
-          <w:szCs w:val="20"/>
-        </w:rPr>
-      </w:pPr>
-      <w:r>
-        <w:rPr>
-          <w:rFonts w:ascii="Calibri" w:hAnsi="Calibri" w:cs="Calibri"/>
-          <w:color w:val="000000" w:themeColor="text1"/>
-          <w:sz w:val="20"/>
-          <w:szCs w:val="20"/>
-        </w:rPr>
-        <w:t>S</w:t>
-      </w:r>
-    </w:p>
-    <w:p>
-      <w:pPr>
-        <w:spacing w:after="0" w:line="240" w:lineRule="auto"/>
-        <w:rPr>
-          <w:rFonts w:ascii="Calibri" w:hAnsi="Calibri" w:cs="Calibri"/>
-          <w:color w:val="000000" w:themeColor="text1"/>
-          <w:sz w:val="20"/>
-          <w:szCs w:val="20"/>
-        </w:rPr>
-      </w:pPr>
-      <w:r>
-        <w:rPr>
-          <w:rFonts w:ascii="Calibri" w:hAnsi="Calibri" w:cs="Calibri"/>
-          <w:color w:val="000000" w:themeColor="text1"/>
-          <w:sz w:val="20"/>
-          <w:szCs w:val="20"/>
-        </w:rPr>
-        <w:t xml:space="preserve"> </w:t>
-      </w:r>
-    </w:p>
-    <w:p>
-      <w:pPr>
-        <w:spacing w:after="0" w:line="240" w:lineRule="auto"/>
-        <w:rPr>
-          <w:rFonts w:ascii="Calibri" w:hAnsi="Calibri" w:cs="Calibri"/>
-          <w:color w:val="000000" w:themeColor="text1"/>
-          <w:sz w:val="20"/>
-          <w:szCs w:val="20"/>
-        </w:rPr>
-      </w:pPr>
-      <w:r>
-        <w:rPr>
-          <w:rFonts w:ascii="Calibri" w:hAnsi="Calibri" w:cs="Calibri"/>
-          <w:color w:val="000000" w:themeColor="text1"/>
-          <w:sz w:val="20"/>
-          <w:szCs w:val="20"/>
-        </w:rPr>
-        <w:t>!</w:t>
-      </w:r>
-    </w:p>
-    <w:p>
-      <w:pPr>
-        <w:spacing w:after="0" w:line="240" w:lineRule="auto"/>
-        <w:rPr>
-          <w:rFonts w:ascii="Calibri" w:hAnsi="Calibri" w:cs="Calibri"/>
-          <w:color w:val="000000" w:themeColor="text1"/>
-          <w:sz w:val="20"/>
-          <w:szCs w:val="20"/>
-        </w:rPr>
-      </w:pPr>
-      <w:r>
-        <w:rPr>
-          <w:rFonts w:ascii="Calibri" w:hAnsi="Calibri" w:cs="Calibri"/>
-          <w:color w:val="000000" w:themeColor="text1"/>
-          <w:sz w:val="20"/>
-          <w:szCs w:val="20"/>
-        </w:rPr>
-        <w:t>false</w:t>
-      </w:r>
-    </w:p>
-    <w:p>
-      <w:pPr>
-        <w:spacing w:after="0" w:line="240" w:lineRule="auto"/>
-        <w:rPr>
-          <w:rFonts w:ascii="Calibri" w:hAnsi="Calibri" w:cs="Calibri"/>
-          <w:color w:val="000000" w:themeColor="text1"/>
-          <w:sz w:val="20"/>
-          <w:szCs w:val="20"/>
-        </w:rPr>
-      </w:pPr>
-      <w:r>
-        <w:rPr>
-          <w:rFonts w:ascii="Calibri" w:hAnsi="Calibri" w:cs="Calibri"/>
-          <w:color w:val="000000" w:themeColor="text1"/>
-          <w:sz w:val="20"/>
-          <w:szCs w:val="20"/>
-        </w:rPr>
-        <w:t>true</w:t>
-      </w:r>
-    </w:p>
-    <w:p>
-      <w:pPr>
-        <w:spacing w:after="0" w:line="240" w:lineRule="auto"/>
-        <w:rPr>
-          <w:rFonts w:ascii="Calibri" w:hAnsi="Calibri" w:cs="Calibri"/>
-          <w:color w:val="000000" w:themeColor="text1"/>
-          <w:sz w:val="20"/>
-          <w:szCs w:val="20"/>
-        </w:rPr>
-      </w:pPr>
-      <w:r>
-        <w:rPr>
-          <w:rFonts w:ascii="Calibri" w:hAnsi="Calibri" w:cs="Calibri"/>
-          <w:color w:val="000000" w:themeColor="text1"/>
-          <w:sz w:val="20"/>
-          <w:szCs w:val="20"/>
-        </w:rPr>
-        <w:t>false</w:t>
-      </w:r>
-    </w:p>
-    <w:p>
-      <w:pPr>
-        <w:spacing w:after="0" w:line="240" w:lineRule="auto"/>
-        <w:rPr>
-          <w:rFonts w:ascii="Calibri" w:hAnsi="Calibri" w:cs="Calibri"/>
-          <w:color w:val="000000" w:themeColor="text1"/>
-          <w:sz w:val="20"/>
-          <w:szCs w:val="20"/>
-        </w:rPr>
-      </w:pPr>
-      <w:r>
-        <w:rPr>
-          <w:rFonts w:ascii="Calibri" w:hAnsi="Calibri" w:cs="Calibri"/>
-          <w:color w:val="000000" w:themeColor="text1"/>
-          <w:sz w:val="20"/>
-          <w:szCs w:val="20"/>
-        </w:rPr>
-        <w:t>10</w:t>
-      </w:r>
-    </w:p>
-    <w:p>
-      <w:pPr>
-        <w:spacing w:after="0" w:line="240" w:lineRule="auto"/>
-        <w:rPr>
-          <w:rFonts w:ascii="Calibri" w:hAnsi="Calibri" w:cs="Calibri"/>
-          <w:color w:val="000000" w:themeColor="text1"/>
-          <w:sz w:val="20"/>
-          <w:szCs w:val="20"/>
-        </w:rPr>
-      </w:pPr>
-      <w:r>
-        <w:rPr>
-          <w:rFonts w:ascii="Calibri" w:hAnsi="Calibri" w:cs="Calibri"/>
-          <w:color w:val="000000" w:themeColor="text1"/>
-          <w:sz w:val="20"/>
-          <w:szCs w:val="20"/>
-        </w:rPr>
-        <w:t>u is B</w:t>
-      </w:r>
-    </w:p>
-    <w:p>
-      <w:pPr>
-        <w:spacing w:after="0" w:line="240" w:lineRule="auto"/>
-        <w:rPr>
-          <w:rFonts w:ascii="Calibri" w:hAnsi="Calibri" w:cs="Calibri"/>
-          <w:color w:val="000000" w:themeColor="text1"/>
-          <w:sz w:val="20"/>
-          <w:szCs w:val="20"/>
-        </w:rPr>
-      </w:pPr>
-      <w:r>
-        <w:rPr>
-          <w:rFonts w:ascii="Calibri" w:hAnsi="Calibri" w:cs="Calibri"/>
-          <w:color w:val="000000" w:themeColor="text1"/>
-          <w:sz w:val="20"/>
-          <w:szCs w:val="20"/>
-        </w:rPr>
-        <w:t xml:space="preserve">OH My </w:t>
-      </w:r>
-      <w:proofErr w:type="gramStart"/>
-      <w:r>
-        <w:rPr>
-          <w:rFonts w:ascii="Calibri" w:hAnsi="Calibri" w:cs="Calibri"/>
-          <w:color w:val="000000" w:themeColor="text1"/>
-          <w:sz w:val="20"/>
-          <w:szCs w:val="20"/>
-        </w:rPr>
-        <w:t>God !</w:t>
-      </w:r>
-      <w:proofErr w:type="gramEnd"/>
-    </w:p>
-    <w:p>
-      <w:pPr>
-        <w:spacing w:after="0" w:line="240" w:lineRule="auto"/>
-        <w:rPr>
-          <w:rFonts w:ascii="Calibri" w:hAnsi="Calibri" w:cs="Calibri"/>
-          <w:color w:val="000000" w:themeColor="text1"/>
-          <w:sz w:val="20"/>
-          <w:szCs w:val="20"/>
-        </w:rPr>
-      </w:pPr>
-      <w:r>
-        <w:rPr>
-          <w:rFonts w:ascii="Calibri" w:hAnsi="Calibri" w:cs="Calibri"/>
-          <w:color w:val="000000" w:themeColor="text1"/>
-          <w:sz w:val="20"/>
-          <w:szCs w:val="20"/>
-        </w:rPr>
-        <w:t>End of Apps</w:t>
-      </w:r>
-    </w:p>
-    <w:p>
-      <w:pPr>
-        <w:spacing w:line="360" w:lineRule="auto"/>
-        <w:rPr>
-          <w:rFonts w:ascii="Calibri" w:hAnsi="Calibri" w:cs="Calibri"/>
-          <w:color w:val="000000" w:themeColor="text1"/>
-          <w:sz w:val="20"/>
-          <w:szCs w:val="20"/>
-        </w:rPr>
-      </w:pPr>
-    </w:p>
-    <w:p>
-      <w:pPr>
+      <w:r>
+        <w:rPr>
+          <w:rFonts w:ascii="Calibri" w:hAnsi="Calibri" w:cs="Calibri"/>
+          <w:sz w:val="18"/>
+          <w:szCs w:val="18"/>
+        </w:rPr>
+        <w:t>but codePointAt() correctly gives the full Unicode point.</w:t>
+      </w:r>
+    </w:p>
+    <w:p>
+      <w:pPr>
+        <w:pStyle w:val="ListParagraph"/>
+        <w:numPr>
+          <w:ilvl w:val="0"/>
+          <w:numId w:val="1"/>
+        </w:numPr>
         <w:spacing w:line="360" w:lineRule="auto"/>
         <w:rPr>
           <w:rFonts w:ascii="Calibri" w:hAnsi="Calibri" w:cs="Calibri"/>
           <w:b/>
           <w:bCs/>
-          <w:sz w:val="28"/>
-          <w:szCs w:val="28"/>
+          <w:color w:val="0070C0"/>
+        </w:rPr>
+      </w:pPr>
+      <w:r>
+        <w:rPr>
+          <w:rFonts w:ascii="Calibri" w:hAnsi="Calibri" w:cs="Calibri"/>
+          <w:b/>
+          <w:bCs/>
+          <w:color w:val="0070C0"/>
+        </w:rPr>
+        <w:t>CONDITIONAL STATEMENTS</w:t>
+      </w:r>
+    </w:p>
+    <w:p>
+      <w:pPr>
+        <w:pStyle w:val="ListParagraph"/>
+        <w:numPr>
+          <w:ilvl w:val="0"/>
+          <w:numId w:val="15"/>
+        </w:numPr>
+        <w:spacing w:line="360" w:lineRule="auto"/>
+        <w:rPr>
+          <w:rFonts w:ascii="Calibri" w:hAnsi="Calibri" w:cs="Calibri"/>
+          <w:sz w:val="18"/>
+          <w:szCs w:val="18"/>
+        </w:rPr>
+      </w:pPr>
+      <w:r>
+        <w:rPr>
+          <w:rFonts w:ascii="Calibri" w:hAnsi="Calibri" w:cs="Calibri"/>
+          <w:sz w:val="18"/>
+          <w:szCs w:val="18"/>
+        </w:rPr>
+        <w:t xml:space="preserve">If </w:t>
+      </w:r>
+    </w:p>
+    <w:p>
+      <w:pPr>
+        <w:pStyle w:val="ListParagraph"/>
+        <w:numPr>
+          <w:ilvl w:val="0"/>
+          <w:numId w:val="15"/>
+        </w:numPr>
+        <w:spacing w:line="360" w:lineRule="auto"/>
+        <w:rPr>
+          <w:rFonts w:ascii="Calibri" w:hAnsi="Calibri" w:cs="Calibri"/>
+          <w:sz w:val="18"/>
+          <w:szCs w:val="18"/>
+        </w:rPr>
+      </w:pPr>
+      <w:r>
+        <w:rPr>
+          <w:rFonts w:ascii="Calibri" w:hAnsi="Calibri" w:cs="Calibri"/>
+          <w:sz w:val="18"/>
+          <w:szCs w:val="18"/>
+        </w:rPr>
+        <w:t>If else</w:t>
+      </w:r>
+      <w:r>
+        <w:rPr>
+          <w:rFonts w:ascii="Calibri" w:hAnsi="Calibri" w:cs="Calibri"/>
+          <w:sz w:val="18"/>
+          <w:szCs w:val="18"/>
+        </w:rPr>
+        <w:t xml:space="preserve"> [if else if else]</w:t>
+      </w:r>
+    </w:p>
+    <w:p>
+      <w:pPr>
+        <w:pStyle w:val="ListParagraph"/>
+        <w:numPr>
+          <w:ilvl w:val="0"/>
+          <w:numId w:val="15"/>
+        </w:numPr>
+        <w:spacing w:line="360" w:lineRule="auto"/>
+        <w:rPr>
+          <w:rFonts w:ascii="Calibri" w:hAnsi="Calibri" w:cs="Calibri"/>
+          <w:sz w:val="18"/>
+          <w:szCs w:val="18"/>
+        </w:rPr>
+      </w:pPr>
+      <w:r>
+        <w:rPr>
+          <w:rFonts w:ascii="Calibri" w:hAnsi="Calibri" w:cs="Calibri"/>
+          <w:sz w:val="18"/>
+          <w:szCs w:val="18"/>
+        </w:rPr>
+        <w:t>Nested if</w:t>
+      </w:r>
+    </w:p>
+    <w:p>
+      <w:pPr>
+        <w:pStyle w:val="ListParagraph"/>
+        <w:numPr>
+          <w:ilvl w:val="0"/>
+          <w:numId w:val="1"/>
+        </w:numPr>
+        <w:spacing w:line="360" w:lineRule="auto"/>
+        <w:rPr>
+          <w:rFonts w:ascii="Calibri" w:hAnsi="Calibri" w:cs="Calibri"/>
+          <w:b/>
+          <w:bCs/>
+          <w:color w:val="0070C0"/>
+        </w:rPr>
+      </w:pPr>
+      <w:r>
+        <w:rPr>
+          <w:rFonts w:ascii="Calibri" w:hAnsi="Calibri" w:cs="Calibri"/>
+          <w:b/>
+          <w:bCs/>
+          <w:color w:val="0070C0"/>
+        </w:rPr>
+        <w:t>ITERATIVE STATEMENTS</w:t>
+      </w:r>
+    </w:p>
+    <w:p>
+      <w:pPr>
+        <w:pStyle w:val="ListParagraph"/>
+        <w:numPr>
+          <w:ilvl w:val="0"/>
+          <w:numId w:val="16"/>
+        </w:numPr>
+        <w:spacing w:line="360" w:lineRule="auto"/>
+        <w:rPr>
+          <w:rFonts w:ascii="Calibri" w:hAnsi="Calibri" w:cs="Calibri"/>
+          <w:sz w:val="18"/>
+          <w:szCs w:val="18"/>
+        </w:rPr>
+      </w:pPr>
+      <w:r>
+        <w:rPr>
+          <w:rFonts w:ascii="Calibri" w:hAnsi="Calibri" w:cs="Calibri"/>
+          <w:sz w:val="18"/>
+          <w:szCs w:val="18"/>
+        </w:rPr>
+        <w:t>For</w:t>
+      </w:r>
+    </w:p>
+    <w:p>
+      <w:pPr>
+        <w:pStyle w:val="ListParagraph"/>
+        <w:numPr>
+          <w:ilvl w:val="0"/>
+          <w:numId w:val="16"/>
+        </w:numPr>
+        <w:spacing w:line="360" w:lineRule="auto"/>
+        <w:rPr>
+          <w:rFonts w:ascii="Calibri" w:hAnsi="Calibri" w:cs="Calibri"/>
+          <w:sz w:val="18"/>
+          <w:szCs w:val="18"/>
+        </w:rPr>
+      </w:pPr>
+      <w:r>
+        <w:rPr>
+          <w:rFonts w:ascii="Calibri" w:hAnsi="Calibri" w:cs="Calibri"/>
+          <w:sz w:val="18"/>
+          <w:szCs w:val="18"/>
+        </w:rPr>
+        <w:t>While</w:t>
+      </w:r>
+    </w:p>
+    <w:p>
+      <w:pPr>
+        <w:pStyle w:val="ListParagraph"/>
+        <w:numPr>
+          <w:ilvl w:val="0"/>
+          <w:numId w:val="16"/>
+        </w:numPr>
+        <w:spacing w:line="360" w:lineRule="auto"/>
+        <w:rPr>
+          <w:rFonts w:ascii="Calibri" w:hAnsi="Calibri" w:cs="Calibri"/>
+          <w:sz w:val="18"/>
+          <w:szCs w:val="18"/>
+        </w:rPr>
+      </w:pPr>
+      <w:r>
+        <w:rPr>
+          <w:rFonts w:ascii="Calibri" w:hAnsi="Calibri" w:cs="Calibri"/>
+          <w:sz w:val="18"/>
+          <w:szCs w:val="18"/>
+        </w:rPr>
+        <w:t>Do while</w:t>
+      </w:r>
+    </w:p>
+    <w:p>
+      <w:pPr>
+        <w:pStyle w:val="ListParagraph"/>
+        <w:numPr>
+          <w:ilvl w:val="0"/>
+          <w:numId w:val="16"/>
+        </w:numPr>
+        <w:spacing w:line="360" w:lineRule="auto"/>
+        <w:rPr>
+          <w:rFonts w:ascii="Calibri" w:hAnsi="Calibri" w:cs="Calibri"/>
+          <w:sz w:val="18"/>
+          <w:szCs w:val="18"/>
+        </w:rPr>
+      </w:pPr>
+      <w:r>
+        <w:rPr>
+          <w:rFonts w:ascii="Calibri" w:hAnsi="Calibri" w:cs="Calibri"/>
+          <w:sz w:val="18"/>
+          <w:szCs w:val="18"/>
+        </w:rPr>
+        <w:t>For each</w:t>
+      </w:r>
+    </w:p>
+    <w:p>
+      <w:pPr>
+        <w:pStyle w:val="ListParagraph"/>
+        <w:spacing w:line="360" w:lineRule="auto"/>
+        <w:ind w:left="0"/>
+        <w:rPr>
+          <w:rFonts w:ascii="Calibri" w:hAnsi="Calibri" w:cs="Calibri"/>
+          <w:sz w:val="18"/>
+          <w:szCs w:val="18"/>
+        </w:rPr>
+      </w:pPr>
+      <w:r>
+        <w:rPr>
+          <w:rFonts w:ascii="Calibri" w:hAnsi="Calibri" w:cs="Calibri"/>
+          <w:sz w:val="18"/>
+          <w:szCs w:val="18"/>
+        </w:rPr>
+        <w:t>Break and Continue</w:t>
+      </w:r>
+    </w:p>
+    <w:p>
+      <w:pPr>
+        <w:pStyle w:val="ListParagraph"/>
+        <w:spacing w:line="360" w:lineRule="auto"/>
+        <w:ind w:left="0"/>
+        <w:rPr>
+          <w:rFonts w:ascii="Calibri" w:hAnsi="Calibri" w:cs="Calibri"/>
+          <w:sz w:val="18"/>
+          <w:szCs w:val="18"/>
+        </w:rPr>
+      </w:pPr>
+    </w:p>
+    <w:p>
+      <w:pPr>
+        <w:pStyle w:val="ListParagraph"/>
+        <w:spacing w:line="360" w:lineRule="auto"/>
+        <w:ind w:left="0"/>
+        <w:rPr>
+          <w:rFonts w:ascii="Calibri" w:hAnsi="Calibri" w:cs="Calibri"/>
+          <w:sz w:val="18"/>
+          <w:szCs w:val="18"/>
+        </w:rPr>
+      </w:pPr>
+    </w:p>
+    <w:p>
+      <w:pPr>
+        <w:spacing w:line="360" w:lineRule="auto"/>
+        <w:rPr>
+          <w:rFonts w:ascii="Calibri" w:hAnsi="Calibri" w:cs="Calibri"/>
+          <w:sz w:val="18"/>
+          <w:szCs w:val="18"/>
+        </w:rPr>
+      </w:pPr>
+    </w:p>
+    <w:p>
+      <w:pPr>
+        <w:spacing w:line="360" w:lineRule="auto"/>
+        <w:rPr>
+          <w:rFonts w:ascii="Calibri" w:hAnsi="Calibri" w:cs="Calibri"/>
+          <w:sz w:val="18"/>
+          <w:szCs w:val="18"/>
+        </w:rPr>
+      </w:pPr>
+    </w:p>
+    <w:p>
+      <w:pPr>
+        <w:spacing w:line="360" w:lineRule="auto"/>
+        <w:rPr>
+          <w:rFonts w:ascii="Calibri" w:hAnsi="Calibri" w:cs="Calibri"/>
+          <w:sz w:val="18"/>
+          <w:szCs w:val="18"/>
+        </w:rPr>
+      </w:pPr>
+    </w:p>
+    <w:p>
+      <w:pPr>
+        <w:spacing w:line="360" w:lineRule="auto"/>
+        <w:rPr>
+          <w:rFonts w:ascii="Calibri" w:hAnsi="Calibri" w:cs="Calibri"/>
+          <w:sz w:val="18"/>
+          <w:szCs w:val="18"/>
+        </w:rPr>
+      </w:pPr>
+    </w:p>
+    <w:p>
+      <w:pPr>
+        <w:spacing w:line="360" w:lineRule="auto"/>
+        <w:rPr>
+          <w:rFonts w:ascii="Calibri" w:hAnsi="Calibri" w:cs="Calibri"/>
+          <w:sz w:val="18"/>
+          <w:szCs w:val="18"/>
+        </w:rPr>
+      </w:pPr>
+    </w:p>
+    <w:p>
+      <w:pPr>
+        <w:spacing w:line="360" w:lineRule="auto"/>
+        <w:rPr>
+          <w:rFonts w:ascii="Calibri" w:hAnsi="Calibri" w:cs="Calibri"/>
+          <w:sz w:val="18"/>
+          <w:szCs w:val="18"/>
+        </w:rPr>
+      </w:pPr>
+    </w:p>
+    <w:p>
+      <w:pPr>
+        <w:spacing w:line="360" w:lineRule="auto"/>
+        <w:rPr>
+          <w:rFonts w:ascii="Calibri" w:hAnsi="Calibri" w:cs="Calibri"/>
+          <w:sz w:val="18"/>
+          <w:szCs w:val="18"/>
         </w:rPr>
       </w:pPr>
     </w:p>
@@ -5388,6 +8407,232 @@
 <file path=word/numbering.xml><?xml version="1.0" encoding="utf-8"?>
 <w:numbering xmlns:wpc="http://schemas.microsoft.com/office/word/2010/wordprocessingCanvas" xmlns:cx="http://schemas.microsoft.com/office/drawing/2014/chartex" xmlns:cx1="http://schemas.microsoft.com/office/drawing/2015/9/8/chartex" xmlns:cx2="http://schemas.microsoft.com/office/drawing/2015/10/21/chartex" xmlns:cx3="http://schemas.microsoft.com/office/drawing/2016/5/9/chartex" xmlns:cx4="http://schemas.microsoft.com/office/drawing/2016/5/10/chartex" xmlns:cx5="http://schemas.microsoft.com/office/drawing/2016/5/11/chartex" xmlns:cx6="http://schemas.microsoft.com/office/drawing/2016/5/12/chartex" xmlns:cx7="http://schemas.microsoft.com/office/drawing/2016/5/13/chartex" xmlns:cx8="http://schemas.microsoft.com/office/drawing/2016/5/14/chartex" xmlns:mc="http://schemas.openxmlformats.org/markup-compatibility/2006" xmlns:aink="http://schemas.microsoft.com/office/drawing/2016/ink" xmlns:am3d="http://schemas.microsoft.com/office/drawing/2017/model3d" xmlns:o="urn:schemas-microsoft-com:office:office" xmlns:oel="http://schemas.microsoft.com/office/2019/extlst" xmlns:r="http://schemas.openxmlformats.org/officeDocument/2006/relationships" xmlns:m="http://schemas.openxmlformats.org/officeDocument/2006/math" xmlns:v="urn:schemas-microsoft-com:vml" xmlns:wp14="http://schemas.microsoft.com/office/word/2010/wordprocessingDrawing" xmlns:wp="http://schemas.openxmlformats.org/drawingml/2006/wordprocessingDrawing" xmlns:w10="urn:schemas-microsoft-com:office:word" xmlns:w="http://schemas.openxmlformats.org/wordprocessingml/2006/main" xmlns:w14="http://schemas.microsoft.com/office/word/2010/wordml" xmlns:w15="http://schemas.microsoft.com/office/word/2012/wordml" xmlns:w16cex="http://schemas.microsoft.com/office/word/2018/wordml/cex" xmlns:w16cid="http://schemas.microsoft.com/office/word/2016/wordml/cid" xmlns:w16="http://schemas.microsoft.com/office/word/2018/wordml" xmlns:w16du="http://schemas.microsoft.com/office/word/2023/wordml/word16du" xmlns:w16sdtdh="http://schemas.microsoft.com/office/word/2020/wordml/sdtdatahash" xmlns:w16sdtfl="http://schemas.microsoft.com/office/word/2024/wordml/sdtformatlock" xmlns:w16se="http://schemas.microsoft.com/office/word/2015/wordml/symex" xmlns:wpg="http://schemas.microsoft.com/office/word/2010/wordprocessingGroup" xmlns:wpi="http://schemas.microsoft.com/office/word/2010/wordprocessingInk" xmlns:wne="http://schemas.microsoft.com/office/word/2006/wordml" xmlns:wps="http://schemas.microsoft.com/office/word/2010/wordprocessingShape" mc:Ignorable="w14 w15 w16se w16cid w16 w16cex w16sdtdh w16sdtfl w16du wp14">
   <w:abstractNum w:abstractNumId="0" w15:restartNumberingAfterBreak="0">
+    <w:nsid w:val="039A5947"/>
+    <w:multiLevelType w:val="hybridMultilevel"/>
+    <w:tmpl w:val="856632DE"/>
+    <w:lvl w:ilvl="0" w:tplc="4009000B">
+      <w:start w:val="1"/>
+      <w:numFmt w:val="bullet"/>
+      <w:lvlText w:val=""/>
+      <w:lvlJc w:val="left"/>
+      <w:pPr>
+        <w:ind w:left="720" w:hanging="360"/>
+      </w:pPr>
+      <w:rPr>
+        <w:rFonts w:ascii="Wingdings" w:hAnsi="Wingdings" w:hint="default"/>
+      </w:rPr>
+    </w:lvl>
+    <w:lvl w:ilvl="1" w:tplc="40090003" w:tentative="1">
+      <w:start w:val="1"/>
+      <w:numFmt w:val="bullet"/>
+      <w:lvlText w:val="o"/>
+      <w:lvlJc w:val="left"/>
+      <w:pPr>
+        <w:ind w:left="1440" w:hanging="360"/>
+      </w:pPr>
+      <w:rPr>
+        <w:rFonts w:ascii="Courier New" w:hAnsi="Courier New" w:cs="Courier New" w:hint="default"/>
+      </w:rPr>
+    </w:lvl>
+    <w:lvl w:ilvl="2" w:tplc="40090005" w:tentative="1">
+      <w:start w:val="1"/>
+      <w:numFmt w:val="bullet"/>
+      <w:lvlText w:val=""/>
+      <w:lvlJc w:val="left"/>
+      <w:pPr>
+        <w:ind w:left="2160" w:hanging="360"/>
+      </w:pPr>
+      <w:rPr>
+        <w:rFonts w:ascii="Wingdings" w:hAnsi="Wingdings" w:hint="default"/>
+      </w:rPr>
+    </w:lvl>
+    <w:lvl w:ilvl="3" w:tplc="40090001" w:tentative="1">
+      <w:start w:val="1"/>
+      <w:numFmt w:val="bullet"/>
+      <w:lvlText w:val=""/>
+      <w:lvlJc w:val="left"/>
+      <w:pPr>
+        <w:ind w:left="2880" w:hanging="360"/>
+      </w:pPr>
+      <w:rPr>
+        <w:rFonts w:ascii="Symbol" w:hAnsi="Symbol" w:hint="default"/>
+      </w:rPr>
+    </w:lvl>
+    <w:lvl w:ilvl="4" w:tplc="40090003" w:tentative="1">
+      <w:start w:val="1"/>
+      <w:numFmt w:val="bullet"/>
+      <w:lvlText w:val="o"/>
+      <w:lvlJc w:val="left"/>
+      <w:pPr>
+        <w:ind w:left="3600" w:hanging="360"/>
+      </w:pPr>
+      <w:rPr>
+        <w:rFonts w:ascii="Courier New" w:hAnsi="Courier New" w:cs="Courier New" w:hint="default"/>
+      </w:rPr>
+    </w:lvl>
+    <w:lvl w:ilvl="5" w:tplc="40090005" w:tentative="1">
+      <w:start w:val="1"/>
+      <w:numFmt w:val="bullet"/>
+      <w:lvlText w:val=""/>
+      <w:lvlJc w:val="left"/>
+      <w:pPr>
+        <w:ind w:left="4320" w:hanging="360"/>
+      </w:pPr>
+      <w:rPr>
+        <w:rFonts w:ascii="Wingdings" w:hAnsi="Wingdings" w:hint="default"/>
+      </w:rPr>
+    </w:lvl>
+    <w:lvl w:ilvl="6" w:tplc="40090001" w:tentative="1">
+      <w:start w:val="1"/>
+      <w:numFmt w:val="bullet"/>
+      <w:lvlText w:val=""/>
+      <w:lvlJc w:val="left"/>
+      <w:pPr>
+        <w:ind w:left="5040" w:hanging="360"/>
+      </w:pPr>
+      <w:rPr>
+        <w:rFonts w:ascii="Symbol" w:hAnsi="Symbol" w:hint="default"/>
+      </w:rPr>
+    </w:lvl>
+    <w:lvl w:ilvl="7" w:tplc="40090003" w:tentative="1">
+      <w:start w:val="1"/>
+      <w:numFmt w:val="bullet"/>
+      <w:lvlText w:val="o"/>
+      <w:lvlJc w:val="left"/>
+      <w:pPr>
+        <w:ind w:left="5760" w:hanging="360"/>
+      </w:pPr>
+      <w:rPr>
+        <w:rFonts w:ascii="Courier New" w:hAnsi="Courier New" w:cs="Courier New" w:hint="default"/>
+      </w:rPr>
+    </w:lvl>
+    <w:lvl w:ilvl="8" w:tplc="40090005" w:tentative="1">
+      <w:start w:val="1"/>
+      <w:numFmt w:val="bullet"/>
+      <w:lvlText w:val=""/>
+      <w:lvlJc w:val="left"/>
+      <w:pPr>
+        <w:ind w:left="6480" w:hanging="360"/>
+      </w:pPr>
+      <w:rPr>
+        <w:rFonts w:ascii="Wingdings" w:hAnsi="Wingdings" w:hint="default"/>
+      </w:rPr>
+    </w:lvl>
+  </w:abstractNum>
+  <w:abstractNum w:abstractNumId="1" w15:restartNumberingAfterBreak="0">
+    <w:nsid w:val="0C705259"/>
+    <w:multiLevelType w:val="hybridMultilevel"/>
+    <w:tmpl w:val="F264A7AC"/>
+    <w:lvl w:ilvl="0" w:tplc="4009000B">
+      <w:start w:val="1"/>
+      <w:numFmt w:val="bullet"/>
+      <w:lvlText w:val=""/>
+      <w:lvlJc w:val="left"/>
+      <w:pPr>
+        <w:ind w:left="720" w:hanging="360"/>
+      </w:pPr>
+      <w:rPr>
+        <w:rFonts w:ascii="Wingdings" w:hAnsi="Wingdings" w:hint="default"/>
+      </w:rPr>
+    </w:lvl>
+    <w:lvl w:ilvl="1" w:tplc="40090003" w:tentative="1">
+      <w:start w:val="1"/>
+      <w:numFmt w:val="bullet"/>
+      <w:lvlText w:val="o"/>
+      <w:lvlJc w:val="left"/>
+      <w:pPr>
+        <w:ind w:left="1440" w:hanging="360"/>
+      </w:pPr>
+      <w:rPr>
+        <w:rFonts w:ascii="Courier New" w:hAnsi="Courier New" w:cs="Courier New" w:hint="default"/>
+      </w:rPr>
+    </w:lvl>
+    <w:lvl w:ilvl="2" w:tplc="40090005" w:tentative="1">
+      <w:start w:val="1"/>
+      <w:numFmt w:val="bullet"/>
+      <w:lvlText w:val=""/>
+      <w:lvlJc w:val="left"/>
+      <w:pPr>
+        <w:ind w:left="2160" w:hanging="360"/>
+      </w:pPr>
+      <w:rPr>
+        <w:rFonts w:ascii="Wingdings" w:hAnsi="Wingdings" w:hint="default"/>
+      </w:rPr>
+    </w:lvl>
+    <w:lvl w:ilvl="3" w:tplc="40090001" w:tentative="1">
+      <w:start w:val="1"/>
+      <w:numFmt w:val="bullet"/>
+      <w:lvlText w:val=""/>
+      <w:lvlJc w:val="left"/>
+      <w:pPr>
+        <w:ind w:left="2880" w:hanging="360"/>
+      </w:pPr>
+      <w:rPr>
+        <w:rFonts w:ascii="Symbol" w:hAnsi="Symbol" w:hint="default"/>
+      </w:rPr>
+    </w:lvl>
+    <w:lvl w:ilvl="4" w:tplc="40090003" w:tentative="1">
+      <w:start w:val="1"/>
+      <w:numFmt w:val="bullet"/>
+      <w:lvlText w:val="o"/>
+      <w:lvlJc w:val="left"/>
+      <w:pPr>
+        <w:ind w:left="3600" w:hanging="360"/>
+      </w:pPr>
+      <w:rPr>
+        <w:rFonts w:ascii="Courier New" w:hAnsi="Courier New" w:cs="Courier New" w:hint="default"/>
+      </w:rPr>
+    </w:lvl>
+    <w:lvl w:ilvl="5" w:tplc="40090005" w:tentative="1">
+      <w:start w:val="1"/>
+      <w:numFmt w:val="bullet"/>
+      <w:lvlText w:val=""/>
+      <w:lvlJc w:val="left"/>
+      <w:pPr>
+        <w:ind w:left="4320" w:hanging="360"/>
+      </w:pPr>
+      <w:rPr>
+        <w:rFonts w:ascii="Wingdings" w:hAnsi="Wingdings" w:hint="default"/>
+      </w:rPr>
+    </w:lvl>
+    <w:lvl w:ilvl="6" w:tplc="40090001" w:tentative="1">
+      <w:start w:val="1"/>
+      <w:numFmt w:val="bullet"/>
+      <w:lvlText w:val=""/>
+      <w:lvlJc w:val="left"/>
+      <w:pPr>
+        <w:ind w:left="5040" w:hanging="360"/>
+      </w:pPr>
+      <w:rPr>
+        <w:rFonts w:ascii="Symbol" w:hAnsi="Symbol" w:hint="default"/>
+      </w:rPr>
+    </w:lvl>
+    <w:lvl w:ilvl="7" w:tplc="40090003" w:tentative="1">
+      <w:start w:val="1"/>
+      <w:numFmt w:val="bullet"/>
+      <w:lvlText w:val="o"/>
+      <w:lvlJc w:val="left"/>
+      <w:pPr>
+        <w:ind w:left="5760" w:hanging="360"/>
+      </w:pPr>
+      <w:rPr>
+        <w:rFonts w:ascii="Courier New" w:hAnsi="Courier New" w:cs="Courier New" w:hint="default"/>
+      </w:rPr>
+    </w:lvl>
+    <w:lvl w:ilvl="8" w:tplc="40090005" w:tentative="1">
+      <w:start w:val="1"/>
+      <w:numFmt w:val="bullet"/>
+      <w:lvlText w:val=""/>
+      <w:lvlJc w:val="left"/>
+      <w:pPr>
+        <w:ind w:left="6480" w:hanging="360"/>
+      </w:pPr>
+      <w:rPr>
+        <w:rFonts w:ascii="Wingdings" w:hAnsi="Wingdings" w:hint="default"/>
+      </w:rPr>
+    </w:lvl>
+  </w:abstractNum>
+  <w:abstractNum w:abstractNumId="2" w15:restartNumberingAfterBreak="0">
     <w:nsid w:val="0F31040F"/>
     <w:multiLevelType w:val="hybridMultilevel"/>
     <w:tmpl w:val="6164AA4E"/>
@@ -5478,7 +8723,7 @@
       </w:pPr>
     </w:lvl>
   </w:abstractNum>
-  <w:abstractNum w:abstractNumId="1" w15:restartNumberingAfterBreak="0">
+  <w:abstractNum w:abstractNumId="3" w15:restartNumberingAfterBreak="0">
     <w:nsid w:val="1B610309"/>
     <w:multiLevelType w:val="hybridMultilevel"/>
     <w:tmpl w:val="2D102494"/>
@@ -5591,7 +8836,7 @@
       </w:rPr>
     </w:lvl>
   </w:abstractNum>
-  <w:abstractNum w:abstractNumId="2" w15:restartNumberingAfterBreak="0">
+  <w:abstractNum w:abstractNumId="4" w15:restartNumberingAfterBreak="0">
     <w:nsid w:val="45882A22"/>
     <w:multiLevelType w:val="hybridMultilevel"/>
     <w:tmpl w:val="16504C34"/>
@@ -5704,7 +8949,7 @@
       </w:rPr>
     </w:lvl>
   </w:abstractNum>
-  <w:abstractNum w:abstractNumId="3" w15:restartNumberingAfterBreak="0">
+  <w:abstractNum w:abstractNumId="5" w15:restartNumberingAfterBreak="0">
     <w:nsid w:val="45AF1CEA"/>
     <w:multiLevelType w:val="hybridMultilevel"/>
     <w:tmpl w:val="C55CF21E"/>
@@ -5817,7 +9062,120 @@
       </w:rPr>
     </w:lvl>
   </w:abstractNum>
-  <w:abstractNum w:abstractNumId="4" w15:restartNumberingAfterBreak="0">
+  <w:abstractNum w:abstractNumId="6" w15:restartNumberingAfterBreak="0">
+    <w:nsid w:val="481C21CB"/>
+    <w:multiLevelType w:val="hybridMultilevel"/>
+    <w:tmpl w:val="2548C538"/>
+    <w:lvl w:ilvl="0" w:tplc="4009000B">
+      <w:start w:val="1"/>
+      <w:numFmt w:val="bullet"/>
+      <w:lvlText w:val=""/>
+      <w:lvlJc w:val="left"/>
+      <w:pPr>
+        <w:ind w:left="720" w:hanging="360"/>
+      </w:pPr>
+      <w:rPr>
+        <w:rFonts w:ascii="Wingdings" w:hAnsi="Wingdings" w:hint="default"/>
+      </w:rPr>
+    </w:lvl>
+    <w:lvl w:ilvl="1" w:tplc="40090003" w:tentative="1">
+      <w:start w:val="1"/>
+      <w:numFmt w:val="bullet"/>
+      <w:lvlText w:val="o"/>
+      <w:lvlJc w:val="left"/>
+      <w:pPr>
+        <w:ind w:left="1440" w:hanging="360"/>
+      </w:pPr>
+      <w:rPr>
+        <w:rFonts w:ascii="Courier New" w:hAnsi="Courier New" w:cs="Courier New" w:hint="default"/>
+      </w:rPr>
+    </w:lvl>
+    <w:lvl w:ilvl="2" w:tplc="40090005" w:tentative="1">
+      <w:start w:val="1"/>
+      <w:numFmt w:val="bullet"/>
+      <w:lvlText w:val=""/>
+      <w:lvlJc w:val="left"/>
+      <w:pPr>
+        <w:ind w:left="2160" w:hanging="360"/>
+      </w:pPr>
+      <w:rPr>
+        <w:rFonts w:ascii="Wingdings" w:hAnsi="Wingdings" w:hint="default"/>
+      </w:rPr>
+    </w:lvl>
+    <w:lvl w:ilvl="3" w:tplc="40090001" w:tentative="1">
+      <w:start w:val="1"/>
+      <w:numFmt w:val="bullet"/>
+      <w:lvlText w:val=""/>
+      <w:lvlJc w:val="left"/>
+      <w:pPr>
+        <w:ind w:left="2880" w:hanging="360"/>
+      </w:pPr>
+      <w:rPr>
+        <w:rFonts w:ascii="Symbol" w:hAnsi="Symbol" w:hint="default"/>
+      </w:rPr>
+    </w:lvl>
+    <w:lvl w:ilvl="4" w:tplc="40090003" w:tentative="1">
+      <w:start w:val="1"/>
+      <w:numFmt w:val="bullet"/>
+      <w:lvlText w:val="o"/>
+      <w:lvlJc w:val="left"/>
+      <w:pPr>
+        <w:ind w:left="3600" w:hanging="360"/>
+      </w:pPr>
+      <w:rPr>
+        <w:rFonts w:ascii="Courier New" w:hAnsi="Courier New" w:cs="Courier New" w:hint="default"/>
+      </w:rPr>
+    </w:lvl>
+    <w:lvl w:ilvl="5" w:tplc="40090005" w:tentative="1">
+      <w:start w:val="1"/>
+      <w:numFmt w:val="bullet"/>
+      <w:lvlText w:val=""/>
+      <w:lvlJc w:val="left"/>
+      <w:pPr>
+        <w:ind w:left="4320" w:hanging="360"/>
+      </w:pPr>
+      <w:rPr>
+        <w:rFonts w:ascii="Wingdings" w:hAnsi="Wingdings" w:hint="default"/>
+      </w:rPr>
+    </w:lvl>
+    <w:lvl w:ilvl="6" w:tplc="40090001" w:tentative="1">
+      <w:start w:val="1"/>
+      <w:numFmt w:val="bullet"/>
+      <w:lvlText w:val=""/>
+      <w:lvlJc w:val="left"/>
+      <w:pPr>
+        <w:ind w:left="5040" w:hanging="360"/>
+      </w:pPr>
+      <w:rPr>
+        <w:rFonts w:ascii="Symbol" w:hAnsi="Symbol" w:hint="default"/>
+      </w:rPr>
+    </w:lvl>
+    <w:lvl w:ilvl="7" w:tplc="40090003" w:tentative="1">
+      <w:start w:val="1"/>
+      <w:numFmt w:val="bullet"/>
+      <w:lvlText w:val="o"/>
+      <w:lvlJc w:val="left"/>
+      <w:pPr>
+        <w:ind w:left="5760" w:hanging="360"/>
+      </w:pPr>
+      <w:rPr>
+        <w:rFonts w:ascii="Courier New" w:hAnsi="Courier New" w:cs="Courier New" w:hint="default"/>
+      </w:rPr>
+    </w:lvl>
+    <w:lvl w:ilvl="8" w:tplc="40090005" w:tentative="1">
+      <w:start w:val="1"/>
+      <w:numFmt w:val="bullet"/>
+      <w:lvlText w:val=""/>
+      <w:lvlJc w:val="left"/>
+      <w:pPr>
+        <w:ind w:left="6480" w:hanging="360"/>
+      </w:pPr>
+      <w:rPr>
+        <w:rFonts w:ascii="Wingdings" w:hAnsi="Wingdings" w:hint="default"/>
+      </w:rPr>
+    </w:lvl>
+  </w:abstractNum>
+  <w:abstractNum w:abstractNumId="7" w15:restartNumberingAfterBreak="0">
     <w:nsid w:val="4BCF089C"/>
     <w:multiLevelType w:val="hybridMultilevel"/>
     <w:tmpl w:val="80188B14"/>
@@ -5906,7 +9264,120 @@
       </w:pPr>
     </w:lvl>
   </w:abstractNum>
-  <w:abstractNum w:abstractNumId="5" w15:restartNumberingAfterBreak="0">
+  <w:abstractNum w:abstractNumId="8" w15:restartNumberingAfterBreak="0">
+    <w:nsid w:val="4CB7422D"/>
+    <w:multiLevelType w:val="hybridMultilevel"/>
+    <w:tmpl w:val="E3D2A668"/>
+    <w:lvl w:ilvl="0" w:tplc="4009000B">
+      <w:start w:val="1"/>
+      <w:numFmt w:val="bullet"/>
+      <w:lvlText w:val=""/>
+      <w:lvlJc w:val="left"/>
+      <w:pPr>
+        <w:ind w:left="720" w:hanging="360"/>
+      </w:pPr>
+      <w:rPr>
+        <w:rFonts w:ascii="Wingdings" w:hAnsi="Wingdings" w:hint="default"/>
+      </w:rPr>
+    </w:lvl>
+    <w:lvl w:ilvl="1" w:tplc="40090003" w:tentative="1">
+      <w:start w:val="1"/>
+      <w:numFmt w:val="bullet"/>
+      <w:lvlText w:val="o"/>
+      <w:lvlJc w:val="left"/>
+      <w:pPr>
+        <w:ind w:left="1440" w:hanging="360"/>
+      </w:pPr>
+      <w:rPr>
+        <w:rFonts w:ascii="Courier New" w:hAnsi="Courier New" w:cs="Courier New" w:hint="default"/>
+      </w:rPr>
+    </w:lvl>
+    <w:lvl w:ilvl="2" w:tplc="40090005" w:tentative="1">
+      <w:start w:val="1"/>
+      <w:numFmt w:val="bullet"/>
+      <w:lvlText w:val=""/>
+      <w:lvlJc w:val="left"/>
+      <w:pPr>
+        <w:ind w:left="2160" w:hanging="360"/>
+      </w:pPr>
+      <w:rPr>
+        <w:rFonts w:ascii="Wingdings" w:hAnsi="Wingdings" w:hint="default"/>
+      </w:rPr>
+    </w:lvl>
+    <w:lvl w:ilvl="3" w:tplc="40090001" w:tentative="1">
+      <w:start w:val="1"/>
+      <w:numFmt w:val="bullet"/>
+      <w:lvlText w:val=""/>
+      <w:lvlJc w:val="left"/>
+      <w:pPr>
+        <w:ind w:left="2880" w:hanging="360"/>
+      </w:pPr>
+      <w:rPr>
+        <w:rFonts w:ascii="Symbol" w:hAnsi="Symbol" w:hint="default"/>
+      </w:rPr>
+    </w:lvl>
+    <w:lvl w:ilvl="4" w:tplc="40090003" w:tentative="1">
+      <w:start w:val="1"/>
+      <w:numFmt w:val="bullet"/>
+      <w:lvlText w:val="o"/>
+      <w:lvlJc w:val="left"/>
+      <w:pPr>
+        <w:ind w:left="3600" w:hanging="360"/>
+      </w:pPr>
+      <w:rPr>
+        <w:rFonts w:ascii="Courier New" w:hAnsi="Courier New" w:cs="Courier New" w:hint="default"/>
+      </w:rPr>
+    </w:lvl>
+    <w:lvl w:ilvl="5" w:tplc="40090005" w:tentative="1">
+      <w:start w:val="1"/>
+      <w:numFmt w:val="bullet"/>
+      <w:lvlText w:val=""/>
+      <w:lvlJc w:val="left"/>
+      <w:pPr>
+        <w:ind w:left="4320" w:hanging="360"/>
+      </w:pPr>
+      <w:rPr>
+        <w:rFonts w:ascii="Wingdings" w:hAnsi="Wingdings" w:hint="default"/>
+      </w:rPr>
+    </w:lvl>
+    <w:lvl w:ilvl="6" w:tplc="40090001" w:tentative="1">
+      <w:start w:val="1"/>
+      <w:numFmt w:val="bullet"/>
+      <w:lvlText w:val=""/>
+      <w:lvlJc w:val="left"/>
+      <w:pPr>
+        <w:ind w:left="5040" w:hanging="360"/>
+      </w:pPr>
+      <w:rPr>
+        <w:rFonts w:ascii="Symbol" w:hAnsi="Symbol" w:hint="default"/>
+      </w:rPr>
+    </w:lvl>
+    <w:lvl w:ilvl="7" w:tplc="40090003" w:tentative="1">
+      <w:start w:val="1"/>
+      <w:numFmt w:val="bullet"/>
+      <w:lvlText w:val="o"/>
+      <w:lvlJc w:val="left"/>
+      <w:pPr>
+        <w:ind w:left="5760" w:hanging="360"/>
+      </w:pPr>
+      <w:rPr>
+        <w:rFonts w:ascii="Courier New" w:hAnsi="Courier New" w:cs="Courier New" w:hint="default"/>
+      </w:rPr>
+    </w:lvl>
+    <w:lvl w:ilvl="8" w:tplc="40090005" w:tentative="1">
+      <w:start w:val="1"/>
+      <w:numFmt w:val="bullet"/>
+      <w:lvlText w:val=""/>
+      <w:lvlJc w:val="left"/>
+      <w:pPr>
+        <w:ind w:left="6480" w:hanging="360"/>
+      </w:pPr>
+      <w:rPr>
+        <w:rFonts w:ascii="Wingdings" w:hAnsi="Wingdings" w:hint="default"/>
+      </w:rPr>
+    </w:lvl>
+  </w:abstractNum>
+  <w:abstractNum w:abstractNumId="9" w15:restartNumberingAfterBreak="0">
     <w:nsid w:val="50602FDE"/>
     <w:multiLevelType w:val="hybridMultilevel"/>
     <w:tmpl w:val="463A831C"/>
@@ -6019,7 +9490,7 @@
       </w:rPr>
     </w:lvl>
   </w:abstractNum>
-  <w:abstractNum w:abstractNumId="6" w15:restartNumberingAfterBreak="0">
+  <w:abstractNum w:abstractNumId="10" w15:restartNumberingAfterBreak="0">
     <w:nsid w:val="52816912"/>
     <w:multiLevelType w:val="hybridMultilevel"/>
     <w:tmpl w:val="4F781EB8"/>
@@ -6132,7 +9603,7 @@
       </w:rPr>
     </w:lvl>
   </w:abstractNum>
-  <w:abstractNum w:abstractNumId="7" w15:restartNumberingAfterBreak="0">
+  <w:abstractNum w:abstractNumId="11" w15:restartNumberingAfterBreak="0">
     <w:nsid w:val="5EE1365D"/>
     <w:multiLevelType w:val="hybridMultilevel"/>
     <w:tmpl w:val="53D6ADB8"/>
@@ -6221,7 +9692,7 @@
       </w:pPr>
     </w:lvl>
   </w:abstractNum>
-  <w:abstractNum w:abstractNumId="8" w15:restartNumberingAfterBreak="0">
+  <w:abstractNum w:abstractNumId="12" w15:restartNumberingAfterBreak="0">
     <w:nsid w:val="674F07DE"/>
     <w:multiLevelType w:val="hybridMultilevel"/>
     <w:tmpl w:val="0AC0E7F8"/>
@@ -6334,7 +9805,7 @@
       </w:rPr>
     </w:lvl>
   </w:abstractNum>
-  <w:abstractNum w:abstractNumId="9" w15:restartNumberingAfterBreak="0">
+  <w:abstractNum w:abstractNumId="13" w15:restartNumberingAfterBreak="0">
     <w:nsid w:val="6E4A6C63"/>
     <w:multiLevelType w:val="hybridMultilevel"/>
     <w:tmpl w:val="DCAC3CEA"/>
@@ -6423,7 +9894,7 @@
       </w:pPr>
     </w:lvl>
   </w:abstractNum>
-  <w:abstractNum w:abstractNumId="10" w15:restartNumberingAfterBreak="0">
+  <w:abstractNum w:abstractNumId="14" w15:restartNumberingAfterBreak="0">
     <w:nsid w:val="6F165C59"/>
     <w:multiLevelType w:val="hybridMultilevel"/>
     <w:tmpl w:val="3330FEE6"/>
@@ -6536,7 +10007,7 @@
       </w:rPr>
     </w:lvl>
   </w:abstractNum>
-  <w:abstractNum w:abstractNumId="11" w15:restartNumberingAfterBreak="0">
+  <w:abstractNum w:abstractNumId="15" w15:restartNumberingAfterBreak="0">
     <w:nsid w:val="708F6EA3"/>
     <w:multiLevelType w:val="hybridMultilevel"/>
     <w:tmpl w:val="6EF8B7C2"/>
@@ -6650,40 +10121,52 @@
     </w:lvl>
   </w:abstractNum>
   <w:num w:numId="1" w16cid:durableId="147862515">
+    <w:abstractNumId w:val="2"/>
+  </w:num>
+  <w:num w:numId="2" w16cid:durableId="891427689">
+    <w:abstractNumId w:val="7"/>
+  </w:num>
+  <w:num w:numId="3" w16cid:durableId="1025448526">
+    <w:abstractNumId w:val="10"/>
+  </w:num>
+  <w:num w:numId="4" w16cid:durableId="1279949754">
+    <w:abstractNumId w:val="14"/>
+  </w:num>
+  <w:num w:numId="5" w16cid:durableId="40639235">
+    <w:abstractNumId w:val="15"/>
+  </w:num>
+  <w:num w:numId="6" w16cid:durableId="1712532210">
+    <w:abstractNumId w:val="9"/>
+  </w:num>
+  <w:num w:numId="7" w16cid:durableId="1794059394">
+    <w:abstractNumId w:val="5"/>
+  </w:num>
+  <w:num w:numId="8" w16cid:durableId="1565414199">
+    <w:abstractNumId w:val="11"/>
+  </w:num>
+  <w:num w:numId="9" w16cid:durableId="1104544566">
+    <w:abstractNumId w:val="12"/>
+  </w:num>
+  <w:num w:numId="10" w16cid:durableId="766727930">
+    <w:abstractNumId w:val="13"/>
+  </w:num>
+  <w:num w:numId="11" w16cid:durableId="2007005606">
+    <w:abstractNumId w:val="3"/>
+  </w:num>
+  <w:num w:numId="12" w16cid:durableId="1418598709">
+    <w:abstractNumId w:val="4"/>
+  </w:num>
+  <w:num w:numId="13" w16cid:durableId="964427958">
     <w:abstractNumId w:val="0"/>
   </w:num>
-  <w:num w:numId="2" w16cid:durableId="891427689">
-    <w:abstractNumId w:val="4"/>
+  <w:num w:numId="14" w16cid:durableId="2023432113">
+    <w:abstractNumId w:val="1"/>
   </w:num>
-  <w:num w:numId="3" w16cid:durableId="1025448526">
+  <w:num w:numId="15" w16cid:durableId="38821632">
     <w:abstractNumId w:val="6"/>
   </w:num>
-  <w:num w:numId="4" w16cid:durableId="1279949754">
-    <w:abstractNumId w:val="10"/>
-  </w:num>
-  <w:num w:numId="5" w16cid:durableId="40639235">
-    <w:abstractNumId w:val="11"/>
-  </w:num>
-  <w:num w:numId="6" w16cid:durableId="1712532210">
-    <w:abstractNumId w:val="5"/>
-  </w:num>
-  <w:num w:numId="7" w16cid:durableId="1794059394">
-    <w:abstractNumId w:val="3"/>
-  </w:num>
-  <w:num w:numId="8" w16cid:durableId="1565414199">
-    <w:abstractNumId w:val="7"/>
-  </w:num>
-  <w:num w:numId="9" w16cid:durableId="1104544566">
+  <w:num w:numId="16" w16cid:durableId="116678480">
     <w:abstractNumId w:val="8"/>
-  </w:num>
-  <w:num w:numId="10" w16cid:durableId="766727930">
-    <w:abstractNumId w:val="9"/>
-  </w:num>
-  <w:num w:numId="11" w16cid:durableId="2007005606">
-    <w:abstractNumId w:val="1"/>
-  </w:num>
-  <w:num w:numId="12" w16cid:durableId="1418598709">
-    <w:abstractNumId w:val="2"/>
   </w:num>
 </w:numbering>
 </file>
